--- a/Introduction to Streamlit & Snowflake Cortex AI/Snowflake_AI.docx
+++ b/Introduction to Streamlit & Snowflake Cortex AI/Snowflake_AI.docx
@@ -22,9 +22,10 @@
           <w:b/>
           <w:bCs/>
         </w:rPr>
-        <w:t xml:space="preserve"> What is </w:t>
-      </w:r>
-      <w:proofErr w:type="spellStart"/>
+        <w:t xml:space="preserve"> What is Streamlit?</w:t>
+      </w:r>
+    </w:p>
+    <w:p>
       <w:r>
         <w:rPr>
           <w:b/>
@@ -32,25 +33,6 @@
         </w:rPr>
         <w:t>Streamlit</w:t>
       </w:r>
-      <w:proofErr w:type="spellEnd"/>
-      <w:r>
-        <w:rPr>
-          <w:b/>
-          <w:bCs/>
-        </w:rPr>
-        <w:t>?</w:t>
-      </w:r>
-    </w:p>
-    <w:p>
-      <w:proofErr w:type="spellStart"/>
-      <w:r>
-        <w:rPr>
-          <w:b/>
-          <w:bCs/>
-        </w:rPr>
-        <w:t>Streamlit</w:t>
-      </w:r>
-      <w:proofErr w:type="spellEnd"/>
       <w:r>
         <w:t xml:space="preserve"> is a</w:t>
       </w:r>
@@ -117,13 +99,8 @@
           <w:numId w:val="1"/>
         </w:numPr>
       </w:pPr>
-      <w:proofErr w:type="spellStart"/>
-      <w:r>
-        <w:t>Streamlit</w:t>
-      </w:r>
-      <w:proofErr w:type="spellEnd"/>
-      <w:r>
-        <w:t xml:space="preserve"> = Python + Simplicity + Web App</w:t>
+      <w:r>
+        <w:t>Streamlit = Python + Simplicity + Web App</w:t>
       </w:r>
     </w:p>
     <w:p>
@@ -203,15 +180,7 @@
         </w:numPr>
       </w:pPr>
       <w:r>
-        <w:t xml:space="preserve">Native support for Pandas, NumPy, Matplotlib, </w:t>
-      </w:r>
-      <w:proofErr w:type="spellStart"/>
-      <w:r>
-        <w:t>Plotly</w:t>
-      </w:r>
-      <w:proofErr w:type="spellEnd"/>
-      <w:r>
-        <w:t>, and more</w:t>
+        <w:t>Native support for Pandas, NumPy, Matplotlib, Plotly, and more</w:t>
       </w:r>
     </w:p>
     <w:p>
@@ -257,23 +226,7 @@
           <w:b/>
           <w:bCs/>
         </w:rPr>
-        <w:t xml:space="preserve"> Why Use </w:t>
-      </w:r>
-      <w:proofErr w:type="spellStart"/>
-      <w:r>
-        <w:rPr>
-          <w:b/>
-          <w:bCs/>
-        </w:rPr>
-        <w:t>Streamlit</w:t>
-      </w:r>
-      <w:proofErr w:type="spellEnd"/>
-      <w:r>
-        <w:rPr>
-          <w:b/>
-          <w:bCs/>
-        </w:rPr>
-        <w:t>?</w:t>
+        <w:t xml:space="preserve"> Why Use Streamlit?</w:t>
       </w:r>
     </w:p>
     <w:p>
@@ -315,26 +268,16 @@
       </w:r>
     </w:p>
     <w:p>
-      <w:proofErr w:type="spellStart"/>
-      <w:r>
-        <w:rPr>
-          <w:b/>
-          <w:bCs/>
-        </w:rPr>
-        <w:t>Streamlit</w:t>
-      </w:r>
-      <w:proofErr w:type="spellEnd"/>
-      <w:r>
-        <w:rPr>
-          <w:b/>
-          <w:bCs/>
-        </w:rPr>
-        <w:t xml:space="preserve"> removes all that complexity</w:t>
+      <w:r>
+        <w:rPr>
+          <w:b/>
+          <w:bCs/>
+        </w:rPr>
+        <w:t>Streamlit removes all that complexity</w:t>
       </w:r>
       <w:r>
         <w:t xml:space="preserve">. You write a Python script, add a few special </w:t>
       </w:r>
-      <w:proofErr w:type="spellStart"/>
       <w:r>
         <w:rPr>
           <w:b/>
@@ -342,12 +285,9 @@
         </w:rPr>
         <w:t>st.</w:t>
       </w:r>
-      <w:proofErr w:type="spellEnd"/>
       <w:r>
         <w:t xml:space="preserve"> commands (like </w:t>
       </w:r>
-      <w:proofErr w:type="spellStart"/>
-      <w:proofErr w:type="gramStart"/>
       <w:r>
         <w:rPr>
           <w:b/>
@@ -355,13 +295,9 @@
         </w:rPr>
         <w:t>st.write</w:t>
       </w:r>
-      <w:proofErr w:type="spellEnd"/>
-      <w:proofErr w:type="gramEnd"/>
       <w:r>
         <w:t xml:space="preserve">, </w:t>
       </w:r>
-      <w:proofErr w:type="spellStart"/>
-      <w:proofErr w:type="gramStart"/>
       <w:r>
         <w:rPr>
           <w:b/>
@@ -369,13 +305,9 @@
         </w:rPr>
         <w:t>st.button</w:t>
       </w:r>
-      <w:proofErr w:type="spellEnd"/>
-      <w:proofErr w:type="gramEnd"/>
       <w:r>
         <w:t xml:space="preserve">, </w:t>
       </w:r>
-      <w:proofErr w:type="spellStart"/>
-      <w:proofErr w:type="gramStart"/>
       <w:r>
         <w:rPr>
           <w:b/>
@@ -383,18 +315,8 @@
         </w:rPr>
         <w:t>st.slider</w:t>
       </w:r>
-      <w:proofErr w:type="spellEnd"/>
-      <w:proofErr w:type="gramEnd"/>
-      <w:r>
-        <w:t xml:space="preserve">), and </w:t>
-      </w:r>
-      <w:proofErr w:type="spellStart"/>
-      <w:r>
-        <w:t>Streamlit</w:t>
-      </w:r>
-      <w:proofErr w:type="spellEnd"/>
-      <w:r>
-        <w:t xml:space="preserve"> handles everything else — including the UI.</w:t>
+      <w:r>
+        <w:t>), and Streamlit handles everything else — including the UI.</w:t>
       </w:r>
     </w:p>
     <w:p/>
@@ -421,52 +343,12 @@
           <w:b/>
           <w:bCs/>
         </w:rPr>
-        <w:t xml:space="preserve"> What Can You Do </w:t>
-      </w:r>
-      <w:proofErr w:type="gramStart"/>
-      <w:r>
-        <w:rPr>
-          <w:b/>
-          <w:bCs/>
-        </w:rPr>
-        <w:t>With</w:t>
-      </w:r>
-      <w:proofErr w:type="gramEnd"/>
-      <w:r>
-        <w:rPr>
-          <w:b/>
-          <w:bCs/>
-        </w:rPr>
-        <w:t xml:space="preserve"> </w:t>
-      </w:r>
-      <w:proofErr w:type="spellStart"/>
-      <w:r>
-        <w:rPr>
-          <w:b/>
-          <w:bCs/>
-        </w:rPr>
-        <w:t>Streamlit</w:t>
-      </w:r>
-      <w:proofErr w:type="spellEnd"/>
-      <w:r>
-        <w:rPr>
-          <w:b/>
-          <w:bCs/>
-        </w:rPr>
-        <w:t>?</w:t>
-      </w:r>
-    </w:p>
-    <w:p>
-      <w:r>
-        <w:t xml:space="preserve">Here are some things you can build with </w:t>
-      </w:r>
-      <w:proofErr w:type="spellStart"/>
-      <w:r>
-        <w:t>Streamlit</w:t>
-      </w:r>
-      <w:proofErr w:type="spellEnd"/>
-      <w:r>
-        <w:t>:</w:t>
+        <w:t xml:space="preserve"> What Can You Do With Streamlit?</w:t>
+      </w:r>
+    </w:p>
+    <w:p>
+      <w:r>
+        <w:t>Here are some things you can build with Streamlit:</w:t>
       </w:r>
     </w:p>
     <w:tbl>
@@ -628,13 +510,8 @@
             <w:hideMark/>
           </w:tcPr>
           <w:p>
-            <w:proofErr w:type="spellStart"/>
             <w:r>
-              <w:t>Analyze</w:t>
-            </w:r>
-            <w:proofErr w:type="spellEnd"/>
-            <w:r>
-              <w:t xml:space="preserve"> and summarize survey or transcript data</w:t>
+              <w:t>Analyze and summarize survey or transcript data</w:t>
             </w:r>
           </w:p>
         </w:tc>
@@ -706,7 +583,16 @@
         </w:tc>
       </w:tr>
     </w:tbl>
-    <w:p/>
+    <w:p>
+      <w:r>
+        <w:rPr>
+          <w:rFonts w:cstheme="minorHAnsi"/>
+        </w:rPr>
+        <w:pict w14:anchorId="4292695E">
+          <v:rect id="_x0000_i1221" style="width:0;height:1.5pt" o:hralign="center" o:hrstd="t" o:hr="t" fillcolor="#a0a0a0" stroked="f"/>
+        </w:pict>
+      </w:r>
+    </w:p>
     <w:p>
       <w:pPr>
         <w:rPr>
@@ -727,23 +613,7 @@
           <w:b/>
           <w:bCs/>
         </w:rPr>
-        <w:t xml:space="preserve"> Who Can Use </w:t>
-      </w:r>
-      <w:proofErr w:type="spellStart"/>
-      <w:r>
-        <w:rPr>
-          <w:b/>
-          <w:bCs/>
-        </w:rPr>
-        <w:t>Streamlit</w:t>
-      </w:r>
-      <w:proofErr w:type="spellEnd"/>
-      <w:r>
-        <w:rPr>
-          <w:b/>
-          <w:bCs/>
-        </w:rPr>
-        <w:t>?</w:t>
+        <w:t xml:space="preserve"> Who Can Use Streamlit?</w:t>
       </w:r>
     </w:p>
     <w:p>
@@ -854,7 +724,16 @@
         <w:t xml:space="preserve"> who knows a bit of Python and wants to make something people can use</w:t>
       </w:r>
     </w:p>
-    <w:p/>
+    <w:p>
+      <w:r>
+        <w:rPr>
+          <w:rFonts w:cstheme="minorHAnsi"/>
+        </w:rPr>
+        <w:pict w14:anchorId="5F0532E6">
+          <v:rect id="_x0000_i1220" style="width:0;height:1.5pt" o:hralign="center" o:hrstd="t" o:hr="t" fillcolor="#a0a0a0" stroked="f"/>
+        </w:pict>
+      </w:r>
+    </w:p>
     <w:p>
       <w:pPr>
         <w:rPr>
@@ -875,17 +754,8 @@
           <w:b/>
           <w:bCs/>
         </w:rPr>
-        <w:t xml:space="preserve"> Key Features of </w:t>
-      </w:r>
-      <w:proofErr w:type="spellStart"/>
-      <w:r>
-        <w:rPr>
-          <w:b/>
-          <w:bCs/>
-        </w:rPr>
-        <w:t>Streamlit</w:t>
-      </w:r>
-      <w:proofErr w:type="spellEnd"/>
+        <w:t xml:space="preserve"> Key Features of Streamlit</w:t>
+      </w:r>
     </w:p>
     <w:tbl>
       <w:tblPr>
@@ -970,23 +840,12 @@
                 <w:bCs/>
               </w:rPr>
             </w:pPr>
-            <w:proofErr w:type="spellStart"/>
-            <w:proofErr w:type="gramStart"/>
             <w:r>
               <w:rPr>
                 <w:b/>
                 <w:bCs/>
               </w:rPr>
-              <w:t>st.write</w:t>
-            </w:r>
-            <w:proofErr w:type="spellEnd"/>
-            <w:proofErr w:type="gramEnd"/>
-            <w:r>
-              <w:rPr>
-                <w:b/>
-                <w:bCs/>
-              </w:rPr>
-              <w:t>()</w:t>
+              <w:t>st.write()</w:t>
             </w:r>
           </w:p>
         </w:tc>
@@ -1020,73 +879,12 @@
                 <w:bCs/>
               </w:rPr>
             </w:pPr>
-            <w:proofErr w:type="spellStart"/>
-            <w:proofErr w:type="gramStart"/>
             <w:r>
               <w:rPr>
                 <w:b/>
                 <w:bCs/>
               </w:rPr>
-              <w:t>st.button</w:t>
-            </w:r>
-            <w:proofErr w:type="spellEnd"/>
-            <w:proofErr w:type="gramEnd"/>
-            <w:r>
-              <w:rPr>
-                <w:b/>
-                <w:bCs/>
-              </w:rPr>
-              <w:t xml:space="preserve">(), </w:t>
-            </w:r>
-            <w:proofErr w:type="spellStart"/>
-            <w:proofErr w:type="gramStart"/>
-            <w:r>
-              <w:rPr>
-                <w:b/>
-                <w:bCs/>
-              </w:rPr>
-              <w:t>st.slider</w:t>
-            </w:r>
-            <w:proofErr w:type="spellEnd"/>
-            <w:proofErr w:type="gramEnd"/>
-            <w:r>
-              <w:rPr>
-                <w:b/>
-                <w:bCs/>
-              </w:rPr>
-              <w:t xml:space="preserve">(), </w:t>
-            </w:r>
-            <w:proofErr w:type="spellStart"/>
-            <w:r>
-              <w:rPr>
-                <w:b/>
-                <w:bCs/>
-              </w:rPr>
-              <w:t>st.text_</w:t>
-            </w:r>
-            <w:proofErr w:type="gramStart"/>
-            <w:r>
-              <w:rPr>
-                <w:b/>
-                <w:bCs/>
-              </w:rPr>
-              <w:t>input</w:t>
-            </w:r>
-            <w:proofErr w:type="spellEnd"/>
-            <w:r>
-              <w:rPr>
-                <w:b/>
-                <w:bCs/>
-              </w:rPr>
-              <w:t>(</w:t>
-            </w:r>
-            <w:proofErr w:type="gramEnd"/>
-            <w:r>
-              <w:rPr>
-                <w:b/>
-                <w:bCs/>
-              </w:rPr>
-              <w:t>)</w:t>
+              <w:t>st.button(), st.slider(), st.text_input()</w:t>
             </w:r>
           </w:p>
         </w:tc>
@@ -1120,46 +918,12 @@
                 <w:bCs/>
               </w:rPr>
             </w:pPr>
-            <w:proofErr w:type="spellStart"/>
-            <w:proofErr w:type="gramStart"/>
             <w:r>
               <w:rPr>
                 <w:b/>
                 <w:bCs/>
               </w:rPr>
-              <w:t>st.file</w:t>
-            </w:r>
-            <w:proofErr w:type="gramEnd"/>
-            <w:r>
-              <w:rPr>
-                <w:b/>
-                <w:bCs/>
-              </w:rPr>
-              <w:t>_</w:t>
-            </w:r>
-            <w:proofErr w:type="gramStart"/>
-            <w:r>
-              <w:rPr>
-                <w:b/>
-                <w:bCs/>
-              </w:rPr>
-              <w:t>uploader</w:t>
-            </w:r>
-            <w:proofErr w:type="spellEnd"/>
-            <w:r>
-              <w:rPr>
-                <w:b/>
-                <w:bCs/>
-              </w:rPr>
-              <w:t>(</w:t>
-            </w:r>
-            <w:proofErr w:type="gramEnd"/>
-            <w:r>
-              <w:rPr>
-                <w:b/>
-                <w:bCs/>
-              </w:rPr>
-              <w:t>)</w:t>
+              <w:t>st.file_uploader()</w:t>
             </w:r>
           </w:p>
         </w:tc>
@@ -1193,23 +957,12 @@
                 <w:bCs/>
               </w:rPr>
             </w:pPr>
-            <w:proofErr w:type="spellStart"/>
-            <w:proofErr w:type="gramStart"/>
             <w:r>
               <w:rPr>
                 <w:b/>
                 <w:bCs/>
               </w:rPr>
-              <w:t>st.dataframe</w:t>
-            </w:r>
-            <w:proofErr w:type="spellEnd"/>
-            <w:proofErr w:type="gramEnd"/>
-            <w:r>
-              <w:rPr>
-                <w:b/>
-                <w:bCs/>
-              </w:rPr>
-              <w:t>()</w:t>
+              <w:t>st.dataframe()</w:t>
             </w:r>
           </w:p>
         </w:tc>
@@ -1221,15 +974,7 @@
           </w:tcPr>
           <w:p>
             <w:r>
-              <w:t xml:space="preserve">Show tables and </w:t>
-            </w:r>
-            <w:proofErr w:type="spellStart"/>
-            <w:r>
-              <w:t>dataframes</w:t>
-            </w:r>
-            <w:proofErr w:type="spellEnd"/>
-            <w:r>
-              <w:t xml:space="preserve"> nicely</w:t>
+              <w:t>Show tables and dataframes nicely</w:t>
             </w:r>
           </w:p>
         </w:tc>
@@ -1251,78 +996,12 @@
                 <w:bCs/>
               </w:rPr>
             </w:pPr>
-            <w:proofErr w:type="spellStart"/>
-            <w:proofErr w:type="gramStart"/>
             <w:r>
               <w:rPr>
                 <w:b/>
                 <w:bCs/>
               </w:rPr>
-              <w:t>st.line</w:t>
-            </w:r>
-            <w:proofErr w:type="gramEnd"/>
-            <w:r>
-              <w:rPr>
-                <w:b/>
-                <w:bCs/>
-              </w:rPr>
-              <w:t>_</w:t>
-            </w:r>
-            <w:proofErr w:type="gramStart"/>
-            <w:r>
-              <w:rPr>
-                <w:b/>
-                <w:bCs/>
-              </w:rPr>
-              <w:t>chart</w:t>
-            </w:r>
-            <w:proofErr w:type="spellEnd"/>
-            <w:r>
-              <w:rPr>
-                <w:b/>
-                <w:bCs/>
-              </w:rPr>
-              <w:t>(</w:t>
-            </w:r>
-            <w:proofErr w:type="gramEnd"/>
-            <w:r>
-              <w:rPr>
-                <w:b/>
-                <w:bCs/>
-              </w:rPr>
-              <w:t xml:space="preserve">), </w:t>
-            </w:r>
-            <w:proofErr w:type="spellStart"/>
-            <w:r>
-              <w:rPr>
-                <w:b/>
-                <w:bCs/>
-              </w:rPr>
-              <w:t>st.bar_</w:t>
-            </w:r>
-            <w:proofErr w:type="gramStart"/>
-            <w:r>
-              <w:rPr>
-                <w:b/>
-                <w:bCs/>
-              </w:rPr>
-              <w:t>chart</w:t>
-            </w:r>
-            <w:proofErr w:type="spellEnd"/>
-            <w:r>
-              <w:rPr>
-                <w:b/>
-                <w:bCs/>
-              </w:rPr>
-              <w:t>(</w:t>
-            </w:r>
-            <w:proofErr w:type="gramEnd"/>
-            <w:r>
-              <w:rPr>
-                <w:b/>
-                <w:bCs/>
-              </w:rPr>
-              <w:t>)</w:t>
+              <w:t>st.line_chart(), st.bar_chart()</w:t>
             </w:r>
           </w:p>
         </w:tc>
@@ -1401,15 +1080,7 @@
           </w:tcPr>
           <w:p>
             <w:r>
-              <w:t>Easily deploy to the cloud (</w:t>
-            </w:r>
-            <w:proofErr w:type="spellStart"/>
-            <w:r>
-              <w:t>Streamlit</w:t>
-            </w:r>
-            <w:proofErr w:type="spellEnd"/>
-            <w:r>
-              <w:t xml:space="preserve"> Cloud or Snowflake)</w:t>
+              <w:t>Easily deploy to the cloud (Streamlit Cloud or Snowflake)</w:t>
             </w:r>
           </w:p>
         </w:tc>
@@ -1430,25 +1101,7 @@
           <w:b/>
           <w:bCs/>
         </w:rPr>
-        <w:t xml:space="preserve">🧩 How </w:t>
-      </w:r>
-      <w:proofErr w:type="spellStart"/>
-      <w:r>
-        <w:rPr>
-          <w:rFonts w:ascii="Segoe UI Emoji" w:hAnsi="Segoe UI Emoji" w:cs="Segoe UI Emoji"/>
-          <w:b/>
-          <w:bCs/>
-        </w:rPr>
-        <w:t>Streamlit</w:t>
-      </w:r>
-      <w:proofErr w:type="spellEnd"/>
-      <w:r>
-        <w:rPr>
-          <w:rFonts w:ascii="Segoe UI Emoji" w:hAnsi="Segoe UI Emoji" w:cs="Segoe UI Emoji"/>
-          <w:b/>
-          <w:bCs/>
-        </w:rPr>
-        <w:t xml:space="preserve"> Works – A Simple Flow</w:t>
+        <w:t>🧩 How Streamlit Works – A Simple Flow</w:t>
       </w:r>
     </w:p>
     <w:p>
@@ -1470,54 +1123,24 @@
         </w:numPr>
       </w:pPr>
       <w:r>
-        <w:t xml:space="preserve">You use </w:t>
-      </w:r>
-      <w:proofErr w:type="spellStart"/>
-      <w:r>
-        <w:t>Streamlit</w:t>
-      </w:r>
-      <w:proofErr w:type="spellEnd"/>
-      <w:r>
-        <w:t xml:space="preserve"> commands (</w:t>
-      </w:r>
-      <w:proofErr w:type="spellStart"/>
-      <w:proofErr w:type="gramStart"/>
-      <w:r>
-        <w:rPr>
-          <w:b/>
-          <w:bCs/>
-        </w:rPr>
-        <w:t>st.write</w:t>
-      </w:r>
-      <w:proofErr w:type="spellEnd"/>
-      <w:proofErr w:type="gramEnd"/>
-      <w:r>
-        <w:rPr>
-          <w:b/>
-          <w:bCs/>
-        </w:rPr>
-        <w:t>()</w:t>
+        <w:t>You use Streamlit commands (</w:t>
+      </w:r>
+      <w:r>
+        <w:rPr>
+          <w:b/>
+          <w:bCs/>
+        </w:rPr>
+        <w:t>st.write()</w:t>
       </w:r>
       <w:r>
         <w:t xml:space="preserve">, </w:t>
       </w:r>
-      <w:proofErr w:type="spellStart"/>
-      <w:proofErr w:type="gramStart"/>
-      <w:r>
-        <w:rPr>
-          <w:b/>
-          <w:bCs/>
-        </w:rPr>
-        <w:t>st.button</w:t>
-      </w:r>
-      <w:proofErr w:type="spellEnd"/>
-      <w:proofErr w:type="gramEnd"/>
-      <w:r>
-        <w:rPr>
-          <w:b/>
-          <w:bCs/>
-        </w:rPr>
-        <w:t>()</w:t>
+      <w:r>
+        <w:rPr>
+          <w:b/>
+          <w:bCs/>
+        </w:rPr>
+        <w:t>st.button()</w:t>
       </w:r>
       <w:r>
         <w:t>, etc.)</w:t>
@@ -1531,26 +1154,14 @@
         </w:numPr>
       </w:pPr>
       <w:r>
-        <w:t>Run the script with:</w:t>
-      </w:r>
-      <w:r>
-        <w:t xml:space="preserve"> </w:t>
-      </w:r>
-      <w:proofErr w:type="spellStart"/>
-      <w:r>
-        <w:rPr>
-          <w:b/>
-          <w:bCs/>
-        </w:rPr>
-        <w:t>streamlit</w:t>
-      </w:r>
-      <w:proofErr w:type="spellEnd"/>
-      <w:r>
-        <w:rPr>
-          <w:b/>
-          <w:bCs/>
-        </w:rPr>
-        <w:t xml:space="preserve"> run app.py</w:t>
+        <w:t xml:space="preserve">Run the script with: </w:t>
+      </w:r>
+      <w:r>
+        <w:rPr>
+          <w:b/>
+          <w:bCs/>
+        </w:rPr>
+        <w:t>streamlit run app.py</w:t>
       </w:r>
     </w:p>
     <w:p>
@@ -1577,6 +1188,9 @@
     </w:p>
     <w:p>
       <w:r>
+        <w:rPr>
+          <w:noProof/>
+        </w:rPr>
         <w:drawing>
           <wp:inline distT="0" distB="0" distL="0" distR="0" wp14:anchorId="59EB30E6" wp14:editId="780513D7">
             <wp:extent cx="2966931" cy="1358900"/>
@@ -1617,6 +1231,9 @@
         <w:t xml:space="preserve"> </w:t>
       </w:r>
       <w:r>
+        <w:rPr>
+          <w:noProof/>
+        </w:rPr>
         <w:drawing>
           <wp:inline distT="0" distB="0" distL="0" distR="0" wp14:anchorId="0EEB0254" wp14:editId="09E7C390">
             <wp:extent cx="2686050" cy="2061754"/>
@@ -1656,6 +1273,9 @@
     </w:p>
     <w:p>
       <w:r>
+        <w:rPr>
+          <w:noProof/>
+        </w:rPr>
         <w:drawing>
           <wp:inline distT="0" distB="0" distL="0" distR="0" wp14:anchorId="1FB52850" wp14:editId="76FD407E">
             <wp:extent cx="5397500" cy="2196434"/>
@@ -1699,6 +1319,9 @@
     <w:p/>
     <w:p>
       <w:r>
+        <w:rPr>
+          <w:noProof/>
+        </w:rPr>
         <w:lastRenderedPageBreak/>
         <w:drawing>
           <wp:inline distT="0" distB="0" distL="0" distR="0" wp14:anchorId="07AC486A" wp14:editId="4ACAED4C">
@@ -1739,6 +1362,9 @@
     </w:p>
     <w:p>
       <w:r>
+        <w:rPr>
+          <w:noProof/>
+        </w:rPr>
         <w:drawing>
           <wp:inline distT="0" distB="0" distL="0" distR="0" wp14:anchorId="3F278828" wp14:editId="41F06B8E">
             <wp:extent cx="5731510" cy="1862455"/>
@@ -1805,23 +1431,7 @@
           <w:b/>
           <w:bCs/>
         </w:rPr>
-        <w:t xml:space="preserve"> Business Problem: Call </w:t>
-      </w:r>
-      <w:proofErr w:type="spellStart"/>
-      <w:r>
-        <w:rPr>
-          <w:b/>
-          <w:bCs/>
-        </w:rPr>
-        <w:t>Center</w:t>
-      </w:r>
-      <w:proofErr w:type="spellEnd"/>
-      <w:r>
-        <w:rPr>
-          <w:b/>
-          <w:bCs/>
-        </w:rPr>
-        <w:t xml:space="preserve"> Sentiment Analyzer</w:t>
+        <w:t xml:space="preserve"> Business Problem: Call Center Sentiment Analyzer</w:t>
       </w:r>
     </w:p>
     <w:p>
@@ -1856,23 +1466,7 @@
           <w:b/>
           <w:bCs/>
         </w:rPr>
-        <w:t xml:space="preserve">call </w:t>
-      </w:r>
-      <w:proofErr w:type="spellStart"/>
-      <w:r>
-        <w:rPr>
-          <w:b/>
-          <w:bCs/>
-        </w:rPr>
-        <w:t>center</w:t>
-      </w:r>
-      <w:proofErr w:type="spellEnd"/>
-      <w:r>
-        <w:rPr>
-          <w:b/>
-          <w:bCs/>
-        </w:rPr>
-        <w:t xml:space="preserve"> transcripts</w:t>
+        <w:t>call center transcripts</w:t>
       </w:r>
       <w:r>
         <w:t xml:space="preserve"> stored in </w:t>
@@ -1895,21 +1489,12 @@
           <w:numId w:val="5"/>
         </w:numPr>
       </w:pPr>
-      <w:proofErr w:type="spellStart"/>
-      <w:r>
-        <w:rPr>
-          <w:b/>
-          <w:bCs/>
-        </w:rPr>
-        <w:t>Analyze</w:t>
-      </w:r>
-      <w:proofErr w:type="spellEnd"/>
-      <w:r>
-        <w:rPr>
-          <w:b/>
-          <w:bCs/>
-        </w:rPr>
-        <w:t xml:space="preserve"> customer sentiment</w:t>
+      <w:r>
+        <w:rPr>
+          <w:b/>
+          <w:bCs/>
+        </w:rPr>
+        <w:t>Analyze customer sentiment</w:t>
       </w:r>
       <w:r>
         <w:t xml:space="preserve"> from these transcripts</w:t>
@@ -1948,23 +1533,7 @@
           <w:b/>
           <w:bCs/>
         </w:rPr>
-        <w:t xml:space="preserve">interactive </w:t>
-      </w:r>
-      <w:proofErr w:type="spellStart"/>
-      <w:r>
-        <w:rPr>
-          <w:b/>
-          <w:bCs/>
-        </w:rPr>
-        <w:t>Streamlit</w:t>
-      </w:r>
-      <w:proofErr w:type="spellEnd"/>
-      <w:r>
-        <w:rPr>
-          <w:b/>
-          <w:bCs/>
-        </w:rPr>
-        <w:t xml:space="preserve"> dashboard</w:t>
+        <w:t>interactive Streamlit dashboard</w:t>
       </w:r>
     </w:p>
     <w:p>
@@ -2124,17 +1693,8 @@
           <w:b/>
           <w:bCs/>
         </w:rPr>
-        <w:t xml:space="preserve">Load the </w:t>
-      </w:r>
-      <w:proofErr w:type="gramStart"/>
-      <w:r>
-        <w:rPr>
-          <w:b/>
-          <w:bCs/>
-        </w:rPr>
-        <w:t>datasets :</w:t>
-      </w:r>
-      <w:proofErr w:type="gramEnd"/>
+        <w:t>Load the datasets :</w:t>
+      </w:r>
       <w:r>
         <w:t xml:space="preserve"> </w:t>
       </w:r>
@@ -2159,7 +1719,7 @@
             <v:path o:extrusionok="f" gradientshapeok="t" o:connecttype="rect"/>
             <o:lock v:ext="edit" aspectratio="t"/>
           </v:shapetype>
-          <v:shape id="_x0000_i1025" type="#_x0000_t75" style="width:75.75pt;height:49.1pt" o:ole="">
+          <v:shape id="_x0000_i1025" type="#_x0000_t75" style="width:76pt;height:49pt" o:ole="">
             <v:imagedata r:id="rId12" o:title=""/>
           </v:shape>
           <o:OLEObject Type="Link" ProgID="Excel.SheetMacroEnabled.12" ShapeID="_x0000_i1025" DrawAspect="Icon" r:id="rId13" UpdateMode="Always">
@@ -2172,6 +1732,9 @@
     </w:p>
     <w:p>
       <w:r>
+        <w:rPr>
+          <w:noProof/>
+        </w:rPr>
         <w:drawing>
           <wp:inline distT="0" distB="0" distL="0" distR="0" wp14:anchorId="46AC9B6B" wp14:editId="6E608DCC">
             <wp:extent cx="6387951" cy="2298700"/>
@@ -2221,23 +1784,7 @@
           <w:b/>
           <w:bCs/>
         </w:rPr>
-        <w:t xml:space="preserve">2. </w:t>
-      </w:r>
-      <w:proofErr w:type="spellStart"/>
-      <w:r>
-        <w:rPr>
-          <w:b/>
-          <w:bCs/>
-        </w:rPr>
-        <w:t>Streamlit</w:t>
-      </w:r>
-      <w:proofErr w:type="spellEnd"/>
-      <w:r>
-        <w:rPr>
-          <w:b/>
-          <w:bCs/>
-        </w:rPr>
-        <w:t xml:space="preserve"> App Plan:</w:t>
+        <w:t>2. Streamlit App Plan:</w:t>
       </w:r>
     </w:p>
     <w:p>
@@ -2293,15 +1840,7 @@
         </w:numPr>
       </w:pPr>
       <w:r>
-        <w:t xml:space="preserve">Button to </w:t>
-      </w:r>
-      <w:proofErr w:type="spellStart"/>
-      <w:r>
-        <w:t>analyze</w:t>
-      </w:r>
-      <w:proofErr w:type="spellEnd"/>
-      <w:r>
-        <w:t xml:space="preserve"> sentiment + summarize using Snowflake Cortex or OpenAI</w:t>
+        <w:t>Button to analyze sentiment + summarize using Snowflake Cortex or OpenAI</w:t>
       </w:r>
     </w:p>
     <w:p>
@@ -2322,14 +1861,7 @@
           <w:b/>
           <w:bCs/>
         </w:rPr>
-        <w:t>(</w:t>
-      </w:r>
-      <w:r>
-        <w:rPr>
-          <w:b/>
-          <w:bCs/>
-        </w:rPr>
-        <w:t>AI using Cortex or external API</w:t>
+        <w:t>(AI using Cortex or external API</w:t>
       </w:r>
       <w:r>
         <w:rPr>
@@ -2339,8 +1871,25 @@
         <w:t>)</w:t>
       </w:r>
     </w:p>
+    <w:p>
+      <w:pPr>
+        <w:tabs>
+          <w:tab w:val="left" w:pos="720"/>
+        </w:tabs>
+      </w:pPr>
+      <w:r>
+        <w:tab/>
+      </w:r>
+      <w:r>
+        <w:rPr>
+          <w:rFonts w:cstheme="minorHAnsi"/>
+        </w:rPr>
+        <w:pict w14:anchorId="2218B942">
+          <v:rect id="_x0000_i1219" style="width:0;height:1.5pt" o:hralign="center" o:hrstd="t" o:hr="t" fillcolor="#a0a0a0" stroked="f"/>
+        </w:pict>
+      </w:r>
+    </w:p>
     <w:p/>
-    <w:p/>
     <w:p>
       <w:pPr>
         <w:rPr>
@@ -2354,7 +1903,6 @@
           <w:b/>
           <w:bCs/>
         </w:rPr>
-        <w:lastRenderedPageBreak/>
         <w:t>📘</w:t>
       </w:r>
       <w:r>
@@ -2445,15 +1993,7 @@
     </w:p>
     <w:p>
       <w:r>
-        <w:t xml:space="preserve">In our </w:t>
-      </w:r>
-      <w:proofErr w:type="spellStart"/>
-      <w:r>
-        <w:t>Streamlit</w:t>
-      </w:r>
-      <w:proofErr w:type="spellEnd"/>
-      <w:r>
-        <w:t xml:space="preserve"> app, we used several AI-powered functions provided by </w:t>
+        <w:t xml:space="preserve">In our Streamlit app, we used several AI-powered functions provided by </w:t>
       </w:r>
       <w:r>
         <w:rPr>
@@ -2479,60 +2019,24 @@
           <w:bCs/>
           <w:highlight w:val="yellow"/>
         </w:rPr>
-        <w:t>1</w:t>
-      </w:r>
-      <w:proofErr w:type="gramStart"/>
-      <w:r>
-        <w:rPr>
+        <w:t>1️</w:t>
+      </w:r>
+      <w:r>
+        <w:rPr>
+          <w:rFonts w:ascii="Segoe UI Symbol" w:hAnsi="Segoe UI Symbol" w:cs="Segoe UI Symbol"/>
           <w:b/>
           <w:bCs/>
           <w:highlight w:val="yellow"/>
         </w:rPr>
-        <w:t>️</w:t>
-      </w:r>
-      <w:r>
-        <w:rPr>
-          <w:rFonts w:ascii="Segoe UI Symbol" w:hAnsi="Segoe UI Symbol" w:cs="Segoe UI Symbol"/>
+        <w:t>.</w:t>
+      </w:r>
+      <w:r>
+        <w:rPr>
           <w:b/>
           <w:bCs/>
           <w:highlight w:val="yellow"/>
         </w:rPr>
-        <w:t>.</w:t>
-      </w:r>
-      <w:r>
-        <w:rPr>
-          <w:b/>
-          <w:bCs/>
-          <w:highlight w:val="yellow"/>
-        </w:rPr>
-        <w:t>SNOWFLAKE.CORTEX</w:t>
-      </w:r>
-      <w:proofErr w:type="gramEnd"/>
-      <w:r>
-        <w:rPr>
-          <w:b/>
-          <w:bCs/>
-          <w:highlight w:val="yellow"/>
-        </w:rPr>
-        <w:t>.</w:t>
-      </w:r>
-      <w:proofErr w:type="gramStart"/>
-      <w:r>
-        <w:rPr>
-          <w:b/>
-          <w:bCs/>
-          <w:highlight w:val="yellow"/>
-        </w:rPr>
-        <w:t>SUMMARIZE(</w:t>
-      </w:r>
-      <w:proofErr w:type="gramEnd"/>
-      <w:r>
-        <w:rPr>
-          <w:b/>
-          <w:bCs/>
-          <w:highlight w:val="yellow"/>
-        </w:rPr>
-        <w:t>)</w:t>
+        <w:t>SNOWFLAKE.CORTEX.SUMMARIZE()</w:t>
       </w:r>
     </w:p>
     <w:p>
@@ -2636,7 +2140,6 @@
       <w:r>
         <w:t xml:space="preserve">SELECT </w:t>
       </w:r>
-      <w:proofErr w:type="gramStart"/>
       <w:r>
         <w:rPr>
           <w:b/>
@@ -2644,13 +2147,15 @@
         </w:rPr>
         <w:t>SNOWFLAKE.CORTEX.SUMMARIZE</w:t>
       </w:r>
-      <w:proofErr w:type="gramEnd"/>
       <w:r>
         <w:t>('Customer called to report login issues...') AS summary;</w:t>
       </w:r>
     </w:p>
     <w:p>
       <w:r>
+        <w:rPr>
+          <w:noProof/>
+        </w:rPr>
         <w:drawing>
           <wp:inline distT="0" distB="0" distL="0" distR="0" wp14:anchorId="7C647120" wp14:editId="5C968001">
             <wp:extent cx="6008333" cy="1590950"/>
@@ -2694,7 +2199,6 @@
         <w:rPr>
           <w:noProof/>
         </w:rPr>
-        <w:lastRenderedPageBreak/>
         <mc:AlternateContent>
           <mc:Choice Requires="wps">
             <w:drawing>
@@ -2865,6 +2369,9 @@
         </mc:AlternateContent>
       </w:r>
       <w:r>
+        <w:rPr>
+          <w:noProof/>
+        </w:rPr>
         <w:drawing>
           <wp:inline distT="0" distB="0" distL="0" distR="0" wp14:anchorId="2F1C3026" wp14:editId="459CC5EE">
             <wp:extent cx="5731510" cy="2621280"/>
@@ -2904,6 +2411,9 @@
     </w:p>
     <w:p>
       <w:r>
+        <w:rPr>
+          <w:noProof/>
+        </w:rPr>
         <w:drawing>
           <wp:inline distT="0" distB="0" distL="0" distR="0" wp14:anchorId="682104C0" wp14:editId="55C03A67">
             <wp:extent cx="4141528" cy="1491175"/>
@@ -2965,41 +2475,13 @@
         </w:rPr>
         <w:t xml:space="preserve">. </w:t>
       </w:r>
-      <w:proofErr w:type="gramStart"/>
       <w:r>
         <w:rPr>
           <w:b/>
           <w:bCs/>
           <w:highlight w:val="yellow"/>
         </w:rPr>
-        <w:t>SNOWFLAKE.CORTEX</w:t>
-      </w:r>
-      <w:proofErr w:type="gramEnd"/>
-      <w:r>
-        <w:rPr>
-          <w:b/>
-          <w:bCs/>
-          <w:highlight w:val="yellow"/>
-        </w:rPr>
-        <w:t>.</w:t>
-      </w:r>
-      <w:proofErr w:type="gramStart"/>
-      <w:r>
-        <w:rPr>
-          <w:b/>
-          <w:bCs/>
-          <w:highlight w:val="yellow"/>
-        </w:rPr>
-        <w:t>SENTIMENT(</w:t>
-      </w:r>
-      <w:proofErr w:type="gramEnd"/>
-      <w:r>
-        <w:rPr>
-          <w:b/>
-          <w:bCs/>
-          <w:highlight w:val="yellow"/>
-        </w:rPr>
-        <w:t>)</w:t>
+        <w:t>SNOWFLAKE.CORTEX.SENTIMENT()</w:t>
       </w:r>
     </w:p>
     <w:p>
@@ -3125,7 +2607,6 @@
       <w:r>
         <w:t xml:space="preserve">SELECT </w:t>
       </w:r>
-      <w:proofErr w:type="gramStart"/>
       <w:r>
         <w:rPr>
           <w:b/>
@@ -3133,7 +2614,6 @@
         </w:rPr>
         <w:t>SNOWFLAKE.CORTEX.SENTIMENT</w:t>
       </w:r>
-      <w:proofErr w:type="gramEnd"/>
       <w:r>
         <w:t>('I am very disappointed with your service') AS sentiment;</w:t>
       </w:r>
@@ -3164,6 +2644,7 @@
         <w:rPr>
           <w:b/>
           <w:bCs/>
+          <w:noProof/>
         </w:rPr>
         <w:lastRenderedPageBreak/>
         <w:drawing>
@@ -3227,41 +2708,13 @@
         </w:rPr>
         <w:t xml:space="preserve">. </w:t>
       </w:r>
-      <w:proofErr w:type="gramStart"/>
       <w:r>
         <w:rPr>
           <w:b/>
           <w:bCs/>
           <w:highlight w:val="yellow"/>
         </w:rPr>
-        <w:t>SNOWFLAKE.CORTEX.CLASSIFY</w:t>
-      </w:r>
-      <w:proofErr w:type="gramEnd"/>
-      <w:r>
-        <w:rPr>
-          <w:b/>
-          <w:bCs/>
-          <w:highlight w:val="yellow"/>
-        </w:rPr>
-        <w:t>_</w:t>
-      </w:r>
-      <w:proofErr w:type="gramStart"/>
-      <w:r>
-        <w:rPr>
-          <w:b/>
-          <w:bCs/>
-          <w:highlight w:val="yellow"/>
-        </w:rPr>
-        <w:t>TEXT(</w:t>
-      </w:r>
-      <w:proofErr w:type="gramEnd"/>
-      <w:r>
-        <w:rPr>
-          <w:b/>
-          <w:bCs/>
-          <w:highlight w:val="yellow"/>
-        </w:rPr>
-        <w:t>)</w:t>
+        <w:t>SNOWFLAKE.CORTEX.CLASSIFY_TEXT()</w:t>
       </w:r>
     </w:p>
     <w:p>
@@ -3347,13 +2800,8 @@
         </w:numPr>
       </w:pPr>
       <w:r>
-        <w:t xml:space="preserve">Automates customer routing in support </w:t>
-      </w:r>
-      <w:proofErr w:type="spellStart"/>
-      <w:r>
-        <w:t>centers</w:t>
-      </w:r>
-      <w:proofErr w:type="spellEnd"/>
+        <w:t>Automates customer routing in support centers</w:t>
+      </w:r>
     </w:p>
     <w:p>
       <w:pPr>
@@ -3393,36 +2841,15 @@
       <w:r>
         <w:t xml:space="preserve">SELECT </w:t>
       </w:r>
-      <w:proofErr w:type="gramStart"/>
-      <w:r>
-        <w:rPr>
-          <w:b/>
-          <w:bCs/>
-        </w:rPr>
-        <w:t>SNOWFLAKE.CORTEX.CLASSIFY</w:t>
-      </w:r>
-      <w:proofErr w:type="gramEnd"/>
-      <w:r>
-        <w:rPr>
-          <w:b/>
-          <w:bCs/>
-        </w:rPr>
-        <w:t>_</w:t>
-      </w:r>
-      <w:proofErr w:type="gramStart"/>
-      <w:r>
-        <w:rPr>
-          <w:b/>
-          <w:bCs/>
-        </w:rPr>
-        <w:t>TEXT</w:t>
-      </w:r>
-      <w:r>
-        <w:t>( '</w:t>
-      </w:r>
-      <w:proofErr w:type="gramEnd"/>
-      <w:r>
-        <w:t>I forgot my password and can’t log in.',</w:t>
+      <w:r>
+        <w:rPr>
+          <w:b/>
+          <w:bCs/>
+        </w:rPr>
+        <w:t>SNOWFLAKE.CORTEX.CLASSIFY_TEXT</w:t>
+      </w:r>
+      <w:r>
+        <w:t>( 'I forgot my password and can’t log in.',</w:t>
       </w:r>
     </w:p>
     <w:p>
@@ -3434,22 +2861,10 @@
           <w:b/>
           <w:bCs/>
         </w:rPr>
-        <w:t>ARRAY_</w:t>
-      </w:r>
-      <w:proofErr w:type="gramStart"/>
-      <w:r>
-        <w:rPr>
-          <w:b/>
-          <w:bCs/>
-        </w:rPr>
-        <w:t>CONSTRUCT</w:t>
-      </w:r>
-      <w:r>
-        <w:t>(</w:t>
-      </w:r>
-      <w:proofErr w:type="gramEnd"/>
-      <w:r>
-        <w:t xml:space="preserve">'Billing', 'Technical Support', 'Account Access')) AS </w:t>
+        <w:t>ARRAY_CONSTRUCT</w:t>
+      </w:r>
+      <w:r>
+        <w:t xml:space="preserve">('Billing', 'Technical Support', 'Account Access')) AS </w:t>
       </w:r>
       <w:r>
         <w:rPr>
@@ -3464,6 +2879,9 @@
     </w:p>
     <w:p>
       <w:r>
+        <w:rPr>
+          <w:noProof/>
+        </w:rPr>
         <w:drawing>
           <wp:inline distT="0" distB="0" distL="0" distR="0" wp14:anchorId="7757F333" wp14:editId="112E7928">
             <wp:extent cx="5128641" cy="2412609"/>
@@ -3503,6 +2921,9 @@
     </w:p>
     <w:p>
       <w:r>
+        <w:rPr>
+          <w:noProof/>
+        </w:rPr>
         <w:lastRenderedPageBreak/>
         <w:drawing>
           <wp:inline distT="0" distB="0" distL="0" distR="0" wp14:anchorId="30002B20" wp14:editId="0CA5477C">
@@ -3554,60 +2975,24 @@
           <w:bCs/>
           <w:highlight w:val="yellow"/>
         </w:rPr>
-        <w:t>4</w:t>
-      </w:r>
-      <w:proofErr w:type="gramStart"/>
-      <w:r>
-        <w:rPr>
+        <w:t>4️</w:t>
+      </w:r>
+      <w:r>
+        <w:rPr>
+          <w:rFonts w:ascii="Segoe UI Symbol" w:hAnsi="Segoe UI Symbol" w:cs="Segoe UI Symbol"/>
           <w:b/>
           <w:bCs/>
           <w:highlight w:val="yellow"/>
         </w:rPr>
-        <w:t>️</w:t>
-      </w:r>
-      <w:r>
-        <w:rPr>
-          <w:rFonts w:ascii="Segoe UI Symbol" w:hAnsi="Segoe UI Symbol" w:cs="Segoe UI Symbol"/>
+        <w:t>.</w:t>
+      </w:r>
+      <w:r>
+        <w:rPr>
           <w:b/>
           <w:bCs/>
           <w:highlight w:val="yellow"/>
         </w:rPr>
-        <w:t>.</w:t>
-      </w:r>
-      <w:r>
-        <w:rPr>
-          <w:b/>
-          <w:bCs/>
-          <w:highlight w:val="yellow"/>
-        </w:rPr>
-        <w:t>SNOWFLAKE.CORTEX</w:t>
-      </w:r>
-      <w:proofErr w:type="gramEnd"/>
-      <w:r>
-        <w:rPr>
-          <w:b/>
-          <w:bCs/>
-          <w:highlight w:val="yellow"/>
-        </w:rPr>
-        <w:t>.</w:t>
-      </w:r>
-      <w:proofErr w:type="gramStart"/>
-      <w:r>
-        <w:rPr>
-          <w:b/>
-          <w:bCs/>
-          <w:highlight w:val="yellow"/>
-        </w:rPr>
-        <w:t>TRANSLATE(</w:t>
-      </w:r>
-      <w:proofErr w:type="gramEnd"/>
-      <w:r>
-        <w:rPr>
-          <w:b/>
-          <w:bCs/>
-          <w:highlight w:val="yellow"/>
-        </w:rPr>
-        <w:t>)</w:t>
+        <w:t>SNOWFLAKE.CORTEX.TRANSLATE()</w:t>
       </w:r>
     </w:p>
     <w:p>
@@ -3681,15 +3066,8 @@
           <w:numId w:val="19"/>
         </w:numPr>
       </w:pPr>
-      <w:proofErr w:type="spellStart"/>
-      <w:proofErr w:type="gramStart"/>
-      <w:r>
-        <w:t>Lets</w:t>
-      </w:r>
-      <w:proofErr w:type="spellEnd"/>
-      <w:proofErr w:type="gramEnd"/>
-      <w:r>
-        <w:t xml:space="preserve"> companies handle customer messages in different languages and convert them into one standard language (e.g., English) for easier processing.</w:t>
+      <w:r>
+        <w:t>Lets companies handle customer messages in different languages and convert them into one standard language (e.g., English) for easier processing.</w:t>
       </w:r>
     </w:p>
     <w:p>
@@ -3739,9 +3117,188 @@
           <w:b/>
           <w:bCs/>
         </w:rPr>
-        <w:t>'</w:t>
-      </w:r>
-      <w:proofErr w:type="spellStart"/>
+        <w:t>'en'</w:t>
+      </w:r>
+      <w:r>
+        <w:t>)</w:t>
+      </w:r>
+      <w:r>
+        <w:t xml:space="preserve">, </w:t>
+      </w:r>
+      <w:r>
+        <w:t>French (</w:t>
+      </w:r>
+      <w:r>
+        <w:rPr>
+          <w:b/>
+          <w:bCs/>
+        </w:rPr>
+        <w:t>'fr'</w:t>
+      </w:r>
+      <w:r>
+        <w:t>)</w:t>
+      </w:r>
+      <w:r>
+        <w:t xml:space="preserve">, </w:t>
+      </w:r>
+      <w:r>
+        <w:t>Spanish (</w:t>
+      </w:r>
+      <w:r>
+        <w:rPr>
+          <w:b/>
+          <w:bCs/>
+        </w:rPr>
+        <w:t>'es'</w:t>
+      </w:r>
+      <w:r>
+        <w:t>)</w:t>
+      </w:r>
+      <w:r>
+        <w:t xml:space="preserve">, </w:t>
+      </w:r>
+      <w:r>
+        <w:t>German (</w:t>
+      </w:r>
+      <w:r>
+        <w:rPr>
+          <w:b/>
+          <w:bCs/>
+        </w:rPr>
+        <w:t>'de'</w:t>
+      </w:r>
+      <w:r>
+        <w:t>)</w:t>
+      </w:r>
+      <w:r>
+        <w:t xml:space="preserve">, </w:t>
+      </w:r>
+      <w:r>
+        <w:t>Hindi (</w:t>
+      </w:r>
+      <w:r>
+        <w:rPr>
+          <w:b/>
+          <w:bCs/>
+        </w:rPr>
+        <w:t>'hi'</w:t>
+      </w:r>
+      <w:r>
+        <w:t>)</w:t>
+      </w:r>
+      <w:r>
+        <w:t xml:space="preserve">, </w:t>
+      </w:r>
+      <w:r>
+        <w:t>Chinese (</w:t>
+      </w:r>
+      <w:r>
+        <w:rPr>
+          <w:b/>
+          <w:bCs/>
+        </w:rPr>
+        <w:t>'zh'</w:t>
+      </w:r>
+      <w:r>
+        <w:t>)</w:t>
+      </w:r>
+      <w:r>
+        <w:t xml:space="preserve">, </w:t>
+      </w:r>
+      <w:r>
+        <w:t>Japanese (</w:t>
+      </w:r>
+      <w:r>
+        <w:rPr>
+          <w:b/>
+          <w:bCs/>
+        </w:rPr>
+        <w:t>'ja'</w:t>
+      </w:r>
+      <w:r>
+        <w:t>)</w:t>
+      </w:r>
+      <w:r>
+        <w:t xml:space="preserve">, </w:t>
+      </w:r>
+      <w:r>
+        <w:t>Portuguese (</w:t>
+      </w:r>
+      <w:r>
+        <w:rPr>
+          <w:b/>
+          <w:bCs/>
+        </w:rPr>
+        <w:t>'pt'</w:t>
+      </w:r>
+      <w:r>
+        <w:t>)</w:t>
+      </w:r>
+      <w:r>
+        <w:t xml:space="preserve"> </w:t>
+      </w:r>
+      <w:r>
+        <w:t>and more...</w:t>
+      </w:r>
+    </w:p>
+    <w:p/>
+    <w:p>
+      <w:pPr>
+        <w:rPr>
+          <w:b/>
+          <w:bCs/>
+        </w:rPr>
+      </w:pPr>
+      <w:r>
+        <w:rPr>
+          <w:rFonts w:ascii="Segoe UI Emoji" w:hAnsi="Segoe UI Emoji" w:cs="Segoe UI Emoji"/>
+          <w:b/>
+          <w:bCs/>
+        </w:rPr>
+        <w:t>📌</w:t>
+      </w:r>
+      <w:r>
+        <w:rPr>
+          <w:b/>
+          <w:bCs/>
+        </w:rPr>
+        <w:t xml:space="preserve"> Example:</w:t>
+      </w:r>
+    </w:p>
+    <w:p>
+      <w:r>
+        <w:t xml:space="preserve">SELECT </w:t>
+      </w:r>
+      <w:r>
+        <w:rPr>
+          <w:b/>
+          <w:bCs/>
+        </w:rPr>
+        <w:t>SNOWFLAKE</w:t>
+      </w:r>
+      <w:r>
+        <w:t>.</w:t>
+      </w:r>
+      <w:r>
+        <w:rPr>
+          <w:b/>
+          <w:bCs/>
+        </w:rPr>
+        <w:t>CORTEX</w:t>
+      </w:r>
+      <w:r>
+        <w:t>.</w:t>
+      </w:r>
+      <w:r>
+        <w:rPr>
+          <w:b/>
+          <w:bCs/>
+        </w:rPr>
+        <w:t>TRANSLATE</w:t>
+      </w:r>
+      <w:r>
+        <w:t>( 'Je ne peux pas accéder à mon compte.','</w:t>
+      </w:r>
       <w:r>
         <w:rPr>
           <w:b/>
@@ -3749,292 +3306,9 @@
         </w:rPr>
         <w:t>en</w:t>
       </w:r>
-      <w:proofErr w:type="spellEnd"/>
-      <w:r>
-        <w:rPr>
-          <w:b/>
-          <w:bCs/>
-        </w:rPr>
-        <w:t>'</w:t>
-      </w:r>
-      <w:r>
-        <w:t>)</w:t>
-      </w:r>
-      <w:r>
-        <w:t xml:space="preserve">, </w:t>
-      </w:r>
-      <w:r>
-        <w:t>French (</w:t>
-      </w:r>
-      <w:r>
-        <w:rPr>
-          <w:b/>
-          <w:bCs/>
-        </w:rPr>
-        <w:t>'</w:t>
-      </w:r>
-      <w:proofErr w:type="spellStart"/>
-      <w:r>
-        <w:rPr>
-          <w:b/>
-          <w:bCs/>
-        </w:rPr>
-        <w:t>fr</w:t>
-      </w:r>
-      <w:proofErr w:type="spellEnd"/>
-      <w:r>
-        <w:rPr>
-          <w:b/>
-          <w:bCs/>
-        </w:rPr>
-        <w:t>'</w:t>
-      </w:r>
-      <w:r>
-        <w:t>)</w:t>
-      </w:r>
-      <w:r>
-        <w:t xml:space="preserve">, </w:t>
-      </w:r>
-      <w:r>
-        <w:t>Spanish (</w:t>
-      </w:r>
-      <w:r>
-        <w:rPr>
-          <w:b/>
-          <w:bCs/>
-        </w:rPr>
-        <w:t>'es'</w:t>
-      </w:r>
-      <w:r>
-        <w:t>)</w:t>
-      </w:r>
-      <w:r>
-        <w:t xml:space="preserve">, </w:t>
-      </w:r>
-      <w:r>
-        <w:t>German (</w:t>
-      </w:r>
-      <w:r>
-        <w:rPr>
-          <w:b/>
-          <w:bCs/>
-        </w:rPr>
-        <w:t>'de'</w:t>
-      </w:r>
-      <w:r>
-        <w:t>)</w:t>
-      </w:r>
-      <w:r>
-        <w:t xml:space="preserve">, </w:t>
-      </w:r>
-      <w:r>
-        <w:t>Hindi (</w:t>
-      </w:r>
-      <w:r>
-        <w:rPr>
-          <w:b/>
-          <w:bCs/>
-        </w:rPr>
-        <w:t>'hi'</w:t>
-      </w:r>
-      <w:r>
-        <w:t>)</w:t>
-      </w:r>
-      <w:r>
-        <w:t xml:space="preserve">, </w:t>
-      </w:r>
-      <w:r>
-        <w:t>Chinese (</w:t>
-      </w:r>
-      <w:r>
-        <w:rPr>
-          <w:b/>
-          <w:bCs/>
-        </w:rPr>
-        <w:t>'</w:t>
-      </w:r>
-      <w:proofErr w:type="spellStart"/>
-      <w:r>
-        <w:rPr>
-          <w:b/>
-          <w:bCs/>
-        </w:rPr>
-        <w:t>zh</w:t>
-      </w:r>
-      <w:proofErr w:type="spellEnd"/>
-      <w:r>
-        <w:rPr>
-          <w:b/>
-          <w:bCs/>
-        </w:rPr>
-        <w:t>'</w:t>
-      </w:r>
-      <w:r>
-        <w:t>)</w:t>
-      </w:r>
-      <w:r>
-        <w:t xml:space="preserve">, </w:t>
-      </w:r>
-      <w:r>
-        <w:t>Japanese (</w:t>
-      </w:r>
-      <w:r>
-        <w:rPr>
-          <w:b/>
-          <w:bCs/>
-        </w:rPr>
-        <w:t>'</w:t>
-      </w:r>
-      <w:proofErr w:type="spellStart"/>
-      <w:r>
-        <w:rPr>
-          <w:b/>
-          <w:bCs/>
-        </w:rPr>
-        <w:t>ja</w:t>
-      </w:r>
-      <w:proofErr w:type="spellEnd"/>
-      <w:r>
-        <w:rPr>
-          <w:b/>
-          <w:bCs/>
-        </w:rPr>
-        <w:t>'</w:t>
-      </w:r>
-      <w:r>
-        <w:t>)</w:t>
-      </w:r>
-      <w:r>
-        <w:t xml:space="preserve">, </w:t>
-      </w:r>
-      <w:r>
-        <w:t>Portuguese (</w:t>
-      </w:r>
-      <w:r>
-        <w:rPr>
-          <w:b/>
-          <w:bCs/>
-        </w:rPr>
-        <w:t>'pt'</w:t>
-      </w:r>
-      <w:r>
-        <w:t>)</w:t>
-      </w:r>
-      <w:r>
-        <w:t xml:space="preserve"> </w:t>
-      </w:r>
-      <w:r>
-        <w:t>and more...</w:t>
-      </w:r>
-    </w:p>
-    <w:p/>
-    <w:p>
-      <w:pPr>
-        <w:rPr>
-          <w:b/>
-          <w:bCs/>
-        </w:rPr>
-      </w:pPr>
-      <w:r>
-        <w:rPr>
-          <w:rFonts w:ascii="Segoe UI Emoji" w:hAnsi="Segoe UI Emoji" w:cs="Segoe UI Emoji"/>
-          <w:b/>
-          <w:bCs/>
-        </w:rPr>
-        <w:t>📌</w:t>
-      </w:r>
-      <w:r>
-        <w:rPr>
-          <w:b/>
-          <w:bCs/>
-        </w:rPr>
-        <w:t xml:space="preserve"> Example:</w:t>
-      </w:r>
-    </w:p>
-    <w:p>
-      <w:r>
-        <w:t xml:space="preserve">SELECT </w:t>
-      </w:r>
-      <w:proofErr w:type="gramStart"/>
-      <w:r>
-        <w:rPr>
-          <w:b/>
-          <w:bCs/>
-        </w:rPr>
-        <w:t>SNOWFLAKE</w:t>
-      </w:r>
-      <w:r>
-        <w:t>.</w:t>
-      </w:r>
-      <w:r>
-        <w:rPr>
-          <w:b/>
-          <w:bCs/>
-        </w:rPr>
-        <w:t>CORTEX</w:t>
-      </w:r>
-      <w:r>
-        <w:t>.</w:t>
-      </w:r>
-      <w:r>
-        <w:rPr>
-          <w:b/>
-          <w:bCs/>
-        </w:rPr>
-        <w:t>TRANSLATE</w:t>
-      </w:r>
-      <w:r>
-        <w:t>( '</w:t>
-      </w:r>
-      <w:proofErr w:type="gramEnd"/>
-      <w:r>
-        <w:t xml:space="preserve">Je ne </w:t>
-      </w:r>
-      <w:proofErr w:type="spellStart"/>
-      <w:r>
-        <w:t>peux</w:t>
-      </w:r>
-      <w:proofErr w:type="spellEnd"/>
-      <w:r>
-        <w:t xml:space="preserve"> pas </w:t>
-      </w:r>
-      <w:proofErr w:type="spellStart"/>
-      <w:r>
-        <w:t>accéder</w:t>
-      </w:r>
-      <w:proofErr w:type="spellEnd"/>
-      <w:r>
-        <w:t xml:space="preserve"> à </w:t>
-      </w:r>
-      <w:proofErr w:type="spellStart"/>
-      <w:r>
-        <w:t>mon</w:t>
-      </w:r>
-      <w:proofErr w:type="spellEnd"/>
-      <w:r>
-        <w:t xml:space="preserve"> </w:t>
-      </w:r>
-      <w:proofErr w:type="spellStart"/>
-      <w:r>
-        <w:t>compte</w:t>
-      </w:r>
-      <w:proofErr w:type="spellEnd"/>
-      <w:r>
-        <w:t>.','</w:t>
-      </w:r>
-      <w:proofErr w:type="spellStart"/>
-      <w:r>
-        <w:rPr>
-          <w:b/>
-          <w:bCs/>
-        </w:rPr>
-        <w:t>en</w:t>
-      </w:r>
-      <w:proofErr w:type="spellEnd"/>
       <w:r>
         <w:t xml:space="preserve">') AS </w:t>
       </w:r>
-      <w:proofErr w:type="spellStart"/>
       <w:r>
         <w:rPr>
           <w:b/>
@@ -4042,7 +3316,6 @@
         </w:rPr>
         <w:t>translated_text</w:t>
       </w:r>
-      <w:proofErr w:type="spellEnd"/>
       <w:r>
         <w:t>;</w:t>
       </w:r>
@@ -4061,6 +3334,9 @@
     </w:p>
     <w:p>
       <w:r>
+        <w:rPr>
+          <w:noProof/>
+        </w:rPr>
         <w:lastRenderedPageBreak/>
         <w:drawing>
           <wp:inline distT="0" distB="0" distL="0" distR="0" wp14:anchorId="1ED13CAF" wp14:editId="32BBAF4C">
@@ -4101,6 +3377,9 @@
     </w:p>
     <w:p>
       <w:r>
+        <w:rPr>
+          <w:noProof/>
+        </w:rPr>
         <w:drawing>
           <wp:inline distT="0" distB="0" distL="0" distR="0" wp14:anchorId="69C684E7" wp14:editId="7AB76420">
             <wp:extent cx="6333260" cy="2588455"/>
@@ -4163,15 +3442,7 @@
     </w:p>
     <w:p>
       <w:r>
-        <w:t xml:space="preserve">In our </w:t>
-      </w:r>
-      <w:proofErr w:type="spellStart"/>
-      <w:r>
-        <w:t>Streamlit</w:t>
-      </w:r>
-      <w:proofErr w:type="spellEnd"/>
-      <w:r>
-        <w:t xml:space="preserve"> app, we:</w:t>
+        <w:t>In our Streamlit app, we:</w:t>
       </w:r>
     </w:p>
     <w:p>
@@ -4203,15 +3474,7 @@
         </w:numPr>
       </w:pPr>
       <w:r>
-        <w:t xml:space="preserve">Used </w:t>
-      </w:r>
-      <w:proofErr w:type="gramStart"/>
-      <w:r>
-        <w:t>SUMMARIZE(</w:t>
-      </w:r>
-      <w:proofErr w:type="gramEnd"/>
-      <w:r>
-        <w:t xml:space="preserve">) to </w:t>
+        <w:t xml:space="preserve">Used SUMMARIZE() to </w:t>
       </w:r>
       <w:r>
         <w:rPr>
@@ -4232,31 +3495,14 @@
         </w:numPr>
       </w:pPr>
       <w:r>
-        <w:t xml:space="preserve">Used </w:t>
-      </w:r>
-      <w:proofErr w:type="gramStart"/>
-      <w:r>
-        <w:t>SENTIMENT(</w:t>
-      </w:r>
-      <w:proofErr w:type="gramEnd"/>
-      <w:r>
-        <w:t xml:space="preserve">) to </w:t>
-      </w:r>
-      <w:proofErr w:type="spellStart"/>
-      <w:r>
-        <w:rPr>
-          <w:b/>
-          <w:bCs/>
-        </w:rPr>
-        <w:t>analyze</w:t>
-      </w:r>
-      <w:proofErr w:type="spellEnd"/>
-      <w:r>
-        <w:rPr>
-          <w:b/>
-          <w:bCs/>
-        </w:rPr>
-        <w:t xml:space="preserve"> the mood</w:t>
+        <w:t xml:space="preserve">Used SENTIMENT() to </w:t>
+      </w:r>
+      <w:r>
+        <w:rPr>
+          <w:b/>
+          <w:bCs/>
+        </w:rPr>
+        <w:t>analyze the mood</w:t>
       </w:r>
       <w:r>
         <w:t xml:space="preserve"> of the conversation.</w:t>
@@ -4270,15 +3516,7 @@
         </w:numPr>
       </w:pPr>
       <w:r>
-        <w:t>Used CLASSIFY_</w:t>
-      </w:r>
-      <w:proofErr w:type="gramStart"/>
-      <w:r>
-        <w:t>TEXT(</w:t>
-      </w:r>
-      <w:proofErr w:type="gramEnd"/>
-      <w:r>
-        <w:t xml:space="preserve">) to </w:t>
+        <w:t xml:space="preserve">Used CLASSIFY_TEXT() to </w:t>
       </w:r>
       <w:r>
         <w:rPr>
@@ -4299,15 +3537,7 @@
         </w:numPr>
       </w:pPr>
       <w:r>
-        <w:t xml:space="preserve">Used </w:t>
-      </w:r>
-      <w:proofErr w:type="gramStart"/>
-      <w:r>
-        <w:t>TRANSLATE(</w:t>
-      </w:r>
-      <w:proofErr w:type="gramEnd"/>
-      <w:r>
-        <w:t xml:space="preserve">) to </w:t>
+        <w:t xml:space="preserve">Used TRANSLATE() to </w:t>
       </w:r>
       <w:r>
         <w:rPr>
@@ -4524,15 +3754,7 @@
           </w:tcPr>
           <w:p>
             <w:r>
-              <w:t xml:space="preserve">Can </w:t>
-            </w:r>
-            <w:proofErr w:type="spellStart"/>
-            <w:r>
-              <w:t>analyze</w:t>
-            </w:r>
-            <w:proofErr w:type="spellEnd"/>
-            <w:r>
-              <w:t xml:space="preserve"> thousands of records at once</w:t>
+              <w:t>Can analyze thousands of records at once</w:t>
             </w:r>
           </w:p>
         </w:tc>
@@ -4637,13 +3859,3317 @@
         </w:tc>
       </w:tr>
     </w:tbl>
-    <w:p/>
-    <w:p/>
-    <w:p/>
+    <w:p>
+      <w:pPr>
+        <w:rPr>
+          <w:rFonts w:ascii="Segoe UI Emoji" w:hAnsi="Segoe UI Emoji" w:cs="Segoe UI Emoji"/>
+          <w:b/>
+          <w:bCs/>
+        </w:rPr>
+      </w:pPr>
+      <w:r>
+        <w:rPr>
+          <w:rFonts w:cstheme="minorHAnsi"/>
+        </w:rPr>
+        <w:pict w14:anchorId="6A39E1B1">
+          <v:rect id="_x0000_i1218" style="width:0;height:1.5pt" o:hralign="center" o:hrstd="t" o:hr="t" fillcolor="#a0a0a0" stroked="f"/>
+        </w:pict>
+      </w:r>
+    </w:p>
+    <w:p>
+      <w:pPr>
+        <w:rPr>
+          <w:rFonts w:cstheme="minorHAnsi"/>
+          <w:b/>
+          <w:bCs/>
+        </w:rPr>
+      </w:pPr>
+      <w:r>
+        <w:rPr>
+          <w:rFonts w:ascii="Segoe UI Emoji" w:hAnsi="Segoe UI Emoji" w:cs="Segoe UI Emoji"/>
+          <w:b/>
+          <w:bCs/>
+        </w:rPr>
+        <w:t>✅</w:t>
+      </w:r>
+      <w:r>
+        <w:rPr>
+          <w:rFonts w:cstheme="minorHAnsi"/>
+          <w:b/>
+          <w:bCs/>
+        </w:rPr>
+        <w:t xml:space="preserve"> Snowflake Cortex: Error Troubleshooting Guide</w:t>
+      </w:r>
+    </w:p>
+    <w:p>
+      <w:pPr>
+        <w:rPr>
+          <w:rFonts w:cstheme="minorHAnsi"/>
+          <w:b/>
+          <w:bCs/>
+        </w:rPr>
+      </w:pPr>
+      <w:r>
+        <w:rPr>
+          <w:rFonts w:ascii="Segoe UI Emoji" w:hAnsi="Segoe UI Emoji" w:cs="Segoe UI Emoji"/>
+          <w:b/>
+          <w:bCs/>
+        </w:rPr>
+        <w:t>🔧</w:t>
+      </w:r>
+      <w:r>
+        <w:rPr>
+          <w:rFonts w:cstheme="minorHAnsi"/>
+          <w:b/>
+          <w:bCs/>
+        </w:rPr>
+        <w:t xml:space="preserve"> 1. Unknown Function or Compilation Errors</w:t>
+      </w:r>
+    </w:p>
+    <w:p>
+      <w:pPr>
+        <w:rPr>
+          <w:rFonts w:cstheme="minorHAnsi"/>
+        </w:rPr>
+      </w:pPr>
+      <w:r>
+        <w:rPr>
+          <w:rFonts w:cstheme="minorHAnsi"/>
+          <w:b/>
+          <w:bCs/>
+        </w:rPr>
+        <w:t>Example</w:t>
+      </w:r>
+      <w:r>
+        <w:rPr>
+          <w:rFonts w:cstheme="minorHAnsi"/>
+        </w:rPr>
+        <w:t>:</w:t>
+      </w:r>
+      <w:r>
+        <w:rPr>
+          <w:rFonts w:cstheme="minorHAnsi"/>
+        </w:rPr>
+        <w:t xml:space="preserve"> </w:t>
+      </w:r>
+      <w:r>
+        <w:rPr>
+          <w:rFonts w:cstheme="minorHAnsi"/>
+        </w:rPr>
+        <w:t xml:space="preserve">Unknown user-defined function </w:t>
+      </w:r>
+      <w:r>
+        <w:rPr>
+          <w:rFonts w:cstheme="minorHAnsi"/>
+          <w:b/>
+          <w:bCs/>
+        </w:rPr>
+        <w:t>SNOWFLAKE.CORTEX.SUMMARIZE</w:t>
+      </w:r>
+    </w:p>
+    <w:p>
+      <w:pPr>
+        <w:rPr>
+          <w:rFonts w:cstheme="minorHAnsi"/>
+        </w:rPr>
+      </w:pPr>
+      <w:r>
+        <w:rPr>
+          <w:rFonts w:cstheme="minorHAnsi"/>
+          <w:b/>
+          <w:bCs/>
+        </w:rPr>
+        <w:t>Cause</w:t>
+      </w:r>
+      <w:r>
+        <w:rPr>
+          <w:rFonts w:cstheme="minorHAnsi"/>
+        </w:rPr>
+        <w:t>:</w:t>
+      </w:r>
+    </w:p>
+    <w:p>
+      <w:pPr>
+        <w:numPr>
+          <w:ilvl w:val="0"/>
+          <w:numId w:val="23"/>
+        </w:numPr>
+        <w:rPr>
+          <w:rFonts w:cstheme="minorHAnsi"/>
+        </w:rPr>
+      </w:pPr>
+      <w:r>
+        <w:rPr>
+          <w:rFonts w:cstheme="minorHAnsi"/>
+        </w:rPr>
+        <w:t xml:space="preserve">Function not yet </w:t>
+      </w:r>
+      <w:r>
+        <w:rPr>
+          <w:rFonts w:cstheme="minorHAnsi"/>
+          <w:b/>
+          <w:bCs/>
+        </w:rPr>
+        <w:t>enabled in your Snowflake region or edition</w:t>
+      </w:r>
+    </w:p>
+    <w:p>
+      <w:pPr>
+        <w:numPr>
+          <w:ilvl w:val="0"/>
+          <w:numId w:val="23"/>
+        </w:numPr>
+        <w:rPr>
+          <w:rFonts w:cstheme="minorHAnsi"/>
+        </w:rPr>
+      </w:pPr>
+      <w:r>
+        <w:rPr>
+          <w:rFonts w:cstheme="minorHAnsi"/>
+        </w:rPr>
+        <w:t>Typo in function name or improper syntax</w:t>
+      </w:r>
+    </w:p>
+    <w:p>
+      <w:pPr>
+        <w:rPr>
+          <w:rFonts w:cstheme="minorHAnsi"/>
+        </w:rPr>
+      </w:pPr>
+      <w:r>
+        <w:rPr>
+          <w:rFonts w:cstheme="minorHAnsi"/>
+          <w:b/>
+          <w:bCs/>
+        </w:rPr>
+        <w:t>Fixes</w:t>
+      </w:r>
+      <w:r>
+        <w:rPr>
+          <w:rFonts w:cstheme="minorHAnsi"/>
+        </w:rPr>
+        <w:t>:</w:t>
+      </w:r>
+    </w:p>
+    <w:p>
+      <w:pPr>
+        <w:numPr>
+          <w:ilvl w:val="0"/>
+          <w:numId w:val="24"/>
+        </w:numPr>
+        <w:rPr>
+          <w:rFonts w:cstheme="minorHAnsi"/>
+        </w:rPr>
+      </w:pPr>
+      <w:r>
+        <w:rPr>
+          <w:rFonts w:cstheme="minorHAnsi"/>
+        </w:rPr>
+        <w:t>Check Cortex documentation for supported functions.</w:t>
+      </w:r>
+    </w:p>
+    <w:p>
+      <w:pPr>
+        <w:numPr>
+          <w:ilvl w:val="0"/>
+          <w:numId w:val="24"/>
+        </w:numPr>
+        <w:rPr>
+          <w:rFonts w:cstheme="minorHAnsi"/>
+        </w:rPr>
+      </w:pPr>
+      <w:r>
+        <w:rPr>
+          <w:rFonts w:cstheme="minorHAnsi"/>
+        </w:rPr>
+        <w:t xml:space="preserve">Contact Snowflake support to </w:t>
+      </w:r>
+      <w:r>
+        <w:rPr>
+          <w:rFonts w:cstheme="minorHAnsi"/>
+          <w:b/>
+          <w:bCs/>
+        </w:rPr>
+        <w:t>enable Cortex</w:t>
+      </w:r>
+      <w:r>
+        <w:rPr>
+          <w:rFonts w:cstheme="minorHAnsi"/>
+        </w:rPr>
+        <w:t xml:space="preserve"> in your region/account.</w:t>
+      </w:r>
+    </w:p>
+    <w:p>
+      <w:pPr>
+        <w:numPr>
+          <w:ilvl w:val="0"/>
+          <w:numId w:val="24"/>
+        </w:numPr>
+        <w:rPr>
+          <w:rFonts w:cstheme="minorHAnsi"/>
+        </w:rPr>
+      </w:pPr>
+      <w:r>
+        <w:rPr>
+          <w:rFonts w:cstheme="minorHAnsi"/>
+        </w:rPr>
+        <w:t>Ensure correct syntax:</w:t>
+      </w:r>
+    </w:p>
+    <w:p>
+      <w:pPr>
+        <w:rPr>
+          <w:rFonts w:cstheme="minorHAnsi"/>
+          <w:b/>
+          <w:bCs/>
+        </w:rPr>
+      </w:pPr>
+      <w:r>
+        <w:rPr>
+          <w:rFonts w:cstheme="minorHAnsi"/>
+          <w:b/>
+          <w:bCs/>
+        </w:rPr>
+        <w:t>SELECT SNOWFLAKE.CORTEX.SUMMARIZE('your input text') AS result;</w:t>
+      </w:r>
+    </w:p>
+    <w:p>
+      <w:pPr>
+        <w:rPr>
+          <w:rFonts w:cstheme="minorHAnsi"/>
+        </w:rPr>
+      </w:pPr>
+      <w:r>
+        <w:rPr>
+          <w:rFonts w:cstheme="minorHAnsi"/>
+        </w:rPr>
+        <w:pict w14:anchorId="0D3DDFC0">
+          <v:rect id="_x0000_i1169" style="width:0;height:1.5pt" o:hralign="center" o:hrstd="t" o:hr="t" fillcolor="#a0a0a0" stroked="f"/>
+        </w:pict>
+      </w:r>
+    </w:p>
+    <w:p>
+      <w:pPr>
+        <w:rPr>
+          <w:rFonts w:cstheme="minorHAnsi"/>
+          <w:b/>
+          <w:bCs/>
+        </w:rPr>
+      </w:pPr>
+      <w:r>
+        <w:rPr>
+          <w:rFonts w:ascii="Segoe UI Emoji" w:hAnsi="Segoe UI Emoji" w:cs="Segoe UI Emoji"/>
+          <w:b/>
+          <w:bCs/>
+        </w:rPr>
+        <w:t>🔐</w:t>
+      </w:r>
+      <w:r>
+        <w:rPr>
+          <w:rFonts w:cstheme="minorHAnsi"/>
+          <w:b/>
+          <w:bCs/>
+        </w:rPr>
+        <w:t xml:space="preserve"> 2. Permission or Role Errors</w:t>
+      </w:r>
+    </w:p>
+    <w:p>
+      <w:pPr>
+        <w:rPr>
+          <w:rFonts w:cstheme="minorHAnsi"/>
+        </w:rPr>
+      </w:pPr>
+      <w:r>
+        <w:rPr>
+          <w:rFonts w:cstheme="minorHAnsi"/>
+          <w:b/>
+          <w:bCs/>
+        </w:rPr>
+        <w:t>Example</w:t>
+      </w:r>
+      <w:r>
+        <w:rPr>
+          <w:rFonts w:cstheme="minorHAnsi"/>
+        </w:rPr>
+        <w:t>:</w:t>
+      </w:r>
+    </w:p>
+    <w:p>
+      <w:pPr>
+        <w:rPr>
+          <w:rFonts w:cstheme="minorHAnsi"/>
+        </w:rPr>
+      </w:pPr>
+      <w:r>
+        <w:rPr>
+          <w:rFonts w:cstheme="minorHAnsi"/>
+          <w:b/>
+          <w:bCs/>
+        </w:rPr>
+        <w:t>Permission denied</w:t>
+      </w:r>
+      <w:r>
+        <w:rPr>
+          <w:rFonts w:cstheme="minorHAnsi"/>
+        </w:rPr>
+        <w:t>: role does not have usage on Cortex</w:t>
+      </w:r>
+    </w:p>
+    <w:p>
+      <w:pPr>
+        <w:rPr>
+          <w:rFonts w:cstheme="minorHAnsi"/>
+        </w:rPr>
+      </w:pPr>
+      <w:r>
+        <w:rPr>
+          <w:rFonts w:cstheme="minorHAnsi"/>
+          <w:b/>
+          <w:bCs/>
+        </w:rPr>
+        <w:t>Fixes</w:t>
+      </w:r>
+      <w:r>
+        <w:rPr>
+          <w:rFonts w:cstheme="minorHAnsi"/>
+        </w:rPr>
+        <w:t>:</w:t>
+      </w:r>
+    </w:p>
+    <w:p>
+      <w:pPr>
+        <w:numPr>
+          <w:ilvl w:val="0"/>
+          <w:numId w:val="25"/>
+        </w:numPr>
+        <w:rPr>
+          <w:rFonts w:cstheme="minorHAnsi"/>
+        </w:rPr>
+      </w:pPr>
+      <w:r>
+        <w:rPr>
+          <w:rFonts w:cstheme="minorHAnsi"/>
+        </w:rPr>
+        <w:t xml:space="preserve">Switch to a </w:t>
+      </w:r>
+      <w:r>
+        <w:rPr>
+          <w:rFonts w:cstheme="minorHAnsi"/>
+          <w:b/>
+          <w:bCs/>
+        </w:rPr>
+        <w:t>role with USAGE privileges</w:t>
+      </w:r>
+      <w:r>
+        <w:rPr>
+          <w:rFonts w:cstheme="minorHAnsi"/>
+        </w:rPr>
+        <w:t xml:space="preserve"> for Cortex.</w:t>
+      </w:r>
+    </w:p>
+    <w:p>
+      <w:pPr>
+        <w:numPr>
+          <w:ilvl w:val="0"/>
+          <w:numId w:val="25"/>
+        </w:numPr>
+        <w:rPr>
+          <w:rFonts w:cstheme="minorHAnsi"/>
+        </w:rPr>
+      </w:pPr>
+      <w:r>
+        <w:rPr>
+          <w:rFonts w:cstheme="minorHAnsi"/>
+        </w:rPr>
+        <w:t>Use ACCOUNTADMIN or a custom role with sufficient permissions.</w:t>
+      </w:r>
+    </w:p>
+    <w:p>
+      <w:pPr>
+        <w:numPr>
+          <w:ilvl w:val="0"/>
+          <w:numId w:val="25"/>
+        </w:numPr>
+        <w:rPr>
+          <w:rFonts w:cstheme="minorHAnsi"/>
+        </w:rPr>
+      </w:pPr>
+      <w:r>
+        <w:rPr>
+          <w:rFonts w:cstheme="minorHAnsi"/>
+        </w:rPr>
+        <w:t>Ensure your warehouse is active and large enough (L, XL, etc.)</w:t>
+      </w:r>
+    </w:p>
+    <w:p>
+      <w:pPr>
+        <w:rPr>
+          <w:rFonts w:cstheme="minorHAnsi"/>
+        </w:rPr>
+      </w:pPr>
+      <w:r>
+        <w:rPr>
+          <w:rFonts w:cstheme="minorHAnsi"/>
+        </w:rPr>
+        <w:lastRenderedPageBreak/>
+        <w:pict w14:anchorId="19BD897E">
+          <v:rect id="_x0000_i1170" style="width:0;height:1.5pt" o:hralign="center" o:hrstd="t" o:hr="t" fillcolor="#a0a0a0" stroked="f"/>
+        </w:pict>
+      </w:r>
+    </w:p>
+    <w:p>
+      <w:pPr>
+        <w:rPr>
+          <w:rFonts w:cstheme="minorHAnsi"/>
+          <w:b/>
+          <w:bCs/>
+        </w:rPr>
+      </w:pPr>
+      <w:r>
+        <w:rPr>
+          <w:rFonts w:ascii="Segoe UI Emoji" w:hAnsi="Segoe UI Emoji" w:cs="Segoe UI Emoji"/>
+          <w:b/>
+          <w:bCs/>
+        </w:rPr>
+        <w:t>📥</w:t>
+      </w:r>
+      <w:r>
+        <w:rPr>
+          <w:rFonts w:cstheme="minorHAnsi"/>
+          <w:b/>
+          <w:bCs/>
+        </w:rPr>
+        <w:t xml:space="preserve"> 3. Invalid Identifier or Variable Usage</w:t>
+      </w:r>
+    </w:p>
+    <w:p>
+      <w:pPr>
+        <w:rPr>
+          <w:rFonts w:cstheme="minorHAnsi"/>
+        </w:rPr>
+      </w:pPr>
+      <w:r>
+        <w:rPr>
+          <w:rFonts w:cstheme="minorHAnsi"/>
+          <w:b/>
+          <w:bCs/>
+        </w:rPr>
+        <w:t>Example</w:t>
+      </w:r>
+      <w:r>
+        <w:rPr>
+          <w:rFonts w:cstheme="minorHAnsi"/>
+        </w:rPr>
+        <w:t>:</w:t>
+      </w:r>
+    </w:p>
+    <w:p>
+      <w:pPr>
+        <w:rPr>
+          <w:rFonts w:cstheme="minorHAnsi"/>
+        </w:rPr>
+      </w:pPr>
+      <w:r>
+        <w:rPr>
+          <w:rFonts w:cstheme="minorHAnsi"/>
+        </w:rPr>
+        <w:t>Invalid identifier 'SELECTED_TRANSCRIPT'</w:t>
+      </w:r>
+    </w:p>
+    <w:p>
+      <w:pPr>
+        <w:rPr>
+          <w:rFonts w:cstheme="minorHAnsi"/>
+        </w:rPr>
+      </w:pPr>
+      <w:r>
+        <w:rPr>
+          <w:rFonts w:cstheme="minorHAnsi"/>
+          <w:b/>
+          <w:bCs/>
+        </w:rPr>
+        <w:t>Cause</w:t>
+      </w:r>
+      <w:r>
+        <w:rPr>
+          <w:rFonts w:cstheme="minorHAnsi"/>
+        </w:rPr>
+        <w:t>:</w:t>
+      </w:r>
+    </w:p>
+    <w:p>
+      <w:pPr>
+        <w:numPr>
+          <w:ilvl w:val="0"/>
+          <w:numId w:val="26"/>
+        </w:numPr>
+        <w:rPr>
+          <w:rFonts w:cstheme="minorHAnsi"/>
+        </w:rPr>
+      </w:pPr>
+      <w:r>
+        <w:rPr>
+          <w:rFonts w:cstheme="minorHAnsi"/>
+        </w:rPr>
+        <w:t xml:space="preserve">You're using a </w:t>
+      </w:r>
+      <w:r>
+        <w:rPr>
+          <w:rFonts w:cstheme="minorHAnsi"/>
+          <w:b/>
+          <w:bCs/>
+        </w:rPr>
+        <w:t>Python variable inside SQL</w:t>
+      </w:r>
+      <w:r>
+        <w:rPr>
+          <w:rFonts w:cstheme="minorHAnsi"/>
+        </w:rPr>
+        <w:t xml:space="preserve"> without proper handling.</w:t>
+      </w:r>
+    </w:p>
+    <w:p>
+      <w:pPr>
+        <w:rPr>
+          <w:rFonts w:cstheme="minorHAnsi"/>
+        </w:rPr>
+      </w:pPr>
+      <w:r>
+        <w:rPr>
+          <w:rFonts w:cstheme="minorHAnsi"/>
+          <w:b/>
+          <w:bCs/>
+        </w:rPr>
+        <w:t>Fix</w:t>
+      </w:r>
+      <w:r>
+        <w:rPr>
+          <w:rFonts w:cstheme="minorHAnsi"/>
+        </w:rPr>
+        <w:t>:</w:t>
+      </w:r>
+      <w:r>
+        <w:rPr>
+          <w:rFonts w:cstheme="minorHAnsi"/>
+        </w:rPr>
+        <w:t xml:space="preserve"> </w:t>
+      </w:r>
+      <w:r>
+        <w:rPr>
+          <w:rFonts w:cstheme="minorHAnsi"/>
+        </w:rPr>
+        <w:t xml:space="preserve">Use </w:t>
+      </w:r>
+      <w:r>
+        <w:rPr>
+          <w:rFonts w:cstheme="minorHAnsi"/>
+          <w:b/>
+          <w:bCs/>
+        </w:rPr>
+        <w:t>parameterized SQL</w:t>
+      </w:r>
+      <w:r>
+        <w:rPr>
+          <w:rFonts w:cstheme="minorHAnsi"/>
+        </w:rPr>
+        <w:t xml:space="preserve"> or inline the Python variable using $$:</w:t>
+      </w:r>
+    </w:p>
+    <w:p>
+      <w:pPr>
+        <w:rPr>
+          <w:rFonts w:cstheme="minorHAnsi"/>
+          <w:b/>
+          <w:bCs/>
+        </w:rPr>
+      </w:pPr>
+      <w:r>
+        <w:rPr>
+          <w:rFonts w:cstheme="minorHAnsi"/>
+          <w:b/>
+          <w:bCs/>
+        </w:rPr>
+        <w:t>query = f"""</w:t>
+      </w:r>
+    </w:p>
+    <w:p>
+      <w:pPr>
+        <w:rPr>
+          <w:rFonts w:cstheme="minorHAnsi"/>
+          <w:b/>
+          <w:bCs/>
+        </w:rPr>
+      </w:pPr>
+      <w:r>
+        <w:rPr>
+          <w:rFonts w:cstheme="minorHAnsi"/>
+          <w:b/>
+          <w:bCs/>
+        </w:rPr>
+        <w:t xml:space="preserve">    SELECT SNOWFLAKE.CORTEX.SUMMARIZE($${selected_transcript}$$) AS summary</w:t>
+      </w:r>
+    </w:p>
+    <w:p>
+      <w:pPr>
+        <w:rPr>
+          <w:rFonts w:cstheme="minorHAnsi"/>
+          <w:b/>
+          <w:bCs/>
+        </w:rPr>
+      </w:pPr>
+      <w:r>
+        <w:rPr>
+          <w:rFonts w:cstheme="minorHAnsi"/>
+          <w:b/>
+          <w:bCs/>
+        </w:rPr>
+        <w:t>"""</w:t>
+      </w:r>
+    </w:p>
+    <w:p>
+      <w:pPr>
+        <w:rPr>
+          <w:rFonts w:cstheme="minorHAnsi"/>
+        </w:rPr>
+      </w:pPr>
+      <w:r>
+        <w:rPr>
+          <w:rFonts w:cstheme="minorHAnsi"/>
+          <w:b/>
+          <w:bCs/>
+        </w:rPr>
+        <w:t>result = session.sql(query).collect()</w:t>
+      </w:r>
+    </w:p>
+    <w:p>
+      <w:pPr>
+        <w:rPr>
+          <w:rFonts w:cstheme="minorHAnsi"/>
+        </w:rPr>
+      </w:pPr>
+      <w:r>
+        <w:rPr>
+          <w:rFonts w:cstheme="minorHAnsi"/>
+        </w:rPr>
+        <w:pict w14:anchorId="175057DB">
+          <v:rect id="_x0000_i1171" style="width:0;height:1.5pt" o:hralign="center" o:hrstd="t" o:hr="t" fillcolor="#a0a0a0" stroked="f"/>
+        </w:pict>
+      </w:r>
+    </w:p>
+    <w:p>
+      <w:pPr>
+        <w:rPr>
+          <w:rFonts w:cstheme="minorHAnsi"/>
+          <w:b/>
+          <w:bCs/>
+        </w:rPr>
+      </w:pPr>
+      <w:r>
+        <w:rPr>
+          <w:rFonts w:ascii="Segoe UI Emoji" w:hAnsi="Segoe UI Emoji" w:cs="Segoe UI Emoji"/>
+          <w:b/>
+          <w:bCs/>
+        </w:rPr>
+        <w:t>🧠</w:t>
+      </w:r>
+      <w:r>
+        <w:rPr>
+          <w:rFonts w:cstheme="minorHAnsi"/>
+          <w:b/>
+          <w:bCs/>
+        </w:rPr>
+        <w:t xml:space="preserve"> 4. Unsupported Models or Functions</w:t>
+      </w:r>
+    </w:p>
+    <w:p>
+      <w:pPr>
+        <w:rPr>
+          <w:rFonts w:cstheme="minorHAnsi"/>
+          <w:b/>
+          <w:bCs/>
+        </w:rPr>
+      </w:pPr>
+      <w:r>
+        <w:rPr>
+          <w:rFonts w:cstheme="minorHAnsi"/>
+          <w:b/>
+          <w:bCs/>
+        </w:rPr>
+        <w:t>Example</w:t>
+      </w:r>
+      <w:r>
+        <w:rPr>
+          <w:rFonts w:cstheme="minorHAnsi"/>
+        </w:rPr>
+        <w:t xml:space="preserve">:Invalid model name: </w:t>
+      </w:r>
+      <w:r>
+        <w:rPr>
+          <w:rFonts w:cstheme="minorHAnsi"/>
+          <w:b/>
+          <w:bCs/>
+        </w:rPr>
+        <w:t>llama2-70b-chat</w:t>
+      </w:r>
+    </w:p>
+    <w:p>
+      <w:pPr>
+        <w:rPr>
+          <w:rFonts w:cstheme="minorHAnsi"/>
+        </w:rPr>
+      </w:pPr>
+      <w:r>
+        <w:rPr>
+          <w:rFonts w:cstheme="minorHAnsi"/>
+          <w:b/>
+          <w:bCs/>
+        </w:rPr>
+        <w:t>Fixes</w:t>
+      </w:r>
+      <w:r>
+        <w:rPr>
+          <w:rFonts w:cstheme="minorHAnsi"/>
+        </w:rPr>
+        <w:t>:</w:t>
+      </w:r>
+    </w:p>
+    <w:p>
+      <w:pPr>
+        <w:numPr>
+          <w:ilvl w:val="0"/>
+          <w:numId w:val="27"/>
+        </w:numPr>
+        <w:rPr>
+          <w:rFonts w:cstheme="minorHAnsi"/>
+        </w:rPr>
+      </w:pPr>
+      <w:r>
+        <w:rPr>
+          <w:rFonts w:cstheme="minorHAnsi"/>
+        </w:rPr>
+        <w:t>Double-check supported models in your account</w:t>
+      </w:r>
+    </w:p>
+    <w:p>
+      <w:pPr>
+        <w:numPr>
+          <w:ilvl w:val="0"/>
+          <w:numId w:val="27"/>
+        </w:numPr>
+        <w:rPr>
+          <w:rFonts w:cstheme="minorHAnsi"/>
+        </w:rPr>
+      </w:pPr>
+      <w:r>
+        <w:rPr>
+          <w:rFonts w:cstheme="minorHAnsi"/>
+        </w:rPr>
+        <w:t>Use:</w:t>
+      </w:r>
+    </w:p>
+    <w:p>
+      <w:pPr>
+        <w:rPr>
+          <w:rFonts w:cstheme="minorHAnsi"/>
+          <w:b/>
+          <w:bCs/>
+        </w:rPr>
+      </w:pPr>
+      <w:r>
+        <w:rPr>
+          <w:rFonts w:cstheme="minorHAnsi"/>
+          <w:b/>
+          <w:bCs/>
+        </w:rPr>
+        <w:t>SELECT * FROM SNOWFLAKE.CORTEX.LIST_MODELS();</w:t>
+      </w:r>
+    </w:p>
+    <w:p>
+      <w:pPr>
+        <w:numPr>
+          <w:ilvl w:val="0"/>
+          <w:numId w:val="27"/>
+        </w:numPr>
+        <w:rPr>
+          <w:rFonts w:cstheme="minorHAnsi"/>
+        </w:rPr>
+      </w:pPr>
+      <w:r>
+        <w:rPr>
+          <w:rFonts w:cstheme="minorHAnsi"/>
+        </w:rPr>
+        <w:t>Choose model names like:</w:t>
+      </w:r>
+    </w:p>
+    <w:p>
+      <w:pPr>
+        <w:numPr>
+          <w:ilvl w:val="1"/>
+          <w:numId w:val="27"/>
+        </w:numPr>
+        <w:rPr>
+          <w:rFonts w:cstheme="minorHAnsi"/>
+        </w:rPr>
+      </w:pPr>
+      <w:r>
+        <w:rPr>
+          <w:rFonts w:cstheme="minorHAnsi"/>
+        </w:rPr>
+        <w:t>mistral-7b</w:t>
+      </w:r>
+    </w:p>
+    <w:p>
+      <w:pPr>
+        <w:numPr>
+          <w:ilvl w:val="1"/>
+          <w:numId w:val="27"/>
+        </w:numPr>
+        <w:rPr>
+          <w:rFonts w:cstheme="minorHAnsi"/>
+        </w:rPr>
+      </w:pPr>
+      <w:r>
+        <w:rPr>
+          <w:rFonts w:cstheme="minorHAnsi"/>
+        </w:rPr>
+        <w:t>llama2-13b-chat</w:t>
+      </w:r>
+    </w:p>
+    <w:p>
+      <w:pPr>
+        <w:numPr>
+          <w:ilvl w:val="1"/>
+          <w:numId w:val="27"/>
+        </w:numPr>
+        <w:rPr>
+          <w:rFonts w:cstheme="minorHAnsi"/>
+        </w:rPr>
+      </w:pPr>
+      <w:r>
+        <w:rPr>
+          <w:rFonts w:cstheme="minorHAnsi"/>
+        </w:rPr>
+        <w:t>anthropic.claude-v1</w:t>
+      </w:r>
+    </w:p>
+    <w:p>
+      <w:pPr>
+        <w:rPr>
+          <w:rFonts w:cstheme="minorHAnsi"/>
+        </w:rPr>
+      </w:pPr>
+      <w:r>
+        <w:rPr>
+          <w:rFonts w:cstheme="minorHAnsi"/>
+        </w:rPr>
+        <w:pict w14:anchorId="00471F11">
+          <v:rect id="_x0000_i1172" style="width:0;height:1.5pt" o:hralign="center" o:hrstd="t" o:hr="t" fillcolor="#a0a0a0" stroked="f"/>
+        </w:pict>
+      </w:r>
+    </w:p>
+    <w:p>
+      <w:pPr>
+        <w:rPr>
+          <w:rFonts w:cstheme="minorHAnsi"/>
+          <w:b/>
+          <w:bCs/>
+        </w:rPr>
+      </w:pPr>
+      <w:r>
+        <w:rPr>
+          <w:rFonts w:ascii="Segoe UI Emoji" w:hAnsi="Segoe UI Emoji" w:cs="Segoe UI Emoji"/>
+          <w:b/>
+          <w:bCs/>
+        </w:rPr>
+        <w:t>🔤</w:t>
+      </w:r>
+      <w:r>
+        <w:rPr>
+          <w:rFonts w:cstheme="minorHAnsi"/>
+          <w:b/>
+          <w:bCs/>
+        </w:rPr>
+        <w:t xml:space="preserve"> 5. Too Long Input Text</w:t>
+      </w:r>
+    </w:p>
+    <w:p>
+      <w:pPr>
+        <w:rPr>
+          <w:rFonts w:cstheme="minorHAnsi"/>
+        </w:rPr>
+      </w:pPr>
+      <w:r>
+        <w:rPr>
+          <w:rFonts w:cstheme="minorHAnsi"/>
+          <w:b/>
+          <w:bCs/>
+        </w:rPr>
+        <w:t>Example</w:t>
+      </w:r>
+      <w:r>
+        <w:rPr>
+          <w:rFonts w:cstheme="minorHAnsi"/>
+        </w:rPr>
+        <w:t>:</w:t>
+      </w:r>
+    </w:p>
+    <w:p>
+      <w:pPr>
+        <w:rPr>
+          <w:rFonts w:cstheme="minorHAnsi"/>
+        </w:rPr>
+      </w:pPr>
+      <w:r>
+        <w:rPr>
+          <w:rFonts w:cstheme="minorHAnsi"/>
+        </w:rPr>
+        <w:t>Input exceeds max token limit (e.g., 4,096 tokens)</w:t>
+      </w:r>
+    </w:p>
+    <w:p>
+      <w:pPr>
+        <w:rPr>
+          <w:rFonts w:cstheme="minorHAnsi"/>
+        </w:rPr>
+      </w:pPr>
+      <w:r>
+        <w:rPr>
+          <w:rFonts w:cstheme="minorHAnsi"/>
+          <w:b/>
+          <w:bCs/>
+        </w:rPr>
+        <w:t>Fixes</w:t>
+      </w:r>
+      <w:r>
+        <w:rPr>
+          <w:rFonts w:cstheme="minorHAnsi"/>
+        </w:rPr>
+        <w:t>:</w:t>
+      </w:r>
+    </w:p>
+    <w:p>
+      <w:pPr>
+        <w:numPr>
+          <w:ilvl w:val="0"/>
+          <w:numId w:val="28"/>
+        </w:numPr>
+        <w:rPr>
+          <w:rFonts w:cstheme="minorHAnsi"/>
+        </w:rPr>
+      </w:pPr>
+      <w:r>
+        <w:rPr>
+          <w:rFonts w:cstheme="minorHAnsi"/>
+        </w:rPr>
+        <w:t>Use SUBSTR() in SQL or .str.slice() in pandas to reduce length</w:t>
+      </w:r>
+    </w:p>
+    <w:p>
+      <w:pPr>
+        <w:numPr>
+          <w:ilvl w:val="0"/>
+          <w:numId w:val="28"/>
+        </w:numPr>
+        <w:rPr>
+          <w:rFonts w:cstheme="minorHAnsi"/>
+        </w:rPr>
+      </w:pPr>
+      <w:r>
+        <w:rPr>
+          <w:rFonts w:cstheme="minorHAnsi"/>
+        </w:rPr>
+        <w:lastRenderedPageBreak/>
+        <w:t>Summarize large text before feeding it to other functions</w:t>
+      </w:r>
+    </w:p>
+    <w:p>
+      <w:pPr>
+        <w:rPr>
+          <w:rFonts w:cstheme="minorHAnsi"/>
+        </w:rPr>
+      </w:pPr>
+      <w:r>
+        <w:rPr>
+          <w:rFonts w:cstheme="minorHAnsi"/>
+        </w:rPr>
+        <w:pict w14:anchorId="437F6C9F">
+          <v:rect id="_x0000_i1173" style="width:0;height:1.5pt" o:hralign="center" o:hrstd="t" o:hr="t" fillcolor="#a0a0a0" stroked="f"/>
+        </w:pict>
+      </w:r>
+    </w:p>
+    <w:p>
+      <w:pPr>
+        <w:rPr>
+          <w:rFonts w:cstheme="minorHAnsi"/>
+          <w:b/>
+          <w:bCs/>
+        </w:rPr>
+      </w:pPr>
+      <w:r>
+        <w:rPr>
+          <w:rFonts w:ascii="Segoe UI Emoji" w:hAnsi="Segoe UI Emoji" w:cs="Segoe UI Emoji"/>
+          <w:b/>
+          <w:bCs/>
+        </w:rPr>
+        <w:t>💸</w:t>
+      </w:r>
+      <w:r>
+        <w:rPr>
+          <w:rFonts w:cstheme="minorHAnsi"/>
+          <w:b/>
+          <w:bCs/>
+        </w:rPr>
+        <w:t xml:space="preserve"> 6. Cost Estimation Function Not Found</w:t>
+      </w:r>
+    </w:p>
+    <w:p>
+      <w:pPr>
+        <w:rPr>
+          <w:rFonts w:cstheme="minorHAnsi"/>
+        </w:rPr>
+      </w:pPr>
+      <w:r>
+        <w:rPr>
+          <w:rFonts w:cstheme="minorHAnsi"/>
+          <w:b/>
+          <w:bCs/>
+        </w:rPr>
+        <w:t>Example</w:t>
+      </w:r>
+      <w:r>
+        <w:rPr>
+          <w:rFonts w:cstheme="minorHAnsi"/>
+        </w:rPr>
+        <w:t>:</w:t>
+      </w:r>
+    </w:p>
+    <w:p>
+      <w:pPr>
+        <w:rPr>
+          <w:rFonts w:cstheme="minorHAnsi"/>
+        </w:rPr>
+      </w:pPr>
+      <w:r>
+        <w:rPr>
+          <w:rFonts w:cstheme="minorHAnsi"/>
+        </w:rPr>
+        <w:t>Unknown function SNOWFLAKE.CORTEX.ESTIMATE_TOKENS</w:t>
+      </w:r>
+    </w:p>
+    <w:p>
+      <w:pPr>
+        <w:rPr>
+          <w:rFonts w:cstheme="minorHAnsi"/>
+        </w:rPr>
+      </w:pPr>
+      <w:r>
+        <w:rPr>
+          <w:rFonts w:cstheme="minorHAnsi"/>
+          <w:b/>
+          <w:bCs/>
+        </w:rPr>
+        <w:t>Fixes</w:t>
+      </w:r>
+      <w:r>
+        <w:rPr>
+          <w:rFonts w:cstheme="minorHAnsi"/>
+        </w:rPr>
+        <w:t>:</w:t>
+      </w:r>
+    </w:p>
+    <w:p>
+      <w:pPr>
+        <w:numPr>
+          <w:ilvl w:val="0"/>
+          <w:numId w:val="29"/>
+        </w:numPr>
+        <w:rPr>
+          <w:rFonts w:cstheme="minorHAnsi"/>
+        </w:rPr>
+      </w:pPr>
+      <w:r>
+        <w:rPr>
+          <w:rFonts w:cstheme="minorHAnsi"/>
+        </w:rPr>
+        <w:t>These helper functions are being rolled out gradually</w:t>
+      </w:r>
+    </w:p>
+    <w:p>
+      <w:pPr>
+        <w:numPr>
+          <w:ilvl w:val="0"/>
+          <w:numId w:val="29"/>
+        </w:numPr>
+        <w:rPr>
+          <w:rFonts w:cstheme="minorHAnsi"/>
+        </w:rPr>
+      </w:pPr>
+      <w:r>
+        <w:rPr>
+          <w:rFonts w:cstheme="minorHAnsi"/>
+        </w:rPr>
+        <w:t>Not available in every region — check with Snowflake</w:t>
+      </w:r>
+    </w:p>
+    <w:p>
+      <w:pPr>
+        <w:numPr>
+          <w:ilvl w:val="0"/>
+          <w:numId w:val="29"/>
+        </w:numPr>
+        <w:rPr>
+          <w:rFonts w:cstheme="minorHAnsi"/>
+        </w:rPr>
+      </w:pPr>
+      <w:r>
+        <w:rPr>
+          <w:rFonts w:cstheme="minorHAnsi"/>
+        </w:rPr>
+        <w:t>For now, use an external estimator like Python + tiktoken</w:t>
+      </w:r>
+    </w:p>
+    <w:p>
+      <w:pPr>
+        <w:rPr>
+          <w:rFonts w:cstheme="minorHAnsi"/>
+        </w:rPr>
+      </w:pPr>
+      <w:r>
+        <w:rPr>
+          <w:rFonts w:cstheme="minorHAnsi"/>
+        </w:rPr>
+        <w:pict w14:anchorId="0A76F85E">
+          <v:rect id="_x0000_i1174" style="width:0;height:1.5pt" o:hralign="center" o:hrstd="t" o:hr="t" fillcolor="#a0a0a0" stroked="f"/>
+        </w:pict>
+      </w:r>
+    </w:p>
+    <w:p>
+      <w:pPr>
+        <w:rPr>
+          <w:rFonts w:cstheme="minorHAnsi"/>
+          <w:b/>
+          <w:bCs/>
+        </w:rPr>
+      </w:pPr>
+      <w:r>
+        <w:rPr>
+          <w:rFonts w:ascii="Segoe UI Emoji" w:hAnsi="Segoe UI Emoji" w:cs="Segoe UI Emoji"/>
+          <w:b/>
+          <w:bCs/>
+        </w:rPr>
+        <w:t>🔗</w:t>
+      </w:r>
+      <w:r>
+        <w:rPr>
+          <w:rFonts w:cstheme="minorHAnsi"/>
+          <w:b/>
+          <w:bCs/>
+        </w:rPr>
+        <w:t xml:space="preserve"> 7. Streamlit Runtime Issues (Snowflake Native App)</w:t>
+      </w:r>
+    </w:p>
+    <w:p>
+      <w:pPr>
+        <w:rPr>
+          <w:rFonts w:cstheme="minorHAnsi"/>
+        </w:rPr>
+      </w:pPr>
+      <w:r>
+        <w:rPr>
+          <w:rFonts w:cstheme="minorHAnsi"/>
+          <w:b/>
+          <w:bCs/>
+        </w:rPr>
+        <w:t>Symptoms</w:t>
+      </w:r>
+      <w:r>
+        <w:rPr>
+          <w:rFonts w:cstheme="minorHAnsi"/>
+        </w:rPr>
+        <w:t>:</w:t>
+      </w:r>
+    </w:p>
+    <w:p>
+      <w:pPr>
+        <w:numPr>
+          <w:ilvl w:val="0"/>
+          <w:numId w:val="30"/>
+        </w:numPr>
+        <w:rPr>
+          <w:rFonts w:cstheme="minorHAnsi"/>
+        </w:rPr>
+      </w:pPr>
+      <w:r>
+        <w:rPr>
+          <w:rFonts w:cstheme="minorHAnsi"/>
+        </w:rPr>
+        <w:t>App crashes on LLM call</w:t>
+      </w:r>
+    </w:p>
+    <w:p>
+      <w:pPr>
+        <w:numPr>
+          <w:ilvl w:val="0"/>
+          <w:numId w:val="30"/>
+        </w:numPr>
+        <w:rPr>
+          <w:rFonts w:cstheme="minorHAnsi"/>
+        </w:rPr>
+      </w:pPr>
+      <w:r>
+        <w:rPr>
+          <w:rFonts w:cstheme="minorHAnsi"/>
+        </w:rPr>
+        <w:t>Empty screen or no output</w:t>
+      </w:r>
+    </w:p>
+    <w:p>
+      <w:pPr>
+        <w:rPr>
+          <w:rFonts w:cstheme="minorHAnsi"/>
+        </w:rPr>
+      </w:pPr>
+      <w:r>
+        <w:rPr>
+          <w:rFonts w:cstheme="minorHAnsi"/>
+          <w:b/>
+          <w:bCs/>
+        </w:rPr>
+        <w:t>Fixes</w:t>
+      </w:r>
+      <w:r>
+        <w:rPr>
+          <w:rFonts w:cstheme="minorHAnsi"/>
+        </w:rPr>
+        <w:t>:</w:t>
+      </w:r>
+    </w:p>
+    <w:p>
+      <w:pPr>
+        <w:numPr>
+          <w:ilvl w:val="0"/>
+          <w:numId w:val="31"/>
+        </w:numPr>
+        <w:rPr>
+          <w:rFonts w:cstheme="minorHAnsi"/>
+        </w:rPr>
+      </w:pPr>
+      <w:r>
+        <w:rPr>
+          <w:rFonts w:cstheme="minorHAnsi"/>
+        </w:rPr>
+        <w:t>Add exception handling around model calls:</w:t>
+      </w:r>
+    </w:p>
+    <w:p>
+      <w:pPr>
+        <w:rPr>
+          <w:rFonts w:cstheme="minorHAnsi"/>
+        </w:rPr>
+      </w:pPr>
+      <w:r>
+        <w:rPr>
+          <w:rFonts w:cstheme="minorHAnsi"/>
+        </w:rPr>
+        <w:t>try:</w:t>
+      </w:r>
+    </w:p>
+    <w:p>
+      <w:pPr>
+        <w:rPr>
+          <w:rFonts w:cstheme="minorHAnsi"/>
+        </w:rPr>
+      </w:pPr>
+      <w:r>
+        <w:rPr>
+          <w:rFonts w:cstheme="minorHAnsi"/>
+        </w:rPr>
+        <w:t xml:space="preserve">    result = session.sql(query).collect()</w:t>
+      </w:r>
+    </w:p>
+    <w:p>
+      <w:pPr>
+        <w:rPr>
+          <w:rFonts w:cstheme="minorHAnsi"/>
+        </w:rPr>
+      </w:pPr>
+      <w:r>
+        <w:rPr>
+          <w:rFonts w:cstheme="minorHAnsi"/>
+        </w:rPr>
+        <w:t>except Exception as e:</w:t>
+      </w:r>
+    </w:p>
+    <w:p>
+      <w:pPr>
+        <w:rPr>
+          <w:rFonts w:cstheme="minorHAnsi"/>
+        </w:rPr>
+      </w:pPr>
+      <w:r>
+        <w:rPr>
+          <w:rFonts w:cstheme="minorHAnsi"/>
+        </w:rPr>
+        <w:t xml:space="preserve">    st.error(f"Error: {str(e)}")</w:t>
+      </w:r>
+    </w:p>
+    <w:p>
+      <w:pPr>
+        <w:numPr>
+          <w:ilvl w:val="0"/>
+          <w:numId w:val="31"/>
+        </w:numPr>
+        <w:rPr>
+          <w:rFonts w:cstheme="minorHAnsi"/>
+        </w:rPr>
+      </w:pPr>
+      <w:r>
+        <w:rPr>
+          <w:rFonts w:cstheme="minorHAnsi"/>
+        </w:rPr>
+        <w:t>Log inputs/outputs to debug token or format issues</w:t>
+      </w:r>
+    </w:p>
+    <w:p>
+      <w:pPr>
+        <w:rPr>
+          <w:rFonts w:cstheme="minorHAnsi"/>
+        </w:rPr>
+      </w:pPr>
+      <w:r>
+        <w:rPr>
+          <w:rFonts w:cstheme="minorHAnsi"/>
+        </w:rPr>
+        <w:pict w14:anchorId="1122DF88">
+          <v:rect id="_x0000_i1175" style="width:0;height:1.5pt" o:hralign="center" o:hrstd="t" o:hr="t" fillcolor="#a0a0a0" stroked="f"/>
+        </w:pict>
+      </w:r>
+    </w:p>
+    <w:p>
+      <w:pPr>
+        <w:rPr>
+          <w:rFonts w:cstheme="minorHAnsi"/>
+          <w:b/>
+          <w:bCs/>
+        </w:rPr>
+      </w:pPr>
+      <w:r>
+        <w:rPr>
+          <w:rFonts w:ascii="Segoe UI Emoji" w:hAnsi="Segoe UI Emoji" w:cs="Segoe UI Emoji"/>
+          <w:b/>
+          <w:bCs/>
+        </w:rPr>
+        <w:t>✅</w:t>
+      </w:r>
+      <w:r>
+        <w:rPr>
+          <w:rFonts w:cstheme="minorHAnsi"/>
+          <w:b/>
+          <w:bCs/>
+        </w:rPr>
+        <w:t xml:space="preserve"> Best Practices Summary</w:t>
+      </w:r>
+    </w:p>
+    <w:tbl>
+      <w:tblPr>
+        <w:tblW w:w="5536" w:type="dxa"/>
+        <w:tblCellSpacing w:w="15" w:type="dxa"/>
+        <w:tblCellMar>
+          <w:top w:w="15" w:type="dxa"/>
+          <w:left w:w="15" w:type="dxa"/>
+          <w:bottom w:w="15" w:type="dxa"/>
+          <w:right w:w="15" w:type="dxa"/>
+        </w:tblCellMar>
+        <w:tblLook w:val="04A0" w:firstRow="1" w:lastRow="0" w:firstColumn="1" w:lastColumn="0" w:noHBand="0" w:noVBand="1"/>
+      </w:tblPr>
+      <w:tblGrid>
+        <w:gridCol w:w="522"/>
+        <w:gridCol w:w="5014"/>
+      </w:tblGrid>
+      <w:tr>
+        <w:trPr>
+          <w:trHeight w:val="495"/>
+          <w:tblHeader/>
+          <w:tblCellSpacing w:w="15" w:type="dxa"/>
+        </w:trPr>
+        <w:tc>
+          <w:tcPr>
+            <w:tcW w:w="0" w:type="auto"/>
+            <w:vAlign w:val="center"/>
+            <w:hideMark/>
+          </w:tcPr>
+          <w:p>
+            <w:pPr>
+              <w:rPr>
+                <w:rFonts w:cstheme="minorHAnsi"/>
+                <w:b/>
+                <w:bCs/>
+              </w:rPr>
+            </w:pPr>
+            <w:r>
+              <w:rPr>
+                <w:rFonts w:cstheme="minorHAnsi"/>
+                <w:b/>
+                <w:bCs/>
+              </w:rPr>
+              <w:t>Step</w:t>
+            </w:r>
+          </w:p>
+        </w:tc>
+        <w:tc>
+          <w:tcPr>
+            <w:tcW w:w="0" w:type="auto"/>
+            <w:vAlign w:val="center"/>
+            <w:hideMark/>
+          </w:tcPr>
+          <w:p>
+            <w:pPr>
+              <w:rPr>
+                <w:rFonts w:cstheme="minorHAnsi"/>
+                <w:b/>
+                <w:bCs/>
+              </w:rPr>
+            </w:pPr>
+            <w:r>
+              <w:rPr>
+                <w:rFonts w:cstheme="minorHAnsi"/>
+                <w:b/>
+                <w:bCs/>
+              </w:rPr>
+              <w:t>Action</w:t>
+            </w:r>
+          </w:p>
+        </w:tc>
+      </w:tr>
+      <w:tr>
+        <w:trPr>
+          <w:trHeight w:val="505"/>
+          <w:tblCellSpacing w:w="15" w:type="dxa"/>
+        </w:trPr>
+        <w:tc>
+          <w:tcPr>
+            <w:tcW w:w="0" w:type="auto"/>
+            <w:vAlign w:val="center"/>
+            <w:hideMark/>
+          </w:tcPr>
+          <w:p>
+            <w:pPr>
+              <w:rPr>
+                <w:rFonts w:cstheme="minorHAnsi"/>
+              </w:rPr>
+            </w:pPr>
+            <w:r>
+              <w:rPr>
+                <w:rFonts w:cstheme="minorHAnsi"/>
+              </w:rPr>
+              <w:t>1</w:t>
+            </w:r>
+          </w:p>
+        </w:tc>
+        <w:tc>
+          <w:tcPr>
+            <w:tcW w:w="0" w:type="auto"/>
+            <w:vAlign w:val="center"/>
+            <w:hideMark/>
+          </w:tcPr>
+          <w:p>
+            <w:pPr>
+              <w:rPr>
+                <w:rFonts w:cstheme="minorHAnsi"/>
+              </w:rPr>
+            </w:pPr>
+            <w:r>
+              <w:rPr>
+                <w:rFonts w:cstheme="minorHAnsi"/>
+              </w:rPr>
+              <w:t xml:space="preserve">Always check your </w:t>
+            </w:r>
+            <w:r>
+              <w:rPr>
+                <w:rFonts w:cstheme="minorHAnsi"/>
+                <w:b/>
+                <w:bCs/>
+              </w:rPr>
+              <w:t>role, warehouse, and region</w:t>
+            </w:r>
+          </w:p>
+        </w:tc>
+      </w:tr>
+      <w:tr>
+        <w:trPr>
+          <w:trHeight w:val="505"/>
+          <w:tblCellSpacing w:w="15" w:type="dxa"/>
+        </w:trPr>
+        <w:tc>
+          <w:tcPr>
+            <w:tcW w:w="0" w:type="auto"/>
+            <w:vAlign w:val="center"/>
+            <w:hideMark/>
+          </w:tcPr>
+          <w:p>
+            <w:pPr>
+              <w:rPr>
+                <w:rFonts w:cstheme="minorHAnsi"/>
+              </w:rPr>
+            </w:pPr>
+            <w:r>
+              <w:rPr>
+                <w:rFonts w:cstheme="minorHAnsi"/>
+              </w:rPr>
+              <w:t>2</w:t>
+            </w:r>
+          </w:p>
+        </w:tc>
+        <w:tc>
+          <w:tcPr>
+            <w:tcW w:w="0" w:type="auto"/>
+            <w:vAlign w:val="center"/>
+            <w:hideMark/>
+          </w:tcPr>
+          <w:p>
+            <w:pPr>
+              <w:rPr>
+                <w:rFonts w:cstheme="minorHAnsi"/>
+              </w:rPr>
+            </w:pPr>
+            <w:r>
+              <w:rPr>
+                <w:rFonts w:cstheme="minorHAnsi"/>
+              </w:rPr>
+              <w:t xml:space="preserve">Use </w:t>
+            </w:r>
+            <w:r>
+              <w:rPr>
+                <w:rFonts w:cstheme="minorHAnsi"/>
+                <w:b/>
+                <w:bCs/>
+              </w:rPr>
+              <w:t>parameterized variables</w:t>
+            </w:r>
+            <w:r>
+              <w:rPr>
+                <w:rFonts w:cstheme="minorHAnsi"/>
+              </w:rPr>
+              <w:t xml:space="preserve"> in SQL carefully</w:t>
+            </w:r>
+          </w:p>
+        </w:tc>
+      </w:tr>
+      <w:tr>
+        <w:trPr>
+          <w:trHeight w:val="505"/>
+          <w:tblCellSpacing w:w="15" w:type="dxa"/>
+        </w:trPr>
+        <w:tc>
+          <w:tcPr>
+            <w:tcW w:w="0" w:type="auto"/>
+            <w:vAlign w:val="center"/>
+            <w:hideMark/>
+          </w:tcPr>
+          <w:p>
+            <w:pPr>
+              <w:rPr>
+                <w:rFonts w:cstheme="minorHAnsi"/>
+              </w:rPr>
+            </w:pPr>
+            <w:r>
+              <w:rPr>
+                <w:rFonts w:cstheme="minorHAnsi"/>
+              </w:rPr>
+              <w:t>3</w:t>
+            </w:r>
+          </w:p>
+        </w:tc>
+        <w:tc>
+          <w:tcPr>
+            <w:tcW w:w="0" w:type="auto"/>
+            <w:vAlign w:val="center"/>
+            <w:hideMark/>
+          </w:tcPr>
+          <w:p>
+            <w:pPr>
+              <w:rPr>
+                <w:rFonts w:cstheme="minorHAnsi"/>
+              </w:rPr>
+            </w:pPr>
+            <w:r>
+              <w:rPr>
+                <w:rFonts w:cstheme="minorHAnsi"/>
+              </w:rPr>
+              <w:t>Use try/except to catch runtime errors in Streamlit</w:t>
+            </w:r>
+          </w:p>
+        </w:tc>
+      </w:tr>
+      <w:tr>
+        <w:trPr>
+          <w:trHeight w:val="505"/>
+          <w:tblCellSpacing w:w="15" w:type="dxa"/>
+        </w:trPr>
+        <w:tc>
+          <w:tcPr>
+            <w:tcW w:w="0" w:type="auto"/>
+            <w:vAlign w:val="center"/>
+            <w:hideMark/>
+          </w:tcPr>
+          <w:p>
+            <w:pPr>
+              <w:rPr>
+                <w:rFonts w:cstheme="minorHAnsi"/>
+              </w:rPr>
+            </w:pPr>
+            <w:r>
+              <w:rPr>
+                <w:rFonts w:cstheme="minorHAnsi"/>
+              </w:rPr>
+              <w:lastRenderedPageBreak/>
+              <w:t>4</w:t>
+            </w:r>
+          </w:p>
+        </w:tc>
+        <w:tc>
+          <w:tcPr>
+            <w:tcW w:w="0" w:type="auto"/>
+            <w:vAlign w:val="center"/>
+            <w:hideMark/>
+          </w:tcPr>
+          <w:p>
+            <w:pPr>
+              <w:rPr>
+                <w:rFonts w:cstheme="minorHAnsi"/>
+              </w:rPr>
+            </w:pPr>
+            <w:r>
+              <w:rPr>
+                <w:rFonts w:cstheme="minorHAnsi"/>
+              </w:rPr>
+              <w:t>Log or print debug messages (st.write(...))</w:t>
+            </w:r>
+          </w:p>
+        </w:tc>
+      </w:tr>
+      <w:tr>
+        <w:trPr>
+          <w:trHeight w:val="505"/>
+          <w:tblCellSpacing w:w="15" w:type="dxa"/>
+        </w:trPr>
+        <w:tc>
+          <w:tcPr>
+            <w:tcW w:w="0" w:type="auto"/>
+            <w:vAlign w:val="center"/>
+            <w:hideMark/>
+          </w:tcPr>
+          <w:p>
+            <w:pPr>
+              <w:rPr>
+                <w:rFonts w:cstheme="minorHAnsi"/>
+              </w:rPr>
+            </w:pPr>
+            <w:r>
+              <w:rPr>
+                <w:rFonts w:cstheme="minorHAnsi"/>
+              </w:rPr>
+              <w:t>5</w:t>
+            </w:r>
+          </w:p>
+        </w:tc>
+        <w:tc>
+          <w:tcPr>
+            <w:tcW w:w="0" w:type="auto"/>
+            <w:vAlign w:val="center"/>
+            <w:hideMark/>
+          </w:tcPr>
+          <w:p>
+            <w:pPr>
+              <w:rPr>
+                <w:rFonts w:cstheme="minorHAnsi"/>
+              </w:rPr>
+            </w:pPr>
+            <w:r>
+              <w:rPr>
+                <w:rFonts w:cstheme="minorHAnsi"/>
+              </w:rPr>
+              <w:t>Estimate cost and token length ahead if possible</w:t>
+            </w:r>
+          </w:p>
+        </w:tc>
+      </w:tr>
+      <w:tr>
+        <w:trPr>
+          <w:trHeight w:val="495"/>
+          <w:tblCellSpacing w:w="15" w:type="dxa"/>
+        </w:trPr>
+        <w:tc>
+          <w:tcPr>
+            <w:tcW w:w="0" w:type="auto"/>
+            <w:vAlign w:val="center"/>
+            <w:hideMark/>
+          </w:tcPr>
+          <w:p>
+            <w:pPr>
+              <w:rPr>
+                <w:rFonts w:cstheme="minorHAnsi"/>
+              </w:rPr>
+            </w:pPr>
+            <w:r>
+              <w:rPr>
+                <w:rFonts w:cstheme="minorHAnsi"/>
+              </w:rPr>
+              <w:t>6</w:t>
+            </w:r>
+          </w:p>
+        </w:tc>
+        <w:tc>
+          <w:tcPr>
+            <w:tcW w:w="0" w:type="auto"/>
+            <w:vAlign w:val="center"/>
+            <w:hideMark/>
+          </w:tcPr>
+          <w:p>
+            <w:pPr>
+              <w:rPr>
+                <w:rFonts w:cstheme="minorHAnsi"/>
+              </w:rPr>
+            </w:pPr>
+            <w:r>
+              <w:rPr>
+                <w:rFonts w:cstheme="minorHAnsi"/>
+              </w:rPr>
+              <w:t xml:space="preserve">Stay within </w:t>
+            </w:r>
+            <w:r>
+              <w:rPr>
+                <w:rFonts w:cstheme="minorHAnsi"/>
+                <w:b/>
+                <w:bCs/>
+              </w:rPr>
+              <w:t>token limits</w:t>
+            </w:r>
+            <w:r>
+              <w:rPr>
+                <w:rFonts w:cstheme="minorHAnsi"/>
+              </w:rPr>
+              <w:t xml:space="preserve"> of the selected model</w:t>
+            </w:r>
+          </w:p>
+        </w:tc>
+      </w:tr>
+    </w:tbl>
+    <w:p>
+      <w:pPr>
+        <w:rPr>
+          <w:rFonts w:cstheme="minorHAnsi"/>
+        </w:rPr>
+      </w:pPr>
+      <w:r>
+        <w:rPr>
+          <w:rFonts w:cstheme="minorHAnsi"/>
+        </w:rPr>
+        <w:pict w14:anchorId="244F032D">
+          <v:rect id="_x0000_i1217" style="width:0;height:1.5pt" o:hralign="center" o:hrstd="t" o:hr="t" fillcolor="#a0a0a0" stroked="f"/>
+        </w:pict>
+      </w:r>
+    </w:p>
+    <w:p>
+      <w:pPr>
+        <w:rPr>
+          <w:rFonts w:cstheme="minorHAnsi"/>
+          <w:b/>
+          <w:bCs/>
+        </w:rPr>
+      </w:pPr>
+      <w:r>
+        <w:rPr>
+          <w:rFonts w:ascii="Segoe UI Emoji" w:hAnsi="Segoe UI Emoji" w:cs="Segoe UI Emoji"/>
+          <w:b/>
+          <w:bCs/>
+        </w:rPr>
+        <w:t>💰</w:t>
+      </w:r>
+      <w:r>
+        <w:rPr>
+          <w:rFonts w:cstheme="minorHAnsi"/>
+          <w:b/>
+          <w:bCs/>
+        </w:rPr>
+        <w:t xml:space="preserve"> Cost Components of Streamlit in Snowflake</w:t>
+      </w:r>
+    </w:p>
+    <w:p>
+      <w:pPr>
+        <w:numPr>
+          <w:ilvl w:val="0"/>
+          <w:numId w:val="32"/>
+        </w:numPr>
+        <w:rPr>
+          <w:rFonts w:cstheme="minorHAnsi"/>
+        </w:rPr>
+      </w:pPr>
+      <w:r>
+        <w:rPr>
+          <w:rFonts w:cstheme="minorHAnsi"/>
+          <w:b/>
+          <w:bCs/>
+        </w:rPr>
+        <w:t>Virtual Warehouse Usage</w:t>
+      </w:r>
+    </w:p>
+    <w:p>
+      <w:pPr>
+        <w:numPr>
+          <w:ilvl w:val="1"/>
+          <w:numId w:val="32"/>
+        </w:numPr>
+        <w:rPr>
+          <w:rFonts w:cstheme="minorHAnsi"/>
+        </w:rPr>
+      </w:pPr>
+      <w:r>
+        <w:rPr>
+          <w:rFonts w:cstheme="minorHAnsi"/>
+        </w:rPr>
+        <w:t xml:space="preserve">Each Streamlit app requires a </w:t>
+      </w:r>
+      <w:r>
+        <w:rPr>
+          <w:rFonts w:cstheme="minorHAnsi"/>
+          <w:b/>
+          <w:bCs/>
+        </w:rPr>
+        <w:t>virtual warehouse</w:t>
+      </w:r>
+      <w:r>
+        <w:rPr>
+          <w:rFonts w:cstheme="minorHAnsi"/>
+        </w:rPr>
+        <w:t xml:space="preserve"> to execute both the app and any associated SQL queries.</w:t>
+      </w:r>
+    </w:p>
+    <w:p>
+      <w:pPr>
+        <w:numPr>
+          <w:ilvl w:val="1"/>
+          <w:numId w:val="32"/>
+        </w:numPr>
+        <w:rPr>
+          <w:rFonts w:cstheme="minorHAnsi"/>
+        </w:rPr>
+      </w:pPr>
+      <w:r>
+        <w:rPr>
+          <w:rFonts w:cstheme="minorHAnsi"/>
+        </w:rPr>
+        <w:t>The warehouse remains active as long as the app's WebSocket connection is open, which typically stays alive for about 15 minutes after the last user interaction.</w:t>
+      </w:r>
+    </w:p>
+    <w:p>
+      <w:pPr>
+        <w:numPr>
+          <w:ilvl w:val="1"/>
+          <w:numId w:val="32"/>
+        </w:numPr>
+        <w:rPr>
+          <w:rFonts w:cstheme="minorHAnsi"/>
+        </w:rPr>
+      </w:pPr>
+      <w:r>
+        <w:rPr>
+          <w:rFonts w:cstheme="minorHAnsi"/>
+        </w:rPr>
+        <w:t>Charges are based on the size of the warehouse and the duration it remains active.</w:t>
+      </w:r>
+    </w:p>
+    <w:p>
+      <w:pPr>
+        <w:numPr>
+          <w:ilvl w:val="1"/>
+          <w:numId w:val="32"/>
+        </w:numPr>
+        <w:rPr>
+          <w:rFonts w:cstheme="minorHAnsi"/>
+        </w:rPr>
+      </w:pPr>
+      <w:r>
+        <w:rPr>
+          <w:rFonts w:cstheme="minorHAnsi"/>
+        </w:rPr>
+        <w:t xml:space="preserve">To manage costs, you can configure the warehouse to auto-suspend after a period of inactivity or manually suspend it when not in use. </w:t>
+      </w:r>
+      <w:hyperlink r:id="rId24" w:tgtFrame="_blank" w:history="1">
+        <w:r>
+          <w:rPr>
+            <w:rStyle w:val="Hyperlink"/>
+            <w:rFonts w:cstheme="minorHAnsi"/>
+          </w:rPr>
+          <w:t>Snowflake</w:t>
+        </w:r>
+      </w:hyperlink>
+    </w:p>
+    <w:p>
+      <w:pPr>
+        <w:numPr>
+          <w:ilvl w:val="0"/>
+          <w:numId w:val="32"/>
+        </w:numPr>
+        <w:rPr>
+          <w:rFonts w:cstheme="minorHAnsi"/>
+        </w:rPr>
+      </w:pPr>
+      <w:r>
+        <w:rPr>
+          <w:rFonts w:cstheme="minorHAnsi"/>
+          <w:b/>
+          <w:bCs/>
+        </w:rPr>
+        <w:t>Cortex Function Usage (if applicable)</w:t>
+      </w:r>
+    </w:p>
+    <w:p>
+      <w:pPr>
+        <w:numPr>
+          <w:ilvl w:val="1"/>
+          <w:numId w:val="32"/>
+        </w:numPr>
+        <w:rPr>
+          <w:rFonts w:cstheme="minorHAnsi"/>
+        </w:rPr>
+      </w:pPr>
+      <w:r>
+        <w:rPr>
+          <w:rFonts w:cstheme="minorHAnsi"/>
+        </w:rPr>
+        <w:t xml:space="preserve">If your Streamlit app utilizes </w:t>
+      </w:r>
+      <w:r>
+        <w:rPr>
+          <w:rFonts w:cstheme="minorHAnsi"/>
+          <w:b/>
+          <w:bCs/>
+        </w:rPr>
+        <w:t>Snowflake Cortex AI functions</w:t>
+      </w:r>
+      <w:r>
+        <w:rPr>
+          <w:rFonts w:cstheme="minorHAnsi"/>
+        </w:rPr>
+        <w:t xml:space="preserve"> (e.g., SUMMARIZE, SENTIMENT, CLASSIFY_TEXT, TRANSLATE), additional charges apply based on the number of tokens processed.</w:t>
+      </w:r>
+    </w:p>
+    <w:p>
+      <w:pPr>
+        <w:numPr>
+          <w:ilvl w:val="1"/>
+          <w:numId w:val="32"/>
+        </w:numPr>
+        <w:rPr>
+          <w:rFonts w:cstheme="minorHAnsi"/>
+        </w:rPr>
+      </w:pPr>
+      <w:r>
+        <w:rPr>
+          <w:rFonts w:cstheme="minorHAnsi"/>
+        </w:rPr>
+        <w:t>Each function has its own pricing model, often calculated per 1,000 tokens processed.</w:t>
+      </w:r>
+    </w:p>
+    <w:p>
+      <w:pPr>
+        <w:numPr>
+          <w:ilvl w:val="1"/>
+          <w:numId w:val="32"/>
+        </w:numPr>
+        <w:rPr>
+          <w:rFonts w:cstheme="minorHAnsi"/>
+        </w:rPr>
+      </w:pPr>
+      <w:r>
+        <w:rPr>
+          <w:rFonts w:cstheme="minorHAnsi"/>
+        </w:rPr>
+        <w:t xml:space="preserve">It's advisable to consult the </w:t>
+      </w:r>
+      <w:hyperlink r:id="rId25" w:tgtFrame="_new" w:history="1">
+        <w:r>
+          <w:rPr>
+            <w:rStyle w:val="Hyperlink"/>
+            <w:rFonts w:cstheme="minorHAnsi"/>
+          </w:rPr>
+          <w:t>Snowflake Cortex pricing guide</w:t>
+        </w:r>
+      </w:hyperlink>
+      <w:r>
+        <w:rPr>
+          <w:rFonts w:cstheme="minorHAnsi"/>
+        </w:rPr>
+        <w:t xml:space="preserve"> for detailed information.</w:t>
+      </w:r>
+    </w:p>
+    <w:p>
+      <w:pPr>
+        <w:numPr>
+          <w:ilvl w:val="0"/>
+          <w:numId w:val="32"/>
+        </w:numPr>
+        <w:rPr>
+          <w:rFonts w:cstheme="minorHAnsi"/>
+        </w:rPr>
+      </w:pPr>
+      <w:r>
+        <w:rPr>
+          <w:rFonts w:cstheme="minorHAnsi"/>
+          <w:b/>
+          <w:bCs/>
+        </w:rPr>
+        <w:t>Data Storage</w:t>
+      </w:r>
+    </w:p>
+    <w:p>
+      <w:pPr>
+        <w:numPr>
+          <w:ilvl w:val="1"/>
+          <w:numId w:val="32"/>
+        </w:numPr>
+        <w:rPr>
+          <w:rFonts w:cstheme="minorHAnsi"/>
+        </w:rPr>
+      </w:pPr>
+      <w:r>
+        <w:rPr>
+          <w:rFonts w:cstheme="minorHAnsi"/>
+        </w:rPr>
+        <w:t>While the primary costs are from compute and AI function usage, storing data (e.g., logs, user inputs, outputs) in Snowflake tables also incurs storage charges.</w:t>
+      </w:r>
+    </w:p>
+    <w:p>
+      <w:pPr>
+        <w:numPr>
+          <w:ilvl w:val="1"/>
+          <w:numId w:val="32"/>
+        </w:numPr>
+        <w:rPr>
+          <w:rFonts w:cstheme="minorHAnsi"/>
+        </w:rPr>
+      </w:pPr>
+      <w:r>
+        <w:rPr>
+          <w:rFonts w:cstheme="minorHAnsi"/>
+        </w:rPr>
+        <w:t xml:space="preserve">Storage costs are generally lower compared to compute costs and are calculated based on the amount of data stored per month. </w:t>
+      </w:r>
+      <w:hyperlink r:id="rId26" w:tgtFrame="_blank" w:history="1">
+        <w:r>
+          <w:rPr>
+            <w:rStyle w:val="Hyperlink"/>
+            <w:rFonts w:cstheme="minorHAnsi"/>
+          </w:rPr>
+          <w:t>Snowflake</w:t>
+        </w:r>
+      </w:hyperlink>
+    </w:p>
+    <w:p>
+      <w:pPr>
+        <w:rPr>
+          <w:rFonts w:cstheme="minorHAnsi"/>
+        </w:rPr>
+      </w:pPr>
+      <w:r>
+        <w:rPr>
+          <w:rFonts w:cstheme="minorHAnsi"/>
+        </w:rPr>
+        <w:pict w14:anchorId="1C5A033B">
+          <v:rect id="_x0000_i1209" style="width:0;height:1.5pt" o:hralign="center" o:hrstd="t" o:hr="t" fillcolor="#a0a0a0" stroked="f"/>
+        </w:pict>
+      </w:r>
+    </w:p>
+    <w:p>
+      <w:pPr>
+        <w:rPr>
+          <w:rFonts w:cstheme="minorHAnsi"/>
+          <w:b/>
+          <w:bCs/>
+        </w:rPr>
+      </w:pPr>
+      <w:r>
+        <w:rPr>
+          <w:rFonts w:ascii="Segoe UI Emoji" w:hAnsi="Segoe UI Emoji" w:cs="Segoe UI Emoji"/>
+          <w:b/>
+          <w:bCs/>
+        </w:rPr>
+        <w:lastRenderedPageBreak/>
+        <w:t>🧠</w:t>
+      </w:r>
+      <w:r>
+        <w:rPr>
+          <w:rFonts w:cstheme="minorHAnsi"/>
+          <w:b/>
+          <w:bCs/>
+        </w:rPr>
+        <w:t xml:space="preserve"> Tips to Optimize Costs</w:t>
+      </w:r>
+    </w:p>
+    <w:p>
+      <w:pPr>
+        <w:numPr>
+          <w:ilvl w:val="0"/>
+          <w:numId w:val="33"/>
+        </w:numPr>
+        <w:rPr>
+          <w:rFonts w:cstheme="minorHAnsi"/>
+        </w:rPr>
+      </w:pPr>
+      <w:r>
+        <w:rPr>
+          <w:rFonts w:cstheme="minorHAnsi"/>
+          <w:b/>
+          <w:bCs/>
+        </w:rPr>
+        <w:t>Use Appropriate Warehouse Sizes</w:t>
+      </w:r>
+      <w:r>
+        <w:rPr>
+          <w:rFonts w:cstheme="minorHAnsi"/>
+        </w:rPr>
+        <w:t>: Select a warehouse size that matches your app's workload. For development or low-traffic apps, smaller warehouses (e.g., X-Small or Small) can be more cost-effective.</w:t>
+      </w:r>
+      <w:hyperlink r:id="rId27" w:tgtFrame="_blank" w:history="1">
+        <w:r>
+          <w:rPr>
+            <w:rStyle w:val="Hyperlink"/>
+            <w:rFonts w:cstheme="minorHAnsi"/>
+          </w:rPr>
+          <w:t>Snowflake</w:t>
+        </w:r>
+      </w:hyperlink>
+    </w:p>
+    <w:p>
+      <w:pPr>
+        <w:numPr>
+          <w:ilvl w:val="0"/>
+          <w:numId w:val="33"/>
+        </w:numPr>
+        <w:rPr>
+          <w:rFonts w:cstheme="minorHAnsi"/>
+        </w:rPr>
+      </w:pPr>
+      <w:r>
+        <w:rPr>
+          <w:rFonts w:cstheme="minorHAnsi"/>
+          <w:b/>
+          <w:bCs/>
+        </w:rPr>
+        <w:t>Implement Auto-Suspend</w:t>
+      </w:r>
+      <w:r>
+        <w:rPr>
+          <w:rFonts w:cstheme="minorHAnsi"/>
+        </w:rPr>
+        <w:t>: Configure your warehouse to auto-suspend after a short period of inactivity (e.g., 5 minutes) to prevent unnecessary charges.</w:t>
+      </w:r>
+    </w:p>
+    <w:p>
+      <w:pPr>
+        <w:numPr>
+          <w:ilvl w:val="0"/>
+          <w:numId w:val="33"/>
+        </w:numPr>
+        <w:rPr>
+          <w:rFonts w:cstheme="minorHAnsi"/>
+        </w:rPr>
+      </w:pPr>
+      <w:r>
+        <w:rPr>
+          <w:rFonts w:cstheme="minorHAnsi"/>
+          <w:b/>
+          <w:bCs/>
+        </w:rPr>
+        <w:t>Monitor Usage</w:t>
+      </w:r>
+      <w:r>
+        <w:rPr>
+          <w:rFonts w:cstheme="minorHAnsi"/>
+        </w:rPr>
+        <w:t>: Regularly review your Snowflake usage reports to identify any unexpected compute or storage consumption.</w:t>
+      </w:r>
+    </w:p>
+    <w:p>
+      <w:pPr>
+        <w:numPr>
+          <w:ilvl w:val="0"/>
+          <w:numId w:val="33"/>
+        </w:numPr>
+        <w:rPr>
+          <w:rFonts w:cstheme="minorHAnsi"/>
+        </w:rPr>
+      </w:pPr>
+      <w:r>
+        <w:rPr>
+          <w:rFonts w:cstheme="minorHAnsi"/>
+          <w:b/>
+          <w:bCs/>
+        </w:rPr>
+        <w:t>Optimize AI Function Calls</w:t>
+      </w:r>
+      <w:r>
+        <w:rPr>
+          <w:rFonts w:cstheme="minorHAnsi"/>
+        </w:rPr>
+        <w:t>: When using Cortex functions, ensure you're processing only necessary data to minimize token usage.</w:t>
+      </w:r>
+    </w:p>
+    <w:p>
+      <w:pPr>
+        <w:rPr>
+          <w:rFonts w:cstheme="minorHAnsi"/>
+        </w:rPr>
+      </w:pPr>
+      <w:r>
+        <w:rPr>
+          <w:rFonts w:cstheme="minorHAnsi"/>
+        </w:rPr>
+        <w:t>By understanding these components and implementing cost-saving strategies, you can effectively manage expenses associated with running Streamlit apps in Snowflake.</w:t>
+      </w:r>
+    </w:p>
+    <w:p>
+      <w:pPr>
+        <w:rPr>
+          <w:rFonts w:ascii="Segoe UI Emoji" w:hAnsi="Segoe UI Emoji" w:cs="Segoe UI Emoji"/>
+          <w:b/>
+          <w:bCs/>
+        </w:rPr>
+      </w:pPr>
+      <w:r>
+        <w:rPr>
+          <w:rFonts w:cstheme="minorHAnsi"/>
+        </w:rPr>
+        <w:pict w14:anchorId="04FC5457">
+          <v:rect id="_x0000_i1216" style="width:0;height:1.5pt" o:hralign="center" o:hrstd="t" o:hr="t" fillcolor="#a0a0a0" stroked="f"/>
+        </w:pict>
+      </w:r>
+    </w:p>
+    <w:p>
+      <w:pPr>
+        <w:rPr>
+          <w:b/>
+          <w:bCs/>
+        </w:rPr>
+      </w:pPr>
+      <w:r>
+        <w:rPr>
+          <w:rFonts w:ascii="Segoe UI Emoji" w:hAnsi="Segoe UI Emoji" w:cs="Segoe UI Emoji"/>
+          <w:b/>
+          <w:bCs/>
+        </w:rPr>
+        <w:t>💰</w:t>
+      </w:r>
+      <w:r>
+        <w:rPr>
+          <w:b/>
+          <w:bCs/>
+        </w:rPr>
+        <w:t xml:space="preserve"> Snowflake Cortex – Cost Factors for AI Functions (in Our Streamlit App)</w:t>
+      </w:r>
+    </w:p>
+    <w:p>
+      <w:r>
+        <w:t xml:space="preserve">Snowflake Cortex charges are primarily based on </w:t>
+      </w:r>
+      <w:r>
+        <w:rPr>
+          <w:b/>
+          <w:bCs/>
+        </w:rPr>
+        <w:t>AI function usage</w:t>
+      </w:r>
+      <w:r>
+        <w:t xml:space="preserve">, specifically the </w:t>
+      </w:r>
+      <w:r>
+        <w:rPr>
+          <w:b/>
+          <w:bCs/>
+        </w:rPr>
+        <w:t>number of input/output tokens</w:t>
+      </w:r>
+      <w:r>
+        <w:t xml:space="preserve"> processed. A </w:t>
+      </w:r>
+      <w:r>
+        <w:rPr>
+          <w:i/>
+          <w:iCs/>
+        </w:rPr>
+        <w:t>token</w:t>
+      </w:r>
+      <w:r>
+        <w:t xml:space="preserve"> is roughly 4 characters or 1 word (think of tokens like "chunks" of text).</w:t>
+      </w:r>
+    </w:p>
+    <w:p>
+      <w:pPr>
+        <w:rPr>
+          <w:b/>
+          <w:bCs/>
+        </w:rPr>
+      </w:pPr>
+      <w:r>
+        <w:rPr>
+          <w:rFonts w:ascii="Segoe UI Emoji" w:hAnsi="Segoe UI Emoji" w:cs="Segoe UI Emoji"/>
+          <w:b/>
+          <w:bCs/>
+        </w:rPr>
+        <w:t>📊</w:t>
+      </w:r>
+      <w:r>
+        <w:rPr>
+          <w:b/>
+          <w:bCs/>
+        </w:rPr>
+        <w:t xml:space="preserve"> General Pricing Model</w:t>
+      </w:r>
+    </w:p>
+    <w:p>
+      <w:r>
+        <w:t xml:space="preserve">Each Cortex function uses an </w:t>
+      </w:r>
+      <w:r>
+        <w:rPr>
+          <w:b/>
+          <w:bCs/>
+        </w:rPr>
+        <w:t>LLM (Large Language Model)</w:t>
+      </w:r>
+      <w:r>
+        <w:t xml:space="preserve"> under the hood. These models have associated </w:t>
+      </w:r>
+      <w:r>
+        <w:rPr>
+          <w:b/>
+          <w:bCs/>
+        </w:rPr>
+        <w:t>cost per 1,000 tokens</w:t>
+      </w:r>
+      <w:r>
+        <w:t>, and it varies depending on:</w:t>
+      </w:r>
+    </w:p>
+    <w:p>
+      <w:pPr>
+        <w:numPr>
+          <w:ilvl w:val="0"/>
+          <w:numId w:val="21"/>
+        </w:numPr>
+      </w:pPr>
+      <w:r>
+        <w:t>Which function you're calling (Summarize, Sentiment, etc.)</w:t>
+      </w:r>
+    </w:p>
+    <w:p>
+      <w:pPr>
+        <w:numPr>
+          <w:ilvl w:val="0"/>
+          <w:numId w:val="21"/>
+        </w:numPr>
+      </w:pPr>
+      <w:r>
+        <w:t>Whether it’s a general task (e.g., summarization) or a fine-tuned model</w:t>
+      </w:r>
+    </w:p>
+    <w:p>
+      <w:pPr>
+        <w:numPr>
+          <w:ilvl w:val="0"/>
+          <w:numId w:val="21"/>
+        </w:numPr>
+      </w:pPr>
+      <w:r>
+        <w:t>Which model provider is used (e.g., OpenAI, Anthropic, Mistral, etc.)</w:t>
+      </w:r>
+    </w:p>
+    <w:p>
+      <w:r>
+        <w:pict w14:anchorId="20184364">
+          <v:rect id="_x0000_i1033" style="width:0;height:1.5pt" o:hralign="center" o:hrstd="t" o:hr="t" fillcolor="#a0a0a0" stroked="f"/>
+        </w:pict>
+      </w:r>
+    </w:p>
+    <w:p>
+      <w:pPr>
+        <w:rPr>
+          <w:b/>
+          <w:bCs/>
+        </w:rPr>
+      </w:pPr>
+      <w:r>
+        <w:rPr>
+          <w:rFonts w:ascii="Segoe UI Emoji" w:hAnsi="Segoe UI Emoji" w:cs="Segoe UI Emoji"/>
+          <w:b/>
+          <w:bCs/>
+        </w:rPr>
+        <w:t>🧠</w:t>
+      </w:r>
+      <w:r>
+        <w:rPr>
+          <w:b/>
+          <w:bCs/>
+        </w:rPr>
+        <w:t xml:space="preserve"> AI Functions We Used and Their Cost Behavior</w:t>
+      </w:r>
+    </w:p>
+    <w:tbl>
+      <w:tblPr>
+        <w:tblW w:w="0" w:type="auto"/>
+        <w:tblCellSpacing w:w="15" w:type="dxa"/>
+        <w:tblCellMar>
+          <w:top w:w="15" w:type="dxa"/>
+          <w:left w:w="15" w:type="dxa"/>
+          <w:bottom w:w="15" w:type="dxa"/>
+          <w:right w:w="15" w:type="dxa"/>
+        </w:tblCellMar>
+        <w:tblLook w:val="04A0" w:firstRow="1" w:lastRow="0" w:firstColumn="1" w:lastColumn="0" w:noHBand="0" w:noVBand="1"/>
+      </w:tblPr>
+      <w:tblGrid>
+        <w:gridCol w:w="1946"/>
+        <w:gridCol w:w="2251"/>
+        <w:gridCol w:w="1693"/>
+        <w:gridCol w:w="3136"/>
+      </w:tblGrid>
+      <w:tr>
+        <w:trPr>
+          <w:tblHeader/>
+          <w:tblCellSpacing w:w="15" w:type="dxa"/>
+        </w:trPr>
+        <w:tc>
+          <w:tcPr>
+            <w:tcW w:w="0" w:type="auto"/>
+            <w:vAlign w:val="center"/>
+            <w:hideMark/>
+          </w:tcPr>
+          <w:p>
+            <w:pPr>
+              <w:rPr>
+                <w:b/>
+                <w:bCs/>
+              </w:rPr>
+            </w:pPr>
+            <w:r>
+              <w:rPr>
+                <w:b/>
+                <w:bCs/>
+              </w:rPr>
+              <w:t>Function</w:t>
+            </w:r>
+          </w:p>
+        </w:tc>
+        <w:tc>
+          <w:tcPr>
+            <w:tcW w:w="0" w:type="auto"/>
+            <w:vAlign w:val="center"/>
+            <w:hideMark/>
+          </w:tcPr>
+          <w:p>
+            <w:pPr>
+              <w:rPr>
+                <w:b/>
+                <w:bCs/>
+              </w:rPr>
+            </w:pPr>
+            <w:r>
+              <w:rPr>
+                <w:b/>
+                <w:bCs/>
+              </w:rPr>
+              <w:t>Description</w:t>
+            </w:r>
+          </w:p>
+        </w:tc>
+        <w:tc>
+          <w:tcPr>
+            <w:tcW w:w="0" w:type="auto"/>
+            <w:vAlign w:val="center"/>
+            <w:hideMark/>
+          </w:tcPr>
+          <w:p>
+            <w:pPr>
+              <w:rPr>
+                <w:b/>
+                <w:bCs/>
+              </w:rPr>
+            </w:pPr>
+            <w:r>
+              <w:rPr>
+                <w:b/>
+                <w:bCs/>
+              </w:rPr>
+              <w:t>Tokens Counted</w:t>
+            </w:r>
+          </w:p>
+        </w:tc>
+        <w:tc>
+          <w:tcPr>
+            <w:tcW w:w="0" w:type="auto"/>
+            <w:vAlign w:val="center"/>
+            <w:hideMark/>
+          </w:tcPr>
+          <w:p>
+            <w:pPr>
+              <w:rPr>
+                <w:b/>
+                <w:bCs/>
+              </w:rPr>
+            </w:pPr>
+            <w:r>
+              <w:rPr>
+                <w:b/>
+                <w:bCs/>
+              </w:rPr>
+              <w:t>Cost Implication</w:t>
+            </w:r>
+          </w:p>
+        </w:tc>
+      </w:tr>
+      <w:tr>
+        <w:trPr>
+          <w:tblCellSpacing w:w="15" w:type="dxa"/>
+        </w:trPr>
+        <w:tc>
+          <w:tcPr>
+            <w:tcW w:w="0" w:type="auto"/>
+            <w:vAlign w:val="center"/>
+            <w:hideMark/>
+          </w:tcPr>
+          <w:p>
+            <w:r>
+              <w:rPr>
+                <w:b/>
+                <w:bCs/>
+              </w:rPr>
+              <w:t>SUMMARIZE</w:t>
+            </w:r>
+          </w:p>
+        </w:tc>
+        <w:tc>
+          <w:tcPr>
+            <w:tcW w:w="0" w:type="auto"/>
+            <w:vAlign w:val="center"/>
+            <w:hideMark/>
+          </w:tcPr>
+          <w:p>
+            <w:r>
+              <w:t>Summarizes text</w:t>
+            </w:r>
+          </w:p>
+        </w:tc>
+        <w:tc>
+          <w:tcPr>
+            <w:tcW w:w="0" w:type="auto"/>
+            <w:vAlign w:val="center"/>
+            <w:hideMark/>
+          </w:tcPr>
+          <w:p>
+            <w:r>
+              <w:t>Input tokens + Summary tokens</w:t>
+            </w:r>
+          </w:p>
+        </w:tc>
+        <w:tc>
+          <w:tcPr>
+            <w:tcW w:w="0" w:type="auto"/>
+            <w:vAlign w:val="center"/>
+            <w:hideMark/>
+          </w:tcPr>
+          <w:p>
+            <w:r>
+              <w:t>Higher cost if input is long (e.g., full transcripts)</w:t>
+            </w:r>
+          </w:p>
+        </w:tc>
+      </w:tr>
+      <w:tr>
+        <w:trPr>
+          <w:tblCellSpacing w:w="15" w:type="dxa"/>
+        </w:trPr>
+        <w:tc>
+          <w:tcPr>
+            <w:tcW w:w="0" w:type="auto"/>
+            <w:vAlign w:val="center"/>
+            <w:hideMark/>
+          </w:tcPr>
+          <w:p>
+            <w:r>
+              <w:rPr>
+                <w:b/>
+                <w:bCs/>
+              </w:rPr>
+              <w:t>SENTIMENT</w:t>
+            </w:r>
+          </w:p>
+        </w:tc>
+        <w:tc>
+          <w:tcPr>
+            <w:tcW w:w="0" w:type="auto"/>
+            <w:vAlign w:val="center"/>
+            <w:hideMark/>
+          </w:tcPr>
+          <w:p>
+            <w:r>
+              <w:t>Detects tone (positive/negative)</w:t>
+            </w:r>
+          </w:p>
+        </w:tc>
+        <w:tc>
+          <w:tcPr>
+            <w:tcW w:w="0" w:type="auto"/>
+            <w:vAlign w:val="center"/>
+            <w:hideMark/>
+          </w:tcPr>
+          <w:p>
+            <w:r>
+              <w:t>Input tokens only</w:t>
+            </w:r>
+          </w:p>
+        </w:tc>
+        <w:tc>
+          <w:tcPr>
+            <w:tcW w:w="0" w:type="auto"/>
+            <w:vAlign w:val="center"/>
+            <w:hideMark/>
+          </w:tcPr>
+          <w:p>
+            <w:r>
+              <w:t>Very low cost (short output)</w:t>
+            </w:r>
+          </w:p>
+        </w:tc>
+      </w:tr>
+      <w:tr>
+        <w:trPr>
+          <w:tblCellSpacing w:w="15" w:type="dxa"/>
+        </w:trPr>
+        <w:tc>
+          <w:tcPr>
+            <w:tcW w:w="0" w:type="auto"/>
+            <w:vAlign w:val="center"/>
+            <w:hideMark/>
+          </w:tcPr>
+          <w:p>
+            <w:r>
+              <w:rPr>
+                <w:b/>
+                <w:bCs/>
+              </w:rPr>
+              <w:lastRenderedPageBreak/>
+              <w:t>CLASSIFY_TEXT</w:t>
+            </w:r>
+          </w:p>
+        </w:tc>
+        <w:tc>
+          <w:tcPr>
+            <w:tcW w:w="0" w:type="auto"/>
+            <w:vAlign w:val="center"/>
+            <w:hideMark/>
+          </w:tcPr>
+          <w:p>
+            <w:r>
+              <w:t>Categorizes text</w:t>
+            </w:r>
+          </w:p>
+        </w:tc>
+        <w:tc>
+          <w:tcPr>
+            <w:tcW w:w="0" w:type="auto"/>
+            <w:vAlign w:val="center"/>
+            <w:hideMark/>
+          </w:tcPr>
+          <w:p>
+            <w:r>
+              <w:t>Input + list of categories</w:t>
+            </w:r>
+          </w:p>
+        </w:tc>
+        <w:tc>
+          <w:tcPr>
+            <w:tcW w:w="0" w:type="auto"/>
+            <w:vAlign w:val="center"/>
+            <w:hideMark/>
+          </w:tcPr>
+          <w:p>
+            <w:r>
+              <w:t>Low to moderate (depends on category count)</w:t>
+            </w:r>
+          </w:p>
+        </w:tc>
+      </w:tr>
+      <w:tr>
+        <w:trPr>
+          <w:tblCellSpacing w:w="15" w:type="dxa"/>
+        </w:trPr>
+        <w:tc>
+          <w:tcPr>
+            <w:tcW w:w="0" w:type="auto"/>
+            <w:vAlign w:val="center"/>
+            <w:hideMark/>
+          </w:tcPr>
+          <w:p>
+            <w:r>
+              <w:rPr>
+                <w:b/>
+                <w:bCs/>
+              </w:rPr>
+              <w:t>TRANSLATE</w:t>
+            </w:r>
+          </w:p>
+        </w:tc>
+        <w:tc>
+          <w:tcPr>
+            <w:tcW w:w="0" w:type="auto"/>
+            <w:vAlign w:val="center"/>
+            <w:hideMark/>
+          </w:tcPr>
+          <w:p>
+            <w:r>
+              <w:t>Translates text between languages</w:t>
+            </w:r>
+          </w:p>
+        </w:tc>
+        <w:tc>
+          <w:tcPr>
+            <w:tcW w:w="0" w:type="auto"/>
+            <w:vAlign w:val="center"/>
+            <w:hideMark/>
+          </w:tcPr>
+          <w:p>
+            <w:r>
+              <w:t>Input + translated output tokens</w:t>
+            </w:r>
+          </w:p>
+        </w:tc>
+        <w:tc>
+          <w:tcPr>
+            <w:tcW w:w="0" w:type="auto"/>
+            <w:vAlign w:val="center"/>
+            <w:hideMark/>
+          </w:tcPr>
+          <w:p>
+            <w:r>
+              <w:t>Depends on language length (e.g., translating to German may use more tokens than to English)</w:t>
+            </w:r>
+          </w:p>
+        </w:tc>
+      </w:tr>
+      <w:tr>
+        <w:trPr>
+          <w:tblCellSpacing w:w="15" w:type="dxa"/>
+        </w:trPr>
+        <w:tc>
+          <w:tcPr>
+            <w:tcW w:w="0" w:type="auto"/>
+            <w:vAlign w:val="center"/>
+            <w:hideMark/>
+          </w:tcPr>
+          <w:p>
+            <w:r>
+              <w:rPr>
+                <w:b/>
+                <w:bCs/>
+              </w:rPr>
+              <w:t>COMPLETE (used in LLM tasks)</w:t>
+            </w:r>
+          </w:p>
+        </w:tc>
+        <w:tc>
+          <w:tcPr>
+            <w:tcW w:w="0" w:type="auto"/>
+            <w:vAlign w:val="center"/>
+            <w:hideMark/>
+          </w:tcPr>
+          <w:p>
+            <w:r>
+              <w:t>Full prompt-based completions</w:t>
+            </w:r>
+          </w:p>
+        </w:tc>
+        <w:tc>
+          <w:tcPr>
+            <w:tcW w:w="0" w:type="auto"/>
+            <w:vAlign w:val="center"/>
+            <w:hideMark/>
+          </w:tcPr>
+          <w:p>
+            <w:r>
+              <w:t>Input + generated text</w:t>
+            </w:r>
+          </w:p>
+        </w:tc>
+        <w:tc>
+          <w:tcPr>
+            <w:tcW w:w="0" w:type="auto"/>
+            <w:vAlign w:val="center"/>
+            <w:hideMark/>
+          </w:tcPr>
+          <w:p>
+            <w:r>
+              <w:t>Can be expensive depending on output length</w:t>
+            </w:r>
+          </w:p>
+        </w:tc>
+      </w:tr>
+      <w:tr>
+        <w:trPr>
+          <w:tblCellSpacing w:w="15" w:type="dxa"/>
+        </w:trPr>
+        <w:tc>
+          <w:tcPr>
+            <w:tcW w:w="0" w:type="auto"/>
+            <w:vAlign w:val="center"/>
+            <w:hideMark/>
+          </w:tcPr>
+          <w:p>
+            <w:r>
+              <w:rPr>
+                <w:b/>
+                <w:bCs/>
+              </w:rPr>
+              <w:t>FINETUNE</w:t>
+            </w:r>
+          </w:p>
+        </w:tc>
+        <w:tc>
+          <w:tcPr>
+            <w:tcW w:w="0" w:type="auto"/>
+            <w:vAlign w:val="center"/>
+            <w:hideMark/>
+          </w:tcPr>
+          <w:p>
+            <w:r>
+              <w:t>Custom model tuning</w:t>
+            </w:r>
+          </w:p>
+        </w:tc>
+        <w:tc>
+          <w:tcPr>
+            <w:tcW w:w="0" w:type="auto"/>
+            <w:vAlign w:val="center"/>
+            <w:hideMark/>
+          </w:tcPr>
+          <w:p>
+            <w:r>
+              <w:t>Varies significantly</w:t>
+            </w:r>
+          </w:p>
+        </w:tc>
+        <w:tc>
+          <w:tcPr>
+            <w:tcW w:w="0" w:type="auto"/>
+            <w:vAlign w:val="center"/>
+            <w:hideMark/>
+          </w:tcPr>
+          <w:p>
+            <w:r>
+              <w:t>High cost for training &amp; storage</w:t>
+            </w:r>
+          </w:p>
+        </w:tc>
+      </w:tr>
+    </w:tbl>
+    <w:p>
+      <w:pPr>
+        <w:rPr>
+          <w:b/>
+          <w:bCs/>
+        </w:rPr>
+      </w:pPr>
+      <w:r>
+        <w:rPr>
+          <w:rFonts w:ascii="Segoe UI Emoji" w:hAnsi="Segoe UI Emoji" w:cs="Segoe UI Emoji"/>
+          <w:b/>
+          <w:bCs/>
+        </w:rPr>
+        <w:t>🔍</w:t>
+      </w:r>
+      <w:r>
+        <w:rPr>
+          <w:b/>
+          <w:bCs/>
+        </w:rPr>
+        <w:t xml:space="preserve"> Real-Life Tips to Control Cost in Apps</w:t>
+      </w:r>
+    </w:p>
+    <w:p>
+      <w:pPr>
+        <w:numPr>
+          <w:ilvl w:val="0"/>
+          <w:numId w:val="22"/>
+        </w:numPr>
+      </w:pPr>
+      <w:r>
+        <w:rPr>
+          <w:rFonts w:ascii="Segoe UI Emoji" w:hAnsi="Segoe UI Emoji" w:cs="Segoe UI Emoji"/>
+        </w:rPr>
+        <w:t>🧹</w:t>
+      </w:r>
+      <w:r>
+        <w:t xml:space="preserve"> </w:t>
+      </w:r>
+      <w:r>
+        <w:rPr>
+          <w:b/>
+          <w:bCs/>
+        </w:rPr>
+        <w:t>Pre-clean</w:t>
+      </w:r>
+      <w:r>
+        <w:t xml:space="preserve"> the input text (remove noise, irrelevant content).</w:t>
+      </w:r>
+    </w:p>
+    <w:p>
+      <w:pPr>
+        <w:numPr>
+          <w:ilvl w:val="0"/>
+          <w:numId w:val="22"/>
+        </w:numPr>
+      </w:pPr>
+      <w:r>
+        <w:rPr>
+          <w:rFonts w:ascii="Segoe UI Emoji" w:hAnsi="Segoe UI Emoji" w:cs="Segoe UI Emoji"/>
+        </w:rPr>
+        <w:t>🪄</w:t>
+      </w:r>
+      <w:r>
+        <w:t xml:space="preserve"> </w:t>
+      </w:r>
+      <w:r>
+        <w:rPr>
+          <w:b/>
+          <w:bCs/>
+        </w:rPr>
+        <w:t>Summarize before classifying</w:t>
+      </w:r>
+      <w:r>
+        <w:t xml:space="preserve"> to reduce input length.</w:t>
+      </w:r>
+    </w:p>
+    <w:p>
+      <w:pPr>
+        <w:numPr>
+          <w:ilvl w:val="0"/>
+          <w:numId w:val="22"/>
+        </w:numPr>
+      </w:pPr>
+      <w:r>
+        <w:rPr>
+          <w:rFonts w:ascii="Segoe UI Emoji" w:hAnsi="Segoe UI Emoji" w:cs="Segoe UI Emoji"/>
+        </w:rPr>
+        <w:t>📏</w:t>
+      </w:r>
+      <w:r>
+        <w:t xml:space="preserve"> Set </w:t>
+      </w:r>
+      <w:r>
+        <w:rPr>
+          <w:b/>
+          <w:bCs/>
+        </w:rPr>
+        <w:t>character or token limits</w:t>
+      </w:r>
+      <w:r>
+        <w:t xml:space="preserve"> in your app UI.</w:t>
+      </w:r>
+    </w:p>
+    <w:p>
+      <w:pPr>
+        <w:numPr>
+          <w:ilvl w:val="0"/>
+          <w:numId w:val="22"/>
+        </w:numPr>
+      </w:pPr>
+      <w:r>
+        <w:rPr>
+          <w:rFonts w:ascii="Segoe UI Emoji" w:hAnsi="Segoe UI Emoji" w:cs="Segoe UI Emoji"/>
+        </w:rPr>
+        <w:t>📦</w:t>
+      </w:r>
+      <w:r>
+        <w:t xml:space="preserve"> Cache results of calls in Streamlit to avoid repeated calls.</w:t>
+      </w:r>
+    </w:p>
+    <w:p>
+      <w:pPr>
+        <w:numPr>
+          <w:ilvl w:val="0"/>
+          <w:numId w:val="22"/>
+        </w:numPr>
+      </w:pPr>
+      <w:r>
+        <w:rPr>
+          <w:rFonts w:ascii="Segoe UI Emoji" w:hAnsi="Segoe UI Emoji" w:cs="Segoe UI Emoji"/>
+        </w:rPr>
+        <w:t>💡</w:t>
+      </w:r>
+      <w:r>
+        <w:t xml:space="preserve"> Use </w:t>
+      </w:r>
+      <w:r>
+        <w:rPr>
+          <w:b/>
+          <w:bCs/>
+        </w:rPr>
+        <w:t>smaller models</w:t>
+      </w:r>
+      <w:r>
+        <w:t xml:space="preserve"> (mistral-7b vs llama2-70b) when possible.</w:t>
+      </w:r>
+    </w:p>
+    <w:p>
+      <w:r>
+        <w:pict w14:anchorId="0D109916">
+          <v:rect id="_x0000_i1041" style="width:0;height:1.5pt" o:hralign="center" o:hrstd="t" o:hr="t" fillcolor="#a0a0a0" stroked="f"/>
+        </w:pict>
+      </w:r>
+    </w:p>
+    <w:p>
+      <w:pPr>
+        <w:rPr>
+          <w:b/>
+          <w:bCs/>
+        </w:rPr>
+      </w:pPr>
+      <w:r>
+        <w:rPr>
+          <w:rFonts w:ascii="Segoe UI Emoji" w:hAnsi="Segoe UI Emoji" w:cs="Segoe UI Emoji"/>
+          <w:b/>
+          <w:bCs/>
+        </w:rPr>
+        <w:t>📌</w:t>
+      </w:r>
+      <w:r>
+        <w:rPr>
+          <w:b/>
+          <w:bCs/>
+        </w:rPr>
+        <w:t xml:space="preserve"> Summary</w:t>
+      </w:r>
+    </w:p>
+    <w:tbl>
+      <w:tblPr>
+        <w:tblW w:w="0" w:type="auto"/>
+        <w:tblCellSpacing w:w="15" w:type="dxa"/>
+        <w:tblCellMar>
+          <w:top w:w="15" w:type="dxa"/>
+          <w:left w:w="15" w:type="dxa"/>
+          <w:bottom w:w="15" w:type="dxa"/>
+          <w:right w:w="15" w:type="dxa"/>
+        </w:tblCellMar>
+        <w:tblLook w:val="04A0" w:firstRow="1" w:lastRow="0" w:firstColumn="1" w:lastColumn="0" w:noHBand="0" w:noVBand="1"/>
+      </w:tblPr>
+      <w:tblGrid>
+        <w:gridCol w:w="4495"/>
+        <w:gridCol w:w="2700"/>
+      </w:tblGrid>
+      <w:tr>
+        <w:trPr>
+          <w:tblHeader/>
+          <w:tblCellSpacing w:w="15" w:type="dxa"/>
+        </w:trPr>
+        <w:tc>
+          <w:tcPr>
+            <w:tcW w:w="0" w:type="auto"/>
+            <w:vAlign w:val="center"/>
+            <w:hideMark/>
+          </w:tcPr>
+          <w:p>
+            <w:pPr>
+              <w:rPr>
+                <w:b/>
+                <w:bCs/>
+              </w:rPr>
+            </w:pPr>
+            <w:r>
+              <w:rPr>
+                <w:b/>
+                <w:bCs/>
+              </w:rPr>
+              <w:t>Action</w:t>
+            </w:r>
+          </w:p>
+        </w:tc>
+        <w:tc>
+          <w:tcPr>
+            <w:tcW w:w="0" w:type="auto"/>
+            <w:vAlign w:val="center"/>
+            <w:hideMark/>
+          </w:tcPr>
+          <w:p>
+            <w:pPr>
+              <w:rPr>
+                <w:b/>
+                <w:bCs/>
+              </w:rPr>
+            </w:pPr>
+            <w:r>
+              <w:rPr>
+                <w:b/>
+                <w:bCs/>
+              </w:rPr>
+              <w:t>Cost Impact</w:t>
+            </w:r>
+          </w:p>
+        </w:tc>
+      </w:tr>
+      <w:tr>
+        <w:trPr>
+          <w:tblCellSpacing w:w="15" w:type="dxa"/>
+        </w:trPr>
+        <w:tc>
+          <w:tcPr>
+            <w:tcW w:w="0" w:type="auto"/>
+            <w:vAlign w:val="center"/>
+            <w:hideMark/>
+          </w:tcPr>
+          <w:p>
+            <w:r>
+              <w:t>Using SUMMARIZE() on large call transcripts</w:t>
+            </w:r>
+          </w:p>
+        </w:tc>
+        <w:tc>
+          <w:tcPr>
+            <w:tcW w:w="0" w:type="auto"/>
+            <w:vAlign w:val="center"/>
+            <w:hideMark/>
+          </w:tcPr>
+          <w:p>
+            <w:r>
+              <w:rPr>
+                <w:rFonts w:ascii="Segoe UI Emoji" w:hAnsi="Segoe UI Emoji" w:cs="Segoe UI Emoji"/>
+              </w:rPr>
+              <w:t>💰</w:t>
+            </w:r>
+            <w:r>
+              <w:t xml:space="preserve"> Moderate to High</w:t>
+            </w:r>
+          </w:p>
+        </w:tc>
+      </w:tr>
+      <w:tr>
+        <w:trPr>
+          <w:tblCellSpacing w:w="15" w:type="dxa"/>
+        </w:trPr>
+        <w:tc>
+          <w:tcPr>
+            <w:tcW w:w="0" w:type="auto"/>
+            <w:vAlign w:val="center"/>
+            <w:hideMark/>
+          </w:tcPr>
+          <w:p>
+            <w:r>
+              <w:t>Calling SENTIMENT() or CLASSIFY_TEXT()</w:t>
+            </w:r>
+          </w:p>
+        </w:tc>
+        <w:tc>
+          <w:tcPr>
+            <w:tcW w:w="0" w:type="auto"/>
+            <w:vAlign w:val="center"/>
+            <w:hideMark/>
+          </w:tcPr>
+          <w:p>
+            <w:r>
+              <w:rPr>
+                <w:rFonts w:ascii="Segoe UI Emoji" w:hAnsi="Segoe UI Emoji" w:cs="Segoe UI Emoji"/>
+              </w:rPr>
+              <w:t>💸</w:t>
+            </w:r>
+            <w:r>
+              <w:t xml:space="preserve"> Low</w:t>
+            </w:r>
+          </w:p>
+        </w:tc>
+      </w:tr>
+      <w:tr>
+        <w:trPr>
+          <w:tblCellSpacing w:w="15" w:type="dxa"/>
+        </w:trPr>
+        <w:tc>
+          <w:tcPr>
+            <w:tcW w:w="0" w:type="auto"/>
+            <w:vAlign w:val="center"/>
+            <w:hideMark/>
+          </w:tcPr>
+          <w:p>
+            <w:r>
+              <w:t>Adding TRANSLATE() for multilingual support</w:t>
+            </w:r>
+          </w:p>
+        </w:tc>
+        <w:tc>
+          <w:tcPr>
+            <w:tcW w:w="0" w:type="auto"/>
+            <w:vAlign w:val="center"/>
+            <w:hideMark/>
+          </w:tcPr>
+          <w:p>
+            <w:r>
+              <w:rPr>
+                <w:rFonts w:ascii="Segoe UI Emoji" w:hAnsi="Segoe UI Emoji" w:cs="Segoe UI Emoji"/>
+              </w:rPr>
+              <w:t>💸</w:t>
+            </w:r>
+            <w:r>
+              <w:t xml:space="preserve"> Low to Moderate</w:t>
+            </w:r>
+          </w:p>
+        </w:tc>
+      </w:tr>
+      <w:tr>
+        <w:trPr>
+          <w:tblCellSpacing w:w="15" w:type="dxa"/>
+        </w:trPr>
+        <w:tc>
+          <w:tcPr>
+            <w:tcW w:w="0" w:type="auto"/>
+            <w:vAlign w:val="center"/>
+            <w:hideMark/>
+          </w:tcPr>
+          <w:p>
+            <w:r>
+              <w:t>Running ESTIMATE_* helpers before real calls</w:t>
+            </w:r>
+          </w:p>
+        </w:tc>
+        <w:tc>
+          <w:tcPr>
+            <w:tcW w:w="0" w:type="auto"/>
+            <w:vAlign w:val="center"/>
+            <w:hideMark/>
+          </w:tcPr>
+          <w:p>
+            <w:r>
+              <w:rPr>
+                <w:rFonts w:ascii="Segoe UI Emoji" w:hAnsi="Segoe UI Emoji" w:cs="Segoe UI Emoji"/>
+              </w:rPr>
+              <w:t>✅</w:t>
+            </w:r>
+            <w:r>
+              <w:t xml:space="preserve"> No cost for AI compute</w:t>
+            </w:r>
+          </w:p>
+        </w:tc>
+      </w:tr>
+    </w:tbl>
+    <w:p>
+      <w:r>
+        <w:rPr>
+          <w:rFonts w:cstheme="minorHAnsi"/>
+        </w:rPr>
+        <w:pict w14:anchorId="2C22EE20">
+          <v:rect id="_x0000_i1222" style="width:0;height:1.5pt" o:hralign="center" o:hrstd="t" o:hr="t" fillcolor="#a0a0a0" stroked="f"/>
+        </w:pict>
+      </w:r>
+    </w:p>
     <w:sectPr>
-      <w:headerReference w:type="even" r:id="rId24"/>
-      <w:headerReference w:type="default" r:id="rId25"/>
-      <w:headerReference w:type="first" r:id="rId26"/>
+      <w:headerReference w:type="even" r:id="rId28"/>
+      <w:headerReference w:type="default" r:id="rId29"/>
+      <w:headerReference w:type="first" r:id="rId30"/>
       <w:pgSz w:w="11906" w:h="16838"/>
       <w:pgMar w:top="1440" w:right="1440" w:bottom="1440" w:left="1440" w:header="708" w:footer="708" w:gutter="0"/>
       <w:cols w:space="708"/>
@@ -4741,6 +7267,7 @@
         <v:shape id="PowerPlusWaterMarkObject299756344" o:spid="_x0000_s1026" type="#_x0000_t136" style="position:absolute;margin-left:0;margin-top:0;width:549.45pt;height:86.75pt;rotation:315;z-index:-251655168;mso-position-horizontal:center;mso-position-horizontal-relative:margin;mso-position-vertical:center;mso-position-vertical-relative:margin" o:allowincell="f" fillcolor="silver" stroked="f">
           <v:fill opacity=".5"/>
           <v:textpath style="font-family:&quot;Calibri&quot;;font-size:1pt" string="ANALYTICSWITHANAND"/>
+          <w10:wrap anchorx="margin" anchory="margin"/>
         </v:shape>
       </w:pict>
     </w:r>
@@ -4998,6 +7525,7 @@
         <v:shape id="PowerPlusWaterMarkObject299756345" o:spid="_x0000_s1027" type="#_x0000_t136" style="position:absolute;margin-left:0;margin-top:0;width:549.45pt;height:86.75pt;rotation:315;z-index:-251653120;mso-position-horizontal:center;mso-position-horizontal-relative:margin;mso-position-vertical:center;mso-position-vertical-relative:margin" o:allowincell="f" fillcolor="silver" stroked="f">
           <v:fill opacity=".5"/>
           <v:textpath style="font-family:&quot;Calibri&quot;;font-size:1pt" string="ANALYTICSWITHANAND"/>
+          <w10:wrap anchorx="margin" anchory="margin"/>
         </v:shape>
       </w:pict>
     </w:r>
@@ -5015,17 +7543,8 @@
         <w:b/>
         <w:bCs/>
       </w:rPr>
-      <w:t xml:space="preserve">Introduction to </w:t>
+      <w:t>Introduction to Streamlit</w:t>
     </w:r>
-    <w:proofErr w:type="spellStart"/>
-    <w:r>
-      <w:rPr>
-        <w:b/>
-        <w:bCs/>
-      </w:rPr>
-      <w:t>Streamlit</w:t>
-    </w:r>
-    <w:proofErr w:type="spellEnd"/>
     <w:r>
       <w:rPr>
         <w:b/>
@@ -5038,30 +7557,14 @@
         <w:b/>
         <w:bCs/>
       </w:rPr>
-      <w:t xml:space="preserve">Snowflake Cortex </w:t>
+      <w:t xml:space="preserve">Snowflake Cortex AI </w:t>
     </w:r>
-    <w:proofErr w:type="gramStart"/>
     <w:r>
       <w:rPr>
         <w:b/>
         <w:bCs/>
       </w:rPr>
-      <w:t xml:space="preserve">AI </w:t>
-    </w:r>
-    <w:r>
-      <w:rPr>
-        <w:b/>
-        <w:bCs/>
-      </w:rPr>
-      <w:t xml:space="preserve"> –</w:t>
-    </w:r>
-    <w:proofErr w:type="gramEnd"/>
-    <w:r>
-      <w:rPr>
-        <w:b/>
-        <w:bCs/>
-      </w:rPr>
-      <w:t xml:space="preserve"> A Beginner’s Guide</w:t>
+      <w:t xml:space="preserve"> – A Beginner’s Guide</w:t>
     </w:r>
   </w:p>
 </w:hdr>
@@ -5105,6 +7608,7 @@
         <v:shape id="PowerPlusWaterMarkObject299756343" o:spid="_x0000_s1025" type="#_x0000_t136" style="position:absolute;margin-left:0;margin-top:0;width:549.45pt;height:86.75pt;rotation:315;z-index:-251657216;mso-position-horizontal:center;mso-position-horizontal-relative:margin;mso-position-vertical:center;mso-position-vertical-relative:margin" o:allowincell="f" fillcolor="silver" stroked="f">
           <v:fill opacity=".5"/>
           <v:textpath style="font-family:&quot;Calibri&quot;;font-size:1pt" string="ANALYTICSWITHANAND"/>
+          <w10:wrap anchorx="margin" anchory="margin"/>
         </v:shape>
       </w:pict>
     </w:r>
@@ -5264,6 +7768,155 @@
     </w:lvl>
   </w:abstractNum>
   <w:abstractNum w:abstractNumId="1" w15:restartNumberingAfterBreak="0">
+    <w:nsid w:val="06760D8C"/>
+    <w:multiLevelType w:val="multilevel"/>
+    <w:tmpl w:val="ECBC9196"/>
+    <w:lvl w:ilvl="0">
+      <w:start w:val="1"/>
+      <w:numFmt w:val="bullet"/>
+      <w:lvlText w:val=""/>
+      <w:lvlJc w:val="left"/>
+      <w:pPr>
+        <w:tabs>
+          <w:tab w:val="num" w:pos="720"/>
+        </w:tabs>
+        <w:ind w:left="720" w:hanging="360"/>
+      </w:pPr>
+      <w:rPr>
+        <w:rFonts w:ascii="Symbol" w:hAnsi="Symbol" w:hint="default"/>
+        <w:sz w:val="20"/>
+      </w:rPr>
+    </w:lvl>
+    <w:lvl w:ilvl="1" w:tentative="1">
+      <w:start w:val="1"/>
+      <w:numFmt w:val="bullet"/>
+      <w:lvlText w:val="o"/>
+      <w:lvlJc w:val="left"/>
+      <w:pPr>
+        <w:tabs>
+          <w:tab w:val="num" w:pos="1440"/>
+        </w:tabs>
+        <w:ind w:left="1440" w:hanging="360"/>
+      </w:pPr>
+      <w:rPr>
+        <w:rFonts w:ascii="Courier New" w:hAnsi="Courier New" w:hint="default"/>
+        <w:sz w:val="20"/>
+      </w:rPr>
+    </w:lvl>
+    <w:lvl w:ilvl="2" w:tentative="1">
+      <w:start w:val="1"/>
+      <w:numFmt w:val="bullet"/>
+      <w:lvlText w:val=""/>
+      <w:lvlJc w:val="left"/>
+      <w:pPr>
+        <w:tabs>
+          <w:tab w:val="num" w:pos="2160"/>
+        </w:tabs>
+        <w:ind w:left="2160" w:hanging="360"/>
+      </w:pPr>
+      <w:rPr>
+        <w:rFonts w:ascii="Wingdings" w:hAnsi="Wingdings" w:hint="default"/>
+        <w:sz w:val="20"/>
+      </w:rPr>
+    </w:lvl>
+    <w:lvl w:ilvl="3" w:tentative="1">
+      <w:start w:val="1"/>
+      <w:numFmt w:val="bullet"/>
+      <w:lvlText w:val=""/>
+      <w:lvlJc w:val="left"/>
+      <w:pPr>
+        <w:tabs>
+          <w:tab w:val="num" w:pos="2880"/>
+        </w:tabs>
+        <w:ind w:left="2880" w:hanging="360"/>
+      </w:pPr>
+      <w:rPr>
+        <w:rFonts w:ascii="Wingdings" w:hAnsi="Wingdings" w:hint="default"/>
+        <w:sz w:val="20"/>
+      </w:rPr>
+    </w:lvl>
+    <w:lvl w:ilvl="4" w:tentative="1">
+      <w:start w:val="1"/>
+      <w:numFmt w:val="bullet"/>
+      <w:lvlText w:val=""/>
+      <w:lvlJc w:val="left"/>
+      <w:pPr>
+        <w:tabs>
+          <w:tab w:val="num" w:pos="3600"/>
+        </w:tabs>
+        <w:ind w:left="3600" w:hanging="360"/>
+      </w:pPr>
+      <w:rPr>
+        <w:rFonts w:ascii="Wingdings" w:hAnsi="Wingdings" w:hint="default"/>
+        <w:sz w:val="20"/>
+      </w:rPr>
+    </w:lvl>
+    <w:lvl w:ilvl="5" w:tentative="1">
+      <w:start w:val="1"/>
+      <w:numFmt w:val="bullet"/>
+      <w:lvlText w:val=""/>
+      <w:lvlJc w:val="left"/>
+      <w:pPr>
+        <w:tabs>
+          <w:tab w:val="num" w:pos="4320"/>
+        </w:tabs>
+        <w:ind w:left="4320" w:hanging="360"/>
+      </w:pPr>
+      <w:rPr>
+        <w:rFonts w:ascii="Wingdings" w:hAnsi="Wingdings" w:hint="default"/>
+        <w:sz w:val="20"/>
+      </w:rPr>
+    </w:lvl>
+    <w:lvl w:ilvl="6" w:tentative="1">
+      <w:start w:val="1"/>
+      <w:numFmt w:val="bullet"/>
+      <w:lvlText w:val=""/>
+      <w:lvlJc w:val="left"/>
+      <w:pPr>
+        <w:tabs>
+          <w:tab w:val="num" w:pos="5040"/>
+        </w:tabs>
+        <w:ind w:left="5040" w:hanging="360"/>
+      </w:pPr>
+      <w:rPr>
+        <w:rFonts w:ascii="Wingdings" w:hAnsi="Wingdings" w:hint="default"/>
+        <w:sz w:val="20"/>
+      </w:rPr>
+    </w:lvl>
+    <w:lvl w:ilvl="7" w:tentative="1">
+      <w:start w:val="1"/>
+      <w:numFmt w:val="bullet"/>
+      <w:lvlText w:val=""/>
+      <w:lvlJc w:val="left"/>
+      <w:pPr>
+        <w:tabs>
+          <w:tab w:val="num" w:pos="5760"/>
+        </w:tabs>
+        <w:ind w:left="5760" w:hanging="360"/>
+      </w:pPr>
+      <w:rPr>
+        <w:rFonts w:ascii="Wingdings" w:hAnsi="Wingdings" w:hint="default"/>
+        <w:sz w:val="20"/>
+      </w:rPr>
+    </w:lvl>
+    <w:lvl w:ilvl="8" w:tentative="1">
+      <w:start w:val="1"/>
+      <w:numFmt w:val="bullet"/>
+      <w:lvlText w:val=""/>
+      <w:lvlJc w:val="left"/>
+      <w:pPr>
+        <w:tabs>
+          <w:tab w:val="num" w:pos="6480"/>
+        </w:tabs>
+        <w:ind w:left="6480" w:hanging="360"/>
+      </w:pPr>
+      <w:rPr>
+        <w:rFonts w:ascii="Wingdings" w:hAnsi="Wingdings" w:hint="default"/>
+        <w:sz w:val="20"/>
+      </w:rPr>
+    </w:lvl>
+  </w:abstractNum>
+  <w:abstractNum w:abstractNumId="2" w15:restartNumberingAfterBreak="0">
     <w:nsid w:val="07160471"/>
     <w:multiLevelType w:val="multilevel"/>
     <w:tmpl w:val="0C5EDCE4"/>
@@ -5412,7 +8065,7 @@
       </w:rPr>
     </w:lvl>
   </w:abstractNum>
-  <w:abstractNum w:abstractNumId="2" w15:restartNumberingAfterBreak="0">
+  <w:abstractNum w:abstractNumId="3" w15:restartNumberingAfterBreak="0">
     <w:nsid w:val="120F1007"/>
     <w:multiLevelType w:val="multilevel"/>
     <w:tmpl w:val="1448752A"/>
@@ -5561,7 +8214,422 @@
       </w:rPr>
     </w:lvl>
   </w:abstractNum>
-  <w:abstractNum w:abstractNumId="3" w15:restartNumberingAfterBreak="0">
+  <w:abstractNum w:abstractNumId="4" w15:restartNumberingAfterBreak="0">
+    <w:nsid w:val="20062F2C"/>
+    <w:multiLevelType w:val="multilevel"/>
+    <w:tmpl w:val="C45C9E7C"/>
+    <w:lvl w:ilvl="0">
+      <w:start w:val="1"/>
+      <w:numFmt w:val="bullet"/>
+      <w:lvlText w:val=""/>
+      <w:lvlJc w:val="left"/>
+      <w:pPr>
+        <w:tabs>
+          <w:tab w:val="num" w:pos="720"/>
+        </w:tabs>
+        <w:ind w:left="720" w:hanging="360"/>
+      </w:pPr>
+      <w:rPr>
+        <w:rFonts w:ascii="Symbol" w:hAnsi="Symbol" w:hint="default"/>
+        <w:sz w:val="20"/>
+      </w:rPr>
+    </w:lvl>
+    <w:lvl w:ilvl="1" w:tentative="1">
+      <w:start w:val="1"/>
+      <w:numFmt w:val="bullet"/>
+      <w:lvlText w:val="o"/>
+      <w:lvlJc w:val="left"/>
+      <w:pPr>
+        <w:tabs>
+          <w:tab w:val="num" w:pos="1440"/>
+        </w:tabs>
+        <w:ind w:left="1440" w:hanging="360"/>
+      </w:pPr>
+      <w:rPr>
+        <w:rFonts w:ascii="Courier New" w:hAnsi="Courier New" w:hint="default"/>
+        <w:sz w:val="20"/>
+      </w:rPr>
+    </w:lvl>
+    <w:lvl w:ilvl="2" w:tentative="1">
+      <w:start w:val="1"/>
+      <w:numFmt w:val="bullet"/>
+      <w:lvlText w:val=""/>
+      <w:lvlJc w:val="left"/>
+      <w:pPr>
+        <w:tabs>
+          <w:tab w:val="num" w:pos="2160"/>
+        </w:tabs>
+        <w:ind w:left="2160" w:hanging="360"/>
+      </w:pPr>
+      <w:rPr>
+        <w:rFonts w:ascii="Wingdings" w:hAnsi="Wingdings" w:hint="default"/>
+        <w:sz w:val="20"/>
+      </w:rPr>
+    </w:lvl>
+    <w:lvl w:ilvl="3" w:tentative="1">
+      <w:start w:val="1"/>
+      <w:numFmt w:val="bullet"/>
+      <w:lvlText w:val=""/>
+      <w:lvlJc w:val="left"/>
+      <w:pPr>
+        <w:tabs>
+          <w:tab w:val="num" w:pos="2880"/>
+        </w:tabs>
+        <w:ind w:left="2880" w:hanging="360"/>
+      </w:pPr>
+      <w:rPr>
+        <w:rFonts w:ascii="Wingdings" w:hAnsi="Wingdings" w:hint="default"/>
+        <w:sz w:val="20"/>
+      </w:rPr>
+    </w:lvl>
+    <w:lvl w:ilvl="4" w:tentative="1">
+      <w:start w:val="1"/>
+      <w:numFmt w:val="bullet"/>
+      <w:lvlText w:val=""/>
+      <w:lvlJc w:val="left"/>
+      <w:pPr>
+        <w:tabs>
+          <w:tab w:val="num" w:pos="3600"/>
+        </w:tabs>
+        <w:ind w:left="3600" w:hanging="360"/>
+      </w:pPr>
+      <w:rPr>
+        <w:rFonts w:ascii="Wingdings" w:hAnsi="Wingdings" w:hint="default"/>
+        <w:sz w:val="20"/>
+      </w:rPr>
+    </w:lvl>
+    <w:lvl w:ilvl="5" w:tentative="1">
+      <w:start w:val="1"/>
+      <w:numFmt w:val="bullet"/>
+      <w:lvlText w:val=""/>
+      <w:lvlJc w:val="left"/>
+      <w:pPr>
+        <w:tabs>
+          <w:tab w:val="num" w:pos="4320"/>
+        </w:tabs>
+        <w:ind w:left="4320" w:hanging="360"/>
+      </w:pPr>
+      <w:rPr>
+        <w:rFonts w:ascii="Wingdings" w:hAnsi="Wingdings" w:hint="default"/>
+        <w:sz w:val="20"/>
+      </w:rPr>
+    </w:lvl>
+    <w:lvl w:ilvl="6" w:tentative="1">
+      <w:start w:val="1"/>
+      <w:numFmt w:val="bullet"/>
+      <w:lvlText w:val=""/>
+      <w:lvlJc w:val="left"/>
+      <w:pPr>
+        <w:tabs>
+          <w:tab w:val="num" w:pos="5040"/>
+        </w:tabs>
+        <w:ind w:left="5040" w:hanging="360"/>
+      </w:pPr>
+      <w:rPr>
+        <w:rFonts w:ascii="Wingdings" w:hAnsi="Wingdings" w:hint="default"/>
+        <w:sz w:val="20"/>
+      </w:rPr>
+    </w:lvl>
+    <w:lvl w:ilvl="7" w:tentative="1">
+      <w:start w:val="1"/>
+      <w:numFmt w:val="bullet"/>
+      <w:lvlText w:val=""/>
+      <w:lvlJc w:val="left"/>
+      <w:pPr>
+        <w:tabs>
+          <w:tab w:val="num" w:pos="5760"/>
+        </w:tabs>
+        <w:ind w:left="5760" w:hanging="360"/>
+      </w:pPr>
+      <w:rPr>
+        <w:rFonts w:ascii="Wingdings" w:hAnsi="Wingdings" w:hint="default"/>
+        <w:sz w:val="20"/>
+      </w:rPr>
+    </w:lvl>
+    <w:lvl w:ilvl="8" w:tentative="1">
+      <w:start w:val="1"/>
+      <w:numFmt w:val="bullet"/>
+      <w:lvlText w:val=""/>
+      <w:lvlJc w:val="left"/>
+      <w:pPr>
+        <w:tabs>
+          <w:tab w:val="num" w:pos="6480"/>
+        </w:tabs>
+        <w:ind w:left="6480" w:hanging="360"/>
+      </w:pPr>
+      <w:rPr>
+        <w:rFonts w:ascii="Wingdings" w:hAnsi="Wingdings" w:hint="default"/>
+        <w:sz w:val="20"/>
+      </w:rPr>
+    </w:lvl>
+  </w:abstractNum>
+  <w:abstractNum w:abstractNumId="5" w15:restartNumberingAfterBreak="0">
+    <w:nsid w:val="215D23EC"/>
+    <w:multiLevelType w:val="multilevel"/>
+    <w:tmpl w:val="A168BA12"/>
+    <w:lvl w:ilvl="0">
+      <w:start w:val="1"/>
+      <w:numFmt w:val="decimal"/>
+      <w:lvlText w:val="%1."/>
+      <w:lvlJc w:val="left"/>
+      <w:pPr>
+        <w:tabs>
+          <w:tab w:val="num" w:pos="720"/>
+        </w:tabs>
+        <w:ind w:left="720" w:hanging="360"/>
+      </w:pPr>
+    </w:lvl>
+    <w:lvl w:ilvl="1">
+      <w:start w:val="1"/>
+      <w:numFmt w:val="bullet"/>
+      <w:lvlText w:val="o"/>
+      <w:lvlJc w:val="left"/>
+      <w:pPr>
+        <w:tabs>
+          <w:tab w:val="num" w:pos="1440"/>
+        </w:tabs>
+        <w:ind w:left="1440" w:hanging="360"/>
+      </w:pPr>
+      <w:rPr>
+        <w:rFonts w:ascii="Courier New" w:hAnsi="Courier New" w:hint="default"/>
+        <w:sz w:val="20"/>
+      </w:rPr>
+    </w:lvl>
+    <w:lvl w:ilvl="2" w:tentative="1">
+      <w:start w:val="1"/>
+      <w:numFmt w:val="decimal"/>
+      <w:lvlText w:val="%3."/>
+      <w:lvlJc w:val="left"/>
+      <w:pPr>
+        <w:tabs>
+          <w:tab w:val="num" w:pos="2160"/>
+        </w:tabs>
+        <w:ind w:left="2160" w:hanging="360"/>
+      </w:pPr>
+    </w:lvl>
+    <w:lvl w:ilvl="3" w:tentative="1">
+      <w:start w:val="1"/>
+      <w:numFmt w:val="decimal"/>
+      <w:lvlText w:val="%4."/>
+      <w:lvlJc w:val="left"/>
+      <w:pPr>
+        <w:tabs>
+          <w:tab w:val="num" w:pos="2880"/>
+        </w:tabs>
+        <w:ind w:left="2880" w:hanging="360"/>
+      </w:pPr>
+    </w:lvl>
+    <w:lvl w:ilvl="4" w:tentative="1">
+      <w:start w:val="1"/>
+      <w:numFmt w:val="decimal"/>
+      <w:lvlText w:val="%5."/>
+      <w:lvlJc w:val="left"/>
+      <w:pPr>
+        <w:tabs>
+          <w:tab w:val="num" w:pos="3600"/>
+        </w:tabs>
+        <w:ind w:left="3600" w:hanging="360"/>
+      </w:pPr>
+    </w:lvl>
+    <w:lvl w:ilvl="5" w:tentative="1">
+      <w:start w:val="1"/>
+      <w:numFmt w:val="decimal"/>
+      <w:lvlText w:val="%6."/>
+      <w:lvlJc w:val="left"/>
+      <w:pPr>
+        <w:tabs>
+          <w:tab w:val="num" w:pos="4320"/>
+        </w:tabs>
+        <w:ind w:left="4320" w:hanging="360"/>
+      </w:pPr>
+    </w:lvl>
+    <w:lvl w:ilvl="6" w:tentative="1">
+      <w:start w:val="1"/>
+      <w:numFmt w:val="decimal"/>
+      <w:lvlText w:val="%7."/>
+      <w:lvlJc w:val="left"/>
+      <w:pPr>
+        <w:tabs>
+          <w:tab w:val="num" w:pos="5040"/>
+        </w:tabs>
+        <w:ind w:left="5040" w:hanging="360"/>
+      </w:pPr>
+    </w:lvl>
+    <w:lvl w:ilvl="7" w:tentative="1">
+      <w:start w:val="1"/>
+      <w:numFmt w:val="decimal"/>
+      <w:lvlText w:val="%8."/>
+      <w:lvlJc w:val="left"/>
+      <w:pPr>
+        <w:tabs>
+          <w:tab w:val="num" w:pos="5760"/>
+        </w:tabs>
+        <w:ind w:left="5760" w:hanging="360"/>
+      </w:pPr>
+    </w:lvl>
+    <w:lvl w:ilvl="8" w:tentative="1">
+      <w:start w:val="1"/>
+      <w:numFmt w:val="decimal"/>
+      <w:lvlText w:val="%9."/>
+      <w:lvlJc w:val="left"/>
+      <w:pPr>
+        <w:tabs>
+          <w:tab w:val="num" w:pos="6480"/>
+        </w:tabs>
+        <w:ind w:left="6480" w:hanging="360"/>
+      </w:pPr>
+    </w:lvl>
+  </w:abstractNum>
+  <w:abstractNum w:abstractNumId="6" w15:restartNumberingAfterBreak="0">
+    <w:nsid w:val="245B6420"/>
+    <w:multiLevelType w:val="multilevel"/>
+    <w:tmpl w:val="B386A23C"/>
+    <w:lvl w:ilvl="0">
+      <w:start w:val="1"/>
+      <w:numFmt w:val="bullet"/>
+      <w:lvlText w:val=""/>
+      <w:lvlJc w:val="left"/>
+      <w:pPr>
+        <w:tabs>
+          <w:tab w:val="num" w:pos="720"/>
+        </w:tabs>
+        <w:ind w:left="720" w:hanging="360"/>
+      </w:pPr>
+      <w:rPr>
+        <w:rFonts w:ascii="Symbol" w:hAnsi="Symbol" w:hint="default"/>
+        <w:sz w:val="20"/>
+      </w:rPr>
+    </w:lvl>
+    <w:lvl w:ilvl="1" w:tentative="1">
+      <w:start w:val="1"/>
+      <w:numFmt w:val="bullet"/>
+      <w:lvlText w:val="o"/>
+      <w:lvlJc w:val="left"/>
+      <w:pPr>
+        <w:tabs>
+          <w:tab w:val="num" w:pos="1440"/>
+        </w:tabs>
+        <w:ind w:left="1440" w:hanging="360"/>
+      </w:pPr>
+      <w:rPr>
+        <w:rFonts w:ascii="Courier New" w:hAnsi="Courier New" w:hint="default"/>
+        <w:sz w:val="20"/>
+      </w:rPr>
+    </w:lvl>
+    <w:lvl w:ilvl="2" w:tentative="1">
+      <w:start w:val="1"/>
+      <w:numFmt w:val="bullet"/>
+      <w:lvlText w:val=""/>
+      <w:lvlJc w:val="left"/>
+      <w:pPr>
+        <w:tabs>
+          <w:tab w:val="num" w:pos="2160"/>
+        </w:tabs>
+        <w:ind w:left="2160" w:hanging="360"/>
+      </w:pPr>
+      <w:rPr>
+        <w:rFonts w:ascii="Wingdings" w:hAnsi="Wingdings" w:hint="default"/>
+        <w:sz w:val="20"/>
+      </w:rPr>
+    </w:lvl>
+    <w:lvl w:ilvl="3" w:tentative="1">
+      <w:start w:val="1"/>
+      <w:numFmt w:val="bullet"/>
+      <w:lvlText w:val=""/>
+      <w:lvlJc w:val="left"/>
+      <w:pPr>
+        <w:tabs>
+          <w:tab w:val="num" w:pos="2880"/>
+        </w:tabs>
+        <w:ind w:left="2880" w:hanging="360"/>
+      </w:pPr>
+      <w:rPr>
+        <w:rFonts w:ascii="Wingdings" w:hAnsi="Wingdings" w:hint="default"/>
+        <w:sz w:val="20"/>
+      </w:rPr>
+    </w:lvl>
+    <w:lvl w:ilvl="4" w:tentative="1">
+      <w:start w:val="1"/>
+      <w:numFmt w:val="bullet"/>
+      <w:lvlText w:val=""/>
+      <w:lvlJc w:val="left"/>
+      <w:pPr>
+        <w:tabs>
+          <w:tab w:val="num" w:pos="3600"/>
+        </w:tabs>
+        <w:ind w:left="3600" w:hanging="360"/>
+      </w:pPr>
+      <w:rPr>
+        <w:rFonts w:ascii="Wingdings" w:hAnsi="Wingdings" w:hint="default"/>
+        <w:sz w:val="20"/>
+      </w:rPr>
+    </w:lvl>
+    <w:lvl w:ilvl="5" w:tentative="1">
+      <w:start w:val="1"/>
+      <w:numFmt w:val="bullet"/>
+      <w:lvlText w:val=""/>
+      <w:lvlJc w:val="left"/>
+      <w:pPr>
+        <w:tabs>
+          <w:tab w:val="num" w:pos="4320"/>
+        </w:tabs>
+        <w:ind w:left="4320" w:hanging="360"/>
+      </w:pPr>
+      <w:rPr>
+        <w:rFonts w:ascii="Wingdings" w:hAnsi="Wingdings" w:hint="default"/>
+        <w:sz w:val="20"/>
+      </w:rPr>
+    </w:lvl>
+    <w:lvl w:ilvl="6" w:tentative="1">
+      <w:start w:val="1"/>
+      <w:numFmt w:val="bullet"/>
+      <w:lvlText w:val=""/>
+      <w:lvlJc w:val="left"/>
+      <w:pPr>
+        <w:tabs>
+          <w:tab w:val="num" w:pos="5040"/>
+        </w:tabs>
+        <w:ind w:left="5040" w:hanging="360"/>
+      </w:pPr>
+      <w:rPr>
+        <w:rFonts w:ascii="Wingdings" w:hAnsi="Wingdings" w:hint="default"/>
+        <w:sz w:val="20"/>
+      </w:rPr>
+    </w:lvl>
+    <w:lvl w:ilvl="7" w:tentative="1">
+      <w:start w:val="1"/>
+      <w:numFmt w:val="bullet"/>
+      <w:lvlText w:val=""/>
+      <w:lvlJc w:val="left"/>
+      <w:pPr>
+        <w:tabs>
+          <w:tab w:val="num" w:pos="5760"/>
+        </w:tabs>
+        <w:ind w:left="5760" w:hanging="360"/>
+      </w:pPr>
+      <w:rPr>
+        <w:rFonts w:ascii="Wingdings" w:hAnsi="Wingdings" w:hint="default"/>
+        <w:sz w:val="20"/>
+      </w:rPr>
+    </w:lvl>
+    <w:lvl w:ilvl="8" w:tentative="1">
+      <w:start w:val="1"/>
+      <w:numFmt w:val="bullet"/>
+      <w:lvlText w:val=""/>
+      <w:lvlJc w:val="left"/>
+      <w:pPr>
+        <w:tabs>
+          <w:tab w:val="num" w:pos="6480"/>
+        </w:tabs>
+        <w:ind w:left="6480" w:hanging="360"/>
+      </w:pPr>
+      <w:rPr>
+        <w:rFonts w:ascii="Wingdings" w:hAnsi="Wingdings" w:hint="default"/>
+        <w:sz w:val="20"/>
+      </w:rPr>
+    </w:lvl>
+  </w:abstractNum>
+  <w:abstractNum w:abstractNumId="7" w15:restartNumberingAfterBreak="0">
     <w:nsid w:val="25376B8B"/>
     <w:multiLevelType w:val="multilevel"/>
     <w:tmpl w:val="1C44E45C"/>
@@ -5710,7 +8778,156 @@
       </w:rPr>
     </w:lvl>
   </w:abstractNum>
-  <w:abstractNum w:abstractNumId="4" w15:restartNumberingAfterBreak="0">
+  <w:abstractNum w:abstractNumId="8" w15:restartNumberingAfterBreak="0">
+    <w:nsid w:val="27872077"/>
+    <w:multiLevelType w:val="multilevel"/>
+    <w:tmpl w:val="5C8CC6C6"/>
+    <w:lvl w:ilvl="0">
+      <w:start w:val="1"/>
+      <w:numFmt w:val="bullet"/>
+      <w:lvlText w:val=""/>
+      <w:lvlJc w:val="left"/>
+      <w:pPr>
+        <w:tabs>
+          <w:tab w:val="num" w:pos="720"/>
+        </w:tabs>
+        <w:ind w:left="720" w:hanging="360"/>
+      </w:pPr>
+      <w:rPr>
+        <w:rFonts w:ascii="Symbol" w:hAnsi="Symbol" w:hint="default"/>
+        <w:sz w:val="20"/>
+      </w:rPr>
+    </w:lvl>
+    <w:lvl w:ilvl="1" w:tentative="1">
+      <w:start w:val="1"/>
+      <w:numFmt w:val="bullet"/>
+      <w:lvlText w:val="o"/>
+      <w:lvlJc w:val="left"/>
+      <w:pPr>
+        <w:tabs>
+          <w:tab w:val="num" w:pos="1440"/>
+        </w:tabs>
+        <w:ind w:left="1440" w:hanging="360"/>
+      </w:pPr>
+      <w:rPr>
+        <w:rFonts w:ascii="Courier New" w:hAnsi="Courier New" w:hint="default"/>
+        <w:sz w:val="20"/>
+      </w:rPr>
+    </w:lvl>
+    <w:lvl w:ilvl="2" w:tentative="1">
+      <w:start w:val="1"/>
+      <w:numFmt w:val="bullet"/>
+      <w:lvlText w:val=""/>
+      <w:lvlJc w:val="left"/>
+      <w:pPr>
+        <w:tabs>
+          <w:tab w:val="num" w:pos="2160"/>
+        </w:tabs>
+        <w:ind w:left="2160" w:hanging="360"/>
+      </w:pPr>
+      <w:rPr>
+        <w:rFonts w:ascii="Wingdings" w:hAnsi="Wingdings" w:hint="default"/>
+        <w:sz w:val="20"/>
+      </w:rPr>
+    </w:lvl>
+    <w:lvl w:ilvl="3" w:tentative="1">
+      <w:start w:val="1"/>
+      <w:numFmt w:val="bullet"/>
+      <w:lvlText w:val=""/>
+      <w:lvlJc w:val="left"/>
+      <w:pPr>
+        <w:tabs>
+          <w:tab w:val="num" w:pos="2880"/>
+        </w:tabs>
+        <w:ind w:left="2880" w:hanging="360"/>
+      </w:pPr>
+      <w:rPr>
+        <w:rFonts w:ascii="Wingdings" w:hAnsi="Wingdings" w:hint="default"/>
+        <w:sz w:val="20"/>
+      </w:rPr>
+    </w:lvl>
+    <w:lvl w:ilvl="4" w:tentative="1">
+      <w:start w:val="1"/>
+      <w:numFmt w:val="bullet"/>
+      <w:lvlText w:val=""/>
+      <w:lvlJc w:val="left"/>
+      <w:pPr>
+        <w:tabs>
+          <w:tab w:val="num" w:pos="3600"/>
+        </w:tabs>
+        <w:ind w:left="3600" w:hanging="360"/>
+      </w:pPr>
+      <w:rPr>
+        <w:rFonts w:ascii="Wingdings" w:hAnsi="Wingdings" w:hint="default"/>
+        <w:sz w:val="20"/>
+      </w:rPr>
+    </w:lvl>
+    <w:lvl w:ilvl="5" w:tentative="1">
+      <w:start w:val="1"/>
+      <w:numFmt w:val="bullet"/>
+      <w:lvlText w:val=""/>
+      <w:lvlJc w:val="left"/>
+      <w:pPr>
+        <w:tabs>
+          <w:tab w:val="num" w:pos="4320"/>
+        </w:tabs>
+        <w:ind w:left="4320" w:hanging="360"/>
+      </w:pPr>
+      <w:rPr>
+        <w:rFonts w:ascii="Wingdings" w:hAnsi="Wingdings" w:hint="default"/>
+        <w:sz w:val="20"/>
+      </w:rPr>
+    </w:lvl>
+    <w:lvl w:ilvl="6" w:tentative="1">
+      <w:start w:val="1"/>
+      <w:numFmt w:val="bullet"/>
+      <w:lvlText w:val=""/>
+      <w:lvlJc w:val="left"/>
+      <w:pPr>
+        <w:tabs>
+          <w:tab w:val="num" w:pos="5040"/>
+        </w:tabs>
+        <w:ind w:left="5040" w:hanging="360"/>
+      </w:pPr>
+      <w:rPr>
+        <w:rFonts w:ascii="Wingdings" w:hAnsi="Wingdings" w:hint="default"/>
+        <w:sz w:val="20"/>
+      </w:rPr>
+    </w:lvl>
+    <w:lvl w:ilvl="7" w:tentative="1">
+      <w:start w:val="1"/>
+      <w:numFmt w:val="bullet"/>
+      <w:lvlText w:val=""/>
+      <w:lvlJc w:val="left"/>
+      <w:pPr>
+        <w:tabs>
+          <w:tab w:val="num" w:pos="5760"/>
+        </w:tabs>
+        <w:ind w:left="5760" w:hanging="360"/>
+      </w:pPr>
+      <w:rPr>
+        <w:rFonts w:ascii="Wingdings" w:hAnsi="Wingdings" w:hint="default"/>
+        <w:sz w:val="20"/>
+      </w:rPr>
+    </w:lvl>
+    <w:lvl w:ilvl="8" w:tentative="1">
+      <w:start w:val="1"/>
+      <w:numFmt w:val="bullet"/>
+      <w:lvlText w:val=""/>
+      <w:lvlJc w:val="left"/>
+      <w:pPr>
+        <w:tabs>
+          <w:tab w:val="num" w:pos="6480"/>
+        </w:tabs>
+        <w:ind w:left="6480" w:hanging="360"/>
+      </w:pPr>
+      <w:rPr>
+        <w:rFonts w:ascii="Wingdings" w:hAnsi="Wingdings" w:hint="default"/>
+        <w:sz w:val="20"/>
+      </w:rPr>
+    </w:lvl>
+  </w:abstractNum>
+  <w:abstractNum w:abstractNumId="9" w15:restartNumberingAfterBreak="0">
     <w:nsid w:val="2907362F"/>
     <w:multiLevelType w:val="multilevel"/>
     <w:tmpl w:val="D6DC3718"/>
@@ -5859,7 +9076,7 @@
       </w:rPr>
     </w:lvl>
   </w:abstractNum>
-  <w:abstractNum w:abstractNumId="5" w15:restartNumberingAfterBreak="0">
+  <w:abstractNum w:abstractNumId="10" w15:restartNumberingAfterBreak="0">
     <w:nsid w:val="29FB3F32"/>
     <w:multiLevelType w:val="multilevel"/>
     <w:tmpl w:val="6524A1A4"/>
@@ -6008,7 +9225,7 @@
       </w:rPr>
     </w:lvl>
   </w:abstractNum>
-  <w:abstractNum w:abstractNumId="6" w15:restartNumberingAfterBreak="0">
+  <w:abstractNum w:abstractNumId="11" w15:restartNumberingAfterBreak="0">
     <w:nsid w:val="2B103EFF"/>
     <w:multiLevelType w:val="multilevel"/>
     <w:tmpl w:val="E6969026"/>
@@ -6157,7 +9374,7 @@
       </w:rPr>
     </w:lvl>
   </w:abstractNum>
-  <w:abstractNum w:abstractNumId="7" w15:restartNumberingAfterBreak="0">
+  <w:abstractNum w:abstractNumId="12" w15:restartNumberingAfterBreak="0">
     <w:nsid w:val="2B255A61"/>
     <w:multiLevelType w:val="multilevel"/>
     <w:tmpl w:val="119E626C"/>
@@ -6306,7 +9523,7 @@
       </w:rPr>
     </w:lvl>
   </w:abstractNum>
-  <w:abstractNum w:abstractNumId="8" w15:restartNumberingAfterBreak="0">
+  <w:abstractNum w:abstractNumId="13" w15:restartNumberingAfterBreak="0">
     <w:nsid w:val="328E28C7"/>
     <w:multiLevelType w:val="multilevel"/>
     <w:tmpl w:val="31E822B6"/>
@@ -6455,7 +9672,7 @@
       </w:rPr>
     </w:lvl>
   </w:abstractNum>
-  <w:abstractNum w:abstractNumId="9" w15:restartNumberingAfterBreak="0">
+  <w:abstractNum w:abstractNumId="14" w15:restartNumberingAfterBreak="0">
     <w:nsid w:val="33BA33F9"/>
     <w:multiLevelType w:val="multilevel"/>
     <w:tmpl w:val="121060F8"/>
@@ -6604,7 +9821,156 @@
       </w:rPr>
     </w:lvl>
   </w:abstractNum>
-  <w:abstractNum w:abstractNumId="10" w15:restartNumberingAfterBreak="0">
+  <w:abstractNum w:abstractNumId="15" w15:restartNumberingAfterBreak="0">
+    <w:nsid w:val="3D453D74"/>
+    <w:multiLevelType w:val="multilevel"/>
+    <w:tmpl w:val="B78E3838"/>
+    <w:lvl w:ilvl="0">
+      <w:start w:val="1"/>
+      <w:numFmt w:val="bullet"/>
+      <w:lvlText w:val=""/>
+      <w:lvlJc w:val="left"/>
+      <w:pPr>
+        <w:tabs>
+          <w:tab w:val="num" w:pos="720"/>
+        </w:tabs>
+        <w:ind w:left="720" w:hanging="360"/>
+      </w:pPr>
+      <w:rPr>
+        <w:rFonts w:ascii="Symbol" w:hAnsi="Symbol" w:hint="default"/>
+        <w:sz w:val="20"/>
+      </w:rPr>
+    </w:lvl>
+    <w:lvl w:ilvl="1" w:tentative="1">
+      <w:start w:val="1"/>
+      <w:numFmt w:val="bullet"/>
+      <w:lvlText w:val="o"/>
+      <w:lvlJc w:val="left"/>
+      <w:pPr>
+        <w:tabs>
+          <w:tab w:val="num" w:pos="1440"/>
+        </w:tabs>
+        <w:ind w:left="1440" w:hanging="360"/>
+      </w:pPr>
+      <w:rPr>
+        <w:rFonts w:ascii="Courier New" w:hAnsi="Courier New" w:hint="default"/>
+        <w:sz w:val="20"/>
+      </w:rPr>
+    </w:lvl>
+    <w:lvl w:ilvl="2" w:tentative="1">
+      <w:start w:val="1"/>
+      <w:numFmt w:val="bullet"/>
+      <w:lvlText w:val=""/>
+      <w:lvlJc w:val="left"/>
+      <w:pPr>
+        <w:tabs>
+          <w:tab w:val="num" w:pos="2160"/>
+        </w:tabs>
+        <w:ind w:left="2160" w:hanging="360"/>
+      </w:pPr>
+      <w:rPr>
+        <w:rFonts w:ascii="Wingdings" w:hAnsi="Wingdings" w:hint="default"/>
+        <w:sz w:val="20"/>
+      </w:rPr>
+    </w:lvl>
+    <w:lvl w:ilvl="3" w:tentative="1">
+      <w:start w:val="1"/>
+      <w:numFmt w:val="bullet"/>
+      <w:lvlText w:val=""/>
+      <w:lvlJc w:val="left"/>
+      <w:pPr>
+        <w:tabs>
+          <w:tab w:val="num" w:pos="2880"/>
+        </w:tabs>
+        <w:ind w:left="2880" w:hanging="360"/>
+      </w:pPr>
+      <w:rPr>
+        <w:rFonts w:ascii="Wingdings" w:hAnsi="Wingdings" w:hint="default"/>
+        <w:sz w:val="20"/>
+      </w:rPr>
+    </w:lvl>
+    <w:lvl w:ilvl="4" w:tentative="1">
+      <w:start w:val="1"/>
+      <w:numFmt w:val="bullet"/>
+      <w:lvlText w:val=""/>
+      <w:lvlJc w:val="left"/>
+      <w:pPr>
+        <w:tabs>
+          <w:tab w:val="num" w:pos="3600"/>
+        </w:tabs>
+        <w:ind w:left="3600" w:hanging="360"/>
+      </w:pPr>
+      <w:rPr>
+        <w:rFonts w:ascii="Wingdings" w:hAnsi="Wingdings" w:hint="default"/>
+        <w:sz w:val="20"/>
+      </w:rPr>
+    </w:lvl>
+    <w:lvl w:ilvl="5" w:tentative="1">
+      <w:start w:val="1"/>
+      <w:numFmt w:val="bullet"/>
+      <w:lvlText w:val=""/>
+      <w:lvlJc w:val="left"/>
+      <w:pPr>
+        <w:tabs>
+          <w:tab w:val="num" w:pos="4320"/>
+        </w:tabs>
+        <w:ind w:left="4320" w:hanging="360"/>
+      </w:pPr>
+      <w:rPr>
+        <w:rFonts w:ascii="Wingdings" w:hAnsi="Wingdings" w:hint="default"/>
+        <w:sz w:val="20"/>
+      </w:rPr>
+    </w:lvl>
+    <w:lvl w:ilvl="6" w:tentative="1">
+      <w:start w:val="1"/>
+      <w:numFmt w:val="bullet"/>
+      <w:lvlText w:val=""/>
+      <w:lvlJc w:val="left"/>
+      <w:pPr>
+        <w:tabs>
+          <w:tab w:val="num" w:pos="5040"/>
+        </w:tabs>
+        <w:ind w:left="5040" w:hanging="360"/>
+      </w:pPr>
+      <w:rPr>
+        <w:rFonts w:ascii="Wingdings" w:hAnsi="Wingdings" w:hint="default"/>
+        <w:sz w:val="20"/>
+      </w:rPr>
+    </w:lvl>
+    <w:lvl w:ilvl="7" w:tentative="1">
+      <w:start w:val="1"/>
+      <w:numFmt w:val="bullet"/>
+      <w:lvlText w:val=""/>
+      <w:lvlJc w:val="left"/>
+      <w:pPr>
+        <w:tabs>
+          <w:tab w:val="num" w:pos="5760"/>
+        </w:tabs>
+        <w:ind w:left="5760" w:hanging="360"/>
+      </w:pPr>
+      <w:rPr>
+        <w:rFonts w:ascii="Wingdings" w:hAnsi="Wingdings" w:hint="default"/>
+        <w:sz w:val="20"/>
+      </w:rPr>
+    </w:lvl>
+    <w:lvl w:ilvl="8" w:tentative="1">
+      <w:start w:val="1"/>
+      <w:numFmt w:val="bullet"/>
+      <w:lvlText w:val=""/>
+      <w:lvlJc w:val="left"/>
+      <w:pPr>
+        <w:tabs>
+          <w:tab w:val="num" w:pos="6480"/>
+        </w:tabs>
+        <w:ind w:left="6480" w:hanging="360"/>
+      </w:pPr>
+      <w:rPr>
+        <w:rFonts w:ascii="Wingdings" w:hAnsi="Wingdings" w:hint="default"/>
+        <w:sz w:val="20"/>
+      </w:rPr>
+    </w:lvl>
+  </w:abstractNum>
+  <w:abstractNum w:abstractNumId="16" w15:restartNumberingAfterBreak="0">
     <w:nsid w:val="41F92C70"/>
     <w:multiLevelType w:val="multilevel"/>
     <w:tmpl w:val="E9BED714"/>
@@ -6753,7 +10119,156 @@
       </w:rPr>
     </w:lvl>
   </w:abstractNum>
-  <w:abstractNum w:abstractNumId="11" w15:restartNumberingAfterBreak="0">
+  <w:abstractNum w:abstractNumId="17" w15:restartNumberingAfterBreak="0">
+    <w:nsid w:val="42A73D56"/>
+    <w:multiLevelType w:val="multilevel"/>
+    <w:tmpl w:val="AB88EE9A"/>
+    <w:lvl w:ilvl="0">
+      <w:start w:val="1"/>
+      <w:numFmt w:val="bullet"/>
+      <w:lvlText w:val=""/>
+      <w:lvlJc w:val="left"/>
+      <w:pPr>
+        <w:tabs>
+          <w:tab w:val="num" w:pos="720"/>
+        </w:tabs>
+        <w:ind w:left="720" w:hanging="360"/>
+      </w:pPr>
+      <w:rPr>
+        <w:rFonts w:ascii="Symbol" w:hAnsi="Symbol" w:hint="default"/>
+        <w:sz w:val="20"/>
+      </w:rPr>
+    </w:lvl>
+    <w:lvl w:ilvl="1" w:tentative="1">
+      <w:start w:val="1"/>
+      <w:numFmt w:val="bullet"/>
+      <w:lvlText w:val="o"/>
+      <w:lvlJc w:val="left"/>
+      <w:pPr>
+        <w:tabs>
+          <w:tab w:val="num" w:pos="1440"/>
+        </w:tabs>
+        <w:ind w:left="1440" w:hanging="360"/>
+      </w:pPr>
+      <w:rPr>
+        <w:rFonts w:ascii="Courier New" w:hAnsi="Courier New" w:hint="default"/>
+        <w:sz w:val="20"/>
+      </w:rPr>
+    </w:lvl>
+    <w:lvl w:ilvl="2" w:tentative="1">
+      <w:start w:val="1"/>
+      <w:numFmt w:val="bullet"/>
+      <w:lvlText w:val=""/>
+      <w:lvlJc w:val="left"/>
+      <w:pPr>
+        <w:tabs>
+          <w:tab w:val="num" w:pos="2160"/>
+        </w:tabs>
+        <w:ind w:left="2160" w:hanging="360"/>
+      </w:pPr>
+      <w:rPr>
+        <w:rFonts w:ascii="Wingdings" w:hAnsi="Wingdings" w:hint="default"/>
+        <w:sz w:val="20"/>
+      </w:rPr>
+    </w:lvl>
+    <w:lvl w:ilvl="3" w:tentative="1">
+      <w:start w:val="1"/>
+      <w:numFmt w:val="bullet"/>
+      <w:lvlText w:val=""/>
+      <w:lvlJc w:val="left"/>
+      <w:pPr>
+        <w:tabs>
+          <w:tab w:val="num" w:pos="2880"/>
+        </w:tabs>
+        <w:ind w:left="2880" w:hanging="360"/>
+      </w:pPr>
+      <w:rPr>
+        <w:rFonts w:ascii="Wingdings" w:hAnsi="Wingdings" w:hint="default"/>
+        <w:sz w:val="20"/>
+      </w:rPr>
+    </w:lvl>
+    <w:lvl w:ilvl="4" w:tentative="1">
+      <w:start w:val="1"/>
+      <w:numFmt w:val="bullet"/>
+      <w:lvlText w:val=""/>
+      <w:lvlJc w:val="left"/>
+      <w:pPr>
+        <w:tabs>
+          <w:tab w:val="num" w:pos="3600"/>
+        </w:tabs>
+        <w:ind w:left="3600" w:hanging="360"/>
+      </w:pPr>
+      <w:rPr>
+        <w:rFonts w:ascii="Wingdings" w:hAnsi="Wingdings" w:hint="default"/>
+        <w:sz w:val="20"/>
+      </w:rPr>
+    </w:lvl>
+    <w:lvl w:ilvl="5" w:tentative="1">
+      <w:start w:val="1"/>
+      <w:numFmt w:val="bullet"/>
+      <w:lvlText w:val=""/>
+      <w:lvlJc w:val="left"/>
+      <w:pPr>
+        <w:tabs>
+          <w:tab w:val="num" w:pos="4320"/>
+        </w:tabs>
+        <w:ind w:left="4320" w:hanging="360"/>
+      </w:pPr>
+      <w:rPr>
+        <w:rFonts w:ascii="Wingdings" w:hAnsi="Wingdings" w:hint="default"/>
+        <w:sz w:val="20"/>
+      </w:rPr>
+    </w:lvl>
+    <w:lvl w:ilvl="6" w:tentative="1">
+      <w:start w:val="1"/>
+      <w:numFmt w:val="bullet"/>
+      <w:lvlText w:val=""/>
+      <w:lvlJc w:val="left"/>
+      <w:pPr>
+        <w:tabs>
+          <w:tab w:val="num" w:pos="5040"/>
+        </w:tabs>
+        <w:ind w:left="5040" w:hanging="360"/>
+      </w:pPr>
+      <w:rPr>
+        <w:rFonts w:ascii="Wingdings" w:hAnsi="Wingdings" w:hint="default"/>
+        <w:sz w:val="20"/>
+      </w:rPr>
+    </w:lvl>
+    <w:lvl w:ilvl="7" w:tentative="1">
+      <w:start w:val="1"/>
+      <w:numFmt w:val="bullet"/>
+      <w:lvlText w:val=""/>
+      <w:lvlJc w:val="left"/>
+      <w:pPr>
+        <w:tabs>
+          <w:tab w:val="num" w:pos="5760"/>
+        </w:tabs>
+        <w:ind w:left="5760" w:hanging="360"/>
+      </w:pPr>
+      <w:rPr>
+        <w:rFonts w:ascii="Wingdings" w:hAnsi="Wingdings" w:hint="default"/>
+        <w:sz w:val="20"/>
+      </w:rPr>
+    </w:lvl>
+    <w:lvl w:ilvl="8" w:tentative="1">
+      <w:start w:val="1"/>
+      <w:numFmt w:val="bullet"/>
+      <w:lvlText w:val=""/>
+      <w:lvlJc w:val="left"/>
+      <w:pPr>
+        <w:tabs>
+          <w:tab w:val="num" w:pos="6480"/>
+        </w:tabs>
+        <w:ind w:left="6480" w:hanging="360"/>
+      </w:pPr>
+      <w:rPr>
+        <w:rFonts w:ascii="Wingdings" w:hAnsi="Wingdings" w:hint="default"/>
+        <w:sz w:val="20"/>
+      </w:rPr>
+    </w:lvl>
+  </w:abstractNum>
+  <w:abstractNum w:abstractNumId="18" w15:restartNumberingAfterBreak="0">
     <w:nsid w:val="472C294D"/>
     <w:multiLevelType w:val="multilevel"/>
     <w:tmpl w:val="6A769A58"/>
@@ -6902,7 +10417,7 @@
       </w:rPr>
     </w:lvl>
   </w:abstractNum>
-  <w:abstractNum w:abstractNumId="12" w15:restartNumberingAfterBreak="0">
+  <w:abstractNum w:abstractNumId="19" w15:restartNumberingAfterBreak="0">
     <w:nsid w:val="483D7EB4"/>
     <w:multiLevelType w:val="multilevel"/>
     <w:tmpl w:val="1DC2EDCA"/>
@@ -7051,7 +10566,7 @@
       </w:rPr>
     </w:lvl>
   </w:abstractNum>
-  <w:abstractNum w:abstractNumId="13" w15:restartNumberingAfterBreak="0">
+  <w:abstractNum w:abstractNumId="20" w15:restartNumberingAfterBreak="0">
     <w:nsid w:val="4AA13ECC"/>
     <w:multiLevelType w:val="multilevel"/>
     <w:tmpl w:val="9E883880"/>
@@ -7200,7 +10715,156 @@
       </w:rPr>
     </w:lvl>
   </w:abstractNum>
-  <w:abstractNum w:abstractNumId="14" w15:restartNumberingAfterBreak="0">
+  <w:abstractNum w:abstractNumId="21" w15:restartNumberingAfterBreak="0">
+    <w:nsid w:val="4F165417"/>
+    <w:multiLevelType w:val="multilevel"/>
+    <w:tmpl w:val="64E8A1AA"/>
+    <w:lvl w:ilvl="0">
+      <w:start w:val="1"/>
+      <w:numFmt w:val="bullet"/>
+      <w:lvlText w:val=""/>
+      <w:lvlJc w:val="left"/>
+      <w:pPr>
+        <w:tabs>
+          <w:tab w:val="num" w:pos="720"/>
+        </w:tabs>
+        <w:ind w:left="720" w:hanging="360"/>
+      </w:pPr>
+      <w:rPr>
+        <w:rFonts w:ascii="Symbol" w:hAnsi="Symbol" w:hint="default"/>
+        <w:sz w:val="20"/>
+      </w:rPr>
+    </w:lvl>
+    <w:lvl w:ilvl="1" w:tentative="1">
+      <w:start w:val="1"/>
+      <w:numFmt w:val="bullet"/>
+      <w:lvlText w:val="o"/>
+      <w:lvlJc w:val="left"/>
+      <w:pPr>
+        <w:tabs>
+          <w:tab w:val="num" w:pos="1440"/>
+        </w:tabs>
+        <w:ind w:left="1440" w:hanging="360"/>
+      </w:pPr>
+      <w:rPr>
+        <w:rFonts w:ascii="Courier New" w:hAnsi="Courier New" w:hint="default"/>
+        <w:sz w:val="20"/>
+      </w:rPr>
+    </w:lvl>
+    <w:lvl w:ilvl="2" w:tentative="1">
+      <w:start w:val="1"/>
+      <w:numFmt w:val="bullet"/>
+      <w:lvlText w:val=""/>
+      <w:lvlJc w:val="left"/>
+      <w:pPr>
+        <w:tabs>
+          <w:tab w:val="num" w:pos="2160"/>
+        </w:tabs>
+        <w:ind w:left="2160" w:hanging="360"/>
+      </w:pPr>
+      <w:rPr>
+        <w:rFonts w:ascii="Wingdings" w:hAnsi="Wingdings" w:hint="default"/>
+        <w:sz w:val="20"/>
+      </w:rPr>
+    </w:lvl>
+    <w:lvl w:ilvl="3" w:tentative="1">
+      <w:start w:val="1"/>
+      <w:numFmt w:val="bullet"/>
+      <w:lvlText w:val=""/>
+      <w:lvlJc w:val="left"/>
+      <w:pPr>
+        <w:tabs>
+          <w:tab w:val="num" w:pos="2880"/>
+        </w:tabs>
+        <w:ind w:left="2880" w:hanging="360"/>
+      </w:pPr>
+      <w:rPr>
+        <w:rFonts w:ascii="Wingdings" w:hAnsi="Wingdings" w:hint="default"/>
+        <w:sz w:val="20"/>
+      </w:rPr>
+    </w:lvl>
+    <w:lvl w:ilvl="4" w:tentative="1">
+      <w:start w:val="1"/>
+      <w:numFmt w:val="bullet"/>
+      <w:lvlText w:val=""/>
+      <w:lvlJc w:val="left"/>
+      <w:pPr>
+        <w:tabs>
+          <w:tab w:val="num" w:pos="3600"/>
+        </w:tabs>
+        <w:ind w:left="3600" w:hanging="360"/>
+      </w:pPr>
+      <w:rPr>
+        <w:rFonts w:ascii="Wingdings" w:hAnsi="Wingdings" w:hint="default"/>
+        <w:sz w:val="20"/>
+      </w:rPr>
+    </w:lvl>
+    <w:lvl w:ilvl="5" w:tentative="1">
+      <w:start w:val="1"/>
+      <w:numFmt w:val="bullet"/>
+      <w:lvlText w:val=""/>
+      <w:lvlJc w:val="left"/>
+      <w:pPr>
+        <w:tabs>
+          <w:tab w:val="num" w:pos="4320"/>
+        </w:tabs>
+        <w:ind w:left="4320" w:hanging="360"/>
+      </w:pPr>
+      <w:rPr>
+        <w:rFonts w:ascii="Wingdings" w:hAnsi="Wingdings" w:hint="default"/>
+        <w:sz w:val="20"/>
+      </w:rPr>
+    </w:lvl>
+    <w:lvl w:ilvl="6" w:tentative="1">
+      <w:start w:val="1"/>
+      <w:numFmt w:val="bullet"/>
+      <w:lvlText w:val=""/>
+      <w:lvlJc w:val="left"/>
+      <w:pPr>
+        <w:tabs>
+          <w:tab w:val="num" w:pos="5040"/>
+        </w:tabs>
+        <w:ind w:left="5040" w:hanging="360"/>
+      </w:pPr>
+      <w:rPr>
+        <w:rFonts w:ascii="Wingdings" w:hAnsi="Wingdings" w:hint="default"/>
+        <w:sz w:val="20"/>
+      </w:rPr>
+    </w:lvl>
+    <w:lvl w:ilvl="7" w:tentative="1">
+      <w:start w:val="1"/>
+      <w:numFmt w:val="bullet"/>
+      <w:lvlText w:val=""/>
+      <w:lvlJc w:val="left"/>
+      <w:pPr>
+        <w:tabs>
+          <w:tab w:val="num" w:pos="5760"/>
+        </w:tabs>
+        <w:ind w:left="5760" w:hanging="360"/>
+      </w:pPr>
+      <w:rPr>
+        <w:rFonts w:ascii="Wingdings" w:hAnsi="Wingdings" w:hint="default"/>
+        <w:sz w:val="20"/>
+      </w:rPr>
+    </w:lvl>
+    <w:lvl w:ilvl="8" w:tentative="1">
+      <w:start w:val="1"/>
+      <w:numFmt w:val="bullet"/>
+      <w:lvlText w:val=""/>
+      <w:lvlJc w:val="left"/>
+      <w:pPr>
+        <w:tabs>
+          <w:tab w:val="num" w:pos="6480"/>
+        </w:tabs>
+        <w:ind w:left="6480" w:hanging="360"/>
+      </w:pPr>
+      <w:rPr>
+        <w:rFonts w:ascii="Wingdings" w:hAnsi="Wingdings" w:hint="default"/>
+        <w:sz w:val="20"/>
+      </w:rPr>
+    </w:lvl>
+  </w:abstractNum>
+  <w:abstractNum w:abstractNumId="22" w15:restartNumberingAfterBreak="0">
     <w:nsid w:val="51C83EF5"/>
     <w:multiLevelType w:val="multilevel"/>
     <w:tmpl w:val="FBCA233C"/>
@@ -7349,7 +11013,305 @@
       </w:rPr>
     </w:lvl>
   </w:abstractNum>
-  <w:abstractNum w:abstractNumId="15" w15:restartNumberingAfterBreak="0">
+  <w:abstractNum w:abstractNumId="23" w15:restartNumberingAfterBreak="0">
+    <w:nsid w:val="56E42F00"/>
+    <w:multiLevelType w:val="multilevel"/>
+    <w:tmpl w:val="B980DDE0"/>
+    <w:lvl w:ilvl="0">
+      <w:start w:val="1"/>
+      <w:numFmt w:val="bullet"/>
+      <w:lvlText w:val=""/>
+      <w:lvlJc w:val="left"/>
+      <w:pPr>
+        <w:tabs>
+          <w:tab w:val="num" w:pos="720"/>
+        </w:tabs>
+        <w:ind w:left="720" w:hanging="360"/>
+      </w:pPr>
+      <w:rPr>
+        <w:rFonts w:ascii="Symbol" w:hAnsi="Symbol" w:hint="default"/>
+        <w:sz w:val="20"/>
+      </w:rPr>
+    </w:lvl>
+    <w:lvl w:ilvl="1" w:tentative="1">
+      <w:start w:val="1"/>
+      <w:numFmt w:val="bullet"/>
+      <w:lvlText w:val="o"/>
+      <w:lvlJc w:val="left"/>
+      <w:pPr>
+        <w:tabs>
+          <w:tab w:val="num" w:pos="1440"/>
+        </w:tabs>
+        <w:ind w:left="1440" w:hanging="360"/>
+      </w:pPr>
+      <w:rPr>
+        <w:rFonts w:ascii="Courier New" w:hAnsi="Courier New" w:hint="default"/>
+        <w:sz w:val="20"/>
+      </w:rPr>
+    </w:lvl>
+    <w:lvl w:ilvl="2" w:tentative="1">
+      <w:start w:val="1"/>
+      <w:numFmt w:val="bullet"/>
+      <w:lvlText w:val=""/>
+      <w:lvlJc w:val="left"/>
+      <w:pPr>
+        <w:tabs>
+          <w:tab w:val="num" w:pos="2160"/>
+        </w:tabs>
+        <w:ind w:left="2160" w:hanging="360"/>
+      </w:pPr>
+      <w:rPr>
+        <w:rFonts w:ascii="Wingdings" w:hAnsi="Wingdings" w:hint="default"/>
+        <w:sz w:val="20"/>
+      </w:rPr>
+    </w:lvl>
+    <w:lvl w:ilvl="3" w:tentative="1">
+      <w:start w:val="1"/>
+      <w:numFmt w:val="bullet"/>
+      <w:lvlText w:val=""/>
+      <w:lvlJc w:val="left"/>
+      <w:pPr>
+        <w:tabs>
+          <w:tab w:val="num" w:pos="2880"/>
+        </w:tabs>
+        <w:ind w:left="2880" w:hanging="360"/>
+      </w:pPr>
+      <w:rPr>
+        <w:rFonts w:ascii="Wingdings" w:hAnsi="Wingdings" w:hint="default"/>
+        <w:sz w:val="20"/>
+      </w:rPr>
+    </w:lvl>
+    <w:lvl w:ilvl="4" w:tentative="1">
+      <w:start w:val="1"/>
+      <w:numFmt w:val="bullet"/>
+      <w:lvlText w:val=""/>
+      <w:lvlJc w:val="left"/>
+      <w:pPr>
+        <w:tabs>
+          <w:tab w:val="num" w:pos="3600"/>
+        </w:tabs>
+        <w:ind w:left="3600" w:hanging="360"/>
+      </w:pPr>
+      <w:rPr>
+        <w:rFonts w:ascii="Wingdings" w:hAnsi="Wingdings" w:hint="default"/>
+        <w:sz w:val="20"/>
+      </w:rPr>
+    </w:lvl>
+    <w:lvl w:ilvl="5" w:tentative="1">
+      <w:start w:val="1"/>
+      <w:numFmt w:val="bullet"/>
+      <w:lvlText w:val=""/>
+      <w:lvlJc w:val="left"/>
+      <w:pPr>
+        <w:tabs>
+          <w:tab w:val="num" w:pos="4320"/>
+        </w:tabs>
+        <w:ind w:left="4320" w:hanging="360"/>
+      </w:pPr>
+      <w:rPr>
+        <w:rFonts w:ascii="Wingdings" w:hAnsi="Wingdings" w:hint="default"/>
+        <w:sz w:val="20"/>
+      </w:rPr>
+    </w:lvl>
+    <w:lvl w:ilvl="6" w:tentative="1">
+      <w:start w:val="1"/>
+      <w:numFmt w:val="bullet"/>
+      <w:lvlText w:val=""/>
+      <w:lvlJc w:val="left"/>
+      <w:pPr>
+        <w:tabs>
+          <w:tab w:val="num" w:pos="5040"/>
+        </w:tabs>
+        <w:ind w:left="5040" w:hanging="360"/>
+      </w:pPr>
+      <w:rPr>
+        <w:rFonts w:ascii="Wingdings" w:hAnsi="Wingdings" w:hint="default"/>
+        <w:sz w:val="20"/>
+      </w:rPr>
+    </w:lvl>
+    <w:lvl w:ilvl="7" w:tentative="1">
+      <w:start w:val="1"/>
+      <w:numFmt w:val="bullet"/>
+      <w:lvlText w:val=""/>
+      <w:lvlJc w:val="left"/>
+      <w:pPr>
+        <w:tabs>
+          <w:tab w:val="num" w:pos="5760"/>
+        </w:tabs>
+        <w:ind w:left="5760" w:hanging="360"/>
+      </w:pPr>
+      <w:rPr>
+        <w:rFonts w:ascii="Wingdings" w:hAnsi="Wingdings" w:hint="default"/>
+        <w:sz w:val="20"/>
+      </w:rPr>
+    </w:lvl>
+    <w:lvl w:ilvl="8" w:tentative="1">
+      <w:start w:val="1"/>
+      <w:numFmt w:val="bullet"/>
+      <w:lvlText w:val=""/>
+      <w:lvlJc w:val="left"/>
+      <w:pPr>
+        <w:tabs>
+          <w:tab w:val="num" w:pos="6480"/>
+        </w:tabs>
+        <w:ind w:left="6480" w:hanging="360"/>
+      </w:pPr>
+      <w:rPr>
+        <w:rFonts w:ascii="Wingdings" w:hAnsi="Wingdings" w:hint="default"/>
+        <w:sz w:val="20"/>
+      </w:rPr>
+    </w:lvl>
+  </w:abstractNum>
+  <w:abstractNum w:abstractNumId="24" w15:restartNumberingAfterBreak="0">
+    <w:nsid w:val="574A097E"/>
+    <w:multiLevelType w:val="multilevel"/>
+    <w:tmpl w:val="C81EE0BA"/>
+    <w:lvl w:ilvl="0">
+      <w:start w:val="1"/>
+      <w:numFmt w:val="bullet"/>
+      <w:lvlText w:val=""/>
+      <w:lvlJc w:val="left"/>
+      <w:pPr>
+        <w:tabs>
+          <w:tab w:val="num" w:pos="720"/>
+        </w:tabs>
+        <w:ind w:left="720" w:hanging="360"/>
+      </w:pPr>
+      <w:rPr>
+        <w:rFonts w:ascii="Symbol" w:hAnsi="Symbol" w:hint="default"/>
+        <w:sz w:val="20"/>
+      </w:rPr>
+    </w:lvl>
+    <w:lvl w:ilvl="1" w:tentative="1">
+      <w:start w:val="1"/>
+      <w:numFmt w:val="bullet"/>
+      <w:lvlText w:val="o"/>
+      <w:lvlJc w:val="left"/>
+      <w:pPr>
+        <w:tabs>
+          <w:tab w:val="num" w:pos="1440"/>
+        </w:tabs>
+        <w:ind w:left="1440" w:hanging="360"/>
+      </w:pPr>
+      <w:rPr>
+        <w:rFonts w:ascii="Courier New" w:hAnsi="Courier New" w:hint="default"/>
+        <w:sz w:val="20"/>
+      </w:rPr>
+    </w:lvl>
+    <w:lvl w:ilvl="2" w:tentative="1">
+      <w:start w:val="1"/>
+      <w:numFmt w:val="bullet"/>
+      <w:lvlText w:val=""/>
+      <w:lvlJc w:val="left"/>
+      <w:pPr>
+        <w:tabs>
+          <w:tab w:val="num" w:pos="2160"/>
+        </w:tabs>
+        <w:ind w:left="2160" w:hanging="360"/>
+      </w:pPr>
+      <w:rPr>
+        <w:rFonts w:ascii="Wingdings" w:hAnsi="Wingdings" w:hint="default"/>
+        <w:sz w:val="20"/>
+      </w:rPr>
+    </w:lvl>
+    <w:lvl w:ilvl="3" w:tentative="1">
+      <w:start w:val="1"/>
+      <w:numFmt w:val="bullet"/>
+      <w:lvlText w:val=""/>
+      <w:lvlJc w:val="left"/>
+      <w:pPr>
+        <w:tabs>
+          <w:tab w:val="num" w:pos="2880"/>
+        </w:tabs>
+        <w:ind w:left="2880" w:hanging="360"/>
+      </w:pPr>
+      <w:rPr>
+        <w:rFonts w:ascii="Wingdings" w:hAnsi="Wingdings" w:hint="default"/>
+        <w:sz w:val="20"/>
+      </w:rPr>
+    </w:lvl>
+    <w:lvl w:ilvl="4" w:tentative="1">
+      <w:start w:val="1"/>
+      <w:numFmt w:val="bullet"/>
+      <w:lvlText w:val=""/>
+      <w:lvlJc w:val="left"/>
+      <w:pPr>
+        <w:tabs>
+          <w:tab w:val="num" w:pos="3600"/>
+        </w:tabs>
+        <w:ind w:left="3600" w:hanging="360"/>
+      </w:pPr>
+      <w:rPr>
+        <w:rFonts w:ascii="Wingdings" w:hAnsi="Wingdings" w:hint="default"/>
+        <w:sz w:val="20"/>
+      </w:rPr>
+    </w:lvl>
+    <w:lvl w:ilvl="5" w:tentative="1">
+      <w:start w:val="1"/>
+      <w:numFmt w:val="bullet"/>
+      <w:lvlText w:val=""/>
+      <w:lvlJc w:val="left"/>
+      <w:pPr>
+        <w:tabs>
+          <w:tab w:val="num" w:pos="4320"/>
+        </w:tabs>
+        <w:ind w:left="4320" w:hanging="360"/>
+      </w:pPr>
+      <w:rPr>
+        <w:rFonts w:ascii="Wingdings" w:hAnsi="Wingdings" w:hint="default"/>
+        <w:sz w:val="20"/>
+      </w:rPr>
+    </w:lvl>
+    <w:lvl w:ilvl="6" w:tentative="1">
+      <w:start w:val="1"/>
+      <w:numFmt w:val="bullet"/>
+      <w:lvlText w:val=""/>
+      <w:lvlJc w:val="left"/>
+      <w:pPr>
+        <w:tabs>
+          <w:tab w:val="num" w:pos="5040"/>
+        </w:tabs>
+        <w:ind w:left="5040" w:hanging="360"/>
+      </w:pPr>
+      <w:rPr>
+        <w:rFonts w:ascii="Wingdings" w:hAnsi="Wingdings" w:hint="default"/>
+        <w:sz w:val="20"/>
+      </w:rPr>
+    </w:lvl>
+    <w:lvl w:ilvl="7" w:tentative="1">
+      <w:start w:val="1"/>
+      <w:numFmt w:val="bullet"/>
+      <w:lvlText w:val=""/>
+      <w:lvlJc w:val="left"/>
+      <w:pPr>
+        <w:tabs>
+          <w:tab w:val="num" w:pos="5760"/>
+        </w:tabs>
+        <w:ind w:left="5760" w:hanging="360"/>
+      </w:pPr>
+      <w:rPr>
+        <w:rFonts w:ascii="Wingdings" w:hAnsi="Wingdings" w:hint="default"/>
+        <w:sz w:val="20"/>
+      </w:rPr>
+    </w:lvl>
+    <w:lvl w:ilvl="8" w:tentative="1">
+      <w:start w:val="1"/>
+      <w:numFmt w:val="bullet"/>
+      <w:lvlText w:val=""/>
+      <w:lvlJc w:val="left"/>
+      <w:pPr>
+        <w:tabs>
+          <w:tab w:val="num" w:pos="6480"/>
+        </w:tabs>
+        <w:ind w:left="6480" w:hanging="360"/>
+      </w:pPr>
+      <w:rPr>
+        <w:rFonts w:ascii="Wingdings" w:hAnsi="Wingdings" w:hint="default"/>
+        <w:sz w:val="20"/>
+      </w:rPr>
+    </w:lvl>
+  </w:abstractNum>
+  <w:abstractNum w:abstractNumId="25" w15:restartNumberingAfterBreak="0">
     <w:nsid w:val="583F35F9"/>
     <w:multiLevelType w:val="multilevel"/>
     <w:tmpl w:val="AC40A6AA"/>
@@ -7462,7 +11424,305 @@
       </w:pPr>
     </w:lvl>
   </w:abstractNum>
-  <w:abstractNum w:abstractNumId="16" w15:restartNumberingAfterBreak="0">
+  <w:abstractNum w:abstractNumId="26" w15:restartNumberingAfterBreak="0">
+    <w:nsid w:val="5F8C4411"/>
+    <w:multiLevelType w:val="multilevel"/>
+    <w:tmpl w:val="1766EE28"/>
+    <w:lvl w:ilvl="0">
+      <w:start w:val="1"/>
+      <w:numFmt w:val="bullet"/>
+      <w:lvlText w:val=""/>
+      <w:lvlJc w:val="left"/>
+      <w:pPr>
+        <w:tabs>
+          <w:tab w:val="num" w:pos="720"/>
+        </w:tabs>
+        <w:ind w:left="720" w:hanging="360"/>
+      </w:pPr>
+      <w:rPr>
+        <w:rFonts w:ascii="Symbol" w:hAnsi="Symbol" w:hint="default"/>
+        <w:sz w:val="20"/>
+      </w:rPr>
+    </w:lvl>
+    <w:lvl w:ilvl="1" w:tentative="1">
+      <w:start w:val="1"/>
+      <w:numFmt w:val="bullet"/>
+      <w:lvlText w:val="o"/>
+      <w:lvlJc w:val="left"/>
+      <w:pPr>
+        <w:tabs>
+          <w:tab w:val="num" w:pos="1440"/>
+        </w:tabs>
+        <w:ind w:left="1440" w:hanging="360"/>
+      </w:pPr>
+      <w:rPr>
+        <w:rFonts w:ascii="Courier New" w:hAnsi="Courier New" w:hint="default"/>
+        <w:sz w:val="20"/>
+      </w:rPr>
+    </w:lvl>
+    <w:lvl w:ilvl="2" w:tentative="1">
+      <w:start w:val="1"/>
+      <w:numFmt w:val="bullet"/>
+      <w:lvlText w:val=""/>
+      <w:lvlJc w:val="left"/>
+      <w:pPr>
+        <w:tabs>
+          <w:tab w:val="num" w:pos="2160"/>
+        </w:tabs>
+        <w:ind w:left="2160" w:hanging="360"/>
+      </w:pPr>
+      <w:rPr>
+        <w:rFonts w:ascii="Wingdings" w:hAnsi="Wingdings" w:hint="default"/>
+        <w:sz w:val="20"/>
+      </w:rPr>
+    </w:lvl>
+    <w:lvl w:ilvl="3" w:tentative="1">
+      <w:start w:val="1"/>
+      <w:numFmt w:val="bullet"/>
+      <w:lvlText w:val=""/>
+      <w:lvlJc w:val="left"/>
+      <w:pPr>
+        <w:tabs>
+          <w:tab w:val="num" w:pos="2880"/>
+        </w:tabs>
+        <w:ind w:left="2880" w:hanging="360"/>
+      </w:pPr>
+      <w:rPr>
+        <w:rFonts w:ascii="Wingdings" w:hAnsi="Wingdings" w:hint="default"/>
+        <w:sz w:val="20"/>
+      </w:rPr>
+    </w:lvl>
+    <w:lvl w:ilvl="4" w:tentative="1">
+      <w:start w:val="1"/>
+      <w:numFmt w:val="bullet"/>
+      <w:lvlText w:val=""/>
+      <w:lvlJc w:val="left"/>
+      <w:pPr>
+        <w:tabs>
+          <w:tab w:val="num" w:pos="3600"/>
+        </w:tabs>
+        <w:ind w:left="3600" w:hanging="360"/>
+      </w:pPr>
+      <w:rPr>
+        <w:rFonts w:ascii="Wingdings" w:hAnsi="Wingdings" w:hint="default"/>
+        <w:sz w:val="20"/>
+      </w:rPr>
+    </w:lvl>
+    <w:lvl w:ilvl="5" w:tentative="1">
+      <w:start w:val="1"/>
+      <w:numFmt w:val="bullet"/>
+      <w:lvlText w:val=""/>
+      <w:lvlJc w:val="left"/>
+      <w:pPr>
+        <w:tabs>
+          <w:tab w:val="num" w:pos="4320"/>
+        </w:tabs>
+        <w:ind w:left="4320" w:hanging="360"/>
+      </w:pPr>
+      <w:rPr>
+        <w:rFonts w:ascii="Wingdings" w:hAnsi="Wingdings" w:hint="default"/>
+        <w:sz w:val="20"/>
+      </w:rPr>
+    </w:lvl>
+    <w:lvl w:ilvl="6" w:tentative="1">
+      <w:start w:val="1"/>
+      <w:numFmt w:val="bullet"/>
+      <w:lvlText w:val=""/>
+      <w:lvlJc w:val="left"/>
+      <w:pPr>
+        <w:tabs>
+          <w:tab w:val="num" w:pos="5040"/>
+        </w:tabs>
+        <w:ind w:left="5040" w:hanging="360"/>
+      </w:pPr>
+      <w:rPr>
+        <w:rFonts w:ascii="Wingdings" w:hAnsi="Wingdings" w:hint="default"/>
+        <w:sz w:val="20"/>
+      </w:rPr>
+    </w:lvl>
+    <w:lvl w:ilvl="7" w:tentative="1">
+      <w:start w:val="1"/>
+      <w:numFmt w:val="bullet"/>
+      <w:lvlText w:val=""/>
+      <w:lvlJc w:val="left"/>
+      <w:pPr>
+        <w:tabs>
+          <w:tab w:val="num" w:pos="5760"/>
+        </w:tabs>
+        <w:ind w:left="5760" w:hanging="360"/>
+      </w:pPr>
+      <w:rPr>
+        <w:rFonts w:ascii="Wingdings" w:hAnsi="Wingdings" w:hint="default"/>
+        <w:sz w:val="20"/>
+      </w:rPr>
+    </w:lvl>
+    <w:lvl w:ilvl="8" w:tentative="1">
+      <w:start w:val="1"/>
+      <w:numFmt w:val="bullet"/>
+      <w:lvlText w:val=""/>
+      <w:lvlJc w:val="left"/>
+      <w:pPr>
+        <w:tabs>
+          <w:tab w:val="num" w:pos="6480"/>
+        </w:tabs>
+        <w:ind w:left="6480" w:hanging="360"/>
+      </w:pPr>
+      <w:rPr>
+        <w:rFonts w:ascii="Wingdings" w:hAnsi="Wingdings" w:hint="default"/>
+        <w:sz w:val="20"/>
+      </w:rPr>
+    </w:lvl>
+  </w:abstractNum>
+  <w:abstractNum w:abstractNumId="27" w15:restartNumberingAfterBreak="0">
+    <w:nsid w:val="653C0999"/>
+    <w:multiLevelType w:val="multilevel"/>
+    <w:tmpl w:val="C7D6D552"/>
+    <w:lvl w:ilvl="0">
+      <w:start w:val="1"/>
+      <w:numFmt w:val="bullet"/>
+      <w:lvlText w:val=""/>
+      <w:lvlJc w:val="left"/>
+      <w:pPr>
+        <w:tabs>
+          <w:tab w:val="num" w:pos="720"/>
+        </w:tabs>
+        <w:ind w:left="720" w:hanging="360"/>
+      </w:pPr>
+      <w:rPr>
+        <w:rFonts w:ascii="Symbol" w:hAnsi="Symbol" w:hint="default"/>
+        <w:sz w:val="20"/>
+      </w:rPr>
+    </w:lvl>
+    <w:lvl w:ilvl="1">
+      <w:start w:val="1"/>
+      <w:numFmt w:val="bullet"/>
+      <w:lvlText w:val="o"/>
+      <w:lvlJc w:val="left"/>
+      <w:pPr>
+        <w:tabs>
+          <w:tab w:val="num" w:pos="1440"/>
+        </w:tabs>
+        <w:ind w:left="1440" w:hanging="360"/>
+      </w:pPr>
+      <w:rPr>
+        <w:rFonts w:ascii="Courier New" w:hAnsi="Courier New" w:hint="default"/>
+        <w:sz w:val="20"/>
+      </w:rPr>
+    </w:lvl>
+    <w:lvl w:ilvl="2" w:tentative="1">
+      <w:start w:val="1"/>
+      <w:numFmt w:val="bullet"/>
+      <w:lvlText w:val=""/>
+      <w:lvlJc w:val="left"/>
+      <w:pPr>
+        <w:tabs>
+          <w:tab w:val="num" w:pos="2160"/>
+        </w:tabs>
+        <w:ind w:left="2160" w:hanging="360"/>
+      </w:pPr>
+      <w:rPr>
+        <w:rFonts w:ascii="Wingdings" w:hAnsi="Wingdings" w:hint="default"/>
+        <w:sz w:val="20"/>
+      </w:rPr>
+    </w:lvl>
+    <w:lvl w:ilvl="3" w:tentative="1">
+      <w:start w:val="1"/>
+      <w:numFmt w:val="bullet"/>
+      <w:lvlText w:val=""/>
+      <w:lvlJc w:val="left"/>
+      <w:pPr>
+        <w:tabs>
+          <w:tab w:val="num" w:pos="2880"/>
+        </w:tabs>
+        <w:ind w:left="2880" w:hanging="360"/>
+      </w:pPr>
+      <w:rPr>
+        <w:rFonts w:ascii="Wingdings" w:hAnsi="Wingdings" w:hint="default"/>
+        <w:sz w:val="20"/>
+      </w:rPr>
+    </w:lvl>
+    <w:lvl w:ilvl="4" w:tentative="1">
+      <w:start w:val="1"/>
+      <w:numFmt w:val="bullet"/>
+      <w:lvlText w:val=""/>
+      <w:lvlJc w:val="left"/>
+      <w:pPr>
+        <w:tabs>
+          <w:tab w:val="num" w:pos="3600"/>
+        </w:tabs>
+        <w:ind w:left="3600" w:hanging="360"/>
+      </w:pPr>
+      <w:rPr>
+        <w:rFonts w:ascii="Wingdings" w:hAnsi="Wingdings" w:hint="default"/>
+        <w:sz w:val="20"/>
+      </w:rPr>
+    </w:lvl>
+    <w:lvl w:ilvl="5" w:tentative="1">
+      <w:start w:val="1"/>
+      <w:numFmt w:val="bullet"/>
+      <w:lvlText w:val=""/>
+      <w:lvlJc w:val="left"/>
+      <w:pPr>
+        <w:tabs>
+          <w:tab w:val="num" w:pos="4320"/>
+        </w:tabs>
+        <w:ind w:left="4320" w:hanging="360"/>
+      </w:pPr>
+      <w:rPr>
+        <w:rFonts w:ascii="Wingdings" w:hAnsi="Wingdings" w:hint="default"/>
+        <w:sz w:val="20"/>
+      </w:rPr>
+    </w:lvl>
+    <w:lvl w:ilvl="6" w:tentative="1">
+      <w:start w:val="1"/>
+      <w:numFmt w:val="bullet"/>
+      <w:lvlText w:val=""/>
+      <w:lvlJc w:val="left"/>
+      <w:pPr>
+        <w:tabs>
+          <w:tab w:val="num" w:pos="5040"/>
+        </w:tabs>
+        <w:ind w:left="5040" w:hanging="360"/>
+      </w:pPr>
+      <w:rPr>
+        <w:rFonts w:ascii="Wingdings" w:hAnsi="Wingdings" w:hint="default"/>
+        <w:sz w:val="20"/>
+      </w:rPr>
+    </w:lvl>
+    <w:lvl w:ilvl="7" w:tentative="1">
+      <w:start w:val="1"/>
+      <w:numFmt w:val="bullet"/>
+      <w:lvlText w:val=""/>
+      <w:lvlJc w:val="left"/>
+      <w:pPr>
+        <w:tabs>
+          <w:tab w:val="num" w:pos="5760"/>
+        </w:tabs>
+        <w:ind w:left="5760" w:hanging="360"/>
+      </w:pPr>
+      <w:rPr>
+        <w:rFonts w:ascii="Wingdings" w:hAnsi="Wingdings" w:hint="default"/>
+        <w:sz w:val="20"/>
+      </w:rPr>
+    </w:lvl>
+    <w:lvl w:ilvl="8" w:tentative="1">
+      <w:start w:val="1"/>
+      <w:numFmt w:val="bullet"/>
+      <w:lvlText w:val=""/>
+      <w:lvlJc w:val="left"/>
+      <w:pPr>
+        <w:tabs>
+          <w:tab w:val="num" w:pos="6480"/>
+        </w:tabs>
+        <w:ind w:left="6480" w:hanging="360"/>
+      </w:pPr>
+      <w:rPr>
+        <w:rFonts w:ascii="Wingdings" w:hAnsi="Wingdings" w:hint="default"/>
+        <w:sz w:val="20"/>
+      </w:rPr>
+    </w:lvl>
+  </w:abstractNum>
+  <w:abstractNum w:abstractNumId="28" w15:restartNumberingAfterBreak="0">
     <w:nsid w:val="65792D95"/>
     <w:multiLevelType w:val="multilevel"/>
     <w:tmpl w:val="C9C06098"/>
@@ -7611,7 +11871,7 @@
       </w:rPr>
     </w:lvl>
   </w:abstractNum>
-  <w:abstractNum w:abstractNumId="17" w15:restartNumberingAfterBreak="0">
+  <w:abstractNum w:abstractNumId="29" w15:restartNumberingAfterBreak="0">
     <w:nsid w:val="699D7975"/>
     <w:multiLevelType w:val="multilevel"/>
     <w:tmpl w:val="A94084DC"/>
@@ -7760,7 +12020,7 @@
       </w:rPr>
     </w:lvl>
   </w:abstractNum>
-  <w:abstractNum w:abstractNumId="18" w15:restartNumberingAfterBreak="0">
+  <w:abstractNum w:abstractNumId="30" w15:restartNumberingAfterBreak="0">
     <w:nsid w:val="715F1056"/>
     <w:multiLevelType w:val="multilevel"/>
     <w:tmpl w:val="B4AEEC08"/>
@@ -7873,7 +12133,7 @@
       </w:pPr>
     </w:lvl>
   </w:abstractNum>
-  <w:abstractNum w:abstractNumId="19" w15:restartNumberingAfterBreak="0">
+  <w:abstractNum w:abstractNumId="31" w15:restartNumberingAfterBreak="0">
     <w:nsid w:val="7EA834EE"/>
     <w:multiLevelType w:val="multilevel"/>
     <w:tmpl w:val="B9C8C5CE"/>
@@ -8022,65 +12282,253 @@
       </w:rPr>
     </w:lvl>
   </w:abstractNum>
+  <w:abstractNum w:abstractNumId="32" w15:restartNumberingAfterBreak="0">
+    <w:nsid w:val="7EE44B4C"/>
+    <w:multiLevelType w:val="multilevel"/>
+    <w:tmpl w:val="B7DCE6EA"/>
+    <w:lvl w:ilvl="0">
+      <w:start w:val="1"/>
+      <w:numFmt w:val="bullet"/>
+      <w:lvlText w:val=""/>
+      <w:lvlJc w:val="left"/>
+      <w:pPr>
+        <w:tabs>
+          <w:tab w:val="num" w:pos="720"/>
+        </w:tabs>
+        <w:ind w:left="720" w:hanging="360"/>
+      </w:pPr>
+      <w:rPr>
+        <w:rFonts w:ascii="Symbol" w:hAnsi="Symbol" w:hint="default"/>
+        <w:sz w:val="20"/>
+      </w:rPr>
+    </w:lvl>
+    <w:lvl w:ilvl="1" w:tentative="1">
+      <w:start w:val="1"/>
+      <w:numFmt w:val="bullet"/>
+      <w:lvlText w:val="o"/>
+      <w:lvlJc w:val="left"/>
+      <w:pPr>
+        <w:tabs>
+          <w:tab w:val="num" w:pos="1440"/>
+        </w:tabs>
+        <w:ind w:left="1440" w:hanging="360"/>
+      </w:pPr>
+      <w:rPr>
+        <w:rFonts w:ascii="Courier New" w:hAnsi="Courier New" w:hint="default"/>
+        <w:sz w:val="20"/>
+      </w:rPr>
+    </w:lvl>
+    <w:lvl w:ilvl="2" w:tentative="1">
+      <w:start w:val="1"/>
+      <w:numFmt w:val="bullet"/>
+      <w:lvlText w:val=""/>
+      <w:lvlJc w:val="left"/>
+      <w:pPr>
+        <w:tabs>
+          <w:tab w:val="num" w:pos="2160"/>
+        </w:tabs>
+        <w:ind w:left="2160" w:hanging="360"/>
+      </w:pPr>
+      <w:rPr>
+        <w:rFonts w:ascii="Wingdings" w:hAnsi="Wingdings" w:hint="default"/>
+        <w:sz w:val="20"/>
+      </w:rPr>
+    </w:lvl>
+    <w:lvl w:ilvl="3" w:tentative="1">
+      <w:start w:val="1"/>
+      <w:numFmt w:val="bullet"/>
+      <w:lvlText w:val=""/>
+      <w:lvlJc w:val="left"/>
+      <w:pPr>
+        <w:tabs>
+          <w:tab w:val="num" w:pos="2880"/>
+        </w:tabs>
+        <w:ind w:left="2880" w:hanging="360"/>
+      </w:pPr>
+      <w:rPr>
+        <w:rFonts w:ascii="Wingdings" w:hAnsi="Wingdings" w:hint="default"/>
+        <w:sz w:val="20"/>
+      </w:rPr>
+    </w:lvl>
+    <w:lvl w:ilvl="4" w:tentative="1">
+      <w:start w:val="1"/>
+      <w:numFmt w:val="bullet"/>
+      <w:lvlText w:val=""/>
+      <w:lvlJc w:val="left"/>
+      <w:pPr>
+        <w:tabs>
+          <w:tab w:val="num" w:pos="3600"/>
+        </w:tabs>
+        <w:ind w:left="3600" w:hanging="360"/>
+      </w:pPr>
+      <w:rPr>
+        <w:rFonts w:ascii="Wingdings" w:hAnsi="Wingdings" w:hint="default"/>
+        <w:sz w:val="20"/>
+      </w:rPr>
+    </w:lvl>
+    <w:lvl w:ilvl="5" w:tentative="1">
+      <w:start w:val="1"/>
+      <w:numFmt w:val="bullet"/>
+      <w:lvlText w:val=""/>
+      <w:lvlJc w:val="left"/>
+      <w:pPr>
+        <w:tabs>
+          <w:tab w:val="num" w:pos="4320"/>
+        </w:tabs>
+        <w:ind w:left="4320" w:hanging="360"/>
+      </w:pPr>
+      <w:rPr>
+        <w:rFonts w:ascii="Wingdings" w:hAnsi="Wingdings" w:hint="default"/>
+        <w:sz w:val="20"/>
+      </w:rPr>
+    </w:lvl>
+    <w:lvl w:ilvl="6" w:tentative="1">
+      <w:start w:val="1"/>
+      <w:numFmt w:val="bullet"/>
+      <w:lvlText w:val=""/>
+      <w:lvlJc w:val="left"/>
+      <w:pPr>
+        <w:tabs>
+          <w:tab w:val="num" w:pos="5040"/>
+        </w:tabs>
+        <w:ind w:left="5040" w:hanging="360"/>
+      </w:pPr>
+      <w:rPr>
+        <w:rFonts w:ascii="Wingdings" w:hAnsi="Wingdings" w:hint="default"/>
+        <w:sz w:val="20"/>
+      </w:rPr>
+    </w:lvl>
+    <w:lvl w:ilvl="7" w:tentative="1">
+      <w:start w:val="1"/>
+      <w:numFmt w:val="bullet"/>
+      <w:lvlText w:val=""/>
+      <w:lvlJc w:val="left"/>
+      <w:pPr>
+        <w:tabs>
+          <w:tab w:val="num" w:pos="5760"/>
+        </w:tabs>
+        <w:ind w:left="5760" w:hanging="360"/>
+      </w:pPr>
+      <w:rPr>
+        <w:rFonts w:ascii="Wingdings" w:hAnsi="Wingdings" w:hint="default"/>
+        <w:sz w:val="20"/>
+      </w:rPr>
+    </w:lvl>
+    <w:lvl w:ilvl="8" w:tentative="1">
+      <w:start w:val="1"/>
+      <w:numFmt w:val="bullet"/>
+      <w:lvlText w:val=""/>
+      <w:lvlJc w:val="left"/>
+      <w:pPr>
+        <w:tabs>
+          <w:tab w:val="num" w:pos="6480"/>
+        </w:tabs>
+        <w:ind w:left="6480" w:hanging="360"/>
+      </w:pPr>
+      <w:rPr>
+        <w:rFonts w:ascii="Wingdings" w:hAnsi="Wingdings" w:hint="default"/>
+        <w:sz w:val="20"/>
+      </w:rPr>
+    </w:lvl>
+  </w:abstractNum>
   <w:num w:numId="1" w16cid:durableId="1227300177">
+    <w:abstractNumId w:val="14"/>
+  </w:num>
+  <w:num w:numId="2" w16cid:durableId="1965260687">
+    <w:abstractNumId w:val="31"/>
+  </w:num>
+  <w:num w:numId="3" w16cid:durableId="815729120">
+    <w:abstractNumId w:val="3"/>
+  </w:num>
+  <w:num w:numId="4" w16cid:durableId="942613649">
+    <w:abstractNumId w:val="30"/>
+  </w:num>
+  <w:num w:numId="5" w16cid:durableId="2064333567">
+    <w:abstractNumId w:val="20"/>
+  </w:num>
+  <w:num w:numId="6" w16cid:durableId="1908031268">
     <w:abstractNumId w:val="9"/>
   </w:num>
-  <w:num w:numId="2" w16cid:durableId="1965260687">
+  <w:num w:numId="7" w16cid:durableId="1948343680">
     <w:abstractNumId w:val="19"/>
   </w:num>
-  <w:num w:numId="3" w16cid:durableId="815729120">
-    <w:abstractNumId w:val="2"/>
+  <w:num w:numId="8" w16cid:durableId="1133790760">
+    <w:abstractNumId w:val="10"/>
   </w:num>
-  <w:num w:numId="4" w16cid:durableId="942613649">
+  <w:num w:numId="9" w16cid:durableId="781150427">
+    <w:abstractNumId w:val="12"/>
+  </w:num>
+  <w:num w:numId="10" w16cid:durableId="1186989759">
+    <w:abstractNumId w:val="29"/>
+  </w:num>
+  <w:num w:numId="11" w16cid:durableId="1686662956">
     <w:abstractNumId w:val="18"/>
   </w:num>
-  <w:num w:numId="5" w16cid:durableId="2064333567">
+  <w:num w:numId="12" w16cid:durableId="1964339899">
     <w:abstractNumId w:val="13"/>
   </w:num>
-  <w:num w:numId="6" w16cid:durableId="1908031268">
-    <w:abstractNumId w:val="4"/>
-  </w:num>
-  <w:num w:numId="7" w16cid:durableId="1948343680">
-    <w:abstractNumId w:val="12"/>
-  </w:num>
-  <w:num w:numId="8" w16cid:durableId="1133790760">
-    <w:abstractNumId w:val="5"/>
-  </w:num>
-  <w:num w:numId="9" w16cid:durableId="781150427">
-    <w:abstractNumId w:val="7"/>
-  </w:num>
-  <w:num w:numId="10" w16cid:durableId="1186989759">
-    <w:abstractNumId w:val="17"/>
-  </w:num>
-  <w:num w:numId="11" w16cid:durableId="1686662956">
-    <w:abstractNumId w:val="11"/>
-  </w:num>
-  <w:num w:numId="12" w16cid:durableId="1964339899">
-    <w:abstractNumId w:val="8"/>
-  </w:num>
   <w:num w:numId="13" w16cid:durableId="1510409766">
-    <w:abstractNumId w:val="1"/>
+    <w:abstractNumId w:val="2"/>
   </w:num>
   <w:num w:numId="14" w16cid:durableId="765685848">
     <w:abstractNumId w:val="0"/>
   </w:num>
   <w:num w:numId="15" w16cid:durableId="770247194">
-    <w:abstractNumId w:val="3"/>
+    <w:abstractNumId w:val="7"/>
   </w:num>
   <w:num w:numId="16" w16cid:durableId="1579753841">
-    <w:abstractNumId w:val="10"/>
+    <w:abstractNumId w:val="16"/>
   </w:num>
   <w:num w:numId="17" w16cid:durableId="712194579">
+    <w:abstractNumId w:val="25"/>
+  </w:num>
+  <w:num w:numId="18" w16cid:durableId="2128422922">
+    <w:abstractNumId w:val="28"/>
+  </w:num>
+  <w:num w:numId="19" w16cid:durableId="99614843">
+    <w:abstractNumId w:val="22"/>
+  </w:num>
+  <w:num w:numId="20" w16cid:durableId="1221408560">
+    <w:abstractNumId w:val="11"/>
+  </w:num>
+  <w:num w:numId="21" w16cid:durableId="2098673077">
+    <w:abstractNumId w:val="26"/>
+  </w:num>
+  <w:num w:numId="22" w16cid:durableId="837306612">
+    <w:abstractNumId w:val="4"/>
+  </w:num>
+  <w:num w:numId="23" w16cid:durableId="34276977">
     <w:abstractNumId w:val="15"/>
   </w:num>
-  <w:num w:numId="18" w16cid:durableId="2128422922">
-    <w:abstractNumId w:val="16"/>
+  <w:num w:numId="24" w16cid:durableId="735396779">
+    <w:abstractNumId w:val="23"/>
   </w:num>
-  <w:num w:numId="19" w16cid:durableId="99614843">
-    <w:abstractNumId w:val="14"/>
+  <w:num w:numId="25" w16cid:durableId="1134761773">
+    <w:abstractNumId w:val="6"/>
   </w:num>
-  <w:num w:numId="20" w16cid:durableId="1221408560">
-    <w:abstractNumId w:val="6"/>
+  <w:num w:numId="26" w16cid:durableId="148012942">
+    <w:abstractNumId w:val="8"/>
+  </w:num>
+  <w:num w:numId="27" w16cid:durableId="665133554">
+    <w:abstractNumId w:val="27"/>
+  </w:num>
+  <w:num w:numId="28" w16cid:durableId="755327094">
+    <w:abstractNumId w:val="32"/>
+  </w:num>
+  <w:num w:numId="29" w16cid:durableId="1889030908">
+    <w:abstractNumId w:val="24"/>
+  </w:num>
+  <w:num w:numId="30" w16cid:durableId="386800936">
+    <w:abstractNumId w:val="17"/>
+  </w:num>
+  <w:num w:numId="31" w16cid:durableId="822896249">
+    <w:abstractNumId w:val="21"/>
+  </w:num>
+  <w:num w:numId="32" w16cid:durableId="1658806628">
+    <w:abstractNumId w:val="5"/>
+  </w:num>
+  <w:num w:numId="33" w16cid:durableId="1343629450">
+    <w:abstractNumId w:val="1"/>
   </w:num>
 </w:numbering>
 </file>
@@ -9045,6 +13493,29 @@
     <w:uiPriority w:val="99"/>
     <w:rsid w:val="00F00B71"/>
   </w:style>
+  <w:style w:type="character" w:styleId="Hyperlink">
+    <w:name w:val="Hyperlink"/>
+    <w:basedOn w:val="DefaultParagraphFont"/>
+    <w:uiPriority w:val="99"/>
+    <w:unhideWhenUsed/>
+    <w:rsid w:val="00BE39AF"/>
+    <w:rPr>
+      <w:color w:val="0563C1" w:themeColor="hyperlink"/>
+      <w:u w:val="single"/>
+    </w:rPr>
+  </w:style>
+  <w:style w:type="character" w:styleId="UnresolvedMention">
+    <w:name w:val="Unresolved Mention"/>
+    <w:basedOn w:val="DefaultParagraphFont"/>
+    <w:uiPriority w:val="99"/>
+    <w:semiHidden/>
+    <w:unhideWhenUsed/>
+    <w:rsid w:val="00BE39AF"/>
+    <w:rPr>
+      <w:color w:val="605E5C"/>
+      <w:shd w:val="clear" w:color="auto" w:fill="E1DFDD"/>
+    </w:rPr>
+  </w:style>
 </w:styles>
 </file>
 

--- a/Introduction to Streamlit & Snowflake Cortex AI/Snowflake_AI.docx
+++ b/Introduction to Streamlit & Snowflake Cortex AI/Snowflake_AI.docx
@@ -22,10 +22,9 @@
           <w:b/>
           <w:bCs/>
         </w:rPr>
-        <w:t xml:space="preserve"> What is Streamlit?</w:t>
-      </w:r>
-    </w:p>
-    <w:p>
+        <w:t xml:space="preserve"> What is </w:t>
+      </w:r>
+      <w:proofErr w:type="spellStart"/>
       <w:r>
         <w:rPr>
           <w:b/>
@@ -33,6 +32,25 @@
         </w:rPr>
         <w:t>Streamlit</w:t>
       </w:r>
+      <w:proofErr w:type="spellEnd"/>
+      <w:r>
+        <w:rPr>
+          <w:b/>
+          <w:bCs/>
+        </w:rPr>
+        <w:t>?</w:t>
+      </w:r>
+    </w:p>
+    <w:p>
+      <w:proofErr w:type="spellStart"/>
+      <w:r>
+        <w:rPr>
+          <w:b/>
+          <w:bCs/>
+        </w:rPr>
+        <w:t>Streamlit</w:t>
+      </w:r>
+      <w:proofErr w:type="spellEnd"/>
       <w:r>
         <w:t xml:space="preserve"> is a</w:t>
       </w:r>
@@ -68,7 +86,6 @@
         <w:t>You don’t need to be a web developer. If you know Python, you can build useful, beautiful data apps that run in a web browser.</w:t>
       </w:r>
     </w:p>
-    <w:p/>
     <w:p>
       <w:pPr>
         <w:rPr>
@@ -99,8 +116,13 @@
           <w:numId w:val="1"/>
         </w:numPr>
       </w:pPr>
-      <w:r>
-        <w:t>Streamlit = Python + Simplicity + Web App</w:t>
+      <w:proofErr w:type="spellStart"/>
+      <w:r>
+        <w:t>Streamlit</w:t>
+      </w:r>
+      <w:proofErr w:type="spellEnd"/>
+      <w:r>
+        <w:t xml:space="preserve"> = Python + Simplicity + Web App</w:t>
       </w:r>
     </w:p>
     <w:p>
@@ -180,7 +202,15 @@
         </w:numPr>
       </w:pPr>
       <w:r>
-        <w:t>Native support for Pandas, NumPy, Matplotlib, Plotly, and more</w:t>
+        <w:t xml:space="preserve">Native support for Pandas, NumPy, Matplotlib, </w:t>
+      </w:r>
+      <w:proofErr w:type="spellStart"/>
+      <w:r>
+        <w:t>Plotly</w:t>
+      </w:r>
+      <w:proofErr w:type="spellEnd"/>
+      <w:r>
+        <w:t>, and more</w:t>
       </w:r>
     </w:p>
     <w:p>
@@ -226,7 +256,23 @@
           <w:b/>
           <w:bCs/>
         </w:rPr>
-        <w:t xml:space="preserve"> Why Use Streamlit?</w:t>
+        <w:t xml:space="preserve"> Why Use </w:t>
+      </w:r>
+      <w:proofErr w:type="spellStart"/>
+      <w:r>
+        <w:rPr>
+          <w:b/>
+          <w:bCs/>
+        </w:rPr>
+        <w:t>Streamlit</w:t>
+      </w:r>
+      <w:proofErr w:type="spellEnd"/>
+      <w:r>
+        <w:rPr>
+          <w:b/>
+          <w:bCs/>
+        </w:rPr>
+        <w:t>?</w:t>
       </w:r>
     </w:p>
     <w:p>
@@ -268,16 +314,26 @@
       </w:r>
     </w:p>
     <w:p>
-      <w:r>
-        <w:rPr>
-          <w:b/>
-          <w:bCs/>
-        </w:rPr>
-        <w:t>Streamlit removes all that complexity</w:t>
+      <w:proofErr w:type="spellStart"/>
+      <w:r>
+        <w:rPr>
+          <w:b/>
+          <w:bCs/>
+        </w:rPr>
+        <w:t>Streamlit</w:t>
+      </w:r>
+      <w:proofErr w:type="spellEnd"/>
+      <w:r>
+        <w:rPr>
+          <w:b/>
+          <w:bCs/>
+        </w:rPr>
+        <w:t xml:space="preserve"> removes all that complexity</w:t>
       </w:r>
       <w:r>
         <w:t xml:space="preserve">. You write a Python script, add a few special </w:t>
       </w:r>
+      <w:proofErr w:type="spellStart"/>
       <w:r>
         <w:rPr>
           <w:b/>
@@ -285,9 +341,12 @@
         </w:rPr>
         <w:t>st.</w:t>
       </w:r>
+      <w:proofErr w:type="spellEnd"/>
       <w:r>
         <w:t xml:space="preserve"> commands (like </w:t>
       </w:r>
+      <w:proofErr w:type="spellStart"/>
+      <w:proofErr w:type="gramStart"/>
       <w:r>
         <w:rPr>
           <w:b/>
@@ -295,9 +354,13 @@
         </w:rPr>
         <w:t>st.write</w:t>
       </w:r>
+      <w:proofErr w:type="spellEnd"/>
+      <w:proofErr w:type="gramEnd"/>
       <w:r>
         <w:t xml:space="preserve">, </w:t>
       </w:r>
+      <w:proofErr w:type="spellStart"/>
+      <w:proofErr w:type="gramStart"/>
       <w:r>
         <w:rPr>
           <w:b/>
@@ -305,9 +368,13 @@
         </w:rPr>
         <w:t>st.button</w:t>
       </w:r>
+      <w:proofErr w:type="spellEnd"/>
+      <w:proofErr w:type="gramEnd"/>
       <w:r>
         <w:t xml:space="preserve">, </w:t>
       </w:r>
+      <w:proofErr w:type="spellStart"/>
+      <w:proofErr w:type="gramStart"/>
       <w:r>
         <w:rPr>
           <w:b/>
@@ -315,13 +382,24 @@
         </w:rPr>
         <w:t>st.slider</w:t>
       </w:r>
-      <w:r>
-        <w:t>), and Streamlit handles everything else — including the UI.</w:t>
+      <w:proofErr w:type="spellEnd"/>
+      <w:proofErr w:type="gramEnd"/>
+      <w:r>
+        <w:t xml:space="preserve">), and </w:t>
+      </w:r>
+      <w:proofErr w:type="spellStart"/>
+      <w:r>
+        <w:t>Streamlit</w:t>
+      </w:r>
+      <w:proofErr w:type="spellEnd"/>
+      <w:r>
+        <w:t xml:space="preserve"> handles everything else — including the UI.</w:t>
       </w:r>
     </w:p>
     <w:p/>
     <w:p/>
     <w:p/>
+    <w:p/>
     <w:p>
       <w:pPr>
         <w:rPr>
@@ -343,12 +421,52 @@
           <w:b/>
           <w:bCs/>
         </w:rPr>
-        <w:t xml:space="preserve"> What Can You Do With Streamlit?</w:t>
-      </w:r>
-    </w:p>
-    <w:p>
-      <w:r>
-        <w:t>Here are some things you can build with Streamlit:</w:t>
+        <w:t xml:space="preserve"> What Can You Do </w:t>
+      </w:r>
+      <w:proofErr w:type="gramStart"/>
+      <w:r>
+        <w:rPr>
+          <w:b/>
+          <w:bCs/>
+        </w:rPr>
+        <w:t>With</w:t>
+      </w:r>
+      <w:proofErr w:type="gramEnd"/>
+      <w:r>
+        <w:rPr>
+          <w:b/>
+          <w:bCs/>
+        </w:rPr>
+        <w:t xml:space="preserve"> </w:t>
+      </w:r>
+      <w:proofErr w:type="spellStart"/>
+      <w:r>
+        <w:rPr>
+          <w:b/>
+          <w:bCs/>
+        </w:rPr>
+        <w:t>Streamlit</w:t>
+      </w:r>
+      <w:proofErr w:type="spellEnd"/>
+      <w:r>
+        <w:rPr>
+          <w:b/>
+          <w:bCs/>
+        </w:rPr>
+        <w:t>?</w:t>
+      </w:r>
+    </w:p>
+    <w:p>
+      <w:r>
+        <w:t xml:space="preserve">Here are some things you can build with </w:t>
+      </w:r>
+      <w:proofErr w:type="spellStart"/>
+      <w:r>
+        <w:t>Streamlit</w:t>
+      </w:r>
+      <w:proofErr w:type="spellEnd"/>
+      <w:r>
+        <w:t>:</w:t>
       </w:r>
     </w:p>
     <w:tbl>
@@ -510,8 +628,13 @@
             <w:hideMark/>
           </w:tcPr>
           <w:p>
+            <w:proofErr w:type="spellStart"/>
             <w:r>
-              <w:t>Analyze and summarize survey or transcript data</w:t>
+              <w:t>Analyze</w:t>
+            </w:r>
+            <w:proofErr w:type="spellEnd"/>
+            <w:r>
+              <w:t xml:space="preserve"> and summarize survey or transcript data</w:t>
             </w:r>
           </w:p>
         </w:tc>
@@ -613,7 +736,23 @@
           <w:b/>
           <w:bCs/>
         </w:rPr>
-        <w:t xml:space="preserve"> Who Can Use Streamlit?</w:t>
+        <w:t xml:space="preserve"> Who Can Use </w:t>
+      </w:r>
+      <w:proofErr w:type="spellStart"/>
+      <w:r>
+        <w:rPr>
+          <w:b/>
+          <w:bCs/>
+        </w:rPr>
+        <w:t>Streamlit</w:t>
+      </w:r>
+      <w:proofErr w:type="spellEnd"/>
+      <w:r>
+        <w:rPr>
+          <w:b/>
+          <w:bCs/>
+        </w:rPr>
+        <w:t>?</w:t>
       </w:r>
     </w:p>
     <w:p>
@@ -754,8 +893,17 @@
           <w:b/>
           <w:bCs/>
         </w:rPr>
-        <w:t xml:space="preserve"> Key Features of Streamlit</w:t>
-      </w:r>
+        <w:t xml:space="preserve"> Key Features of </w:t>
+      </w:r>
+      <w:proofErr w:type="spellStart"/>
+      <w:r>
+        <w:rPr>
+          <w:b/>
+          <w:bCs/>
+        </w:rPr>
+        <w:t>Streamlit</w:t>
+      </w:r>
+      <w:proofErr w:type="spellEnd"/>
     </w:p>
     <w:tbl>
       <w:tblPr>
@@ -840,12 +988,23 @@
                 <w:bCs/>
               </w:rPr>
             </w:pPr>
+            <w:proofErr w:type="spellStart"/>
+            <w:proofErr w:type="gramStart"/>
             <w:r>
               <w:rPr>
                 <w:b/>
                 <w:bCs/>
               </w:rPr>
-              <w:t>st.write()</w:t>
+              <w:t>st.write</w:t>
+            </w:r>
+            <w:proofErr w:type="spellEnd"/>
+            <w:proofErr w:type="gramEnd"/>
+            <w:r>
+              <w:rPr>
+                <w:b/>
+                <w:bCs/>
+              </w:rPr>
+              <w:t>()</w:t>
             </w:r>
           </w:p>
         </w:tc>
@@ -879,12 +1038,73 @@
                 <w:bCs/>
               </w:rPr>
             </w:pPr>
+            <w:proofErr w:type="spellStart"/>
+            <w:proofErr w:type="gramStart"/>
             <w:r>
               <w:rPr>
                 <w:b/>
                 <w:bCs/>
               </w:rPr>
-              <w:t>st.button(), st.slider(), st.text_input()</w:t>
+              <w:t>st.button</w:t>
+            </w:r>
+            <w:proofErr w:type="spellEnd"/>
+            <w:proofErr w:type="gramEnd"/>
+            <w:r>
+              <w:rPr>
+                <w:b/>
+                <w:bCs/>
+              </w:rPr>
+              <w:t xml:space="preserve">(), </w:t>
+            </w:r>
+            <w:proofErr w:type="spellStart"/>
+            <w:proofErr w:type="gramStart"/>
+            <w:r>
+              <w:rPr>
+                <w:b/>
+                <w:bCs/>
+              </w:rPr>
+              <w:t>st.slider</w:t>
+            </w:r>
+            <w:proofErr w:type="spellEnd"/>
+            <w:proofErr w:type="gramEnd"/>
+            <w:r>
+              <w:rPr>
+                <w:b/>
+                <w:bCs/>
+              </w:rPr>
+              <w:t xml:space="preserve">(), </w:t>
+            </w:r>
+            <w:proofErr w:type="spellStart"/>
+            <w:r>
+              <w:rPr>
+                <w:b/>
+                <w:bCs/>
+              </w:rPr>
+              <w:t>st.text_</w:t>
+            </w:r>
+            <w:proofErr w:type="gramStart"/>
+            <w:r>
+              <w:rPr>
+                <w:b/>
+                <w:bCs/>
+              </w:rPr>
+              <w:t>input</w:t>
+            </w:r>
+            <w:proofErr w:type="spellEnd"/>
+            <w:r>
+              <w:rPr>
+                <w:b/>
+                <w:bCs/>
+              </w:rPr>
+              <w:t>(</w:t>
+            </w:r>
+            <w:proofErr w:type="gramEnd"/>
+            <w:r>
+              <w:rPr>
+                <w:b/>
+                <w:bCs/>
+              </w:rPr>
+              <w:t>)</w:t>
             </w:r>
           </w:p>
         </w:tc>
@@ -918,12 +1138,46 @@
                 <w:bCs/>
               </w:rPr>
             </w:pPr>
+            <w:proofErr w:type="spellStart"/>
+            <w:proofErr w:type="gramStart"/>
             <w:r>
               <w:rPr>
                 <w:b/>
                 <w:bCs/>
               </w:rPr>
-              <w:t>st.file_uploader()</w:t>
+              <w:t>st.file</w:t>
+            </w:r>
+            <w:proofErr w:type="gramEnd"/>
+            <w:r>
+              <w:rPr>
+                <w:b/>
+                <w:bCs/>
+              </w:rPr>
+              <w:t>_</w:t>
+            </w:r>
+            <w:proofErr w:type="gramStart"/>
+            <w:r>
+              <w:rPr>
+                <w:b/>
+                <w:bCs/>
+              </w:rPr>
+              <w:t>uploader</w:t>
+            </w:r>
+            <w:proofErr w:type="spellEnd"/>
+            <w:r>
+              <w:rPr>
+                <w:b/>
+                <w:bCs/>
+              </w:rPr>
+              <w:t>(</w:t>
+            </w:r>
+            <w:proofErr w:type="gramEnd"/>
+            <w:r>
+              <w:rPr>
+                <w:b/>
+                <w:bCs/>
+              </w:rPr>
+              <w:t>)</w:t>
             </w:r>
           </w:p>
         </w:tc>
@@ -957,12 +1211,23 @@
                 <w:bCs/>
               </w:rPr>
             </w:pPr>
+            <w:proofErr w:type="spellStart"/>
+            <w:proofErr w:type="gramStart"/>
             <w:r>
               <w:rPr>
                 <w:b/>
                 <w:bCs/>
               </w:rPr>
-              <w:t>st.dataframe()</w:t>
+              <w:t>st.dataframe</w:t>
+            </w:r>
+            <w:proofErr w:type="spellEnd"/>
+            <w:proofErr w:type="gramEnd"/>
+            <w:r>
+              <w:rPr>
+                <w:b/>
+                <w:bCs/>
+              </w:rPr>
+              <w:t>()</w:t>
             </w:r>
           </w:p>
         </w:tc>
@@ -974,7 +1239,15 @@
           </w:tcPr>
           <w:p>
             <w:r>
-              <w:t>Show tables and dataframes nicely</w:t>
+              <w:t xml:space="preserve">Show tables and </w:t>
+            </w:r>
+            <w:proofErr w:type="spellStart"/>
+            <w:r>
+              <w:t>dataframes</w:t>
+            </w:r>
+            <w:proofErr w:type="spellEnd"/>
+            <w:r>
+              <w:t xml:space="preserve"> nicely</w:t>
             </w:r>
           </w:p>
         </w:tc>
@@ -996,12 +1269,78 @@
                 <w:bCs/>
               </w:rPr>
             </w:pPr>
+            <w:proofErr w:type="spellStart"/>
+            <w:proofErr w:type="gramStart"/>
             <w:r>
               <w:rPr>
                 <w:b/>
                 <w:bCs/>
               </w:rPr>
-              <w:t>st.line_chart(), st.bar_chart()</w:t>
+              <w:t>st.line</w:t>
+            </w:r>
+            <w:proofErr w:type="gramEnd"/>
+            <w:r>
+              <w:rPr>
+                <w:b/>
+                <w:bCs/>
+              </w:rPr>
+              <w:t>_</w:t>
+            </w:r>
+            <w:proofErr w:type="gramStart"/>
+            <w:r>
+              <w:rPr>
+                <w:b/>
+                <w:bCs/>
+              </w:rPr>
+              <w:t>chart</w:t>
+            </w:r>
+            <w:proofErr w:type="spellEnd"/>
+            <w:r>
+              <w:rPr>
+                <w:b/>
+                <w:bCs/>
+              </w:rPr>
+              <w:t>(</w:t>
+            </w:r>
+            <w:proofErr w:type="gramEnd"/>
+            <w:r>
+              <w:rPr>
+                <w:b/>
+                <w:bCs/>
+              </w:rPr>
+              <w:t xml:space="preserve">), </w:t>
+            </w:r>
+            <w:proofErr w:type="spellStart"/>
+            <w:r>
+              <w:rPr>
+                <w:b/>
+                <w:bCs/>
+              </w:rPr>
+              <w:t>st.bar_</w:t>
+            </w:r>
+            <w:proofErr w:type="gramStart"/>
+            <w:r>
+              <w:rPr>
+                <w:b/>
+                <w:bCs/>
+              </w:rPr>
+              <w:t>chart</w:t>
+            </w:r>
+            <w:proofErr w:type="spellEnd"/>
+            <w:r>
+              <w:rPr>
+                <w:b/>
+                <w:bCs/>
+              </w:rPr>
+              <w:t>(</w:t>
+            </w:r>
+            <w:proofErr w:type="gramEnd"/>
+            <w:r>
+              <w:rPr>
+                <w:b/>
+                <w:bCs/>
+              </w:rPr>
+              <w:t>)</w:t>
             </w:r>
           </w:p>
         </w:tc>
@@ -1080,13 +1419,30 @@
           </w:tcPr>
           <w:p>
             <w:r>
-              <w:t>Easily deploy to the cloud (Streamlit Cloud or Snowflake)</w:t>
+              <w:t>Easily deploy to the cloud (</w:t>
+            </w:r>
+            <w:proofErr w:type="spellStart"/>
+            <w:r>
+              <w:t>Streamlit</w:t>
+            </w:r>
+            <w:proofErr w:type="spellEnd"/>
+            <w:r>
+              <w:t xml:space="preserve"> Cloud or Snowflake)</w:t>
             </w:r>
           </w:p>
         </w:tc>
       </w:tr>
     </w:tbl>
-    <w:p/>
+    <w:p>
+      <w:r>
+        <w:rPr>
+          <w:rFonts w:cstheme="minorHAnsi"/>
+        </w:rPr>
+        <w:pict w14:anchorId="5F979EEF">
+          <v:rect id="_x0000_i1247" style="width:0;height:1.5pt" o:hralign="center" o:hrstd="t" o:hr="t" fillcolor="#a0a0a0" stroked="f"/>
+        </w:pict>
+      </w:r>
+    </w:p>
     <w:p>
       <w:pPr>
         <w:rPr>
@@ -1101,7 +1457,25 @@
           <w:b/>
           <w:bCs/>
         </w:rPr>
-        <w:t>🧩 How Streamlit Works – A Simple Flow</w:t>
+        <w:t xml:space="preserve">🧩 How </w:t>
+      </w:r>
+      <w:proofErr w:type="spellStart"/>
+      <w:r>
+        <w:rPr>
+          <w:rFonts w:ascii="Segoe UI Emoji" w:hAnsi="Segoe UI Emoji" w:cs="Segoe UI Emoji"/>
+          <w:b/>
+          <w:bCs/>
+        </w:rPr>
+        <w:t>Streamlit</w:t>
+      </w:r>
+      <w:proofErr w:type="spellEnd"/>
+      <w:r>
+        <w:rPr>
+          <w:rFonts w:ascii="Segoe UI Emoji" w:hAnsi="Segoe UI Emoji" w:cs="Segoe UI Emoji"/>
+          <w:b/>
+          <w:bCs/>
+        </w:rPr>
+        <w:t xml:space="preserve"> Works – A Simple Flow</w:t>
       </w:r>
     </w:p>
     <w:p>
@@ -1123,24 +1497,54 @@
         </w:numPr>
       </w:pPr>
       <w:r>
-        <w:t>You use Streamlit commands (</w:t>
-      </w:r>
-      <w:r>
-        <w:rPr>
-          <w:b/>
-          <w:bCs/>
-        </w:rPr>
-        <w:t>st.write()</w:t>
+        <w:t xml:space="preserve">You use </w:t>
+      </w:r>
+      <w:proofErr w:type="spellStart"/>
+      <w:r>
+        <w:t>Streamlit</w:t>
+      </w:r>
+      <w:proofErr w:type="spellEnd"/>
+      <w:r>
+        <w:t xml:space="preserve"> commands (</w:t>
+      </w:r>
+      <w:proofErr w:type="spellStart"/>
+      <w:proofErr w:type="gramStart"/>
+      <w:r>
+        <w:rPr>
+          <w:b/>
+          <w:bCs/>
+        </w:rPr>
+        <w:t>st.write</w:t>
+      </w:r>
+      <w:proofErr w:type="spellEnd"/>
+      <w:proofErr w:type="gramEnd"/>
+      <w:r>
+        <w:rPr>
+          <w:b/>
+          <w:bCs/>
+        </w:rPr>
+        <w:t>()</w:t>
       </w:r>
       <w:r>
         <w:t xml:space="preserve">, </w:t>
       </w:r>
-      <w:r>
-        <w:rPr>
-          <w:b/>
-          <w:bCs/>
-        </w:rPr>
-        <w:t>st.button()</w:t>
+      <w:proofErr w:type="spellStart"/>
+      <w:proofErr w:type="gramStart"/>
+      <w:r>
+        <w:rPr>
+          <w:b/>
+          <w:bCs/>
+        </w:rPr>
+        <w:t>st.button</w:t>
+      </w:r>
+      <w:proofErr w:type="spellEnd"/>
+      <w:proofErr w:type="gramEnd"/>
+      <w:r>
+        <w:rPr>
+          <w:b/>
+          <w:bCs/>
+        </w:rPr>
+        <w:t>()</w:t>
       </w:r>
       <w:r>
         <w:t>, etc.)</w:t>
@@ -1156,12 +1560,21 @@
       <w:r>
         <w:t xml:space="preserve">Run the script with: </w:t>
       </w:r>
-      <w:r>
-        <w:rPr>
-          <w:b/>
-          <w:bCs/>
-        </w:rPr>
-        <w:t>streamlit run app.py</w:t>
+      <w:proofErr w:type="spellStart"/>
+      <w:r>
+        <w:rPr>
+          <w:b/>
+          <w:bCs/>
+        </w:rPr>
+        <w:t>streamlit</w:t>
+      </w:r>
+      <w:proofErr w:type="spellEnd"/>
+      <w:r>
+        <w:rPr>
+          <w:b/>
+          <w:bCs/>
+        </w:rPr>
+        <w:t xml:space="preserve"> run app.py</w:t>
       </w:r>
     </w:p>
     <w:p>
@@ -1431,7 +1844,23 @@
           <w:b/>
           <w:bCs/>
         </w:rPr>
-        <w:t xml:space="preserve"> Business Problem: Call Center Sentiment Analyzer</w:t>
+        <w:t xml:space="preserve"> Business Problem: Call </w:t>
+      </w:r>
+      <w:proofErr w:type="spellStart"/>
+      <w:r>
+        <w:rPr>
+          <w:b/>
+          <w:bCs/>
+        </w:rPr>
+        <w:t>Center</w:t>
+      </w:r>
+      <w:proofErr w:type="spellEnd"/>
+      <w:r>
+        <w:rPr>
+          <w:b/>
+          <w:bCs/>
+        </w:rPr>
+        <w:t xml:space="preserve"> Sentiment Analyzer</w:t>
       </w:r>
     </w:p>
     <w:p>
@@ -1466,7 +1895,23 @@
           <w:b/>
           <w:bCs/>
         </w:rPr>
-        <w:t>call center transcripts</w:t>
+        <w:t xml:space="preserve">call </w:t>
+      </w:r>
+      <w:proofErr w:type="spellStart"/>
+      <w:r>
+        <w:rPr>
+          <w:b/>
+          <w:bCs/>
+        </w:rPr>
+        <w:t>center</w:t>
+      </w:r>
+      <w:proofErr w:type="spellEnd"/>
+      <w:r>
+        <w:rPr>
+          <w:b/>
+          <w:bCs/>
+        </w:rPr>
+        <w:t xml:space="preserve"> transcripts</w:t>
       </w:r>
       <w:r>
         <w:t xml:space="preserve"> stored in </w:t>
@@ -1489,12 +1934,21 @@
           <w:numId w:val="5"/>
         </w:numPr>
       </w:pPr>
-      <w:r>
-        <w:rPr>
-          <w:b/>
-          <w:bCs/>
-        </w:rPr>
-        <w:t>Analyze customer sentiment</w:t>
+      <w:proofErr w:type="spellStart"/>
+      <w:r>
+        <w:rPr>
+          <w:b/>
+          <w:bCs/>
+        </w:rPr>
+        <w:t>Analyze</w:t>
+      </w:r>
+      <w:proofErr w:type="spellEnd"/>
+      <w:r>
+        <w:rPr>
+          <w:b/>
+          <w:bCs/>
+        </w:rPr>
+        <w:t xml:space="preserve"> customer sentiment</w:t>
       </w:r>
       <w:r>
         <w:t xml:space="preserve"> from these transcripts</w:t>
@@ -1533,7 +1987,23 @@
           <w:b/>
           <w:bCs/>
         </w:rPr>
-        <w:t>interactive Streamlit dashboard</w:t>
+        <w:t xml:space="preserve">interactive </w:t>
+      </w:r>
+      <w:proofErr w:type="spellStart"/>
+      <w:r>
+        <w:rPr>
+          <w:b/>
+          <w:bCs/>
+        </w:rPr>
+        <w:t>Streamlit</w:t>
+      </w:r>
+      <w:proofErr w:type="spellEnd"/>
+      <w:r>
+        <w:rPr>
+          <w:b/>
+          <w:bCs/>
+        </w:rPr>
+        <w:t xml:space="preserve"> dashboard</w:t>
       </w:r>
     </w:p>
     <w:p>
@@ -1562,12 +2032,21 @@
     <w:p>
       <w:r>
         <w:t>Help the customer support team understand customer issues better and identify areas for improvement based on conversation analytics</w:t>
+      </w:r>
+    </w:p>
+    <w:p>
+      <w:r>
+        <w:rPr>
+          <w:rFonts w:cstheme="minorHAnsi"/>
+        </w:rPr>
+        <w:pict w14:anchorId="15C0EFEC">
+          <v:rect id="_x0000_i1248" style="width:0;height:1.5pt" o:hralign="center" o:hrstd="t" o:hr="t" fillcolor="#a0a0a0" stroked="f"/>
+        </w:pict>
       </w:r>
     </w:p>
     <w:p/>
     <w:p/>
     <w:p/>
-    <w:p/>
     <w:p>
       <w:pPr>
         <w:rPr>
@@ -1582,6 +2061,654 @@
           <w:bCs/>
         </w:rPr>
         <w:lastRenderedPageBreak/>
+        <w:t>🧾</w:t>
+      </w:r>
+      <w:r>
+        <w:rPr>
+          <w:b/>
+          <w:bCs/>
+        </w:rPr>
+        <w:t xml:space="preserve"> Project Overview: Call Transcript Sentiment Analysis with Snowflake Cortex &amp; </w:t>
+      </w:r>
+      <w:proofErr w:type="spellStart"/>
+      <w:r>
+        <w:rPr>
+          <w:b/>
+          <w:bCs/>
+        </w:rPr>
+        <w:t>Streamlit</w:t>
+      </w:r>
+      <w:proofErr w:type="spellEnd"/>
+    </w:p>
+    <w:p>
+      <w:r>
+        <w:t xml:space="preserve">In today’s customer-centric businesses, </w:t>
+      </w:r>
+      <w:r>
+        <w:rPr>
+          <w:b/>
+          <w:bCs/>
+        </w:rPr>
+        <w:t>millions of customer service interactions</w:t>
+      </w:r>
+      <w:r>
+        <w:t xml:space="preserve">—including calls, emails, and chats—take place every day. </w:t>
+      </w:r>
+      <w:proofErr w:type="spellStart"/>
+      <w:r>
+        <w:t>Analyzing</w:t>
+      </w:r>
+      <w:proofErr w:type="spellEnd"/>
+      <w:r>
+        <w:t xml:space="preserve"> this vast amount of unstructured communication manually is not only time-consuming but also nearly impossible to scale. </w:t>
+      </w:r>
+      <w:r>
+        <w:rPr>
+          <w:b/>
+          <w:bCs/>
+        </w:rPr>
+        <w:t>Sentiment analysis</w:t>
+      </w:r>
+      <w:r>
+        <w:t xml:space="preserve"> helps solve this by automatically detecting the emotional tone behind each message.</w:t>
+      </w:r>
+    </w:p>
+    <w:p>
+      <w:pPr>
+        <w:rPr>
+          <w:b/>
+          <w:bCs/>
+        </w:rPr>
+      </w:pPr>
+      <w:r>
+        <w:rPr>
+          <w:rFonts w:ascii="Segoe UI Emoji" w:hAnsi="Segoe UI Emoji" w:cs="Segoe UI Emoji"/>
+          <w:b/>
+          <w:bCs/>
+        </w:rPr>
+        <w:t>🎯</w:t>
+      </w:r>
+      <w:r>
+        <w:rPr>
+          <w:b/>
+          <w:bCs/>
+        </w:rPr>
+        <w:t xml:space="preserve"> Business Problem</w:t>
+      </w:r>
+    </w:p>
+    <w:p>
+      <w:r>
+        <w:t xml:space="preserve">Imagine a large enterprise receiving </w:t>
+      </w:r>
+      <w:r>
+        <w:rPr>
+          <w:b/>
+          <w:bCs/>
+        </w:rPr>
+        <w:t>hundreds of thousands of customer complaints</w:t>
+      </w:r>
+      <w:r>
+        <w:t xml:space="preserve"> or support calls monthly. It becomes nearly impossible for teams to:</w:t>
+      </w:r>
+    </w:p>
+    <w:p>
+      <w:pPr>
+        <w:numPr>
+          <w:ilvl w:val="0"/>
+          <w:numId w:val="34"/>
+        </w:numPr>
+      </w:pPr>
+      <w:r>
+        <w:t>Review every call transcript manually</w:t>
+      </w:r>
+    </w:p>
+    <w:p>
+      <w:pPr>
+        <w:numPr>
+          <w:ilvl w:val="0"/>
+          <w:numId w:val="34"/>
+        </w:numPr>
+      </w:pPr>
+      <w:r>
+        <w:t xml:space="preserve">Identify which customers are </w:t>
+      </w:r>
+      <w:r>
+        <w:rPr>
+          <w:b/>
+          <w:bCs/>
+        </w:rPr>
+        <w:t>angry, frustrated, or at risk of churn</w:t>
+      </w:r>
+    </w:p>
+    <w:p>
+      <w:pPr>
+        <w:numPr>
+          <w:ilvl w:val="0"/>
+          <w:numId w:val="34"/>
+        </w:numPr>
+      </w:pPr>
+      <w:r>
+        <w:t>Prioritize critical complaints quickly</w:t>
+      </w:r>
+    </w:p>
+    <w:p>
+      <w:pPr>
+        <w:numPr>
+          <w:ilvl w:val="0"/>
+          <w:numId w:val="34"/>
+        </w:numPr>
+      </w:pPr>
+      <w:r>
+        <w:t>Route issues to the right department with urgency</w:t>
+      </w:r>
+    </w:p>
+    <w:p>
+      <w:r>
+        <w:t>Ignoring these signals can lead to:</w:t>
+      </w:r>
+    </w:p>
+    <w:p>
+      <w:pPr>
+        <w:numPr>
+          <w:ilvl w:val="0"/>
+          <w:numId w:val="35"/>
+        </w:numPr>
+      </w:pPr>
+      <w:r>
+        <w:t>Poor customer satisfaction</w:t>
+      </w:r>
+    </w:p>
+    <w:p>
+      <w:pPr>
+        <w:numPr>
+          <w:ilvl w:val="0"/>
+          <w:numId w:val="35"/>
+        </w:numPr>
+      </w:pPr>
+      <w:r>
+        <w:t>Brand reputation damage</w:t>
+      </w:r>
+    </w:p>
+    <w:p>
+      <w:pPr>
+        <w:numPr>
+          <w:ilvl w:val="0"/>
+          <w:numId w:val="35"/>
+        </w:numPr>
+      </w:pPr>
+      <w:r>
+        <w:t>Missed revenue recovery opportunities</w:t>
+      </w:r>
+    </w:p>
+    <w:p>
+      <w:r>
+        <w:pict w14:anchorId="6984C859">
+          <v:rect id="_x0000_i1241" style="width:0;height:1.5pt" o:hralign="center" o:hrstd="t" o:hr="t" fillcolor="#a0a0a0" stroked="f"/>
+        </w:pict>
+      </w:r>
+    </w:p>
+    <w:p>
+      <w:pPr>
+        <w:rPr>
+          <w:b/>
+          <w:bCs/>
+        </w:rPr>
+      </w:pPr>
+      <w:r>
+        <w:rPr>
+          <w:rFonts w:ascii="Segoe UI Emoji" w:hAnsi="Segoe UI Emoji" w:cs="Segoe UI Emoji"/>
+          <w:b/>
+          <w:bCs/>
+        </w:rPr>
+        <w:t>🤖</w:t>
+      </w:r>
+      <w:r>
+        <w:rPr>
+          <w:b/>
+          <w:bCs/>
+        </w:rPr>
+        <w:t xml:space="preserve"> How Snowflake Cortex AI Helps</w:t>
+      </w:r>
+    </w:p>
+    <w:p>
+      <w:r>
+        <w:t xml:space="preserve">Using </w:t>
+      </w:r>
+      <w:r>
+        <w:rPr>
+          <w:b/>
+          <w:bCs/>
+        </w:rPr>
+        <w:t>Snowflake Cortex’s AI functions</w:t>
+      </w:r>
+      <w:r>
+        <w:t xml:space="preserve"> like SENTIMENT, we can:</w:t>
+      </w:r>
+    </w:p>
+    <w:p>
+      <w:pPr>
+        <w:numPr>
+          <w:ilvl w:val="0"/>
+          <w:numId w:val="36"/>
+        </w:numPr>
+      </w:pPr>
+      <w:r>
+        <w:t xml:space="preserve">Automatically </w:t>
+      </w:r>
+      <w:proofErr w:type="spellStart"/>
+      <w:r>
+        <w:t>analyze</w:t>
+      </w:r>
+      <w:proofErr w:type="spellEnd"/>
+      <w:r>
+        <w:t xml:space="preserve"> the </w:t>
+      </w:r>
+      <w:r>
+        <w:rPr>
+          <w:b/>
+          <w:bCs/>
+        </w:rPr>
+        <w:t>sentiment</w:t>
+      </w:r>
+      <w:r>
+        <w:t xml:space="preserve"> of each customer call</w:t>
+      </w:r>
+    </w:p>
+    <w:p>
+      <w:pPr>
+        <w:numPr>
+          <w:ilvl w:val="0"/>
+          <w:numId w:val="36"/>
+        </w:numPr>
+      </w:pPr>
+      <w:r>
+        <w:t xml:space="preserve">Classify transcripts as </w:t>
+      </w:r>
+      <w:r>
+        <w:rPr>
+          <w:b/>
+          <w:bCs/>
+        </w:rPr>
+        <w:t>Positive</w:t>
+      </w:r>
+      <w:r>
+        <w:t xml:space="preserve">, </w:t>
+      </w:r>
+      <w:r>
+        <w:rPr>
+          <w:b/>
+          <w:bCs/>
+        </w:rPr>
+        <w:t>Neutral</w:t>
+      </w:r>
+      <w:r>
+        <w:t xml:space="preserve">, or </w:t>
+      </w:r>
+      <w:r>
+        <w:rPr>
+          <w:b/>
+          <w:bCs/>
+        </w:rPr>
+        <w:t>Negative</w:t>
+      </w:r>
+    </w:p>
+    <w:p>
+      <w:pPr>
+        <w:numPr>
+          <w:ilvl w:val="0"/>
+          <w:numId w:val="36"/>
+        </w:numPr>
+      </w:pPr>
+      <w:r>
+        <w:rPr>
+          <w:b/>
+          <w:bCs/>
+        </w:rPr>
+        <w:t>Summarize</w:t>
+      </w:r>
+      <w:r>
+        <w:t xml:space="preserve"> long conversations to extract key points</w:t>
+      </w:r>
+    </w:p>
+    <w:p>
+      <w:pPr>
+        <w:numPr>
+          <w:ilvl w:val="0"/>
+          <w:numId w:val="36"/>
+        </w:numPr>
+      </w:pPr>
+      <w:r>
+        <w:rPr>
+          <w:b/>
+          <w:bCs/>
+        </w:rPr>
+        <w:t>Classify</w:t>
+      </w:r>
+      <w:r>
+        <w:t xml:space="preserve"> the topic of discussion (e.g., billing, technical issue, cancellation)</w:t>
+      </w:r>
+    </w:p>
+    <w:p>
+      <w:pPr>
+        <w:numPr>
+          <w:ilvl w:val="0"/>
+          <w:numId w:val="36"/>
+        </w:numPr>
+      </w:pPr>
+      <w:r>
+        <w:rPr>
+          <w:b/>
+          <w:bCs/>
+        </w:rPr>
+        <w:t>Translate</w:t>
+      </w:r>
+      <w:r>
+        <w:t xml:space="preserve"> customer conversations if needed</w:t>
+      </w:r>
+    </w:p>
+    <w:p>
+      <w:r>
+        <w:t xml:space="preserve">This all happens </w:t>
+      </w:r>
+      <w:r>
+        <w:rPr>
+          <w:b/>
+          <w:bCs/>
+        </w:rPr>
+        <w:t>natively inside Snowflake</w:t>
+      </w:r>
+      <w:r>
+        <w:t>, without needing to move data to external ML platforms, which:</w:t>
+      </w:r>
+    </w:p>
+    <w:p>
+      <w:pPr>
+        <w:numPr>
+          <w:ilvl w:val="0"/>
+          <w:numId w:val="37"/>
+        </w:numPr>
+      </w:pPr>
+      <w:r>
+        <w:t>Speeds up processing</w:t>
+      </w:r>
+    </w:p>
+    <w:p>
+      <w:pPr>
+        <w:numPr>
+          <w:ilvl w:val="0"/>
+          <w:numId w:val="37"/>
+        </w:numPr>
+      </w:pPr>
+      <w:r>
+        <w:t>Improves data security</w:t>
+      </w:r>
+    </w:p>
+    <w:p>
+      <w:pPr>
+        <w:numPr>
+          <w:ilvl w:val="0"/>
+          <w:numId w:val="37"/>
+        </w:numPr>
+      </w:pPr>
+      <w:r>
+        <w:lastRenderedPageBreak/>
+        <w:t>Reduces engineering overhead</w:t>
+      </w:r>
+    </w:p>
+    <w:p>
+      <w:r>
+        <w:pict w14:anchorId="2606DE2B">
+          <v:rect id="_x0000_i1242" style="width:0;height:1.5pt" o:hralign="center" o:hrstd="t" o:hr="t" fillcolor="#a0a0a0" stroked="f"/>
+        </w:pict>
+      </w:r>
+    </w:p>
+    <w:p>
+      <w:pPr>
+        <w:rPr>
+          <w:b/>
+          <w:bCs/>
+        </w:rPr>
+      </w:pPr>
+      <w:r>
+        <w:rPr>
+          <w:rFonts w:ascii="Segoe UI Emoji" w:hAnsi="Segoe UI Emoji" w:cs="Segoe UI Emoji"/>
+          <w:b/>
+          <w:bCs/>
+        </w:rPr>
+        <w:t>🖥️</w:t>
+      </w:r>
+      <w:r>
+        <w:rPr>
+          <w:b/>
+          <w:bCs/>
+        </w:rPr>
+        <w:t xml:space="preserve"> </w:t>
+      </w:r>
+      <w:proofErr w:type="spellStart"/>
+      <w:r>
+        <w:rPr>
+          <w:b/>
+          <w:bCs/>
+        </w:rPr>
+        <w:t>Streamlit</w:t>
+      </w:r>
+      <w:proofErr w:type="spellEnd"/>
+      <w:r>
+        <w:rPr>
+          <w:b/>
+          <w:bCs/>
+        </w:rPr>
+        <w:t xml:space="preserve"> for Interactive Apps</w:t>
+      </w:r>
+    </w:p>
+    <w:p>
+      <w:r>
+        <w:t xml:space="preserve">We use </w:t>
+      </w:r>
+      <w:proofErr w:type="spellStart"/>
+      <w:r>
+        <w:rPr>
+          <w:b/>
+          <w:bCs/>
+        </w:rPr>
+        <w:t>Streamlit</w:t>
+      </w:r>
+      <w:proofErr w:type="spellEnd"/>
+      <w:r>
+        <w:rPr>
+          <w:b/>
+          <w:bCs/>
+        </w:rPr>
+        <w:t xml:space="preserve"> inside Snowflake</w:t>
+      </w:r>
+      <w:r>
+        <w:t xml:space="preserve"> to build an easy-to-use dashboard for analysts or support managers. With a few clicks, they can:</w:t>
+      </w:r>
+    </w:p>
+    <w:p>
+      <w:pPr>
+        <w:numPr>
+          <w:ilvl w:val="0"/>
+          <w:numId w:val="38"/>
+        </w:numPr>
+      </w:pPr>
+      <w:r>
+        <w:t>Select a call from a list</w:t>
+      </w:r>
+    </w:p>
+    <w:p>
+      <w:pPr>
+        <w:numPr>
+          <w:ilvl w:val="0"/>
+          <w:numId w:val="38"/>
+        </w:numPr>
+      </w:pPr>
+      <w:r>
+        <w:t>Instantly see the sentiment and topic</w:t>
+      </w:r>
+    </w:p>
+    <w:p>
+      <w:pPr>
+        <w:numPr>
+          <w:ilvl w:val="0"/>
+          <w:numId w:val="38"/>
+        </w:numPr>
+      </w:pPr>
+      <w:r>
+        <w:t>Read an AI-generated summary</w:t>
+      </w:r>
+    </w:p>
+    <w:p>
+      <w:pPr>
+        <w:numPr>
+          <w:ilvl w:val="0"/>
+          <w:numId w:val="38"/>
+        </w:numPr>
+      </w:pPr>
+      <w:r>
+        <w:t>Take immediate action based on insights</w:t>
+      </w:r>
+    </w:p>
+    <w:p>
+      <w:r>
+        <w:pict w14:anchorId="7085D74F">
+          <v:rect id="_x0000_i1243" style="width:0;height:1.5pt" o:hralign="center" o:hrstd="t" o:hr="t" fillcolor="#a0a0a0" stroked="f"/>
+        </w:pict>
+      </w:r>
+    </w:p>
+    <w:p>
+      <w:pPr>
+        <w:rPr>
+          <w:b/>
+          <w:bCs/>
+        </w:rPr>
+      </w:pPr>
+      <w:r>
+        <w:rPr>
+          <w:rFonts w:ascii="Segoe UI Emoji" w:hAnsi="Segoe UI Emoji" w:cs="Segoe UI Emoji"/>
+          <w:b/>
+          <w:bCs/>
+        </w:rPr>
+        <w:t>💡</w:t>
+      </w:r>
+      <w:r>
+        <w:rPr>
+          <w:b/>
+          <w:bCs/>
+        </w:rPr>
+        <w:t xml:space="preserve"> Real-World Impact</w:t>
+      </w:r>
+    </w:p>
+    <w:p>
+      <w:r>
+        <w:t xml:space="preserve">This kind of automation is a </w:t>
+      </w:r>
+      <w:r>
+        <w:rPr>
+          <w:b/>
+          <w:bCs/>
+        </w:rPr>
+        <w:t>game-changer</w:t>
+      </w:r>
+      <w:r>
+        <w:t xml:space="preserve"> for industries like:</w:t>
+      </w:r>
+    </w:p>
+    <w:p>
+      <w:pPr>
+        <w:numPr>
+          <w:ilvl w:val="0"/>
+          <w:numId w:val="39"/>
+        </w:numPr>
+      </w:pPr>
+      <w:r>
+        <w:rPr>
+          <w:b/>
+          <w:bCs/>
+        </w:rPr>
+        <w:t>Telecom</w:t>
+      </w:r>
+      <w:r>
+        <w:t>: Monitoring customer satisfaction at scale</w:t>
+      </w:r>
+    </w:p>
+    <w:p>
+      <w:pPr>
+        <w:numPr>
+          <w:ilvl w:val="0"/>
+          <w:numId w:val="39"/>
+        </w:numPr>
+      </w:pPr>
+      <w:r>
+        <w:rPr>
+          <w:b/>
+          <w:bCs/>
+        </w:rPr>
+        <w:t>E-commerce</w:t>
+      </w:r>
+      <w:r>
+        <w:t>: Detecting unhappy customers before they churn</w:t>
+      </w:r>
+    </w:p>
+    <w:p>
+      <w:pPr>
+        <w:numPr>
+          <w:ilvl w:val="0"/>
+          <w:numId w:val="39"/>
+        </w:numPr>
+      </w:pPr>
+      <w:r>
+        <w:rPr>
+          <w:b/>
+          <w:bCs/>
+        </w:rPr>
+        <w:t>Banking/Insurance</w:t>
+      </w:r>
+      <w:r>
+        <w:t>: Flagging high-risk conversations for compliance</w:t>
+      </w:r>
+    </w:p>
+    <w:p>
+      <w:pPr>
+        <w:numPr>
+          <w:ilvl w:val="0"/>
+          <w:numId w:val="39"/>
+        </w:numPr>
+      </w:pPr>
+      <w:r>
+        <w:rPr>
+          <w:b/>
+          <w:bCs/>
+        </w:rPr>
+        <w:t>Tech Support</w:t>
+      </w:r>
+      <w:r>
+        <w:t>: Prioritizing negative feedback for faster resolution</w:t>
+      </w:r>
+    </w:p>
+    <w:p>
+      <w:r>
+        <w:rPr>
+          <w:rFonts w:cstheme="minorHAnsi"/>
+        </w:rPr>
+        <w:pict w14:anchorId="767540F7">
+          <v:rect id="_x0000_i1249" style="width:0;height:1.5pt" o:hralign="center" o:hrstd="t" o:hr="t" fillcolor="#a0a0a0" stroked="f"/>
+        </w:pict>
+      </w:r>
+    </w:p>
+    <w:p>
+      <w:pPr>
+        <w:rPr>
+          <w:b/>
+          <w:bCs/>
+        </w:rPr>
+      </w:pPr>
+      <w:r>
+        <w:rPr>
+          <w:rFonts w:ascii="Segoe UI Emoji" w:hAnsi="Segoe UI Emoji" w:cs="Segoe UI Emoji"/>
+          <w:b/>
+          <w:bCs/>
+        </w:rPr>
         <w:t>🔹</w:t>
       </w:r>
       <w:r>
@@ -1693,8 +2820,18 @@
           <w:b/>
           <w:bCs/>
         </w:rPr>
-        <w:t>Load the datasets :</w:t>
-      </w:r>
+        <w:lastRenderedPageBreak/>
+        <w:t xml:space="preserve">Load the </w:t>
+      </w:r>
+      <w:proofErr w:type="gramStart"/>
+      <w:r>
+        <w:rPr>
+          <w:b/>
+          <w:bCs/>
+        </w:rPr>
+        <w:t>datasets :</w:t>
+      </w:r>
+      <w:proofErr w:type="gramEnd"/>
       <w:r>
         <w:t xml:space="preserve"> </w:t>
       </w:r>
@@ -1784,7 +2921,23 @@
           <w:b/>
           <w:bCs/>
         </w:rPr>
-        <w:t>2. Streamlit App Plan:</w:t>
+        <w:t xml:space="preserve">2. </w:t>
+      </w:r>
+      <w:proofErr w:type="spellStart"/>
+      <w:r>
+        <w:rPr>
+          <w:b/>
+          <w:bCs/>
+        </w:rPr>
+        <w:t>Streamlit</w:t>
+      </w:r>
+      <w:proofErr w:type="spellEnd"/>
+      <w:r>
+        <w:rPr>
+          <w:b/>
+          <w:bCs/>
+        </w:rPr>
+        <w:t xml:space="preserve"> App Plan:</w:t>
       </w:r>
     </w:p>
     <w:p>
@@ -1840,7 +2993,15 @@
         </w:numPr>
       </w:pPr>
       <w:r>
-        <w:t>Button to analyze sentiment + summarize using Snowflake Cortex or OpenAI</w:t>
+        <w:t xml:space="preserve">Button to </w:t>
+      </w:r>
+      <w:proofErr w:type="spellStart"/>
+      <w:r>
+        <w:t>analyze</w:t>
+      </w:r>
+      <w:proofErr w:type="spellEnd"/>
+      <w:r>
+        <w:t xml:space="preserve"> sentiment + summarize using Snowflake Cortex or OpenAI</w:t>
       </w:r>
     </w:p>
     <w:p>
@@ -1889,7 +3050,6 @@
         </w:pict>
       </w:r>
     </w:p>
-    <w:p/>
     <w:p>
       <w:pPr>
         <w:rPr>
@@ -1993,7 +3153,16 @@
     </w:p>
     <w:p>
       <w:r>
-        <w:t xml:space="preserve">In our Streamlit app, we used several AI-powered functions provided by </w:t>
+        <w:lastRenderedPageBreak/>
+        <w:t xml:space="preserve">In our </w:t>
+      </w:r>
+      <w:proofErr w:type="spellStart"/>
+      <w:r>
+        <w:t>Streamlit</w:t>
+      </w:r>
+      <w:proofErr w:type="spellEnd"/>
+      <w:r>
+        <w:t xml:space="preserve"> app, we used several AI-powered functions provided by </w:t>
       </w:r>
       <w:r>
         <w:rPr>
@@ -2019,7 +3188,16 @@
           <w:bCs/>
           <w:highlight w:val="yellow"/>
         </w:rPr>
-        <w:t>1️</w:t>
+        <w:t>1</w:t>
+      </w:r>
+      <w:proofErr w:type="gramStart"/>
+      <w:r>
+        <w:rPr>
+          <w:b/>
+          <w:bCs/>
+          <w:highlight w:val="yellow"/>
+        </w:rPr>
+        <w:t>️</w:t>
       </w:r>
       <w:r>
         <w:rPr>
@@ -2036,7 +3214,34 @@
           <w:bCs/>
           <w:highlight w:val="yellow"/>
         </w:rPr>
-        <w:t>SNOWFLAKE.CORTEX.SUMMARIZE()</w:t>
+        <w:t>SNOWFLAKE.CORTEX</w:t>
+      </w:r>
+      <w:proofErr w:type="gramEnd"/>
+      <w:r>
+        <w:rPr>
+          <w:b/>
+          <w:bCs/>
+          <w:highlight w:val="yellow"/>
+        </w:rPr>
+        <w:t>.</w:t>
+      </w:r>
+      <w:proofErr w:type="gramStart"/>
+      <w:r>
+        <w:rPr>
+          <w:b/>
+          <w:bCs/>
+          <w:highlight w:val="yellow"/>
+        </w:rPr>
+        <w:t>SUMMARIZE(</w:t>
+      </w:r>
+      <w:proofErr w:type="gramEnd"/>
+      <w:r>
+        <w:rPr>
+          <w:b/>
+          <w:bCs/>
+          <w:highlight w:val="yellow"/>
+        </w:rPr>
+        <w:t>)</w:t>
       </w:r>
     </w:p>
     <w:p>
@@ -2140,6 +3345,7 @@
       <w:r>
         <w:t xml:space="preserve">SELECT </w:t>
       </w:r>
+      <w:proofErr w:type="gramStart"/>
       <w:r>
         <w:rPr>
           <w:b/>
@@ -2147,6 +3353,7 @@
         </w:rPr>
         <w:t>SNOWFLAKE.CORTEX.SUMMARIZE</w:t>
       </w:r>
+      <w:proofErr w:type="gramEnd"/>
       <w:r>
         <w:t>('Customer called to report login issues...') AS summary;</w:t>
       </w:r>
@@ -2414,6 +3621,7 @@
         <w:rPr>
           <w:noProof/>
         </w:rPr>
+        <w:lastRenderedPageBreak/>
         <w:drawing>
           <wp:inline distT="0" distB="0" distL="0" distR="0" wp14:anchorId="682104C0" wp14:editId="55C03A67">
             <wp:extent cx="4141528" cy="1491175"/>
@@ -2475,13 +3683,23 @@
         </w:rPr>
         <w:t xml:space="preserve">. </w:t>
       </w:r>
+      <w:proofErr w:type="gramStart"/>
       <w:r>
         <w:rPr>
           <w:b/>
           <w:bCs/>
           <w:highlight w:val="yellow"/>
         </w:rPr>
-        <w:t>SNOWFLAKE.CORTEX.SENTIMENT()</w:t>
+        <w:t>SNOWFLAKE.CORTEX.SENTIMENT</w:t>
+      </w:r>
+      <w:proofErr w:type="gramEnd"/>
+      <w:r>
+        <w:rPr>
+          <w:b/>
+          <w:bCs/>
+          <w:highlight w:val="yellow"/>
+        </w:rPr>
+        <w:t>()</w:t>
       </w:r>
     </w:p>
     <w:p>
@@ -2607,6 +3825,7 @@
       <w:r>
         <w:t xml:space="preserve">SELECT </w:t>
       </w:r>
+      <w:proofErr w:type="gramStart"/>
       <w:r>
         <w:rPr>
           <w:b/>
@@ -2614,6 +3833,7 @@
         </w:rPr>
         <w:t>SNOWFLAKE.CORTEX.SENTIMENT</w:t>
       </w:r>
+      <w:proofErr w:type="gramEnd"/>
       <w:r>
         <w:t>('I am very disappointed with your service') AS sentiment;</w:t>
       </w:r>
@@ -2646,11 +3866,10 @@
           <w:bCs/>
           <w:noProof/>
         </w:rPr>
-        <w:lastRenderedPageBreak/>
         <w:drawing>
-          <wp:inline distT="0" distB="0" distL="0" distR="0" wp14:anchorId="070D8E13" wp14:editId="31AEDBCF">
-            <wp:extent cx="5731510" cy="2708275"/>
-            <wp:effectExtent l="0" t="0" r="2540" b="0"/>
+          <wp:inline distT="0" distB="0" distL="0" distR="0" wp14:anchorId="070D8E13" wp14:editId="6DEE921F">
+            <wp:extent cx="6006999" cy="2838450"/>
+            <wp:effectExtent l="0" t="0" r="0" b="0"/>
             <wp:docPr id="932737989" name="Picture 1"/>
             <wp:cNvGraphicFramePr>
               <a:graphicFrameLocks xmlns:a="http://schemas.openxmlformats.org/drawingml/2006/main" noChangeAspect="1"/>
@@ -2671,7 +3890,7 @@
                   <pic:spPr>
                     <a:xfrm>
                       <a:off x="0" y="0"/>
-                      <a:ext cx="5731510" cy="2708275"/>
+                      <a:ext cx="6010458" cy="2840085"/>
                     </a:xfrm>
                     <a:prstGeom prst="rect">
                       <a:avLst/>
@@ -2689,14 +3908,42 @@
         <w:rPr>
           <w:b/>
           <w:bCs/>
-        </w:rPr>
-      </w:pPr>
-      <w:r>
-        <w:rPr>
-          <w:b/>
-          <w:bCs/>
           <w:highlight w:val="yellow"/>
         </w:rPr>
+      </w:pPr>
+    </w:p>
+    <w:p>
+      <w:pPr>
+        <w:rPr>
+          <w:b/>
+          <w:bCs/>
+          <w:highlight w:val="yellow"/>
+        </w:rPr>
+      </w:pPr>
+    </w:p>
+    <w:p>
+      <w:pPr>
+        <w:rPr>
+          <w:b/>
+          <w:bCs/>
+          <w:highlight w:val="yellow"/>
+        </w:rPr>
+      </w:pPr>
+    </w:p>
+    <w:p>
+      <w:pPr>
+        <w:rPr>
+          <w:b/>
+          <w:bCs/>
+        </w:rPr>
+      </w:pPr>
+      <w:r>
+        <w:rPr>
+          <w:b/>
+          <w:bCs/>
+          <w:highlight w:val="yellow"/>
+        </w:rPr>
+        <w:lastRenderedPageBreak/>
         <w:t>3️</w:t>
       </w:r>
       <w:r>
@@ -2708,13 +3955,41 @@
         </w:rPr>
         <w:t xml:space="preserve">. </w:t>
       </w:r>
+      <w:proofErr w:type="gramStart"/>
       <w:r>
         <w:rPr>
           <w:b/>
           <w:bCs/>
           <w:highlight w:val="yellow"/>
         </w:rPr>
-        <w:t>SNOWFLAKE.CORTEX.CLASSIFY_TEXT()</w:t>
+        <w:t>SNOWFLAKE.CORTEX.CLASSIFY</w:t>
+      </w:r>
+      <w:proofErr w:type="gramEnd"/>
+      <w:r>
+        <w:rPr>
+          <w:b/>
+          <w:bCs/>
+          <w:highlight w:val="yellow"/>
+        </w:rPr>
+        <w:t>_</w:t>
+      </w:r>
+      <w:proofErr w:type="gramStart"/>
+      <w:r>
+        <w:rPr>
+          <w:b/>
+          <w:bCs/>
+          <w:highlight w:val="yellow"/>
+        </w:rPr>
+        <w:t>TEXT(</w:t>
+      </w:r>
+      <w:proofErr w:type="gramEnd"/>
+      <w:r>
+        <w:rPr>
+          <w:b/>
+          <w:bCs/>
+          <w:highlight w:val="yellow"/>
+        </w:rPr>
+        <w:t>)</w:t>
       </w:r>
     </w:p>
     <w:p>
@@ -2800,8 +4075,13 @@
         </w:numPr>
       </w:pPr>
       <w:r>
-        <w:t>Automates customer routing in support centers</w:t>
-      </w:r>
+        <w:t xml:space="preserve">Automates customer routing in support </w:t>
+      </w:r>
+      <w:proofErr w:type="spellStart"/>
+      <w:r>
+        <w:t>centers</w:t>
+      </w:r>
+      <w:proofErr w:type="spellEnd"/>
     </w:p>
     <w:p>
       <w:pPr>
@@ -2841,15 +4121,36 @@
       <w:r>
         <w:t xml:space="preserve">SELECT </w:t>
       </w:r>
-      <w:r>
-        <w:rPr>
-          <w:b/>
-          <w:bCs/>
-        </w:rPr>
-        <w:t>SNOWFLAKE.CORTEX.CLASSIFY_TEXT</w:t>
-      </w:r>
-      <w:r>
-        <w:t>( 'I forgot my password and can’t log in.',</w:t>
+      <w:proofErr w:type="gramStart"/>
+      <w:r>
+        <w:rPr>
+          <w:b/>
+          <w:bCs/>
+        </w:rPr>
+        <w:t>SNOWFLAKE.CORTEX.CLASSIFY</w:t>
+      </w:r>
+      <w:proofErr w:type="gramEnd"/>
+      <w:r>
+        <w:rPr>
+          <w:b/>
+          <w:bCs/>
+        </w:rPr>
+        <w:t>_</w:t>
+      </w:r>
+      <w:proofErr w:type="gramStart"/>
+      <w:r>
+        <w:rPr>
+          <w:b/>
+          <w:bCs/>
+        </w:rPr>
+        <w:t>TEXT</w:t>
+      </w:r>
+      <w:r>
+        <w:t>( '</w:t>
+      </w:r>
+      <w:proofErr w:type="gramEnd"/>
+      <w:r>
+        <w:t>I forgot my password and can’t log in.',</w:t>
       </w:r>
     </w:p>
     <w:p>
@@ -2861,10 +4162,22 @@
           <w:b/>
           <w:bCs/>
         </w:rPr>
-        <w:t>ARRAY_CONSTRUCT</w:t>
-      </w:r>
-      <w:r>
-        <w:t xml:space="preserve">('Billing', 'Technical Support', 'Account Access')) AS </w:t>
+        <w:t>ARRAY_</w:t>
+      </w:r>
+      <w:proofErr w:type="gramStart"/>
+      <w:r>
+        <w:rPr>
+          <w:b/>
+          <w:bCs/>
+        </w:rPr>
+        <w:t>CONSTRUCT</w:t>
+      </w:r>
+      <w:r>
+        <w:t>(</w:t>
+      </w:r>
+      <w:proofErr w:type="gramEnd"/>
+      <w:r>
+        <w:t xml:space="preserve">'Billing', 'Technical Support', 'Account Access')) AS </w:t>
       </w:r>
       <w:r>
         <w:rPr>
@@ -2924,7 +4237,6 @@
         <w:rPr>
           <w:noProof/>
         </w:rPr>
-        <w:lastRenderedPageBreak/>
         <w:drawing>
           <wp:inline distT="0" distB="0" distL="0" distR="0" wp14:anchorId="30002B20" wp14:editId="0CA5477C">
             <wp:extent cx="6266717" cy="2799471"/>
@@ -2975,7 +4287,17 @@
           <w:bCs/>
           <w:highlight w:val="yellow"/>
         </w:rPr>
-        <w:t>4️</w:t>
+        <w:lastRenderedPageBreak/>
+        <w:t>4</w:t>
+      </w:r>
+      <w:proofErr w:type="gramStart"/>
+      <w:r>
+        <w:rPr>
+          <w:b/>
+          <w:bCs/>
+          <w:highlight w:val="yellow"/>
+        </w:rPr>
+        <w:t>️</w:t>
       </w:r>
       <w:r>
         <w:rPr>
@@ -2992,7 +4314,34 @@
           <w:bCs/>
           <w:highlight w:val="yellow"/>
         </w:rPr>
-        <w:t>SNOWFLAKE.CORTEX.TRANSLATE()</w:t>
+        <w:t>SNOWFLAKE.CORTEX</w:t>
+      </w:r>
+      <w:proofErr w:type="gramEnd"/>
+      <w:r>
+        <w:rPr>
+          <w:b/>
+          <w:bCs/>
+          <w:highlight w:val="yellow"/>
+        </w:rPr>
+        <w:t>.</w:t>
+      </w:r>
+      <w:proofErr w:type="gramStart"/>
+      <w:r>
+        <w:rPr>
+          <w:b/>
+          <w:bCs/>
+          <w:highlight w:val="yellow"/>
+        </w:rPr>
+        <w:t>TRANSLATE(</w:t>
+      </w:r>
+      <w:proofErr w:type="gramEnd"/>
+      <w:r>
+        <w:rPr>
+          <w:b/>
+          <w:bCs/>
+          <w:highlight w:val="yellow"/>
+        </w:rPr>
+        <w:t>)</w:t>
       </w:r>
     </w:p>
     <w:p>
@@ -3066,8 +4415,15 @@
           <w:numId w:val="19"/>
         </w:numPr>
       </w:pPr>
-      <w:r>
-        <w:t>Lets companies handle customer messages in different languages and convert them into one standard language (e.g., English) for easier processing.</w:t>
+      <w:proofErr w:type="spellStart"/>
+      <w:proofErr w:type="gramStart"/>
+      <w:r>
+        <w:t>Lets</w:t>
+      </w:r>
+      <w:proofErr w:type="spellEnd"/>
+      <w:proofErr w:type="gramEnd"/>
+      <w:r>
+        <w:t xml:space="preserve"> companies handle customer messages in different languages and convert them into one standard language (e.g., English) for easier processing.</w:t>
       </w:r>
     </w:p>
     <w:p>
@@ -3117,7 +4473,23 @@
           <w:b/>
           <w:bCs/>
         </w:rPr>
-        <w:t>'en'</w:t>
+        <w:t>'</w:t>
+      </w:r>
+      <w:proofErr w:type="spellStart"/>
+      <w:r>
+        <w:rPr>
+          <w:b/>
+          <w:bCs/>
+        </w:rPr>
+        <w:t>en</w:t>
+      </w:r>
+      <w:proofErr w:type="spellEnd"/>
+      <w:r>
+        <w:rPr>
+          <w:b/>
+          <w:bCs/>
+        </w:rPr>
+        <w:t>'</w:t>
       </w:r>
       <w:r>
         <w:t>)</w:t>
@@ -3133,7 +4505,23 @@
           <w:b/>
           <w:bCs/>
         </w:rPr>
-        <w:t>'fr'</w:t>
+        <w:t>'</w:t>
+      </w:r>
+      <w:proofErr w:type="spellStart"/>
+      <w:r>
+        <w:rPr>
+          <w:b/>
+          <w:bCs/>
+        </w:rPr>
+        <w:t>fr</w:t>
+      </w:r>
+      <w:proofErr w:type="spellEnd"/>
+      <w:r>
+        <w:rPr>
+          <w:b/>
+          <w:bCs/>
+        </w:rPr>
+        <w:t>'</w:t>
       </w:r>
       <w:r>
         <w:t>)</w:t>
@@ -3197,7 +4585,23 @@
           <w:b/>
           <w:bCs/>
         </w:rPr>
-        <w:t>'zh'</w:t>
+        <w:t>'</w:t>
+      </w:r>
+      <w:proofErr w:type="spellStart"/>
+      <w:r>
+        <w:rPr>
+          <w:b/>
+          <w:bCs/>
+        </w:rPr>
+        <w:t>zh</w:t>
+      </w:r>
+      <w:proofErr w:type="spellEnd"/>
+      <w:r>
+        <w:rPr>
+          <w:b/>
+          <w:bCs/>
+        </w:rPr>
+        <w:t>'</w:t>
       </w:r>
       <w:r>
         <w:t>)</w:t>
@@ -3213,7 +4617,23 @@
           <w:b/>
           <w:bCs/>
         </w:rPr>
-        <w:t>'ja'</w:t>
+        <w:t>'</w:t>
+      </w:r>
+      <w:proofErr w:type="spellStart"/>
+      <w:r>
+        <w:rPr>
+          <w:b/>
+          <w:bCs/>
+        </w:rPr>
+        <w:t>ja</w:t>
+      </w:r>
+      <w:proofErr w:type="spellEnd"/>
+      <w:r>
+        <w:rPr>
+          <w:b/>
+          <w:bCs/>
+        </w:rPr>
+        <w:t>'</w:t>
       </w:r>
       <w:r>
         <w:t>)</w:t>
@@ -3269,6 +4689,7 @@
       <w:r>
         <w:t xml:space="preserve">SELECT </w:t>
       </w:r>
+      <w:proofErr w:type="gramStart"/>
       <w:r>
         <w:rPr>
           <w:b/>
@@ -3297,8 +4718,45 @@
         <w:t>TRANSLATE</w:t>
       </w:r>
       <w:r>
-        <w:t>( 'Je ne peux pas accéder à mon compte.','</w:t>
-      </w:r>
+        <w:t>( '</w:t>
+      </w:r>
+      <w:proofErr w:type="gramEnd"/>
+      <w:r>
+        <w:t xml:space="preserve">Je ne </w:t>
+      </w:r>
+      <w:proofErr w:type="spellStart"/>
+      <w:r>
+        <w:t>peux</w:t>
+      </w:r>
+      <w:proofErr w:type="spellEnd"/>
+      <w:r>
+        <w:t xml:space="preserve"> pas </w:t>
+      </w:r>
+      <w:proofErr w:type="spellStart"/>
+      <w:r>
+        <w:t>accéder</w:t>
+      </w:r>
+      <w:proofErr w:type="spellEnd"/>
+      <w:r>
+        <w:t xml:space="preserve"> à </w:t>
+      </w:r>
+      <w:proofErr w:type="spellStart"/>
+      <w:r>
+        <w:t>mon</w:t>
+      </w:r>
+      <w:proofErr w:type="spellEnd"/>
+      <w:r>
+        <w:t xml:space="preserve"> </w:t>
+      </w:r>
+      <w:proofErr w:type="spellStart"/>
+      <w:r>
+        <w:t>compte</w:t>
+      </w:r>
+      <w:proofErr w:type="spellEnd"/>
+      <w:r>
+        <w:t>.','</w:t>
+      </w:r>
+      <w:proofErr w:type="spellStart"/>
       <w:r>
         <w:rPr>
           <w:b/>
@@ -3306,9 +4764,11 @@
         </w:rPr>
         <w:t>en</w:t>
       </w:r>
+      <w:proofErr w:type="spellEnd"/>
       <w:r>
         <w:t xml:space="preserve">') AS </w:t>
       </w:r>
+      <w:proofErr w:type="spellStart"/>
       <w:r>
         <w:rPr>
           <w:b/>
@@ -3316,6 +4776,7 @@
         </w:rPr>
         <w:t>translated_text</w:t>
       </w:r>
+      <w:proofErr w:type="spellEnd"/>
       <w:r>
         <w:t>;</w:t>
       </w:r>
@@ -3337,7 +4798,6 @@
         <w:rPr>
           <w:noProof/>
         </w:rPr>
-        <w:lastRenderedPageBreak/>
         <w:drawing>
           <wp:inline distT="0" distB="0" distL="0" distR="0" wp14:anchorId="1ED13CAF" wp14:editId="32BBAF4C">
             <wp:extent cx="6277599" cy="2811913"/>
@@ -3380,6 +4840,7 @@
         <w:rPr>
           <w:noProof/>
         </w:rPr>
+        <w:lastRenderedPageBreak/>
         <w:drawing>
           <wp:inline distT="0" distB="0" distL="0" distR="0" wp14:anchorId="69C684E7" wp14:editId="7AB76420">
             <wp:extent cx="6333260" cy="2588455"/>
@@ -3442,7 +4903,15 @@
     </w:p>
     <w:p>
       <w:r>
-        <w:t>In our Streamlit app, we:</w:t>
+        <w:t xml:space="preserve">In our </w:t>
+      </w:r>
+      <w:proofErr w:type="spellStart"/>
+      <w:r>
+        <w:t>Streamlit</w:t>
+      </w:r>
+      <w:proofErr w:type="spellEnd"/>
+      <w:r>
+        <w:t xml:space="preserve"> app, we:</w:t>
       </w:r>
     </w:p>
     <w:p>
@@ -3474,7 +4943,15 @@
         </w:numPr>
       </w:pPr>
       <w:r>
-        <w:t xml:space="preserve">Used SUMMARIZE() to </w:t>
+        <w:t xml:space="preserve">Used </w:t>
+      </w:r>
+      <w:proofErr w:type="gramStart"/>
+      <w:r>
+        <w:t>SUMMARIZE(</w:t>
+      </w:r>
+      <w:proofErr w:type="gramEnd"/>
+      <w:r>
+        <w:t xml:space="preserve">) to </w:t>
       </w:r>
       <w:r>
         <w:rPr>
@@ -3495,14 +4972,31 @@
         </w:numPr>
       </w:pPr>
       <w:r>
-        <w:t xml:space="preserve">Used SENTIMENT() to </w:t>
-      </w:r>
-      <w:r>
-        <w:rPr>
-          <w:b/>
-          <w:bCs/>
-        </w:rPr>
-        <w:t>analyze the mood</w:t>
+        <w:t xml:space="preserve">Used </w:t>
+      </w:r>
+      <w:proofErr w:type="gramStart"/>
+      <w:r>
+        <w:t>SENTIMENT(</w:t>
+      </w:r>
+      <w:proofErr w:type="gramEnd"/>
+      <w:r>
+        <w:t xml:space="preserve">) to </w:t>
+      </w:r>
+      <w:proofErr w:type="spellStart"/>
+      <w:r>
+        <w:rPr>
+          <w:b/>
+          <w:bCs/>
+        </w:rPr>
+        <w:t>analyze</w:t>
+      </w:r>
+      <w:proofErr w:type="spellEnd"/>
+      <w:r>
+        <w:rPr>
+          <w:b/>
+          <w:bCs/>
+        </w:rPr>
+        <w:t xml:space="preserve"> the mood</w:t>
       </w:r>
       <w:r>
         <w:t xml:space="preserve"> of the conversation.</w:t>
@@ -3516,7 +5010,15 @@
         </w:numPr>
       </w:pPr>
       <w:r>
-        <w:t xml:space="preserve">Used CLASSIFY_TEXT() to </w:t>
+        <w:t>Used CLASSIFY_</w:t>
+      </w:r>
+      <w:proofErr w:type="gramStart"/>
+      <w:r>
+        <w:t>TEXT(</w:t>
+      </w:r>
+      <w:proofErr w:type="gramEnd"/>
+      <w:r>
+        <w:t xml:space="preserve">) to </w:t>
       </w:r>
       <w:r>
         <w:rPr>
@@ -3537,7 +5039,15 @@
         </w:numPr>
       </w:pPr>
       <w:r>
-        <w:t xml:space="preserve">Used TRANSLATE() to </w:t>
+        <w:t xml:space="preserve">Used </w:t>
+      </w:r>
+      <w:proofErr w:type="gramStart"/>
+      <w:r>
+        <w:t>TRANSLATE(</w:t>
+      </w:r>
+      <w:proofErr w:type="gramEnd"/>
+      <w:r>
+        <w:t xml:space="preserve">) to </w:t>
       </w:r>
       <w:r>
         <w:rPr>
@@ -3601,8 +5111,16 @@
         <w:t xml:space="preserve"> in a friendly web app!</w:t>
       </w:r>
     </w:p>
-    <w:p/>
-    <w:p/>
+    <w:p>
+      <w:r>
+        <w:rPr>
+          <w:rFonts w:cstheme="minorHAnsi"/>
+        </w:rPr>
+        <w:pict w14:anchorId="01D7CE7A">
+          <v:rect id="_x0000_i1250" style="width:0;height:1.5pt" o:hralign="center" o:hrstd="t" o:hr="t" fillcolor="#a0a0a0" stroked="f"/>
+        </w:pict>
+      </w:r>
+    </w:p>
     <w:p>
       <w:pPr>
         <w:rPr>
@@ -3616,7 +5134,6 @@
           <w:b/>
           <w:bCs/>
         </w:rPr>
-        <w:lastRenderedPageBreak/>
         <w:t>🎯</w:t>
       </w:r>
       <w:r>
@@ -3754,7 +5271,15 @@
           </w:tcPr>
           <w:p>
             <w:r>
-              <w:t>Can analyze thousands of records at once</w:t>
+              <w:t xml:space="preserve">Can </w:t>
+            </w:r>
+            <w:proofErr w:type="spellStart"/>
+            <w:r>
+              <w:t>analyze</w:t>
+            </w:r>
+            <w:proofErr w:type="spellEnd"/>
+            <w:r>
+              <w:t xml:space="preserve"> thousands of records at once</w:t>
             </w:r>
           </w:p>
         </w:tc>
@@ -3879,17 +5404,27 @@
     <w:p>
       <w:pPr>
         <w:rPr>
-          <w:rFonts w:cstheme="minorHAnsi"/>
-          <w:b/>
-          <w:bCs/>
-        </w:rPr>
-      </w:pPr>
-      <w:r>
-        <w:rPr>
           <w:rFonts w:ascii="Segoe UI Emoji" w:hAnsi="Segoe UI Emoji" w:cs="Segoe UI Emoji"/>
           <w:b/>
           <w:bCs/>
         </w:rPr>
+      </w:pPr>
+    </w:p>
+    <w:p>
+      <w:pPr>
+        <w:rPr>
+          <w:rFonts w:cstheme="minorHAnsi"/>
+          <w:b/>
+          <w:bCs/>
+        </w:rPr>
+      </w:pPr>
+      <w:r>
+        <w:rPr>
+          <w:rFonts w:ascii="Segoe UI Emoji" w:hAnsi="Segoe UI Emoji" w:cs="Segoe UI Emoji"/>
+          <w:b/>
+          <w:bCs/>
+        </w:rPr>
+        <w:lastRenderedPageBreak/>
         <w:t>✅</w:t>
       </w:r>
       <w:r>
@@ -3958,6 +5493,7 @@
         </w:rPr>
         <w:t xml:space="preserve">Unknown user-defined function </w:t>
       </w:r>
+      <w:proofErr w:type="gramStart"/>
       <w:r>
         <w:rPr>
           <w:rFonts w:cstheme="minorHAnsi"/>
@@ -3966,6 +5502,7 @@
         </w:rPr>
         <w:t>SNOWFLAKE.CORTEX.SUMMARIZE</w:t>
       </w:r>
+      <w:proofErr w:type="gramEnd"/>
     </w:p>
     <w:p>
       <w:pPr>
@@ -4130,7 +5667,25 @@
           <w:b/>
           <w:bCs/>
         </w:rPr>
-        <w:t>SELECT SNOWFLAKE.CORTEX.SUMMARIZE('your input text') AS result;</w:t>
+        <w:t xml:space="preserve">SELECT </w:t>
+      </w:r>
+      <w:proofErr w:type="gramStart"/>
+      <w:r>
+        <w:rPr>
+          <w:rFonts w:cstheme="minorHAnsi"/>
+          <w:b/>
+          <w:bCs/>
+        </w:rPr>
+        <w:t>SNOWFLAKE.CORTEX.SUMMARIZE</w:t>
+      </w:r>
+      <w:proofErr w:type="gramEnd"/>
+      <w:r>
+        <w:rPr>
+          <w:rFonts w:cstheme="minorHAnsi"/>
+          <w:b/>
+          <w:bCs/>
+        </w:rPr>
+        <w:t>('your input text') AS result;</w:t>
       </w:r>
     </w:p>
     <w:p>
@@ -4311,7 +5866,6 @@
         <w:rPr>
           <w:rFonts w:cstheme="minorHAnsi"/>
         </w:rPr>
-        <w:lastRenderedPageBreak/>
         <w:pict w14:anchorId="19BD897E">
           <v:rect id="_x0000_i1170" style="width:0;height:1.5pt" o:hralign="center" o:hrstd="t" o:hr="t" fillcolor="#a0a0a0" stroked="f"/>
         </w:pict>
@@ -4506,23 +6060,78 @@
           <w:b/>
           <w:bCs/>
         </w:rPr>
-        <w:t xml:space="preserve">    SELECT SNOWFLAKE.CORTEX.SUMMARIZE($${selected_transcript}$$) AS summary</w:t>
-      </w:r>
-    </w:p>
-    <w:p>
-      <w:pPr>
-        <w:rPr>
-          <w:rFonts w:cstheme="minorHAnsi"/>
-          <w:b/>
-          <w:bCs/>
-        </w:rPr>
-      </w:pPr>
-      <w:r>
-        <w:rPr>
-          <w:rFonts w:cstheme="minorHAnsi"/>
-          <w:b/>
-          <w:bCs/>
-        </w:rPr>
+        <w:t xml:space="preserve">    SELECT </w:t>
+      </w:r>
+      <w:proofErr w:type="gramStart"/>
+      <w:r>
+        <w:rPr>
+          <w:rFonts w:cstheme="minorHAnsi"/>
+          <w:b/>
+          <w:bCs/>
+        </w:rPr>
+        <w:t>SNOWFLAKE.CORTEX.SUMMARIZE</w:t>
+      </w:r>
+      <w:proofErr w:type="gramEnd"/>
+      <w:r>
+        <w:rPr>
+          <w:rFonts w:cstheme="minorHAnsi"/>
+          <w:b/>
+          <w:bCs/>
+        </w:rPr>
+        <w:t>($${</w:t>
+      </w:r>
+      <w:proofErr w:type="spellStart"/>
+      <w:r>
+        <w:rPr>
+          <w:rFonts w:cstheme="minorHAnsi"/>
+          <w:b/>
+          <w:bCs/>
+        </w:rPr>
+        <w:t>selected_</w:t>
+      </w:r>
+      <w:proofErr w:type="gramStart"/>
+      <w:r>
+        <w:rPr>
+          <w:rFonts w:cstheme="minorHAnsi"/>
+          <w:b/>
+          <w:bCs/>
+        </w:rPr>
+        <w:t>transcript</w:t>
+      </w:r>
+      <w:proofErr w:type="spellEnd"/>
+      <w:r>
+        <w:rPr>
+          <w:rFonts w:cstheme="minorHAnsi"/>
+          <w:b/>
+          <w:bCs/>
+        </w:rPr>
+        <w:t>}$</w:t>
+      </w:r>
+      <w:proofErr w:type="gramEnd"/>
+      <w:r>
+        <w:rPr>
+          <w:rFonts w:cstheme="minorHAnsi"/>
+          <w:b/>
+          <w:bCs/>
+        </w:rPr>
+        <w:t>$) AS summary</w:t>
+      </w:r>
+    </w:p>
+    <w:p>
+      <w:pPr>
+        <w:rPr>
+          <w:rFonts w:cstheme="minorHAnsi"/>
+          <w:b/>
+          <w:bCs/>
+        </w:rPr>
+      </w:pPr>
+      <w:r>
+        <w:rPr>
+          <w:rFonts w:cstheme="minorHAnsi"/>
+          <w:b/>
+          <w:bCs/>
+        </w:rPr>
+        <w:lastRenderedPageBreak/>
         <w:t>"""</w:t>
       </w:r>
     </w:p>
@@ -4538,7 +6147,43 @@
           <w:b/>
           <w:bCs/>
         </w:rPr>
-        <w:t>result = session.sql(query).collect()</w:t>
+        <w:t xml:space="preserve">result = </w:t>
+      </w:r>
+      <w:proofErr w:type="spellStart"/>
+      <w:r>
+        <w:rPr>
+          <w:rFonts w:cstheme="minorHAnsi"/>
+          <w:b/>
+          <w:bCs/>
+        </w:rPr>
+        <w:t>session.sql</w:t>
+      </w:r>
+      <w:proofErr w:type="spellEnd"/>
+      <w:r>
+        <w:rPr>
+          <w:rFonts w:cstheme="minorHAnsi"/>
+          <w:b/>
+          <w:bCs/>
+        </w:rPr>
+        <w:t>(query</w:t>
+      </w:r>
+      <w:proofErr w:type="gramStart"/>
+      <w:r>
+        <w:rPr>
+          <w:rFonts w:cstheme="minorHAnsi"/>
+          <w:b/>
+          <w:bCs/>
+        </w:rPr>
+        <w:t>).collect</w:t>
+      </w:r>
+      <w:proofErr w:type="gramEnd"/>
+      <w:r>
+        <w:rPr>
+          <w:rFonts w:cstheme="minorHAnsi"/>
+          <w:b/>
+          <w:bCs/>
+        </w:rPr>
+        <w:t>()</w:t>
       </w:r>
     </w:p>
     <w:p>
@@ -4589,6 +6234,8 @@
           <w:bCs/>
         </w:rPr>
       </w:pPr>
+      <w:proofErr w:type="spellStart"/>
+      <w:proofErr w:type="gramStart"/>
       <w:r>
         <w:rPr>
           <w:rFonts w:cstheme="minorHAnsi"/>
@@ -4601,7 +6248,15 @@
         <w:rPr>
           <w:rFonts w:cstheme="minorHAnsi"/>
         </w:rPr>
-        <w:t xml:space="preserve">:Invalid model name: </w:t>
+        <w:t>:Invalid</w:t>
+      </w:r>
+      <w:proofErr w:type="spellEnd"/>
+      <w:proofErr w:type="gramEnd"/>
+      <w:r>
+        <w:rPr>
+          <w:rFonts w:cstheme="minorHAnsi"/>
+        </w:rPr>
+        <w:t xml:space="preserve"> model name: </w:t>
       </w:r>
       <w:r>
         <w:rPr>
@@ -4681,7 +6336,43 @@
           <w:b/>
           <w:bCs/>
         </w:rPr>
-        <w:t>SELECT * FROM SNOWFLAKE.CORTEX.LIST_MODELS();</w:t>
+        <w:t xml:space="preserve">SELECT * FROM </w:t>
+      </w:r>
+      <w:proofErr w:type="gramStart"/>
+      <w:r>
+        <w:rPr>
+          <w:rFonts w:cstheme="minorHAnsi"/>
+          <w:b/>
+          <w:bCs/>
+        </w:rPr>
+        <w:t>SNOWFLAKE.CORTEX.LIST</w:t>
+      </w:r>
+      <w:proofErr w:type="gramEnd"/>
+      <w:r>
+        <w:rPr>
+          <w:rFonts w:cstheme="minorHAnsi"/>
+          <w:b/>
+          <w:bCs/>
+        </w:rPr>
+        <w:t>_</w:t>
+      </w:r>
+      <w:proofErr w:type="gramStart"/>
+      <w:r>
+        <w:rPr>
+          <w:rFonts w:cstheme="minorHAnsi"/>
+          <w:b/>
+          <w:bCs/>
+        </w:rPr>
+        <w:t>MODELS(</w:t>
+      </w:r>
+      <w:proofErr w:type="gramEnd"/>
+      <w:r>
+        <w:rPr>
+          <w:rFonts w:cstheme="minorHAnsi"/>
+          <w:b/>
+          <w:bCs/>
+        </w:rPr>
+        <w:t>);</w:t>
       </w:r>
     </w:p>
     <w:p>
@@ -4745,11 +6436,19 @@
           <w:rFonts w:cstheme="minorHAnsi"/>
         </w:rPr>
       </w:pPr>
-      <w:r>
-        <w:rPr>
-          <w:rFonts w:cstheme="minorHAnsi"/>
-        </w:rPr>
-        <w:t>anthropic.claude-v1</w:t>
+      <w:proofErr w:type="gramStart"/>
+      <w:r>
+        <w:rPr>
+          <w:rFonts w:cstheme="minorHAnsi"/>
+        </w:rPr>
+        <w:t>anthropic.claude</w:t>
+      </w:r>
+      <w:proofErr w:type="gramEnd"/>
+      <w:r>
+        <w:rPr>
+          <w:rFonts w:cstheme="minorHAnsi"/>
+        </w:rPr>
+        <w:t>-v1</w:t>
       </w:r>
     </w:p>
     <w:p>
@@ -4861,7 +6560,37 @@
         <w:rPr>
           <w:rFonts w:cstheme="minorHAnsi"/>
         </w:rPr>
-        <w:t>Use SUBSTR() in SQL or .str.slice() in pandas to reduce length</w:t>
+        <w:t xml:space="preserve">Use </w:t>
+      </w:r>
+      <w:proofErr w:type="gramStart"/>
+      <w:r>
+        <w:rPr>
+          <w:rFonts w:cstheme="minorHAnsi"/>
+        </w:rPr>
+        <w:t>SUBSTR(</w:t>
+      </w:r>
+      <w:proofErr w:type="gramEnd"/>
+      <w:r>
+        <w:rPr>
+          <w:rFonts w:cstheme="minorHAnsi"/>
+        </w:rPr>
+        <w:t>) in SQL or .</w:t>
+      </w:r>
+      <w:proofErr w:type="spellStart"/>
+      <w:proofErr w:type="gramStart"/>
+      <w:r>
+        <w:rPr>
+          <w:rFonts w:cstheme="minorHAnsi"/>
+        </w:rPr>
+        <w:t>str.slice</w:t>
+      </w:r>
+      <w:proofErr w:type="spellEnd"/>
+      <w:proofErr w:type="gramEnd"/>
+      <w:r>
+        <w:rPr>
+          <w:rFonts w:cstheme="minorHAnsi"/>
+        </w:rPr>
+        <w:t>() in pandas to reduce length</w:t>
       </w:r>
     </w:p>
     <w:p>
@@ -4878,7 +6607,6 @@
         <w:rPr>
           <w:rFonts w:cstheme="minorHAnsi"/>
         </w:rPr>
-        <w:lastRenderedPageBreak/>
         <w:t>Summarize large text before feeding it to other functions</w:t>
       </w:r>
     </w:p>
@@ -4953,7 +6681,21 @@
         <w:rPr>
           <w:rFonts w:cstheme="minorHAnsi"/>
         </w:rPr>
-        <w:t>Unknown function SNOWFLAKE.CORTEX.ESTIMATE_TOKENS</w:t>
+        <w:t xml:space="preserve">Unknown function </w:t>
+      </w:r>
+      <w:proofErr w:type="gramStart"/>
+      <w:r>
+        <w:rPr>
+          <w:rFonts w:cstheme="minorHAnsi"/>
+        </w:rPr>
+        <w:t>SNOWFLAKE.CORTEX.ESTIMATE</w:t>
+      </w:r>
+      <w:proofErr w:type="gramEnd"/>
+      <w:r>
+        <w:rPr>
+          <w:rFonts w:cstheme="minorHAnsi"/>
+        </w:rPr>
+        <w:t>_TOKENS</w:t>
       </w:r>
     </w:p>
     <w:p>
@@ -5025,19 +6767,28 @@
         <w:rPr>
           <w:rFonts w:cstheme="minorHAnsi"/>
         </w:rPr>
-        <w:t>For now, use an external estimator like Python + tiktoken</w:t>
-      </w:r>
-    </w:p>
-    <w:p>
-      <w:pPr>
-        <w:rPr>
-          <w:rFonts w:cstheme="minorHAnsi"/>
-        </w:rPr>
-      </w:pPr>
-      <w:r>
-        <w:rPr>
-          <w:rFonts w:cstheme="minorHAnsi"/>
-        </w:rPr>
+        <w:t xml:space="preserve">For now, use an external estimator like Python + </w:t>
+      </w:r>
+      <w:proofErr w:type="spellStart"/>
+      <w:r>
+        <w:rPr>
+          <w:rFonts w:cstheme="minorHAnsi"/>
+        </w:rPr>
+        <w:t>tiktoken</w:t>
+      </w:r>
+      <w:proofErr w:type="spellEnd"/>
+    </w:p>
+    <w:p>
+      <w:pPr>
+        <w:rPr>
+          <w:rFonts w:cstheme="minorHAnsi"/>
+        </w:rPr>
+      </w:pPr>
+      <w:r>
+        <w:rPr>
+          <w:rFonts w:cstheme="minorHAnsi"/>
+        </w:rPr>
+        <w:lastRenderedPageBreak/>
         <w:pict w14:anchorId="0A76F85E">
           <v:rect id="_x0000_i1174" style="width:0;height:1.5pt" o:hralign="center" o:hrstd="t" o:hr="t" fillcolor="#a0a0a0" stroked="f"/>
         </w:pict>
@@ -5065,7 +6816,25 @@
           <w:b/>
           <w:bCs/>
         </w:rPr>
-        <w:t xml:space="preserve"> 7. Streamlit Runtime Issues (Snowflake Native App)</w:t>
+        <w:t xml:space="preserve"> 7. </w:t>
+      </w:r>
+      <w:proofErr w:type="spellStart"/>
+      <w:r>
+        <w:rPr>
+          <w:rFonts w:cstheme="minorHAnsi"/>
+          <w:b/>
+          <w:bCs/>
+        </w:rPr>
+        <w:t>Streamlit</w:t>
+      </w:r>
+      <w:proofErr w:type="spellEnd"/>
+      <w:r>
+        <w:rPr>
+          <w:rFonts w:cstheme="minorHAnsi"/>
+          <w:b/>
+          <w:bCs/>
+        </w:rPr>
+        <w:t xml:space="preserve"> Runtime Issues (Snowflake Native App)</w:t>
       </w:r>
     </w:p>
     <w:p>
@@ -5184,7 +6953,35 @@
         <w:rPr>
           <w:rFonts w:cstheme="minorHAnsi"/>
         </w:rPr>
-        <w:t xml:space="preserve">    result = session.sql(query).collect()</w:t>
+        <w:t xml:space="preserve">    result = </w:t>
+      </w:r>
+      <w:proofErr w:type="spellStart"/>
+      <w:r>
+        <w:rPr>
+          <w:rFonts w:cstheme="minorHAnsi"/>
+        </w:rPr>
+        <w:t>session.sql</w:t>
+      </w:r>
+      <w:proofErr w:type="spellEnd"/>
+      <w:r>
+        <w:rPr>
+          <w:rFonts w:cstheme="minorHAnsi"/>
+        </w:rPr>
+        <w:t>(query</w:t>
+      </w:r>
+      <w:proofErr w:type="gramStart"/>
+      <w:r>
+        <w:rPr>
+          <w:rFonts w:cstheme="minorHAnsi"/>
+        </w:rPr>
+        <w:t>).collect</w:t>
+      </w:r>
+      <w:proofErr w:type="gramEnd"/>
+      <w:r>
+        <w:rPr>
+          <w:rFonts w:cstheme="minorHAnsi"/>
+        </w:rPr>
+        <w:t>()</w:t>
       </w:r>
     </w:p>
     <w:p>
@@ -5210,7 +7007,37 @@
         <w:rPr>
           <w:rFonts w:cstheme="minorHAnsi"/>
         </w:rPr>
-        <w:t xml:space="preserve">    st.error(f"Error: {str(e)}")</w:t>
+        <w:t xml:space="preserve">    </w:t>
+      </w:r>
+      <w:proofErr w:type="spellStart"/>
+      <w:proofErr w:type="gramStart"/>
+      <w:r>
+        <w:rPr>
+          <w:rFonts w:cstheme="minorHAnsi"/>
+        </w:rPr>
+        <w:t>st.error</w:t>
+      </w:r>
+      <w:proofErr w:type="spellEnd"/>
+      <w:proofErr w:type="gramEnd"/>
+      <w:r>
+        <w:rPr>
+          <w:rFonts w:cstheme="minorHAnsi"/>
+        </w:rPr>
+        <w:t>(</w:t>
+      </w:r>
+      <w:proofErr w:type="spellStart"/>
+      <w:r>
+        <w:rPr>
+          <w:rFonts w:cstheme="minorHAnsi"/>
+        </w:rPr>
+        <w:t>f"Error</w:t>
+      </w:r>
+      <w:proofErr w:type="spellEnd"/>
+      <w:r>
+        <w:rPr>
+          <w:rFonts w:cstheme="minorHAnsi"/>
+        </w:rPr>
+        <w:t>: {str(e)}")</w:t>
       </w:r>
     </w:p>
     <w:p>
@@ -5496,8 +7323,16 @@
               <w:rPr>
                 <w:rFonts w:cstheme="minorHAnsi"/>
               </w:rPr>
-              <w:t>Use try/except to catch runtime errors in Streamlit</w:t>
+              <w:t xml:space="preserve">Use try/except to catch runtime errors in </w:t>
             </w:r>
+            <w:proofErr w:type="spellStart"/>
+            <w:r>
+              <w:rPr>
+                <w:rFonts w:cstheme="minorHAnsi"/>
+              </w:rPr>
+              <w:t>Streamlit</w:t>
+            </w:r>
+            <w:proofErr w:type="spellEnd"/>
           </w:p>
         </w:tc>
       </w:tr>
@@ -5522,7 +7357,6 @@
               <w:rPr>
                 <w:rFonts w:cstheme="minorHAnsi"/>
               </w:rPr>
-              <w:lastRenderedPageBreak/>
               <w:t>4</w:t>
             </w:r>
           </w:p>
@@ -5543,7 +7377,23 @@
               <w:rPr>
                 <w:rFonts w:cstheme="minorHAnsi"/>
               </w:rPr>
-              <w:t>Log or print debug messages (st.write(...))</w:t>
+              <w:t>Log or print debug messages (</w:t>
+            </w:r>
+            <w:proofErr w:type="spellStart"/>
+            <w:proofErr w:type="gramStart"/>
+            <w:r>
+              <w:rPr>
+                <w:rFonts w:cstheme="minorHAnsi"/>
+              </w:rPr>
+              <w:t>st.write</w:t>
+            </w:r>
+            <w:proofErr w:type="spellEnd"/>
+            <w:proofErr w:type="gramEnd"/>
+            <w:r>
+              <w:rPr>
+                <w:rFonts w:cstheme="minorHAnsi"/>
+              </w:rPr>
+              <w:t>(...))</w:t>
             </w:r>
           </w:p>
         </w:tc>
@@ -5692,7 +7542,25 @@
           <w:b/>
           <w:bCs/>
         </w:rPr>
-        <w:t xml:space="preserve"> Cost Components of Streamlit in Snowflake</w:t>
+        <w:t xml:space="preserve"> Cost Components of </w:t>
+      </w:r>
+      <w:proofErr w:type="spellStart"/>
+      <w:r>
+        <w:rPr>
+          <w:rFonts w:cstheme="minorHAnsi"/>
+          <w:b/>
+          <w:bCs/>
+        </w:rPr>
+        <w:t>Streamlit</w:t>
+      </w:r>
+      <w:proofErr w:type="spellEnd"/>
+      <w:r>
+        <w:rPr>
+          <w:rFonts w:cstheme="minorHAnsi"/>
+          <w:b/>
+          <w:bCs/>
+        </w:rPr>
+        <w:t xml:space="preserve"> in Snowflake</w:t>
       </w:r>
     </w:p>
     <w:p>
@@ -5728,7 +7596,21 @@
         <w:rPr>
           <w:rFonts w:cstheme="minorHAnsi"/>
         </w:rPr>
-        <w:t xml:space="preserve">Each Streamlit app requires a </w:t>
+        <w:t xml:space="preserve">Each </w:t>
+      </w:r>
+      <w:proofErr w:type="spellStart"/>
+      <w:r>
+        <w:rPr>
+          <w:rFonts w:cstheme="minorHAnsi"/>
+        </w:rPr>
+        <w:t>Streamlit</w:t>
+      </w:r>
+      <w:proofErr w:type="spellEnd"/>
+      <w:r>
+        <w:rPr>
+          <w:rFonts w:cstheme="minorHAnsi"/>
+        </w:rPr>
+        <w:t xml:space="preserve"> app requires a </w:t>
       </w:r>
       <w:r>
         <w:rPr>
@@ -5759,6 +7641,7 @@
         <w:rPr>
           <w:rFonts w:cstheme="minorHAnsi"/>
         </w:rPr>
+        <w:lastRenderedPageBreak/>
         <w:t>The warehouse remains active as long as the app's WebSocket connection is open, which typically stays alive for about 15 minutes after the last user interaction.</w:t>
       </w:r>
     </w:p>
@@ -5838,7 +7721,21 @@
         <w:rPr>
           <w:rFonts w:cstheme="minorHAnsi"/>
         </w:rPr>
-        <w:t xml:space="preserve">If your Streamlit app utilizes </w:t>
+        <w:t xml:space="preserve">If your </w:t>
+      </w:r>
+      <w:proofErr w:type="spellStart"/>
+      <w:r>
+        <w:rPr>
+          <w:rFonts w:cstheme="minorHAnsi"/>
+        </w:rPr>
+        <w:t>Streamlit</w:t>
+      </w:r>
+      <w:proofErr w:type="spellEnd"/>
+      <w:r>
+        <w:rPr>
+          <w:rFonts w:cstheme="minorHAnsi"/>
+        </w:rPr>
+        <w:t xml:space="preserve"> app utilizes </w:t>
       </w:r>
       <w:r>
         <w:rPr>
@@ -5995,7 +7892,6 @@
           <w:b/>
           <w:bCs/>
         </w:rPr>
-        <w:lastRenderedPageBreak/>
         <w:t>🧠</w:t>
       </w:r>
       <w:r>
@@ -6029,7 +7925,14 @@
         <w:rPr>
           <w:rFonts w:cstheme="minorHAnsi"/>
         </w:rPr>
-        <w:t>: Select a warehouse size that matches your app's workload. For development or low-traffic apps, smaller warehouses (e.g., X-Small or Small) can be more cost-effective.</w:t>
+        <w:t>: Select a warehouse size that matches your app's workload. For development or low-traffic apps, smaller warehouses (e.g., X-Small or Small) can be more cost-</w:t>
+      </w:r>
+      <w:proofErr w:type="spellStart"/>
+      <w:r>
+        <w:rPr>
+          <w:rFonts w:cstheme="minorHAnsi"/>
+        </w:rPr>
+        <w:t>effective.</w:t>
       </w:r>
       <w:hyperlink r:id="rId27" w:tgtFrame="_blank" w:history="1">
         <w:r>
@@ -6039,6 +7942,7 @@
           </w:rPr>
           <w:t>Snowflake</w:t>
         </w:r>
+        <w:proofErr w:type="spellEnd"/>
       </w:hyperlink>
     </w:p>
     <w:p>
@@ -6126,7 +8030,22 @@
         <w:rPr>
           <w:rFonts w:cstheme="minorHAnsi"/>
         </w:rPr>
-        <w:t>By understanding these components and implementing cost-saving strategies, you can effectively manage expenses associated with running Streamlit apps in Snowflake.</w:t>
+        <w:lastRenderedPageBreak/>
+        <w:t xml:space="preserve">By understanding these components and implementing cost-saving strategies, you can effectively manage expenses associated with running </w:t>
+      </w:r>
+      <w:proofErr w:type="spellStart"/>
+      <w:r>
+        <w:rPr>
+          <w:rFonts w:cstheme="minorHAnsi"/>
+        </w:rPr>
+        <w:t>Streamlit</w:t>
+      </w:r>
+      <w:proofErr w:type="spellEnd"/>
+      <w:r>
+        <w:rPr>
+          <w:rFonts w:cstheme="minorHAnsi"/>
+        </w:rPr>
+        <w:t xml:space="preserve"> apps in Snowflake.</w:t>
       </w:r>
     </w:p>
     <w:p>
@@ -6166,7 +8085,23 @@
           <w:b/>
           <w:bCs/>
         </w:rPr>
-        <w:t xml:space="preserve"> Snowflake Cortex – Cost Factors for AI Functions (in Our Streamlit App)</w:t>
+        <w:t xml:space="preserve"> Snowflake Cortex – Cost Factors for AI Functions (in Our </w:t>
+      </w:r>
+      <w:proofErr w:type="spellStart"/>
+      <w:r>
+        <w:rPr>
+          <w:b/>
+          <w:bCs/>
+        </w:rPr>
+        <w:t>Streamlit</w:t>
+      </w:r>
+      <w:proofErr w:type="spellEnd"/>
+      <w:r>
+        <w:rPr>
+          <w:b/>
+          <w:bCs/>
+        </w:rPr>
+        <w:t xml:space="preserve"> App)</w:t>
       </w:r>
     </w:p>
     <w:p>
@@ -6312,8 +8247,17 @@
           <w:b/>
           <w:bCs/>
         </w:rPr>
-        <w:t xml:space="preserve"> AI Functions We Used and Their Cost Behavior</w:t>
-      </w:r>
+        <w:t xml:space="preserve"> AI Functions We Used and Their Cost </w:t>
+      </w:r>
+      <w:proofErr w:type="spellStart"/>
+      <w:r>
+        <w:rPr>
+          <w:b/>
+          <w:bCs/>
+        </w:rPr>
+        <w:t>Behavior</w:t>
+      </w:r>
+      <w:proofErr w:type="spellEnd"/>
     </w:p>
     <w:tbl>
       <w:tblPr>
@@ -6557,7 +8501,6 @@
                 <w:b/>
                 <w:bCs/>
               </w:rPr>
-              <w:lastRenderedPageBreak/>
               <w:t>CLASSIFY_TEXT</w:t>
             </w:r>
           </w:p>
@@ -6774,16 +8717,26 @@
     <w:p>
       <w:pPr>
         <w:rPr>
-          <w:b/>
-          <w:bCs/>
-        </w:rPr>
-      </w:pPr>
-      <w:r>
-        <w:rPr>
           <w:rFonts w:ascii="Segoe UI Emoji" w:hAnsi="Segoe UI Emoji" w:cs="Segoe UI Emoji"/>
           <w:b/>
           <w:bCs/>
         </w:rPr>
+      </w:pPr>
+    </w:p>
+    <w:p>
+      <w:pPr>
+        <w:rPr>
+          <w:b/>
+          <w:bCs/>
+        </w:rPr>
+      </w:pPr>
+      <w:r>
+        <w:rPr>
+          <w:rFonts w:ascii="Segoe UI Emoji" w:hAnsi="Segoe UI Emoji" w:cs="Segoe UI Emoji"/>
+          <w:b/>
+          <w:bCs/>
+        </w:rPr>
+        <w:lastRenderedPageBreak/>
         <w:t>🔍</w:t>
       </w:r>
       <w:r>
@@ -6810,6 +8763,7 @@
       <w:r>
         <w:t xml:space="preserve"> </w:t>
       </w:r>
+      <w:proofErr w:type="gramStart"/>
       <w:r>
         <w:rPr>
           <w:b/>
@@ -6817,6 +8771,7 @@
         </w:rPr>
         <w:t>Pre-clean</w:t>
       </w:r>
+      <w:proofErr w:type="gramEnd"/>
       <w:r>
         <w:t xml:space="preserve"> the input text (remove noise, irrelevant content).</w:t>
       </w:r>
@@ -6889,7 +8844,15 @@
         <w:t>📦</w:t>
       </w:r>
       <w:r>
-        <w:t xml:space="preserve"> Cache results of calls in Streamlit to avoid repeated calls.</w:t>
+        <w:t xml:space="preserve"> Cache results of calls in </w:t>
+      </w:r>
+      <w:proofErr w:type="spellStart"/>
+      <w:r>
+        <w:t>Streamlit</w:t>
+      </w:r>
+      <w:proofErr w:type="spellEnd"/>
+      <w:r>
+        <w:t xml:space="preserve"> to avoid repeated calls.</w:t>
       </w:r>
     </w:p>
     <w:p>
@@ -7027,7 +8990,15 @@
           </w:tcPr>
           <w:p>
             <w:r>
-              <w:t>Using SUMMARIZE() on large call transcripts</w:t>
+              <w:t xml:space="preserve">Using </w:t>
+            </w:r>
+            <w:proofErr w:type="gramStart"/>
+            <w:r>
+              <w:t>SUMMARIZE(</w:t>
+            </w:r>
+            <w:proofErr w:type="gramEnd"/>
+            <w:r>
+              <w:t>) on large call transcripts</w:t>
             </w:r>
           </w:p>
         </w:tc>
@@ -7062,7 +9033,23 @@
           </w:tcPr>
           <w:p>
             <w:r>
-              <w:t>Calling SENTIMENT() or CLASSIFY_TEXT()</w:t>
+              <w:t xml:space="preserve">Calling </w:t>
+            </w:r>
+            <w:proofErr w:type="gramStart"/>
+            <w:r>
+              <w:t>SENTIMENT(</w:t>
+            </w:r>
+            <w:proofErr w:type="gramEnd"/>
+            <w:r>
+              <w:t>) or CLASSIFY_</w:t>
+            </w:r>
+            <w:proofErr w:type="gramStart"/>
+            <w:r>
+              <w:t>TEXT(</w:t>
+            </w:r>
+            <w:proofErr w:type="gramEnd"/>
+            <w:r>
+              <w:t>)</w:t>
             </w:r>
           </w:p>
         </w:tc>
@@ -7097,7 +9084,15 @@
           </w:tcPr>
           <w:p>
             <w:r>
-              <w:t>Adding TRANSLATE() for multilingual support</w:t>
+              <w:t xml:space="preserve">Adding </w:t>
+            </w:r>
+            <w:proofErr w:type="gramStart"/>
+            <w:r>
+              <w:t>TRANSLATE(</w:t>
+            </w:r>
+            <w:proofErr w:type="gramEnd"/>
+            <w:r>
+              <w:t>) for multilingual support</w:t>
             </w:r>
           </w:p>
         </w:tc>
@@ -7543,8 +9538,17 @@
         <w:b/>
         <w:bCs/>
       </w:rPr>
-      <w:t>Introduction to Streamlit</w:t>
+      <w:t xml:space="preserve">Introduction to </w:t>
     </w:r>
+    <w:proofErr w:type="spellStart"/>
+    <w:r>
+      <w:rPr>
+        <w:b/>
+        <w:bCs/>
+      </w:rPr>
+      <w:t>Streamlit</w:t>
+    </w:r>
+    <w:proofErr w:type="spellEnd"/>
     <w:r>
       <w:rPr>
         <w:b/>
@@ -7557,14 +9561,30 @@
         <w:b/>
         <w:bCs/>
       </w:rPr>
-      <w:t xml:space="preserve">Snowflake Cortex AI </w:t>
+      <w:t xml:space="preserve">Snowflake Cortex </w:t>
+    </w:r>
+    <w:proofErr w:type="gramStart"/>
+    <w:r>
+      <w:rPr>
+        <w:b/>
+        <w:bCs/>
+      </w:rPr>
+      <w:t xml:space="preserve">AI </w:t>
     </w:r>
     <w:r>
       <w:rPr>
         <w:b/>
         <w:bCs/>
       </w:rPr>
-      <w:t xml:space="preserve"> – A Beginner’s Guide</w:t>
+      <w:t xml:space="preserve"> –</w:t>
+    </w:r>
+    <w:proofErr w:type="gramEnd"/>
+    <w:r>
+      <w:rPr>
+        <w:b/>
+        <w:bCs/>
+      </w:rPr>
+      <w:t xml:space="preserve"> A Beginner’s Guide</w:t>
     </w:r>
   </w:p>
 </w:hdr>
@@ -8066,6 +10086,155 @@
     </w:lvl>
   </w:abstractNum>
   <w:abstractNum w:abstractNumId="3" w15:restartNumberingAfterBreak="0">
+    <w:nsid w:val="0B3E7048"/>
+    <w:multiLevelType w:val="multilevel"/>
+    <w:tmpl w:val="98A8ED96"/>
+    <w:lvl w:ilvl="0">
+      <w:start w:val="1"/>
+      <w:numFmt w:val="bullet"/>
+      <w:lvlText w:val=""/>
+      <w:lvlJc w:val="left"/>
+      <w:pPr>
+        <w:tabs>
+          <w:tab w:val="num" w:pos="720"/>
+        </w:tabs>
+        <w:ind w:left="720" w:hanging="360"/>
+      </w:pPr>
+      <w:rPr>
+        <w:rFonts w:ascii="Symbol" w:hAnsi="Symbol" w:hint="default"/>
+        <w:sz w:val="20"/>
+      </w:rPr>
+    </w:lvl>
+    <w:lvl w:ilvl="1" w:tentative="1">
+      <w:start w:val="1"/>
+      <w:numFmt w:val="bullet"/>
+      <w:lvlText w:val="o"/>
+      <w:lvlJc w:val="left"/>
+      <w:pPr>
+        <w:tabs>
+          <w:tab w:val="num" w:pos="1440"/>
+        </w:tabs>
+        <w:ind w:left="1440" w:hanging="360"/>
+      </w:pPr>
+      <w:rPr>
+        <w:rFonts w:ascii="Courier New" w:hAnsi="Courier New" w:hint="default"/>
+        <w:sz w:val="20"/>
+      </w:rPr>
+    </w:lvl>
+    <w:lvl w:ilvl="2" w:tentative="1">
+      <w:start w:val="1"/>
+      <w:numFmt w:val="bullet"/>
+      <w:lvlText w:val=""/>
+      <w:lvlJc w:val="left"/>
+      <w:pPr>
+        <w:tabs>
+          <w:tab w:val="num" w:pos="2160"/>
+        </w:tabs>
+        <w:ind w:left="2160" w:hanging="360"/>
+      </w:pPr>
+      <w:rPr>
+        <w:rFonts w:ascii="Wingdings" w:hAnsi="Wingdings" w:hint="default"/>
+        <w:sz w:val="20"/>
+      </w:rPr>
+    </w:lvl>
+    <w:lvl w:ilvl="3" w:tentative="1">
+      <w:start w:val="1"/>
+      <w:numFmt w:val="bullet"/>
+      <w:lvlText w:val=""/>
+      <w:lvlJc w:val="left"/>
+      <w:pPr>
+        <w:tabs>
+          <w:tab w:val="num" w:pos="2880"/>
+        </w:tabs>
+        <w:ind w:left="2880" w:hanging="360"/>
+      </w:pPr>
+      <w:rPr>
+        <w:rFonts w:ascii="Wingdings" w:hAnsi="Wingdings" w:hint="default"/>
+        <w:sz w:val="20"/>
+      </w:rPr>
+    </w:lvl>
+    <w:lvl w:ilvl="4" w:tentative="1">
+      <w:start w:val="1"/>
+      <w:numFmt w:val="bullet"/>
+      <w:lvlText w:val=""/>
+      <w:lvlJc w:val="left"/>
+      <w:pPr>
+        <w:tabs>
+          <w:tab w:val="num" w:pos="3600"/>
+        </w:tabs>
+        <w:ind w:left="3600" w:hanging="360"/>
+      </w:pPr>
+      <w:rPr>
+        <w:rFonts w:ascii="Wingdings" w:hAnsi="Wingdings" w:hint="default"/>
+        <w:sz w:val="20"/>
+      </w:rPr>
+    </w:lvl>
+    <w:lvl w:ilvl="5" w:tentative="1">
+      <w:start w:val="1"/>
+      <w:numFmt w:val="bullet"/>
+      <w:lvlText w:val=""/>
+      <w:lvlJc w:val="left"/>
+      <w:pPr>
+        <w:tabs>
+          <w:tab w:val="num" w:pos="4320"/>
+        </w:tabs>
+        <w:ind w:left="4320" w:hanging="360"/>
+      </w:pPr>
+      <w:rPr>
+        <w:rFonts w:ascii="Wingdings" w:hAnsi="Wingdings" w:hint="default"/>
+        <w:sz w:val="20"/>
+      </w:rPr>
+    </w:lvl>
+    <w:lvl w:ilvl="6" w:tentative="1">
+      <w:start w:val="1"/>
+      <w:numFmt w:val="bullet"/>
+      <w:lvlText w:val=""/>
+      <w:lvlJc w:val="left"/>
+      <w:pPr>
+        <w:tabs>
+          <w:tab w:val="num" w:pos="5040"/>
+        </w:tabs>
+        <w:ind w:left="5040" w:hanging="360"/>
+      </w:pPr>
+      <w:rPr>
+        <w:rFonts w:ascii="Wingdings" w:hAnsi="Wingdings" w:hint="default"/>
+        <w:sz w:val="20"/>
+      </w:rPr>
+    </w:lvl>
+    <w:lvl w:ilvl="7" w:tentative="1">
+      <w:start w:val="1"/>
+      <w:numFmt w:val="bullet"/>
+      <w:lvlText w:val=""/>
+      <w:lvlJc w:val="left"/>
+      <w:pPr>
+        <w:tabs>
+          <w:tab w:val="num" w:pos="5760"/>
+        </w:tabs>
+        <w:ind w:left="5760" w:hanging="360"/>
+      </w:pPr>
+      <w:rPr>
+        <w:rFonts w:ascii="Wingdings" w:hAnsi="Wingdings" w:hint="default"/>
+        <w:sz w:val="20"/>
+      </w:rPr>
+    </w:lvl>
+    <w:lvl w:ilvl="8" w:tentative="1">
+      <w:start w:val="1"/>
+      <w:numFmt w:val="bullet"/>
+      <w:lvlText w:val=""/>
+      <w:lvlJc w:val="left"/>
+      <w:pPr>
+        <w:tabs>
+          <w:tab w:val="num" w:pos="6480"/>
+        </w:tabs>
+        <w:ind w:left="6480" w:hanging="360"/>
+      </w:pPr>
+      <w:rPr>
+        <w:rFonts w:ascii="Wingdings" w:hAnsi="Wingdings" w:hint="default"/>
+        <w:sz w:val="20"/>
+      </w:rPr>
+    </w:lvl>
+  </w:abstractNum>
+  <w:abstractNum w:abstractNumId="4" w15:restartNumberingAfterBreak="0">
     <w:nsid w:val="120F1007"/>
     <w:multiLevelType w:val="multilevel"/>
     <w:tmpl w:val="1448752A"/>
@@ -8214,7 +10383,156 @@
       </w:rPr>
     </w:lvl>
   </w:abstractNum>
-  <w:abstractNum w:abstractNumId="4" w15:restartNumberingAfterBreak="0">
+  <w:abstractNum w:abstractNumId="5" w15:restartNumberingAfterBreak="0">
+    <w:nsid w:val="153D7A89"/>
+    <w:multiLevelType w:val="multilevel"/>
+    <w:tmpl w:val="359AE4EC"/>
+    <w:lvl w:ilvl="0">
+      <w:start w:val="1"/>
+      <w:numFmt w:val="bullet"/>
+      <w:lvlText w:val=""/>
+      <w:lvlJc w:val="left"/>
+      <w:pPr>
+        <w:tabs>
+          <w:tab w:val="num" w:pos="720"/>
+        </w:tabs>
+        <w:ind w:left="720" w:hanging="360"/>
+      </w:pPr>
+      <w:rPr>
+        <w:rFonts w:ascii="Symbol" w:hAnsi="Symbol" w:hint="default"/>
+        <w:sz w:val="20"/>
+      </w:rPr>
+    </w:lvl>
+    <w:lvl w:ilvl="1" w:tentative="1">
+      <w:start w:val="1"/>
+      <w:numFmt w:val="bullet"/>
+      <w:lvlText w:val="o"/>
+      <w:lvlJc w:val="left"/>
+      <w:pPr>
+        <w:tabs>
+          <w:tab w:val="num" w:pos="1440"/>
+        </w:tabs>
+        <w:ind w:left="1440" w:hanging="360"/>
+      </w:pPr>
+      <w:rPr>
+        <w:rFonts w:ascii="Courier New" w:hAnsi="Courier New" w:hint="default"/>
+        <w:sz w:val="20"/>
+      </w:rPr>
+    </w:lvl>
+    <w:lvl w:ilvl="2" w:tentative="1">
+      <w:start w:val="1"/>
+      <w:numFmt w:val="bullet"/>
+      <w:lvlText w:val=""/>
+      <w:lvlJc w:val="left"/>
+      <w:pPr>
+        <w:tabs>
+          <w:tab w:val="num" w:pos="2160"/>
+        </w:tabs>
+        <w:ind w:left="2160" w:hanging="360"/>
+      </w:pPr>
+      <w:rPr>
+        <w:rFonts w:ascii="Wingdings" w:hAnsi="Wingdings" w:hint="default"/>
+        <w:sz w:val="20"/>
+      </w:rPr>
+    </w:lvl>
+    <w:lvl w:ilvl="3" w:tentative="1">
+      <w:start w:val="1"/>
+      <w:numFmt w:val="bullet"/>
+      <w:lvlText w:val=""/>
+      <w:lvlJc w:val="left"/>
+      <w:pPr>
+        <w:tabs>
+          <w:tab w:val="num" w:pos="2880"/>
+        </w:tabs>
+        <w:ind w:left="2880" w:hanging="360"/>
+      </w:pPr>
+      <w:rPr>
+        <w:rFonts w:ascii="Wingdings" w:hAnsi="Wingdings" w:hint="default"/>
+        <w:sz w:val="20"/>
+      </w:rPr>
+    </w:lvl>
+    <w:lvl w:ilvl="4" w:tentative="1">
+      <w:start w:val="1"/>
+      <w:numFmt w:val="bullet"/>
+      <w:lvlText w:val=""/>
+      <w:lvlJc w:val="left"/>
+      <w:pPr>
+        <w:tabs>
+          <w:tab w:val="num" w:pos="3600"/>
+        </w:tabs>
+        <w:ind w:left="3600" w:hanging="360"/>
+      </w:pPr>
+      <w:rPr>
+        <w:rFonts w:ascii="Wingdings" w:hAnsi="Wingdings" w:hint="default"/>
+        <w:sz w:val="20"/>
+      </w:rPr>
+    </w:lvl>
+    <w:lvl w:ilvl="5" w:tentative="1">
+      <w:start w:val="1"/>
+      <w:numFmt w:val="bullet"/>
+      <w:lvlText w:val=""/>
+      <w:lvlJc w:val="left"/>
+      <w:pPr>
+        <w:tabs>
+          <w:tab w:val="num" w:pos="4320"/>
+        </w:tabs>
+        <w:ind w:left="4320" w:hanging="360"/>
+      </w:pPr>
+      <w:rPr>
+        <w:rFonts w:ascii="Wingdings" w:hAnsi="Wingdings" w:hint="default"/>
+        <w:sz w:val="20"/>
+      </w:rPr>
+    </w:lvl>
+    <w:lvl w:ilvl="6" w:tentative="1">
+      <w:start w:val="1"/>
+      <w:numFmt w:val="bullet"/>
+      <w:lvlText w:val=""/>
+      <w:lvlJc w:val="left"/>
+      <w:pPr>
+        <w:tabs>
+          <w:tab w:val="num" w:pos="5040"/>
+        </w:tabs>
+        <w:ind w:left="5040" w:hanging="360"/>
+      </w:pPr>
+      <w:rPr>
+        <w:rFonts w:ascii="Wingdings" w:hAnsi="Wingdings" w:hint="default"/>
+        <w:sz w:val="20"/>
+      </w:rPr>
+    </w:lvl>
+    <w:lvl w:ilvl="7" w:tentative="1">
+      <w:start w:val="1"/>
+      <w:numFmt w:val="bullet"/>
+      <w:lvlText w:val=""/>
+      <w:lvlJc w:val="left"/>
+      <w:pPr>
+        <w:tabs>
+          <w:tab w:val="num" w:pos="5760"/>
+        </w:tabs>
+        <w:ind w:left="5760" w:hanging="360"/>
+      </w:pPr>
+      <w:rPr>
+        <w:rFonts w:ascii="Wingdings" w:hAnsi="Wingdings" w:hint="default"/>
+        <w:sz w:val="20"/>
+      </w:rPr>
+    </w:lvl>
+    <w:lvl w:ilvl="8" w:tentative="1">
+      <w:start w:val="1"/>
+      <w:numFmt w:val="bullet"/>
+      <w:lvlText w:val=""/>
+      <w:lvlJc w:val="left"/>
+      <w:pPr>
+        <w:tabs>
+          <w:tab w:val="num" w:pos="6480"/>
+        </w:tabs>
+        <w:ind w:left="6480" w:hanging="360"/>
+      </w:pPr>
+      <w:rPr>
+        <w:rFonts w:ascii="Wingdings" w:hAnsi="Wingdings" w:hint="default"/>
+        <w:sz w:val="20"/>
+      </w:rPr>
+    </w:lvl>
+  </w:abstractNum>
+  <w:abstractNum w:abstractNumId="6" w15:restartNumberingAfterBreak="0">
     <w:nsid w:val="20062F2C"/>
     <w:multiLevelType w:val="multilevel"/>
     <w:tmpl w:val="C45C9E7C"/>
@@ -8363,7 +10681,7 @@
       </w:rPr>
     </w:lvl>
   </w:abstractNum>
-  <w:abstractNum w:abstractNumId="5" w15:restartNumberingAfterBreak="0">
+  <w:abstractNum w:abstractNumId="7" w15:restartNumberingAfterBreak="0">
     <w:nsid w:val="215D23EC"/>
     <w:multiLevelType w:val="multilevel"/>
     <w:tmpl w:val="A168BA12"/>
@@ -8480,7 +10798,7 @@
       </w:pPr>
     </w:lvl>
   </w:abstractNum>
-  <w:abstractNum w:abstractNumId="6" w15:restartNumberingAfterBreak="0">
+  <w:abstractNum w:abstractNumId="8" w15:restartNumberingAfterBreak="0">
     <w:nsid w:val="245B6420"/>
     <w:multiLevelType w:val="multilevel"/>
     <w:tmpl w:val="B386A23C"/>
@@ -8629,7 +10947,7 @@
       </w:rPr>
     </w:lvl>
   </w:abstractNum>
-  <w:abstractNum w:abstractNumId="7" w15:restartNumberingAfterBreak="0">
+  <w:abstractNum w:abstractNumId="9" w15:restartNumberingAfterBreak="0">
     <w:nsid w:val="25376B8B"/>
     <w:multiLevelType w:val="multilevel"/>
     <w:tmpl w:val="1C44E45C"/>
@@ -8778,7 +11096,156 @@
       </w:rPr>
     </w:lvl>
   </w:abstractNum>
-  <w:abstractNum w:abstractNumId="8" w15:restartNumberingAfterBreak="0">
+  <w:abstractNum w:abstractNumId="10" w15:restartNumberingAfterBreak="0">
+    <w:nsid w:val="2697360D"/>
+    <w:multiLevelType w:val="multilevel"/>
+    <w:tmpl w:val="8276491C"/>
+    <w:lvl w:ilvl="0">
+      <w:start w:val="1"/>
+      <w:numFmt w:val="bullet"/>
+      <w:lvlText w:val=""/>
+      <w:lvlJc w:val="left"/>
+      <w:pPr>
+        <w:tabs>
+          <w:tab w:val="num" w:pos="720"/>
+        </w:tabs>
+        <w:ind w:left="720" w:hanging="360"/>
+      </w:pPr>
+      <w:rPr>
+        <w:rFonts w:ascii="Symbol" w:hAnsi="Symbol" w:hint="default"/>
+        <w:sz w:val="20"/>
+      </w:rPr>
+    </w:lvl>
+    <w:lvl w:ilvl="1" w:tentative="1">
+      <w:start w:val="1"/>
+      <w:numFmt w:val="bullet"/>
+      <w:lvlText w:val="o"/>
+      <w:lvlJc w:val="left"/>
+      <w:pPr>
+        <w:tabs>
+          <w:tab w:val="num" w:pos="1440"/>
+        </w:tabs>
+        <w:ind w:left="1440" w:hanging="360"/>
+      </w:pPr>
+      <w:rPr>
+        <w:rFonts w:ascii="Courier New" w:hAnsi="Courier New" w:hint="default"/>
+        <w:sz w:val="20"/>
+      </w:rPr>
+    </w:lvl>
+    <w:lvl w:ilvl="2" w:tentative="1">
+      <w:start w:val="1"/>
+      <w:numFmt w:val="bullet"/>
+      <w:lvlText w:val=""/>
+      <w:lvlJc w:val="left"/>
+      <w:pPr>
+        <w:tabs>
+          <w:tab w:val="num" w:pos="2160"/>
+        </w:tabs>
+        <w:ind w:left="2160" w:hanging="360"/>
+      </w:pPr>
+      <w:rPr>
+        <w:rFonts w:ascii="Wingdings" w:hAnsi="Wingdings" w:hint="default"/>
+        <w:sz w:val="20"/>
+      </w:rPr>
+    </w:lvl>
+    <w:lvl w:ilvl="3" w:tentative="1">
+      <w:start w:val="1"/>
+      <w:numFmt w:val="bullet"/>
+      <w:lvlText w:val=""/>
+      <w:lvlJc w:val="left"/>
+      <w:pPr>
+        <w:tabs>
+          <w:tab w:val="num" w:pos="2880"/>
+        </w:tabs>
+        <w:ind w:left="2880" w:hanging="360"/>
+      </w:pPr>
+      <w:rPr>
+        <w:rFonts w:ascii="Wingdings" w:hAnsi="Wingdings" w:hint="default"/>
+        <w:sz w:val="20"/>
+      </w:rPr>
+    </w:lvl>
+    <w:lvl w:ilvl="4" w:tentative="1">
+      <w:start w:val="1"/>
+      <w:numFmt w:val="bullet"/>
+      <w:lvlText w:val=""/>
+      <w:lvlJc w:val="left"/>
+      <w:pPr>
+        <w:tabs>
+          <w:tab w:val="num" w:pos="3600"/>
+        </w:tabs>
+        <w:ind w:left="3600" w:hanging="360"/>
+      </w:pPr>
+      <w:rPr>
+        <w:rFonts w:ascii="Wingdings" w:hAnsi="Wingdings" w:hint="default"/>
+        <w:sz w:val="20"/>
+      </w:rPr>
+    </w:lvl>
+    <w:lvl w:ilvl="5" w:tentative="1">
+      <w:start w:val="1"/>
+      <w:numFmt w:val="bullet"/>
+      <w:lvlText w:val=""/>
+      <w:lvlJc w:val="left"/>
+      <w:pPr>
+        <w:tabs>
+          <w:tab w:val="num" w:pos="4320"/>
+        </w:tabs>
+        <w:ind w:left="4320" w:hanging="360"/>
+      </w:pPr>
+      <w:rPr>
+        <w:rFonts w:ascii="Wingdings" w:hAnsi="Wingdings" w:hint="default"/>
+        <w:sz w:val="20"/>
+      </w:rPr>
+    </w:lvl>
+    <w:lvl w:ilvl="6" w:tentative="1">
+      <w:start w:val="1"/>
+      <w:numFmt w:val="bullet"/>
+      <w:lvlText w:val=""/>
+      <w:lvlJc w:val="left"/>
+      <w:pPr>
+        <w:tabs>
+          <w:tab w:val="num" w:pos="5040"/>
+        </w:tabs>
+        <w:ind w:left="5040" w:hanging="360"/>
+      </w:pPr>
+      <w:rPr>
+        <w:rFonts w:ascii="Wingdings" w:hAnsi="Wingdings" w:hint="default"/>
+        <w:sz w:val="20"/>
+      </w:rPr>
+    </w:lvl>
+    <w:lvl w:ilvl="7" w:tentative="1">
+      <w:start w:val="1"/>
+      <w:numFmt w:val="bullet"/>
+      <w:lvlText w:val=""/>
+      <w:lvlJc w:val="left"/>
+      <w:pPr>
+        <w:tabs>
+          <w:tab w:val="num" w:pos="5760"/>
+        </w:tabs>
+        <w:ind w:left="5760" w:hanging="360"/>
+      </w:pPr>
+      <w:rPr>
+        <w:rFonts w:ascii="Wingdings" w:hAnsi="Wingdings" w:hint="default"/>
+        <w:sz w:val="20"/>
+      </w:rPr>
+    </w:lvl>
+    <w:lvl w:ilvl="8" w:tentative="1">
+      <w:start w:val="1"/>
+      <w:numFmt w:val="bullet"/>
+      <w:lvlText w:val=""/>
+      <w:lvlJc w:val="left"/>
+      <w:pPr>
+        <w:tabs>
+          <w:tab w:val="num" w:pos="6480"/>
+        </w:tabs>
+        <w:ind w:left="6480" w:hanging="360"/>
+      </w:pPr>
+      <w:rPr>
+        <w:rFonts w:ascii="Wingdings" w:hAnsi="Wingdings" w:hint="default"/>
+        <w:sz w:val="20"/>
+      </w:rPr>
+    </w:lvl>
+  </w:abstractNum>
+  <w:abstractNum w:abstractNumId="11" w15:restartNumberingAfterBreak="0">
     <w:nsid w:val="27872077"/>
     <w:multiLevelType w:val="multilevel"/>
     <w:tmpl w:val="5C8CC6C6"/>
@@ -8927,7 +11394,7 @@
       </w:rPr>
     </w:lvl>
   </w:abstractNum>
-  <w:abstractNum w:abstractNumId="9" w15:restartNumberingAfterBreak="0">
+  <w:abstractNum w:abstractNumId="12" w15:restartNumberingAfterBreak="0">
     <w:nsid w:val="2907362F"/>
     <w:multiLevelType w:val="multilevel"/>
     <w:tmpl w:val="D6DC3718"/>
@@ -9076,7 +11543,7 @@
       </w:rPr>
     </w:lvl>
   </w:abstractNum>
-  <w:abstractNum w:abstractNumId="10" w15:restartNumberingAfterBreak="0">
+  <w:abstractNum w:abstractNumId="13" w15:restartNumberingAfterBreak="0">
     <w:nsid w:val="29FB3F32"/>
     <w:multiLevelType w:val="multilevel"/>
     <w:tmpl w:val="6524A1A4"/>
@@ -9225,7 +11692,7 @@
       </w:rPr>
     </w:lvl>
   </w:abstractNum>
-  <w:abstractNum w:abstractNumId="11" w15:restartNumberingAfterBreak="0">
+  <w:abstractNum w:abstractNumId="14" w15:restartNumberingAfterBreak="0">
     <w:nsid w:val="2B103EFF"/>
     <w:multiLevelType w:val="multilevel"/>
     <w:tmpl w:val="E6969026"/>
@@ -9374,7 +11841,7 @@
       </w:rPr>
     </w:lvl>
   </w:abstractNum>
-  <w:abstractNum w:abstractNumId="12" w15:restartNumberingAfterBreak="0">
+  <w:abstractNum w:abstractNumId="15" w15:restartNumberingAfterBreak="0">
     <w:nsid w:val="2B255A61"/>
     <w:multiLevelType w:val="multilevel"/>
     <w:tmpl w:val="119E626C"/>
@@ -9523,7 +11990,7 @@
       </w:rPr>
     </w:lvl>
   </w:abstractNum>
-  <w:abstractNum w:abstractNumId="13" w15:restartNumberingAfterBreak="0">
+  <w:abstractNum w:abstractNumId="16" w15:restartNumberingAfterBreak="0">
     <w:nsid w:val="328E28C7"/>
     <w:multiLevelType w:val="multilevel"/>
     <w:tmpl w:val="31E822B6"/>
@@ -9672,7 +12139,7 @@
       </w:rPr>
     </w:lvl>
   </w:abstractNum>
-  <w:abstractNum w:abstractNumId="14" w15:restartNumberingAfterBreak="0">
+  <w:abstractNum w:abstractNumId="17" w15:restartNumberingAfterBreak="0">
     <w:nsid w:val="33BA33F9"/>
     <w:multiLevelType w:val="multilevel"/>
     <w:tmpl w:val="121060F8"/>
@@ -9821,7 +12288,7 @@
       </w:rPr>
     </w:lvl>
   </w:abstractNum>
-  <w:abstractNum w:abstractNumId="15" w15:restartNumberingAfterBreak="0">
+  <w:abstractNum w:abstractNumId="18" w15:restartNumberingAfterBreak="0">
     <w:nsid w:val="3D453D74"/>
     <w:multiLevelType w:val="multilevel"/>
     <w:tmpl w:val="B78E3838"/>
@@ -9970,7 +12437,7 @@
       </w:rPr>
     </w:lvl>
   </w:abstractNum>
-  <w:abstractNum w:abstractNumId="16" w15:restartNumberingAfterBreak="0">
+  <w:abstractNum w:abstractNumId="19" w15:restartNumberingAfterBreak="0">
     <w:nsid w:val="41F92C70"/>
     <w:multiLevelType w:val="multilevel"/>
     <w:tmpl w:val="E9BED714"/>
@@ -10119,7 +12586,7 @@
       </w:rPr>
     </w:lvl>
   </w:abstractNum>
-  <w:abstractNum w:abstractNumId="17" w15:restartNumberingAfterBreak="0">
+  <w:abstractNum w:abstractNumId="20" w15:restartNumberingAfterBreak="0">
     <w:nsid w:val="42A73D56"/>
     <w:multiLevelType w:val="multilevel"/>
     <w:tmpl w:val="AB88EE9A"/>
@@ -10268,7 +12735,7 @@
       </w:rPr>
     </w:lvl>
   </w:abstractNum>
-  <w:abstractNum w:abstractNumId="18" w15:restartNumberingAfterBreak="0">
+  <w:abstractNum w:abstractNumId="21" w15:restartNumberingAfterBreak="0">
     <w:nsid w:val="472C294D"/>
     <w:multiLevelType w:val="multilevel"/>
     <w:tmpl w:val="6A769A58"/>
@@ -10417,7 +12884,7 @@
       </w:rPr>
     </w:lvl>
   </w:abstractNum>
-  <w:abstractNum w:abstractNumId="19" w15:restartNumberingAfterBreak="0">
+  <w:abstractNum w:abstractNumId="22" w15:restartNumberingAfterBreak="0">
     <w:nsid w:val="483D7EB4"/>
     <w:multiLevelType w:val="multilevel"/>
     <w:tmpl w:val="1DC2EDCA"/>
@@ -10566,7 +13033,156 @@
       </w:rPr>
     </w:lvl>
   </w:abstractNum>
-  <w:abstractNum w:abstractNumId="20" w15:restartNumberingAfterBreak="0">
+  <w:abstractNum w:abstractNumId="23" w15:restartNumberingAfterBreak="0">
+    <w:nsid w:val="4973753E"/>
+    <w:multiLevelType w:val="multilevel"/>
+    <w:tmpl w:val="1D64DB9C"/>
+    <w:lvl w:ilvl="0">
+      <w:start w:val="1"/>
+      <w:numFmt w:val="bullet"/>
+      <w:lvlText w:val=""/>
+      <w:lvlJc w:val="left"/>
+      <w:pPr>
+        <w:tabs>
+          <w:tab w:val="num" w:pos="720"/>
+        </w:tabs>
+        <w:ind w:left="720" w:hanging="360"/>
+      </w:pPr>
+      <w:rPr>
+        <w:rFonts w:ascii="Symbol" w:hAnsi="Symbol" w:hint="default"/>
+        <w:sz w:val="20"/>
+      </w:rPr>
+    </w:lvl>
+    <w:lvl w:ilvl="1" w:tentative="1">
+      <w:start w:val="1"/>
+      <w:numFmt w:val="bullet"/>
+      <w:lvlText w:val="o"/>
+      <w:lvlJc w:val="left"/>
+      <w:pPr>
+        <w:tabs>
+          <w:tab w:val="num" w:pos="1440"/>
+        </w:tabs>
+        <w:ind w:left="1440" w:hanging="360"/>
+      </w:pPr>
+      <w:rPr>
+        <w:rFonts w:ascii="Courier New" w:hAnsi="Courier New" w:hint="default"/>
+        <w:sz w:val="20"/>
+      </w:rPr>
+    </w:lvl>
+    <w:lvl w:ilvl="2" w:tentative="1">
+      <w:start w:val="1"/>
+      <w:numFmt w:val="bullet"/>
+      <w:lvlText w:val=""/>
+      <w:lvlJc w:val="left"/>
+      <w:pPr>
+        <w:tabs>
+          <w:tab w:val="num" w:pos="2160"/>
+        </w:tabs>
+        <w:ind w:left="2160" w:hanging="360"/>
+      </w:pPr>
+      <w:rPr>
+        <w:rFonts w:ascii="Wingdings" w:hAnsi="Wingdings" w:hint="default"/>
+        <w:sz w:val="20"/>
+      </w:rPr>
+    </w:lvl>
+    <w:lvl w:ilvl="3" w:tentative="1">
+      <w:start w:val="1"/>
+      <w:numFmt w:val="bullet"/>
+      <w:lvlText w:val=""/>
+      <w:lvlJc w:val="left"/>
+      <w:pPr>
+        <w:tabs>
+          <w:tab w:val="num" w:pos="2880"/>
+        </w:tabs>
+        <w:ind w:left="2880" w:hanging="360"/>
+      </w:pPr>
+      <w:rPr>
+        <w:rFonts w:ascii="Wingdings" w:hAnsi="Wingdings" w:hint="default"/>
+        <w:sz w:val="20"/>
+      </w:rPr>
+    </w:lvl>
+    <w:lvl w:ilvl="4" w:tentative="1">
+      <w:start w:val="1"/>
+      <w:numFmt w:val="bullet"/>
+      <w:lvlText w:val=""/>
+      <w:lvlJc w:val="left"/>
+      <w:pPr>
+        <w:tabs>
+          <w:tab w:val="num" w:pos="3600"/>
+        </w:tabs>
+        <w:ind w:left="3600" w:hanging="360"/>
+      </w:pPr>
+      <w:rPr>
+        <w:rFonts w:ascii="Wingdings" w:hAnsi="Wingdings" w:hint="default"/>
+        <w:sz w:val="20"/>
+      </w:rPr>
+    </w:lvl>
+    <w:lvl w:ilvl="5" w:tentative="1">
+      <w:start w:val="1"/>
+      <w:numFmt w:val="bullet"/>
+      <w:lvlText w:val=""/>
+      <w:lvlJc w:val="left"/>
+      <w:pPr>
+        <w:tabs>
+          <w:tab w:val="num" w:pos="4320"/>
+        </w:tabs>
+        <w:ind w:left="4320" w:hanging="360"/>
+      </w:pPr>
+      <w:rPr>
+        <w:rFonts w:ascii="Wingdings" w:hAnsi="Wingdings" w:hint="default"/>
+        <w:sz w:val="20"/>
+      </w:rPr>
+    </w:lvl>
+    <w:lvl w:ilvl="6" w:tentative="1">
+      <w:start w:val="1"/>
+      <w:numFmt w:val="bullet"/>
+      <w:lvlText w:val=""/>
+      <w:lvlJc w:val="left"/>
+      <w:pPr>
+        <w:tabs>
+          <w:tab w:val="num" w:pos="5040"/>
+        </w:tabs>
+        <w:ind w:left="5040" w:hanging="360"/>
+      </w:pPr>
+      <w:rPr>
+        <w:rFonts w:ascii="Wingdings" w:hAnsi="Wingdings" w:hint="default"/>
+        <w:sz w:val="20"/>
+      </w:rPr>
+    </w:lvl>
+    <w:lvl w:ilvl="7" w:tentative="1">
+      <w:start w:val="1"/>
+      <w:numFmt w:val="bullet"/>
+      <w:lvlText w:val=""/>
+      <w:lvlJc w:val="left"/>
+      <w:pPr>
+        <w:tabs>
+          <w:tab w:val="num" w:pos="5760"/>
+        </w:tabs>
+        <w:ind w:left="5760" w:hanging="360"/>
+      </w:pPr>
+      <w:rPr>
+        <w:rFonts w:ascii="Wingdings" w:hAnsi="Wingdings" w:hint="default"/>
+        <w:sz w:val="20"/>
+      </w:rPr>
+    </w:lvl>
+    <w:lvl w:ilvl="8" w:tentative="1">
+      <w:start w:val="1"/>
+      <w:numFmt w:val="bullet"/>
+      <w:lvlText w:val=""/>
+      <w:lvlJc w:val="left"/>
+      <w:pPr>
+        <w:tabs>
+          <w:tab w:val="num" w:pos="6480"/>
+        </w:tabs>
+        <w:ind w:left="6480" w:hanging="360"/>
+      </w:pPr>
+      <w:rPr>
+        <w:rFonts w:ascii="Wingdings" w:hAnsi="Wingdings" w:hint="default"/>
+        <w:sz w:val="20"/>
+      </w:rPr>
+    </w:lvl>
+  </w:abstractNum>
+  <w:abstractNum w:abstractNumId="24" w15:restartNumberingAfterBreak="0">
     <w:nsid w:val="4AA13ECC"/>
     <w:multiLevelType w:val="multilevel"/>
     <w:tmpl w:val="9E883880"/>
@@ -10715,7 +13331,7 @@
       </w:rPr>
     </w:lvl>
   </w:abstractNum>
-  <w:abstractNum w:abstractNumId="21" w15:restartNumberingAfterBreak="0">
+  <w:abstractNum w:abstractNumId="25" w15:restartNumberingAfterBreak="0">
     <w:nsid w:val="4F165417"/>
     <w:multiLevelType w:val="multilevel"/>
     <w:tmpl w:val="64E8A1AA"/>
@@ -10864,7 +13480,7 @@
       </w:rPr>
     </w:lvl>
   </w:abstractNum>
-  <w:abstractNum w:abstractNumId="22" w15:restartNumberingAfterBreak="0">
+  <w:abstractNum w:abstractNumId="26" w15:restartNumberingAfterBreak="0">
     <w:nsid w:val="51C83EF5"/>
     <w:multiLevelType w:val="multilevel"/>
     <w:tmpl w:val="FBCA233C"/>
@@ -11013,7 +13629,7 @@
       </w:rPr>
     </w:lvl>
   </w:abstractNum>
-  <w:abstractNum w:abstractNumId="23" w15:restartNumberingAfterBreak="0">
+  <w:abstractNum w:abstractNumId="27" w15:restartNumberingAfterBreak="0">
     <w:nsid w:val="56E42F00"/>
     <w:multiLevelType w:val="multilevel"/>
     <w:tmpl w:val="B980DDE0"/>
@@ -11162,7 +13778,7 @@
       </w:rPr>
     </w:lvl>
   </w:abstractNum>
-  <w:abstractNum w:abstractNumId="24" w15:restartNumberingAfterBreak="0">
+  <w:abstractNum w:abstractNumId="28" w15:restartNumberingAfterBreak="0">
     <w:nsid w:val="574A097E"/>
     <w:multiLevelType w:val="multilevel"/>
     <w:tmpl w:val="C81EE0BA"/>
@@ -11311,7 +13927,7 @@
       </w:rPr>
     </w:lvl>
   </w:abstractNum>
-  <w:abstractNum w:abstractNumId="25" w15:restartNumberingAfterBreak="0">
+  <w:abstractNum w:abstractNumId="29" w15:restartNumberingAfterBreak="0">
     <w:nsid w:val="583F35F9"/>
     <w:multiLevelType w:val="multilevel"/>
     <w:tmpl w:val="AC40A6AA"/>
@@ -11424,7 +14040,7 @@
       </w:pPr>
     </w:lvl>
   </w:abstractNum>
-  <w:abstractNum w:abstractNumId="26" w15:restartNumberingAfterBreak="0">
+  <w:abstractNum w:abstractNumId="30" w15:restartNumberingAfterBreak="0">
     <w:nsid w:val="5F8C4411"/>
     <w:multiLevelType w:val="multilevel"/>
     <w:tmpl w:val="1766EE28"/>
@@ -11573,7 +14189,305 @@
       </w:rPr>
     </w:lvl>
   </w:abstractNum>
-  <w:abstractNum w:abstractNumId="27" w15:restartNumberingAfterBreak="0">
+  <w:abstractNum w:abstractNumId="31" w15:restartNumberingAfterBreak="0">
+    <w:nsid w:val="5FE17564"/>
+    <w:multiLevelType w:val="multilevel"/>
+    <w:tmpl w:val="ABB84B44"/>
+    <w:lvl w:ilvl="0">
+      <w:start w:val="1"/>
+      <w:numFmt w:val="bullet"/>
+      <w:lvlText w:val=""/>
+      <w:lvlJc w:val="left"/>
+      <w:pPr>
+        <w:tabs>
+          <w:tab w:val="num" w:pos="720"/>
+        </w:tabs>
+        <w:ind w:left="720" w:hanging="360"/>
+      </w:pPr>
+      <w:rPr>
+        <w:rFonts w:ascii="Symbol" w:hAnsi="Symbol" w:hint="default"/>
+        <w:sz w:val="20"/>
+      </w:rPr>
+    </w:lvl>
+    <w:lvl w:ilvl="1" w:tentative="1">
+      <w:start w:val="1"/>
+      <w:numFmt w:val="bullet"/>
+      <w:lvlText w:val="o"/>
+      <w:lvlJc w:val="left"/>
+      <w:pPr>
+        <w:tabs>
+          <w:tab w:val="num" w:pos="1440"/>
+        </w:tabs>
+        <w:ind w:left="1440" w:hanging="360"/>
+      </w:pPr>
+      <w:rPr>
+        <w:rFonts w:ascii="Courier New" w:hAnsi="Courier New" w:hint="default"/>
+        <w:sz w:val="20"/>
+      </w:rPr>
+    </w:lvl>
+    <w:lvl w:ilvl="2" w:tentative="1">
+      <w:start w:val="1"/>
+      <w:numFmt w:val="bullet"/>
+      <w:lvlText w:val=""/>
+      <w:lvlJc w:val="left"/>
+      <w:pPr>
+        <w:tabs>
+          <w:tab w:val="num" w:pos="2160"/>
+        </w:tabs>
+        <w:ind w:left="2160" w:hanging="360"/>
+      </w:pPr>
+      <w:rPr>
+        <w:rFonts w:ascii="Wingdings" w:hAnsi="Wingdings" w:hint="default"/>
+        <w:sz w:val="20"/>
+      </w:rPr>
+    </w:lvl>
+    <w:lvl w:ilvl="3" w:tentative="1">
+      <w:start w:val="1"/>
+      <w:numFmt w:val="bullet"/>
+      <w:lvlText w:val=""/>
+      <w:lvlJc w:val="left"/>
+      <w:pPr>
+        <w:tabs>
+          <w:tab w:val="num" w:pos="2880"/>
+        </w:tabs>
+        <w:ind w:left="2880" w:hanging="360"/>
+      </w:pPr>
+      <w:rPr>
+        <w:rFonts w:ascii="Wingdings" w:hAnsi="Wingdings" w:hint="default"/>
+        <w:sz w:val="20"/>
+      </w:rPr>
+    </w:lvl>
+    <w:lvl w:ilvl="4" w:tentative="1">
+      <w:start w:val="1"/>
+      <w:numFmt w:val="bullet"/>
+      <w:lvlText w:val=""/>
+      <w:lvlJc w:val="left"/>
+      <w:pPr>
+        <w:tabs>
+          <w:tab w:val="num" w:pos="3600"/>
+        </w:tabs>
+        <w:ind w:left="3600" w:hanging="360"/>
+      </w:pPr>
+      <w:rPr>
+        <w:rFonts w:ascii="Wingdings" w:hAnsi="Wingdings" w:hint="default"/>
+        <w:sz w:val="20"/>
+      </w:rPr>
+    </w:lvl>
+    <w:lvl w:ilvl="5" w:tentative="1">
+      <w:start w:val="1"/>
+      <w:numFmt w:val="bullet"/>
+      <w:lvlText w:val=""/>
+      <w:lvlJc w:val="left"/>
+      <w:pPr>
+        <w:tabs>
+          <w:tab w:val="num" w:pos="4320"/>
+        </w:tabs>
+        <w:ind w:left="4320" w:hanging="360"/>
+      </w:pPr>
+      <w:rPr>
+        <w:rFonts w:ascii="Wingdings" w:hAnsi="Wingdings" w:hint="default"/>
+        <w:sz w:val="20"/>
+      </w:rPr>
+    </w:lvl>
+    <w:lvl w:ilvl="6" w:tentative="1">
+      <w:start w:val="1"/>
+      <w:numFmt w:val="bullet"/>
+      <w:lvlText w:val=""/>
+      <w:lvlJc w:val="left"/>
+      <w:pPr>
+        <w:tabs>
+          <w:tab w:val="num" w:pos="5040"/>
+        </w:tabs>
+        <w:ind w:left="5040" w:hanging="360"/>
+      </w:pPr>
+      <w:rPr>
+        <w:rFonts w:ascii="Wingdings" w:hAnsi="Wingdings" w:hint="default"/>
+        <w:sz w:val="20"/>
+      </w:rPr>
+    </w:lvl>
+    <w:lvl w:ilvl="7" w:tentative="1">
+      <w:start w:val="1"/>
+      <w:numFmt w:val="bullet"/>
+      <w:lvlText w:val=""/>
+      <w:lvlJc w:val="left"/>
+      <w:pPr>
+        <w:tabs>
+          <w:tab w:val="num" w:pos="5760"/>
+        </w:tabs>
+        <w:ind w:left="5760" w:hanging="360"/>
+      </w:pPr>
+      <w:rPr>
+        <w:rFonts w:ascii="Wingdings" w:hAnsi="Wingdings" w:hint="default"/>
+        <w:sz w:val="20"/>
+      </w:rPr>
+    </w:lvl>
+    <w:lvl w:ilvl="8" w:tentative="1">
+      <w:start w:val="1"/>
+      <w:numFmt w:val="bullet"/>
+      <w:lvlText w:val=""/>
+      <w:lvlJc w:val="left"/>
+      <w:pPr>
+        <w:tabs>
+          <w:tab w:val="num" w:pos="6480"/>
+        </w:tabs>
+        <w:ind w:left="6480" w:hanging="360"/>
+      </w:pPr>
+      <w:rPr>
+        <w:rFonts w:ascii="Wingdings" w:hAnsi="Wingdings" w:hint="default"/>
+        <w:sz w:val="20"/>
+      </w:rPr>
+    </w:lvl>
+  </w:abstractNum>
+  <w:abstractNum w:abstractNumId="32" w15:restartNumberingAfterBreak="0">
+    <w:nsid w:val="63EA45EF"/>
+    <w:multiLevelType w:val="multilevel"/>
+    <w:tmpl w:val="4C28062C"/>
+    <w:lvl w:ilvl="0">
+      <w:start w:val="1"/>
+      <w:numFmt w:val="bullet"/>
+      <w:lvlText w:val=""/>
+      <w:lvlJc w:val="left"/>
+      <w:pPr>
+        <w:tabs>
+          <w:tab w:val="num" w:pos="720"/>
+        </w:tabs>
+        <w:ind w:left="720" w:hanging="360"/>
+      </w:pPr>
+      <w:rPr>
+        <w:rFonts w:ascii="Symbol" w:hAnsi="Symbol" w:hint="default"/>
+        <w:sz w:val="20"/>
+      </w:rPr>
+    </w:lvl>
+    <w:lvl w:ilvl="1" w:tentative="1">
+      <w:start w:val="1"/>
+      <w:numFmt w:val="bullet"/>
+      <w:lvlText w:val="o"/>
+      <w:lvlJc w:val="left"/>
+      <w:pPr>
+        <w:tabs>
+          <w:tab w:val="num" w:pos="1440"/>
+        </w:tabs>
+        <w:ind w:left="1440" w:hanging="360"/>
+      </w:pPr>
+      <w:rPr>
+        <w:rFonts w:ascii="Courier New" w:hAnsi="Courier New" w:hint="default"/>
+        <w:sz w:val="20"/>
+      </w:rPr>
+    </w:lvl>
+    <w:lvl w:ilvl="2" w:tentative="1">
+      <w:start w:val="1"/>
+      <w:numFmt w:val="bullet"/>
+      <w:lvlText w:val=""/>
+      <w:lvlJc w:val="left"/>
+      <w:pPr>
+        <w:tabs>
+          <w:tab w:val="num" w:pos="2160"/>
+        </w:tabs>
+        <w:ind w:left="2160" w:hanging="360"/>
+      </w:pPr>
+      <w:rPr>
+        <w:rFonts w:ascii="Wingdings" w:hAnsi="Wingdings" w:hint="default"/>
+        <w:sz w:val="20"/>
+      </w:rPr>
+    </w:lvl>
+    <w:lvl w:ilvl="3" w:tentative="1">
+      <w:start w:val="1"/>
+      <w:numFmt w:val="bullet"/>
+      <w:lvlText w:val=""/>
+      <w:lvlJc w:val="left"/>
+      <w:pPr>
+        <w:tabs>
+          <w:tab w:val="num" w:pos="2880"/>
+        </w:tabs>
+        <w:ind w:left="2880" w:hanging="360"/>
+      </w:pPr>
+      <w:rPr>
+        <w:rFonts w:ascii="Wingdings" w:hAnsi="Wingdings" w:hint="default"/>
+        <w:sz w:val="20"/>
+      </w:rPr>
+    </w:lvl>
+    <w:lvl w:ilvl="4" w:tentative="1">
+      <w:start w:val="1"/>
+      <w:numFmt w:val="bullet"/>
+      <w:lvlText w:val=""/>
+      <w:lvlJc w:val="left"/>
+      <w:pPr>
+        <w:tabs>
+          <w:tab w:val="num" w:pos="3600"/>
+        </w:tabs>
+        <w:ind w:left="3600" w:hanging="360"/>
+      </w:pPr>
+      <w:rPr>
+        <w:rFonts w:ascii="Wingdings" w:hAnsi="Wingdings" w:hint="default"/>
+        <w:sz w:val="20"/>
+      </w:rPr>
+    </w:lvl>
+    <w:lvl w:ilvl="5" w:tentative="1">
+      <w:start w:val="1"/>
+      <w:numFmt w:val="bullet"/>
+      <w:lvlText w:val=""/>
+      <w:lvlJc w:val="left"/>
+      <w:pPr>
+        <w:tabs>
+          <w:tab w:val="num" w:pos="4320"/>
+        </w:tabs>
+        <w:ind w:left="4320" w:hanging="360"/>
+      </w:pPr>
+      <w:rPr>
+        <w:rFonts w:ascii="Wingdings" w:hAnsi="Wingdings" w:hint="default"/>
+        <w:sz w:val="20"/>
+      </w:rPr>
+    </w:lvl>
+    <w:lvl w:ilvl="6" w:tentative="1">
+      <w:start w:val="1"/>
+      <w:numFmt w:val="bullet"/>
+      <w:lvlText w:val=""/>
+      <w:lvlJc w:val="left"/>
+      <w:pPr>
+        <w:tabs>
+          <w:tab w:val="num" w:pos="5040"/>
+        </w:tabs>
+        <w:ind w:left="5040" w:hanging="360"/>
+      </w:pPr>
+      <w:rPr>
+        <w:rFonts w:ascii="Wingdings" w:hAnsi="Wingdings" w:hint="default"/>
+        <w:sz w:val="20"/>
+      </w:rPr>
+    </w:lvl>
+    <w:lvl w:ilvl="7" w:tentative="1">
+      <w:start w:val="1"/>
+      <w:numFmt w:val="bullet"/>
+      <w:lvlText w:val=""/>
+      <w:lvlJc w:val="left"/>
+      <w:pPr>
+        <w:tabs>
+          <w:tab w:val="num" w:pos="5760"/>
+        </w:tabs>
+        <w:ind w:left="5760" w:hanging="360"/>
+      </w:pPr>
+      <w:rPr>
+        <w:rFonts w:ascii="Wingdings" w:hAnsi="Wingdings" w:hint="default"/>
+        <w:sz w:val="20"/>
+      </w:rPr>
+    </w:lvl>
+    <w:lvl w:ilvl="8" w:tentative="1">
+      <w:start w:val="1"/>
+      <w:numFmt w:val="bullet"/>
+      <w:lvlText w:val=""/>
+      <w:lvlJc w:val="left"/>
+      <w:pPr>
+        <w:tabs>
+          <w:tab w:val="num" w:pos="6480"/>
+        </w:tabs>
+        <w:ind w:left="6480" w:hanging="360"/>
+      </w:pPr>
+      <w:rPr>
+        <w:rFonts w:ascii="Wingdings" w:hAnsi="Wingdings" w:hint="default"/>
+        <w:sz w:val="20"/>
+      </w:rPr>
+    </w:lvl>
+  </w:abstractNum>
+  <w:abstractNum w:abstractNumId="33" w15:restartNumberingAfterBreak="0">
     <w:nsid w:val="653C0999"/>
     <w:multiLevelType w:val="multilevel"/>
     <w:tmpl w:val="C7D6D552"/>
@@ -11722,7 +14636,7 @@
       </w:rPr>
     </w:lvl>
   </w:abstractNum>
-  <w:abstractNum w:abstractNumId="28" w15:restartNumberingAfterBreak="0">
+  <w:abstractNum w:abstractNumId="34" w15:restartNumberingAfterBreak="0">
     <w:nsid w:val="65792D95"/>
     <w:multiLevelType w:val="multilevel"/>
     <w:tmpl w:val="C9C06098"/>
@@ -11871,7 +14785,7 @@
       </w:rPr>
     </w:lvl>
   </w:abstractNum>
-  <w:abstractNum w:abstractNumId="29" w15:restartNumberingAfterBreak="0">
+  <w:abstractNum w:abstractNumId="35" w15:restartNumberingAfterBreak="0">
     <w:nsid w:val="699D7975"/>
     <w:multiLevelType w:val="multilevel"/>
     <w:tmpl w:val="A94084DC"/>
@@ -12020,7 +14934,7 @@
       </w:rPr>
     </w:lvl>
   </w:abstractNum>
-  <w:abstractNum w:abstractNumId="30" w15:restartNumberingAfterBreak="0">
+  <w:abstractNum w:abstractNumId="36" w15:restartNumberingAfterBreak="0">
     <w:nsid w:val="715F1056"/>
     <w:multiLevelType w:val="multilevel"/>
     <w:tmpl w:val="B4AEEC08"/>
@@ -12133,7 +15047,7 @@
       </w:pPr>
     </w:lvl>
   </w:abstractNum>
-  <w:abstractNum w:abstractNumId="31" w15:restartNumberingAfterBreak="0">
+  <w:abstractNum w:abstractNumId="37" w15:restartNumberingAfterBreak="0">
     <w:nsid w:val="7EA834EE"/>
     <w:multiLevelType w:val="multilevel"/>
     <w:tmpl w:val="B9C8C5CE"/>
@@ -12282,7 +15196,7 @@
       </w:rPr>
     </w:lvl>
   </w:abstractNum>
-  <w:abstractNum w:abstractNumId="32" w15:restartNumberingAfterBreak="0">
+  <w:abstractNum w:abstractNumId="38" w15:restartNumberingAfterBreak="0">
     <w:nsid w:val="7EE44B4C"/>
     <w:multiLevelType w:val="multilevel"/>
     <w:tmpl w:val="B7DCE6EA"/>
@@ -12432,40 +15346,40 @@
     </w:lvl>
   </w:abstractNum>
   <w:num w:numId="1" w16cid:durableId="1227300177">
-    <w:abstractNumId w:val="14"/>
+    <w:abstractNumId w:val="17"/>
   </w:num>
   <w:num w:numId="2" w16cid:durableId="1965260687">
-    <w:abstractNumId w:val="31"/>
+    <w:abstractNumId w:val="37"/>
   </w:num>
   <w:num w:numId="3" w16cid:durableId="815729120">
-    <w:abstractNumId w:val="3"/>
+    <w:abstractNumId w:val="4"/>
   </w:num>
   <w:num w:numId="4" w16cid:durableId="942613649">
-    <w:abstractNumId w:val="30"/>
+    <w:abstractNumId w:val="36"/>
   </w:num>
   <w:num w:numId="5" w16cid:durableId="2064333567">
-    <w:abstractNumId w:val="20"/>
+    <w:abstractNumId w:val="24"/>
   </w:num>
   <w:num w:numId="6" w16cid:durableId="1908031268">
-    <w:abstractNumId w:val="9"/>
+    <w:abstractNumId w:val="12"/>
   </w:num>
   <w:num w:numId="7" w16cid:durableId="1948343680">
-    <w:abstractNumId w:val="19"/>
+    <w:abstractNumId w:val="22"/>
   </w:num>
   <w:num w:numId="8" w16cid:durableId="1133790760">
-    <w:abstractNumId w:val="10"/>
+    <w:abstractNumId w:val="13"/>
   </w:num>
   <w:num w:numId="9" w16cid:durableId="781150427">
-    <w:abstractNumId w:val="12"/>
+    <w:abstractNumId w:val="15"/>
   </w:num>
   <w:num w:numId="10" w16cid:durableId="1186989759">
-    <w:abstractNumId w:val="29"/>
+    <w:abstractNumId w:val="35"/>
   </w:num>
   <w:num w:numId="11" w16cid:durableId="1686662956">
-    <w:abstractNumId w:val="18"/>
+    <w:abstractNumId w:val="21"/>
   </w:num>
   <w:num w:numId="12" w16cid:durableId="1964339899">
-    <w:abstractNumId w:val="13"/>
+    <w:abstractNumId w:val="16"/>
   </w:num>
   <w:num w:numId="13" w16cid:durableId="1510409766">
     <w:abstractNumId w:val="2"/>
@@ -12474,61 +15388,79 @@
     <w:abstractNumId w:val="0"/>
   </w:num>
   <w:num w:numId="15" w16cid:durableId="770247194">
-    <w:abstractNumId w:val="7"/>
+    <w:abstractNumId w:val="9"/>
   </w:num>
   <w:num w:numId="16" w16cid:durableId="1579753841">
-    <w:abstractNumId w:val="16"/>
+    <w:abstractNumId w:val="19"/>
   </w:num>
   <w:num w:numId="17" w16cid:durableId="712194579">
+    <w:abstractNumId w:val="29"/>
+  </w:num>
+  <w:num w:numId="18" w16cid:durableId="2128422922">
+    <w:abstractNumId w:val="34"/>
+  </w:num>
+  <w:num w:numId="19" w16cid:durableId="99614843">
+    <w:abstractNumId w:val="26"/>
+  </w:num>
+  <w:num w:numId="20" w16cid:durableId="1221408560">
+    <w:abstractNumId w:val="14"/>
+  </w:num>
+  <w:num w:numId="21" w16cid:durableId="2098673077">
+    <w:abstractNumId w:val="30"/>
+  </w:num>
+  <w:num w:numId="22" w16cid:durableId="837306612">
+    <w:abstractNumId w:val="6"/>
+  </w:num>
+  <w:num w:numId="23" w16cid:durableId="34276977">
+    <w:abstractNumId w:val="18"/>
+  </w:num>
+  <w:num w:numId="24" w16cid:durableId="735396779">
+    <w:abstractNumId w:val="27"/>
+  </w:num>
+  <w:num w:numId="25" w16cid:durableId="1134761773">
+    <w:abstractNumId w:val="8"/>
+  </w:num>
+  <w:num w:numId="26" w16cid:durableId="148012942">
+    <w:abstractNumId w:val="11"/>
+  </w:num>
+  <w:num w:numId="27" w16cid:durableId="665133554">
+    <w:abstractNumId w:val="33"/>
+  </w:num>
+  <w:num w:numId="28" w16cid:durableId="755327094">
+    <w:abstractNumId w:val="38"/>
+  </w:num>
+  <w:num w:numId="29" w16cid:durableId="1889030908">
+    <w:abstractNumId w:val="28"/>
+  </w:num>
+  <w:num w:numId="30" w16cid:durableId="386800936">
+    <w:abstractNumId w:val="20"/>
+  </w:num>
+  <w:num w:numId="31" w16cid:durableId="822896249">
     <w:abstractNumId w:val="25"/>
   </w:num>
-  <w:num w:numId="18" w16cid:durableId="2128422922">
-    <w:abstractNumId w:val="28"/>
-  </w:num>
-  <w:num w:numId="19" w16cid:durableId="99614843">
-    <w:abstractNumId w:val="22"/>
-  </w:num>
-  <w:num w:numId="20" w16cid:durableId="1221408560">
-    <w:abstractNumId w:val="11"/>
-  </w:num>
-  <w:num w:numId="21" w16cid:durableId="2098673077">
-    <w:abstractNumId w:val="26"/>
-  </w:num>
-  <w:num w:numId="22" w16cid:durableId="837306612">
-    <w:abstractNumId w:val="4"/>
-  </w:num>
-  <w:num w:numId="23" w16cid:durableId="34276977">
-    <w:abstractNumId w:val="15"/>
-  </w:num>
-  <w:num w:numId="24" w16cid:durableId="735396779">
-    <w:abstractNumId w:val="23"/>
-  </w:num>
-  <w:num w:numId="25" w16cid:durableId="1134761773">
-    <w:abstractNumId w:val="6"/>
-  </w:num>
-  <w:num w:numId="26" w16cid:durableId="148012942">
-    <w:abstractNumId w:val="8"/>
-  </w:num>
-  <w:num w:numId="27" w16cid:durableId="665133554">
-    <w:abstractNumId w:val="27"/>
-  </w:num>
-  <w:num w:numId="28" w16cid:durableId="755327094">
-    <w:abstractNumId w:val="32"/>
-  </w:num>
-  <w:num w:numId="29" w16cid:durableId="1889030908">
-    <w:abstractNumId w:val="24"/>
-  </w:num>
-  <w:num w:numId="30" w16cid:durableId="386800936">
-    <w:abstractNumId w:val="17"/>
-  </w:num>
-  <w:num w:numId="31" w16cid:durableId="822896249">
-    <w:abstractNumId w:val="21"/>
-  </w:num>
   <w:num w:numId="32" w16cid:durableId="1658806628">
-    <w:abstractNumId w:val="5"/>
+    <w:abstractNumId w:val="7"/>
   </w:num>
   <w:num w:numId="33" w16cid:durableId="1343629450">
     <w:abstractNumId w:val="1"/>
+  </w:num>
+  <w:num w:numId="34" w16cid:durableId="661853667">
+    <w:abstractNumId w:val="10"/>
+  </w:num>
+  <w:num w:numId="35" w16cid:durableId="198779780">
+    <w:abstractNumId w:val="32"/>
+  </w:num>
+  <w:num w:numId="36" w16cid:durableId="1324624234">
+    <w:abstractNumId w:val="23"/>
+  </w:num>
+  <w:num w:numId="37" w16cid:durableId="1587614971">
+    <w:abstractNumId w:val="5"/>
+  </w:num>
+  <w:num w:numId="38" w16cid:durableId="581648954">
+    <w:abstractNumId w:val="3"/>
+  </w:num>
+  <w:num w:numId="39" w16cid:durableId="1592467082">
+    <w:abstractNumId w:val="31"/>
   </w:num>
 </w:numbering>
 </file>
